--- a/DOCUMENTACION/ENTREGABLE 5/ENTREGABLE 5.docx
+++ b/DOCUMENTACION/ENTREGABLE 5/ENTREGABLE 5.docx
@@ -1,6 +1,6 @@
 
 <file path=word/document.xml><?xml version="1.0" encoding="utf-8"?>
-<w:document xmlns:wpc="http://schemas.microsoft.com/office/word/2010/wordprocessingCanvas" xmlns:cx="http://schemas.microsoft.com/office/drawing/2014/chartex" xmlns:cx1="http://schemas.microsoft.com/office/drawing/2015/9/8/chartex" xmlns:cx2="http://schemas.microsoft.com/office/drawing/2015/10/21/chartex" xmlns:cx3="http://schemas.microsoft.com/office/drawing/2016/5/9/chartex" xmlns:cx4="http://schemas.microsoft.com/office/drawing/2016/5/10/chartex" xmlns:cx5="http://schemas.microsoft.com/office/drawing/2016/5/11/chartex" xmlns:cx6="http://schemas.microsoft.com/office/drawing/2016/5/12/chartex" xmlns:cx7="http://schemas.microsoft.com/office/drawing/2016/5/13/chartex" xmlns:cx8="http://schemas.microsoft.com/office/drawing/2016/5/14/chartex" xmlns:mc="http://schemas.openxmlformats.org/markup-compatibility/2006" xmlns:aink="http://schemas.microsoft.com/office/drawing/2016/ink" xmlns:am3d="http://schemas.microsoft.com/office/drawing/2017/model3d" xmlns:o="urn:schemas-microsoft-com:office:office" xmlns:oel="http://schemas.microsoft.com/office/2019/extlst" xmlns:r="http://schemas.openxmlformats.org/officeDocument/2006/relationships" xmlns:m="http://schemas.openxmlformats.org/officeDocument/2006/math" xmlns:v="urn:schemas-microsoft-com:vml" xmlns:wp14="http://schemas.microsoft.com/office/word/2010/wordprocessingDrawing" xmlns:wp="http://schemas.openxmlformats.org/drawingml/2006/wordprocessingDrawing" xmlns:w10="urn:schemas-microsoft-com:office:word" xmlns:w="http://schemas.openxmlformats.org/wordprocessingml/2006/main" xmlns:w14="http://schemas.microsoft.com/office/word/2010/wordml" xmlns:w15="http://schemas.microsoft.com/office/word/2012/wordml" xmlns:w16cex="http://schemas.microsoft.com/office/word/2018/wordml/cex" xmlns:w16cid="http://schemas.microsoft.com/office/word/2016/wordml/cid" xmlns:w16="http://schemas.microsoft.com/office/word/2018/wordml" xmlns:w16du="http://schemas.microsoft.com/office/word/2023/wordml/word16du" xmlns:w16sdtdh="http://schemas.microsoft.com/office/word/2020/wordml/sdtdatahash" xmlns:w16sdtfl="http://schemas.microsoft.com/office/word/2024/wordml/sdtformatlock" xmlns:w16se="http://schemas.microsoft.com/office/word/2015/wordml/symex" xmlns:wpg="http://schemas.microsoft.com/office/word/2010/wordprocessingGroup" xmlns:wpi="http://schemas.microsoft.com/office/word/2010/wordprocessingInk" xmlns:wne="http://schemas.microsoft.com/office/word/2006/wordml" xmlns:wps="http://schemas.microsoft.com/office/word/2010/wordprocessingShape" mc:Ignorable="w14 w15 w16se w16cid w16 w16cex w16sdtdh w16sdtfl w16du wp14">
+<w:document xmlns:wpc="http://schemas.microsoft.com/office/word/2010/wordprocessingCanvas" xmlns:cx="http://schemas.microsoft.com/office/drawing/2014/chartex" xmlns:cx1="http://schemas.microsoft.com/office/drawing/2015/9/8/chartex" xmlns:cx2="http://schemas.microsoft.com/office/drawing/2015/10/21/chartex" xmlns:cx3="http://schemas.microsoft.com/office/drawing/2016/5/9/chartex" xmlns:cx4="http://schemas.microsoft.com/office/drawing/2016/5/10/chartex" xmlns:cx5="http://schemas.microsoft.com/office/drawing/2016/5/11/chartex" xmlns:cx6="http://schemas.microsoft.com/office/drawing/2016/5/12/chartex" xmlns:cx7="http://schemas.microsoft.com/office/drawing/2016/5/13/chartex" xmlns:cx8="http://schemas.microsoft.com/office/drawing/2016/5/14/chartex" xmlns:mc="http://schemas.openxmlformats.org/markup-compatibility/2006" xmlns:aink="http://schemas.microsoft.com/office/drawing/2016/ink" xmlns:am3d="http://schemas.microsoft.com/office/drawing/2017/model3d" xmlns:o="urn:schemas-microsoft-com:office:office" xmlns:oel="http://schemas.microsoft.com/office/2019/extlst" xmlns:r="http://schemas.openxmlformats.org/officeDocument/2006/relationships" xmlns:m="http://schemas.openxmlformats.org/officeDocument/2006/math" xmlns:v="urn:schemas-microsoft-com:vml" xmlns:wp14="http://schemas.microsoft.com/office/word/2010/wordprocessingDrawing" xmlns:wp="http://schemas.openxmlformats.org/drawingml/2006/wordprocessingDrawing" xmlns:w10="urn:schemas-microsoft-com:office:word" xmlns:w="http://schemas.openxmlformats.org/wordprocessingml/2006/main" xmlns:w14="http://schemas.microsoft.com/office/word/2010/wordml" xmlns:w15="http://schemas.microsoft.com/office/word/2012/wordml" xmlns:w16cei="http://schemas.microsoft.com/office/word/2026/wordml/cei" xmlns:w16cex="http://schemas.microsoft.com/office/word/2018/wordml/cex" xmlns:w16cid="http://schemas.microsoft.com/office/word/2016/wordml/cid" xmlns:w16="http://schemas.microsoft.com/office/word/2018/wordml" xmlns:w16du="http://schemas.microsoft.com/office/word/2023/wordml/word16du" xmlns:w16sdtdh="http://schemas.microsoft.com/office/word/2020/wordml/sdtdatahash" xmlns:w16sdtfl="http://schemas.microsoft.com/office/word/2024/wordml/sdtformatlock" xmlns:w16se="http://schemas.microsoft.com/office/word/2015/wordml/symex" xmlns:wpg="http://schemas.microsoft.com/office/word/2010/wordprocessingGroup" xmlns:wpi="http://schemas.microsoft.com/office/word/2010/wordprocessingInk" xmlns:wne="http://schemas.microsoft.com/office/word/2006/wordml" xmlns:wps="http://schemas.microsoft.com/office/word/2010/wordprocessingShape" mc:Ignorable="w14 w15 w16se w16cid w16 w16cex w16sdtdh w16sdtfl w16du wp14">
   <w:body>
     <w:p>
       <w:pPr>
@@ -338,7 +338,7 @@
           <w:sz w:val="32"/>
           <w:szCs w:val="32"/>
         </w:rPr>
-        <w:t>25</w:t>
+        <w:t>05</w:t>
       </w:r>
       <w:r>
         <w:rPr>
@@ -356,7 +356,7 @@
           <w:sz w:val="32"/>
           <w:szCs w:val="32"/>
         </w:rPr>
-        <w:t>6</w:t>
+        <w:t>8</w:t>
       </w:r>
       <w:r>
         <w:rPr>
@@ -481,7 +481,7 @@
           <w:r>
             <w:fldChar w:fldCharType="separate"/>
           </w:r>
-          <w:hyperlink w:anchor="_Toc233567765" w:history="1">
+          <w:hyperlink w:anchor="_Toc236851841" w:history="1">
             <w:r>
               <w:rPr>
                 <w:rStyle w:val="Hipervnculo"/>
@@ -533,7 +533,7 @@
                 <w:noProof/>
                 <w:webHidden/>
               </w:rPr>
-              <w:instrText xml:space="preserve"> PAGEREF _Toc233567765 \h </w:instrText>
+              <w:instrText xml:space="preserve"> PAGEREF _Toc236851841 \h </w:instrText>
             </w:r>
             <w:r>
               <w:rPr>
@@ -581,7 +581,7 @@
               <w14:ligatures w14:val="standardContextual"/>
             </w:rPr>
           </w:pPr>
-          <w:hyperlink w:anchor="_Toc233567766" w:history="1">
+          <w:hyperlink w:anchor="_Toc236851842" w:history="1">
             <w:r>
               <w:rPr>
                 <w:rStyle w:val="Hipervnculo"/>
@@ -628,7 +628,7 @@
                 <w:noProof/>
                 <w:webHidden/>
               </w:rPr>
-              <w:instrText xml:space="preserve"> PAGEREF _Toc233567766 \h </w:instrText>
+              <w:instrText xml:space="preserve"> PAGEREF _Toc236851842 \h </w:instrText>
             </w:r>
             <w:r>
               <w:rPr>
@@ -648,7 +648,7 @@
                 <w:noProof/>
                 <w:webHidden/>
               </w:rPr>
-              <w:t>3</w:t>
+              <w:t>4</w:t>
             </w:r>
             <w:r>
               <w:rPr>
@@ -663,6 +663,7 @@
           <w:pPr>
             <w:pStyle w:val="TDC2"/>
             <w:tabs>
+              <w:tab w:val="left" w:pos="1200"/>
               <w:tab w:val="right" w:leader="dot" w:pos="9962"/>
             </w:tabs>
             <w:rPr>
@@ -675,7 +676,7 @@
               <w14:ligatures w14:val="standardContextual"/>
             </w:rPr>
           </w:pPr>
-          <w:hyperlink w:anchor="_Toc233567767" w:history="1">
+          <w:hyperlink w:anchor="_Toc236851843" w:history="1">
             <w:r>
               <w:rPr>
                 <w:rStyle w:val="Hipervnculo"/>
@@ -687,13 +688,32 @@
             </w:r>
             <w:r>
               <w:rPr>
-                <w:noProof/>
-                <w:webHidden/>
+                <w:rFonts w:eastAsiaTheme="minorEastAsia"/>
+                <w:noProof/>
+                <w:kern w:val="2"/>
+                <w:sz w:val="24"/>
+                <w:szCs w:val="24"/>
+                <w:lang w:eastAsia="es-CR"/>
+                <w14:ligatures w14:val="standardContextual"/>
               </w:rPr>
               <w:tab/>
             </w:r>
             <w:r>
               <w:rPr>
+                <w:rStyle w:val="Hipervnculo"/>
+                <w:noProof/>
+              </w:rPr>
+              <w:t>Python</w:t>
+            </w:r>
+            <w:r>
+              <w:rPr>
+                <w:noProof/>
+                <w:webHidden/>
+              </w:rPr>
+              <w:tab/>
+            </w:r>
+            <w:r>
+              <w:rPr>
                 <w:noProof/>
                 <w:webHidden/>
               </w:rPr>
@@ -704,7 +724,7 @@
                 <w:noProof/>
                 <w:webHidden/>
               </w:rPr>
-              <w:instrText xml:space="preserve"> PAGEREF _Toc233567767 \h </w:instrText>
+              <w:instrText xml:space="preserve"> PAGEREF _Toc236851843 \h </w:instrText>
             </w:r>
             <w:r>
               <w:rPr>
@@ -724,7 +744,1159 @@
                 <w:noProof/>
                 <w:webHidden/>
               </w:rPr>
-              <w:t>3</w:t>
+              <w:t>4</w:t>
+            </w:r>
+            <w:r>
+              <w:rPr>
+                <w:noProof/>
+                <w:webHidden/>
+              </w:rPr>
+              <w:fldChar w:fldCharType="end"/>
+            </w:r>
+          </w:hyperlink>
+        </w:p>
+        <w:p>
+          <w:pPr>
+            <w:pStyle w:val="TDC2"/>
+            <w:tabs>
+              <w:tab w:val="left" w:pos="1200"/>
+              <w:tab w:val="right" w:leader="dot" w:pos="9962"/>
+            </w:tabs>
+            <w:rPr>
+              <w:rFonts w:eastAsiaTheme="minorEastAsia"/>
+              <w:noProof/>
+              <w:kern w:val="2"/>
+              <w:sz w:val="24"/>
+              <w:szCs w:val="24"/>
+              <w:lang w:eastAsia="es-CR"/>
+              <w14:ligatures w14:val="standardContextual"/>
+            </w:rPr>
+          </w:pPr>
+          <w:hyperlink w:anchor="_Toc236851844" w:history="1">
+            <w:r>
+              <w:rPr>
+                <w:rStyle w:val="Hipervnculo"/>
+                <w:rFonts w:cstheme="minorHAnsi"/>
+                <w:bCs/>
+                <w:noProof/>
+              </w:rPr>
+              <w:t>5.2.2.</w:t>
+            </w:r>
+            <w:r>
+              <w:rPr>
+                <w:rFonts w:eastAsiaTheme="minorEastAsia"/>
+                <w:noProof/>
+                <w:kern w:val="2"/>
+                <w:sz w:val="24"/>
+                <w:szCs w:val="24"/>
+                <w:lang w:eastAsia="es-CR"/>
+                <w14:ligatures w14:val="standardContextual"/>
+              </w:rPr>
+              <w:tab/>
+            </w:r>
+            <w:r>
+              <w:rPr>
+                <w:rStyle w:val="Hipervnculo"/>
+                <w:noProof/>
+              </w:rPr>
+              <w:t>Django</w:t>
+            </w:r>
+            <w:r>
+              <w:rPr>
+                <w:noProof/>
+                <w:webHidden/>
+              </w:rPr>
+              <w:tab/>
+            </w:r>
+            <w:r>
+              <w:rPr>
+                <w:noProof/>
+                <w:webHidden/>
+              </w:rPr>
+              <w:fldChar w:fldCharType="begin"/>
+            </w:r>
+            <w:r>
+              <w:rPr>
+                <w:noProof/>
+                <w:webHidden/>
+              </w:rPr>
+              <w:instrText xml:space="preserve"> PAGEREF _Toc236851844 \h </w:instrText>
+            </w:r>
+            <w:r>
+              <w:rPr>
+                <w:noProof/>
+                <w:webHidden/>
+              </w:rPr>
+            </w:r>
+            <w:r>
+              <w:rPr>
+                <w:noProof/>
+                <w:webHidden/>
+              </w:rPr>
+              <w:fldChar w:fldCharType="separate"/>
+            </w:r>
+            <w:r>
+              <w:rPr>
+                <w:noProof/>
+                <w:webHidden/>
+              </w:rPr>
+              <w:t>4</w:t>
+            </w:r>
+            <w:r>
+              <w:rPr>
+                <w:noProof/>
+                <w:webHidden/>
+              </w:rPr>
+              <w:fldChar w:fldCharType="end"/>
+            </w:r>
+          </w:hyperlink>
+        </w:p>
+        <w:p>
+          <w:pPr>
+            <w:pStyle w:val="TDC2"/>
+            <w:tabs>
+              <w:tab w:val="left" w:pos="1200"/>
+              <w:tab w:val="right" w:leader="dot" w:pos="9962"/>
+            </w:tabs>
+            <w:rPr>
+              <w:rFonts w:eastAsiaTheme="minorEastAsia"/>
+              <w:noProof/>
+              <w:kern w:val="2"/>
+              <w:sz w:val="24"/>
+              <w:szCs w:val="24"/>
+              <w:lang w:eastAsia="es-CR"/>
+              <w14:ligatures w14:val="standardContextual"/>
+            </w:rPr>
+          </w:pPr>
+          <w:hyperlink w:anchor="_Toc236851845" w:history="1">
+            <w:r>
+              <w:rPr>
+                <w:rStyle w:val="Hipervnculo"/>
+                <w:rFonts w:cstheme="minorHAnsi"/>
+                <w:bCs/>
+                <w:noProof/>
+              </w:rPr>
+              <w:t>5.2.3.</w:t>
+            </w:r>
+            <w:r>
+              <w:rPr>
+                <w:rFonts w:eastAsiaTheme="minorEastAsia"/>
+                <w:noProof/>
+                <w:kern w:val="2"/>
+                <w:sz w:val="24"/>
+                <w:szCs w:val="24"/>
+                <w:lang w:eastAsia="es-CR"/>
+                <w14:ligatures w14:val="standardContextual"/>
+              </w:rPr>
+              <w:tab/>
+            </w:r>
+            <w:r>
+              <w:rPr>
+                <w:rStyle w:val="Hipervnculo"/>
+                <w:noProof/>
+              </w:rPr>
+              <w:t>MySQL</w:t>
+            </w:r>
+            <w:r>
+              <w:rPr>
+                <w:noProof/>
+                <w:webHidden/>
+              </w:rPr>
+              <w:tab/>
+            </w:r>
+            <w:r>
+              <w:rPr>
+                <w:noProof/>
+                <w:webHidden/>
+              </w:rPr>
+              <w:fldChar w:fldCharType="begin"/>
+            </w:r>
+            <w:r>
+              <w:rPr>
+                <w:noProof/>
+                <w:webHidden/>
+              </w:rPr>
+              <w:instrText xml:space="preserve"> PAGEREF _Toc236851845 \h </w:instrText>
+            </w:r>
+            <w:r>
+              <w:rPr>
+                <w:noProof/>
+                <w:webHidden/>
+              </w:rPr>
+            </w:r>
+            <w:r>
+              <w:rPr>
+                <w:noProof/>
+                <w:webHidden/>
+              </w:rPr>
+              <w:fldChar w:fldCharType="separate"/>
+            </w:r>
+            <w:r>
+              <w:rPr>
+                <w:noProof/>
+                <w:webHidden/>
+              </w:rPr>
+              <w:t>4</w:t>
+            </w:r>
+            <w:r>
+              <w:rPr>
+                <w:noProof/>
+                <w:webHidden/>
+              </w:rPr>
+              <w:fldChar w:fldCharType="end"/>
+            </w:r>
+          </w:hyperlink>
+        </w:p>
+        <w:p>
+          <w:pPr>
+            <w:pStyle w:val="TDC2"/>
+            <w:tabs>
+              <w:tab w:val="left" w:pos="1200"/>
+              <w:tab w:val="right" w:leader="dot" w:pos="9962"/>
+            </w:tabs>
+            <w:rPr>
+              <w:rFonts w:eastAsiaTheme="minorEastAsia"/>
+              <w:noProof/>
+              <w:kern w:val="2"/>
+              <w:sz w:val="24"/>
+              <w:szCs w:val="24"/>
+              <w:lang w:eastAsia="es-CR"/>
+              <w14:ligatures w14:val="standardContextual"/>
+            </w:rPr>
+          </w:pPr>
+          <w:hyperlink w:anchor="_Toc236851846" w:history="1">
+            <w:r>
+              <w:rPr>
+                <w:rStyle w:val="Hipervnculo"/>
+                <w:rFonts w:cstheme="minorHAnsi"/>
+                <w:bCs/>
+                <w:noProof/>
+              </w:rPr>
+              <w:t>5.2.4.</w:t>
+            </w:r>
+            <w:r>
+              <w:rPr>
+                <w:rFonts w:eastAsiaTheme="minorEastAsia"/>
+                <w:noProof/>
+                <w:kern w:val="2"/>
+                <w:sz w:val="24"/>
+                <w:szCs w:val="24"/>
+                <w:lang w:eastAsia="es-CR"/>
+                <w14:ligatures w14:val="standardContextual"/>
+              </w:rPr>
+              <w:tab/>
+            </w:r>
+            <w:r>
+              <w:rPr>
+                <w:rStyle w:val="Hipervnculo"/>
+                <w:noProof/>
+              </w:rPr>
+              <w:t>Visual Studio Code</w:t>
+            </w:r>
+            <w:r>
+              <w:rPr>
+                <w:noProof/>
+                <w:webHidden/>
+              </w:rPr>
+              <w:tab/>
+            </w:r>
+            <w:r>
+              <w:rPr>
+                <w:noProof/>
+                <w:webHidden/>
+              </w:rPr>
+              <w:fldChar w:fldCharType="begin"/>
+            </w:r>
+            <w:r>
+              <w:rPr>
+                <w:noProof/>
+                <w:webHidden/>
+              </w:rPr>
+              <w:instrText xml:space="preserve"> PAGEREF _Toc236851846 \h </w:instrText>
+            </w:r>
+            <w:r>
+              <w:rPr>
+                <w:noProof/>
+                <w:webHidden/>
+              </w:rPr>
+            </w:r>
+            <w:r>
+              <w:rPr>
+                <w:noProof/>
+                <w:webHidden/>
+              </w:rPr>
+              <w:fldChar w:fldCharType="separate"/>
+            </w:r>
+            <w:r>
+              <w:rPr>
+                <w:noProof/>
+                <w:webHidden/>
+              </w:rPr>
+              <w:t>5</w:t>
+            </w:r>
+            <w:r>
+              <w:rPr>
+                <w:noProof/>
+                <w:webHidden/>
+              </w:rPr>
+              <w:fldChar w:fldCharType="end"/>
+            </w:r>
+          </w:hyperlink>
+        </w:p>
+        <w:p>
+          <w:pPr>
+            <w:pStyle w:val="TDC2"/>
+            <w:tabs>
+              <w:tab w:val="left" w:pos="1200"/>
+              <w:tab w:val="right" w:leader="dot" w:pos="9962"/>
+            </w:tabs>
+            <w:rPr>
+              <w:rFonts w:eastAsiaTheme="minorEastAsia"/>
+              <w:noProof/>
+              <w:kern w:val="2"/>
+              <w:sz w:val="24"/>
+              <w:szCs w:val="24"/>
+              <w:lang w:eastAsia="es-CR"/>
+              <w14:ligatures w14:val="standardContextual"/>
+            </w:rPr>
+          </w:pPr>
+          <w:hyperlink w:anchor="_Toc236851847" w:history="1">
+            <w:r>
+              <w:rPr>
+                <w:rStyle w:val="Hipervnculo"/>
+                <w:rFonts w:cstheme="minorHAnsi"/>
+                <w:bCs/>
+                <w:noProof/>
+              </w:rPr>
+              <w:t>5.2.5.</w:t>
+            </w:r>
+            <w:r>
+              <w:rPr>
+                <w:rFonts w:eastAsiaTheme="minorEastAsia"/>
+                <w:noProof/>
+                <w:kern w:val="2"/>
+                <w:sz w:val="24"/>
+                <w:szCs w:val="24"/>
+                <w:lang w:eastAsia="es-CR"/>
+                <w14:ligatures w14:val="standardContextual"/>
+              </w:rPr>
+              <w:tab/>
+            </w:r>
+            <w:r>
+              <w:rPr>
+                <w:rStyle w:val="Hipervnculo"/>
+                <w:noProof/>
+              </w:rPr>
+              <w:t>Git y GitHub</w:t>
+            </w:r>
+            <w:r>
+              <w:rPr>
+                <w:noProof/>
+                <w:webHidden/>
+              </w:rPr>
+              <w:tab/>
+            </w:r>
+            <w:r>
+              <w:rPr>
+                <w:noProof/>
+                <w:webHidden/>
+              </w:rPr>
+              <w:fldChar w:fldCharType="begin"/>
+            </w:r>
+            <w:r>
+              <w:rPr>
+                <w:noProof/>
+                <w:webHidden/>
+              </w:rPr>
+              <w:instrText xml:space="preserve"> PAGEREF _Toc236851847 \h </w:instrText>
+            </w:r>
+            <w:r>
+              <w:rPr>
+                <w:noProof/>
+                <w:webHidden/>
+              </w:rPr>
+            </w:r>
+            <w:r>
+              <w:rPr>
+                <w:noProof/>
+                <w:webHidden/>
+              </w:rPr>
+              <w:fldChar w:fldCharType="separate"/>
+            </w:r>
+            <w:r>
+              <w:rPr>
+                <w:noProof/>
+                <w:webHidden/>
+              </w:rPr>
+              <w:t>5</w:t>
+            </w:r>
+            <w:r>
+              <w:rPr>
+                <w:noProof/>
+                <w:webHidden/>
+              </w:rPr>
+              <w:fldChar w:fldCharType="end"/>
+            </w:r>
+          </w:hyperlink>
+        </w:p>
+        <w:p>
+          <w:pPr>
+            <w:pStyle w:val="TDC2"/>
+            <w:tabs>
+              <w:tab w:val="left" w:pos="1200"/>
+              <w:tab w:val="right" w:leader="dot" w:pos="9962"/>
+            </w:tabs>
+            <w:rPr>
+              <w:rFonts w:eastAsiaTheme="minorEastAsia"/>
+              <w:noProof/>
+              <w:kern w:val="2"/>
+              <w:sz w:val="24"/>
+              <w:szCs w:val="24"/>
+              <w:lang w:eastAsia="es-CR"/>
+              <w14:ligatures w14:val="standardContextual"/>
+            </w:rPr>
+          </w:pPr>
+          <w:hyperlink w:anchor="_Toc236851848" w:history="1">
+            <w:r>
+              <w:rPr>
+                <w:rStyle w:val="Hipervnculo"/>
+                <w:rFonts w:cstheme="minorHAnsi"/>
+                <w:bCs/>
+                <w:noProof/>
+              </w:rPr>
+              <w:t>5.2.6.</w:t>
+            </w:r>
+            <w:r>
+              <w:rPr>
+                <w:rFonts w:eastAsiaTheme="minorEastAsia"/>
+                <w:noProof/>
+                <w:kern w:val="2"/>
+                <w:sz w:val="24"/>
+                <w:szCs w:val="24"/>
+                <w:lang w:eastAsia="es-CR"/>
+                <w14:ligatures w14:val="standardContextual"/>
+              </w:rPr>
+              <w:tab/>
+            </w:r>
+            <w:r>
+              <w:rPr>
+                <w:rStyle w:val="Hipervnculo"/>
+                <w:noProof/>
+              </w:rPr>
+              <w:t>Docker</w:t>
+            </w:r>
+            <w:r>
+              <w:rPr>
+                <w:noProof/>
+                <w:webHidden/>
+              </w:rPr>
+              <w:tab/>
+            </w:r>
+            <w:r>
+              <w:rPr>
+                <w:noProof/>
+                <w:webHidden/>
+              </w:rPr>
+              <w:fldChar w:fldCharType="begin"/>
+            </w:r>
+            <w:r>
+              <w:rPr>
+                <w:noProof/>
+                <w:webHidden/>
+              </w:rPr>
+              <w:instrText xml:space="preserve"> PAGEREF _Toc236851848 \h </w:instrText>
+            </w:r>
+            <w:r>
+              <w:rPr>
+                <w:noProof/>
+                <w:webHidden/>
+              </w:rPr>
+            </w:r>
+            <w:r>
+              <w:rPr>
+                <w:noProof/>
+                <w:webHidden/>
+              </w:rPr>
+              <w:fldChar w:fldCharType="separate"/>
+            </w:r>
+            <w:r>
+              <w:rPr>
+                <w:noProof/>
+                <w:webHidden/>
+              </w:rPr>
+              <w:t>5</w:t>
+            </w:r>
+            <w:r>
+              <w:rPr>
+                <w:noProof/>
+                <w:webHidden/>
+              </w:rPr>
+              <w:fldChar w:fldCharType="end"/>
+            </w:r>
+          </w:hyperlink>
+        </w:p>
+        <w:p>
+          <w:pPr>
+            <w:pStyle w:val="TDC2"/>
+            <w:tabs>
+              <w:tab w:val="left" w:pos="1200"/>
+              <w:tab w:val="right" w:leader="dot" w:pos="9962"/>
+            </w:tabs>
+            <w:rPr>
+              <w:rFonts w:eastAsiaTheme="minorEastAsia"/>
+              <w:noProof/>
+              <w:kern w:val="2"/>
+              <w:sz w:val="24"/>
+              <w:szCs w:val="24"/>
+              <w:lang w:eastAsia="es-CR"/>
+              <w14:ligatures w14:val="standardContextual"/>
+            </w:rPr>
+          </w:pPr>
+          <w:hyperlink w:anchor="_Toc236851849" w:history="1">
+            <w:r>
+              <w:rPr>
+                <w:rStyle w:val="Hipervnculo"/>
+                <w:rFonts w:cstheme="minorHAnsi"/>
+                <w:bCs/>
+                <w:noProof/>
+              </w:rPr>
+              <w:t>5.2.7.</w:t>
+            </w:r>
+            <w:r>
+              <w:rPr>
+                <w:rFonts w:eastAsiaTheme="minorEastAsia"/>
+                <w:noProof/>
+                <w:kern w:val="2"/>
+                <w:sz w:val="24"/>
+                <w:szCs w:val="24"/>
+                <w:lang w:eastAsia="es-CR"/>
+                <w14:ligatures w14:val="standardContextual"/>
+              </w:rPr>
+              <w:tab/>
+            </w:r>
+            <w:r>
+              <w:rPr>
+                <w:rStyle w:val="Hipervnculo"/>
+                <w:noProof/>
+              </w:rPr>
+              <w:t>Cloudflare Tunnel</w:t>
+            </w:r>
+            <w:r>
+              <w:rPr>
+                <w:noProof/>
+                <w:webHidden/>
+              </w:rPr>
+              <w:tab/>
+            </w:r>
+            <w:r>
+              <w:rPr>
+                <w:noProof/>
+                <w:webHidden/>
+              </w:rPr>
+              <w:fldChar w:fldCharType="begin"/>
+            </w:r>
+            <w:r>
+              <w:rPr>
+                <w:noProof/>
+                <w:webHidden/>
+              </w:rPr>
+              <w:instrText xml:space="preserve"> PAGEREF _Toc236851849 \h </w:instrText>
+            </w:r>
+            <w:r>
+              <w:rPr>
+                <w:noProof/>
+                <w:webHidden/>
+              </w:rPr>
+            </w:r>
+            <w:r>
+              <w:rPr>
+                <w:noProof/>
+                <w:webHidden/>
+              </w:rPr>
+              <w:fldChar w:fldCharType="separate"/>
+            </w:r>
+            <w:r>
+              <w:rPr>
+                <w:noProof/>
+                <w:webHidden/>
+              </w:rPr>
+              <w:t>5</w:t>
+            </w:r>
+            <w:r>
+              <w:rPr>
+                <w:noProof/>
+                <w:webHidden/>
+              </w:rPr>
+              <w:fldChar w:fldCharType="end"/>
+            </w:r>
+          </w:hyperlink>
+        </w:p>
+        <w:p>
+          <w:pPr>
+            <w:pStyle w:val="TDC2"/>
+            <w:tabs>
+              <w:tab w:val="left" w:pos="1200"/>
+              <w:tab w:val="right" w:leader="dot" w:pos="9962"/>
+            </w:tabs>
+            <w:rPr>
+              <w:rFonts w:eastAsiaTheme="minorEastAsia"/>
+              <w:noProof/>
+              <w:kern w:val="2"/>
+              <w:sz w:val="24"/>
+              <w:szCs w:val="24"/>
+              <w:lang w:eastAsia="es-CR"/>
+              <w14:ligatures w14:val="standardContextual"/>
+            </w:rPr>
+          </w:pPr>
+          <w:hyperlink w:anchor="_Toc236851850" w:history="1">
+            <w:r>
+              <w:rPr>
+                <w:rStyle w:val="Hipervnculo"/>
+                <w:rFonts w:cstheme="minorHAnsi"/>
+                <w:bCs/>
+                <w:noProof/>
+              </w:rPr>
+              <w:t>5.2.8.</w:t>
+            </w:r>
+            <w:r>
+              <w:rPr>
+                <w:rFonts w:eastAsiaTheme="minorEastAsia"/>
+                <w:noProof/>
+                <w:kern w:val="2"/>
+                <w:sz w:val="24"/>
+                <w:szCs w:val="24"/>
+                <w:lang w:eastAsia="es-CR"/>
+                <w14:ligatures w14:val="standardContextual"/>
+              </w:rPr>
+              <w:tab/>
+            </w:r>
+            <w:r>
+              <w:rPr>
+                <w:rStyle w:val="Hipervnculo"/>
+                <w:noProof/>
+              </w:rPr>
+              <w:t>Bootstrap 5 y Crispy Forms</w:t>
+            </w:r>
+            <w:r>
+              <w:rPr>
+                <w:noProof/>
+                <w:webHidden/>
+              </w:rPr>
+              <w:tab/>
+            </w:r>
+            <w:r>
+              <w:rPr>
+                <w:noProof/>
+                <w:webHidden/>
+              </w:rPr>
+              <w:fldChar w:fldCharType="begin"/>
+            </w:r>
+            <w:r>
+              <w:rPr>
+                <w:noProof/>
+                <w:webHidden/>
+              </w:rPr>
+              <w:instrText xml:space="preserve"> PAGEREF _Toc236851850 \h </w:instrText>
+            </w:r>
+            <w:r>
+              <w:rPr>
+                <w:noProof/>
+                <w:webHidden/>
+              </w:rPr>
+            </w:r>
+            <w:r>
+              <w:rPr>
+                <w:noProof/>
+                <w:webHidden/>
+              </w:rPr>
+              <w:fldChar w:fldCharType="separate"/>
+            </w:r>
+            <w:r>
+              <w:rPr>
+                <w:noProof/>
+                <w:webHidden/>
+              </w:rPr>
+              <w:t>5</w:t>
+            </w:r>
+            <w:r>
+              <w:rPr>
+                <w:noProof/>
+                <w:webHidden/>
+              </w:rPr>
+              <w:fldChar w:fldCharType="end"/>
+            </w:r>
+          </w:hyperlink>
+        </w:p>
+        <w:p>
+          <w:pPr>
+            <w:pStyle w:val="TDC2"/>
+            <w:tabs>
+              <w:tab w:val="left" w:pos="1200"/>
+              <w:tab w:val="right" w:leader="dot" w:pos="9962"/>
+            </w:tabs>
+            <w:rPr>
+              <w:rFonts w:eastAsiaTheme="minorEastAsia"/>
+              <w:noProof/>
+              <w:kern w:val="2"/>
+              <w:sz w:val="24"/>
+              <w:szCs w:val="24"/>
+              <w:lang w:eastAsia="es-CR"/>
+              <w14:ligatures w14:val="standardContextual"/>
+            </w:rPr>
+          </w:pPr>
+          <w:hyperlink w:anchor="_Toc236851851" w:history="1">
+            <w:r>
+              <w:rPr>
+                <w:rStyle w:val="Hipervnculo"/>
+                <w:rFonts w:cstheme="minorHAnsi"/>
+                <w:bCs/>
+                <w:noProof/>
+              </w:rPr>
+              <w:t>5.2.9.</w:t>
+            </w:r>
+            <w:r>
+              <w:rPr>
+                <w:rFonts w:eastAsiaTheme="minorEastAsia"/>
+                <w:noProof/>
+                <w:kern w:val="2"/>
+                <w:sz w:val="24"/>
+                <w:szCs w:val="24"/>
+                <w:lang w:eastAsia="es-CR"/>
+                <w14:ligatures w14:val="standardContextual"/>
+              </w:rPr>
+              <w:tab/>
+            </w:r>
+            <w:r>
+              <w:rPr>
+                <w:rStyle w:val="Hipervnculo"/>
+                <w:noProof/>
+              </w:rPr>
+              <w:t>ReportLab</w:t>
+            </w:r>
+            <w:r>
+              <w:rPr>
+                <w:noProof/>
+                <w:webHidden/>
+              </w:rPr>
+              <w:tab/>
+            </w:r>
+            <w:r>
+              <w:rPr>
+                <w:noProof/>
+                <w:webHidden/>
+              </w:rPr>
+              <w:fldChar w:fldCharType="begin"/>
+            </w:r>
+            <w:r>
+              <w:rPr>
+                <w:noProof/>
+                <w:webHidden/>
+              </w:rPr>
+              <w:instrText xml:space="preserve"> PAGEREF _Toc236851851 \h </w:instrText>
+            </w:r>
+            <w:r>
+              <w:rPr>
+                <w:noProof/>
+                <w:webHidden/>
+              </w:rPr>
+            </w:r>
+            <w:r>
+              <w:rPr>
+                <w:noProof/>
+                <w:webHidden/>
+              </w:rPr>
+              <w:fldChar w:fldCharType="separate"/>
+            </w:r>
+            <w:r>
+              <w:rPr>
+                <w:noProof/>
+                <w:webHidden/>
+              </w:rPr>
+              <w:t>6</w:t>
+            </w:r>
+            <w:r>
+              <w:rPr>
+                <w:noProof/>
+                <w:webHidden/>
+              </w:rPr>
+              <w:fldChar w:fldCharType="end"/>
+            </w:r>
+          </w:hyperlink>
+        </w:p>
+        <w:p>
+          <w:pPr>
+            <w:pStyle w:val="TDC2"/>
+            <w:tabs>
+              <w:tab w:val="left" w:pos="1200"/>
+              <w:tab w:val="right" w:leader="dot" w:pos="9962"/>
+            </w:tabs>
+            <w:rPr>
+              <w:rFonts w:eastAsiaTheme="minorEastAsia"/>
+              <w:noProof/>
+              <w:kern w:val="2"/>
+              <w:sz w:val="24"/>
+              <w:szCs w:val="24"/>
+              <w:lang w:eastAsia="es-CR"/>
+              <w14:ligatures w14:val="standardContextual"/>
+            </w:rPr>
+          </w:pPr>
+          <w:hyperlink w:anchor="_Toc236851852" w:history="1">
+            <w:r>
+              <w:rPr>
+                <w:rStyle w:val="Hipervnculo"/>
+                <w:rFonts w:cstheme="minorHAnsi"/>
+                <w:bCs/>
+                <w:noProof/>
+              </w:rPr>
+              <w:t>5.2.10.</w:t>
+            </w:r>
+            <w:r>
+              <w:rPr>
+                <w:rFonts w:eastAsiaTheme="minorEastAsia"/>
+                <w:noProof/>
+                <w:kern w:val="2"/>
+                <w:sz w:val="24"/>
+                <w:szCs w:val="24"/>
+                <w:lang w:eastAsia="es-CR"/>
+                <w14:ligatures w14:val="standardContextual"/>
+              </w:rPr>
+              <w:tab/>
+            </w:r>
+            <w:r>
+              <w:rPr>
+                <w:rStyle w:val="Hipervnculo"/>
+                <w:noProof/>
+              </w:rPr>
+              <w:t>OpenPyXL</w:t>
+            </w:r>
+            <w:r>
+              <w:rPr>
+                <w:noProof/>
+                <w:webHidden/>
+              </w:rPr>
+              <w:tab/>
+            </w:r>
+            <w:r>
+              <w:rPr>
+                <w:noProof/>
+                <w:webHidden/>
+              </w:rPr>
+              <w:fldChar w:fldCharType="begin"/>
+            </w:r>
+            <w:r>
+              <w:rPr>
+                <w:noProof/>
+                <w:webHidden/>
+              </w:rPr>
+              <w:instrText xml:space="preserve"> PAGEREF _Toc236851852 \h </w:instrText>
+            </w:r>
+            <w:r>
+              <w:rPr>
+                <w:noProof/>
+                <w:webHidden/>
+              </w:rPr>
+            </w:r>
+            <w:r>
+              <w:rPr>
+                <w:noProof/>
+                <w:webHidden/>
+              </w:rPr>
+              <w:fldChar w:fldCharType="separate"/>
+            </w:r>
+            <w:r>
+              <w:rPr>
+                <w:noProof/>
+                <w:webHidden/>
+              </w:rPr>
+              <w:t>6</w:t>
+            </w:r>
+            <w:r>
+              <w:rPr>
+                <w:noProof/>
+                <w:webHidden/>
+              </w:rPr>
+              <w:fldChar w:fldCharType="end"/>
+            </w:r>
+          </w:hyperlink>
+        </w:p>
+        <w:p>
+          <w:pPr>
+            <w:pStyle w:val="TDC2"/>
+            <w:tabs>
+              <w:tab w:val="left" w:pos="1200"/>
+              <w:tab w:val="right" w:leader="dot" w:pos="9962"/>
+            </w:tabs>
+            <w:rPr>
+              <w:rFonts w:eastAsiaTheme="minorEastAsia"/>
+              <w:noProof/>
+              <w:kern w:val="2"/>
+              <w:sz w:val="24"/>
+              <w:szCs w:val="24"/>
+              <w:lang w:eastAsia="es-CR"/>
+              <w14:ligatures w14:val="standardContextual"/>
+            </w:rPr>
+          </w:pPr>
+          <w:hyperlink w:anchor="_Toc236851853" w:history="1">
+            <w:r>
+              <w:rPr>
+                <w:rStyle w:val="Hipervnculo"/>
+                <w:rFonts w:cstheme="minorHAnsi"/>
+                <w:bCs/>
+                <w:noProof/>
+              </w:rPr>
+              <w:t>5.2.11.</w:t>
+            </w:r>
+            <w:r>
+              <w:rPr>
+                <w:rFonts w:eastAsiaTheme="minorEastAsia"/>
+                <w:noProof/>
+                <w:kern w:val="2"/>
+                <w:sz w:val="24"/>
+                <w:szCs w:val="24"/>
+                <w:lang w:eastAsia="es-CR"/>
+                <w14:ligatures w14:val="standardContextual"/>
+              </w:rPr>
+              <w:tab/>
+            </w:r>
+            <w:r>
+              <w:rPr>
+                <w:rStyle w:val="Hipervnculo"/>
+                <w:noProof/>
+              </w:rPr>
+              <w:t>Pandas</w:t>
+            </w:r>
+            <w:r>
+              <w:rPr>
+                <w:noProof/>
+                <w:webHidden/>
+              </w:rPr>
+              <w:tab/>
+            </w:r>
+            <w:r>
+              <w:rPr>
+                <w:noProof/>
+                <w:webHidden/>
+              </w:rPr>
+              <w:fldChar w:fldCharType="begin"/>
+            </w:r>
+            <w:r>
+              <w:rPr>
+                <w:noProof/>
+                <w:webHidden/>
+              </w:rPr>
+              <w:instrText xml:space="preserve"> PAGEREF _Toc236851853 \h </w:instrText>
+            </w:r>
+            <w:r>
+              <w:rPr>
+                <w:noProof/>
+                <w:webHidden/>
+              </w:rPr>
+            </w:r>
+            <w:r>
+              <w:rPr>
+                <w:noProof/>
+                <w:webHidden/>
+              </w:rPr>
+              <w:fldChar w:fldCharType="separate"/>
+            </w:r>
+            <w:r>
+              <w:rPr>
+                <w:noProof/>
+                <w:webHidden/>
+              </w:rPr>
+              <w:t>6</w:t>
+            </w:r>
+            <w:r>
+              <w:rPr>
+                <w:noProof/>
+                <w:webHidden/>
+              </w:rPr>
+              <w:fldChar w:fldCharType="end"/>
+            </w:r>
+          </w:hyperlink>
+        </w:p>
+        <w:p>
+          <w:pPr>
+            <w:pStyle w:val="TDC2"/>
+            <w:tabs>
+              <w:tab w:val="left" w:pos="1200"/>
+              <w:tab w:val="right" w:leader="dot" w:pos="9962"/>
+            </w:tabs>
+            <w:rPr>
+              <w:rFonts w:eastAsiaTheme="minorEastAsia"/>
+              <w:noProof/>
+              <w:kern w:val="2"/>
+              <w:sz w:val="24"/>
+              <w:szCs w:val="24"/>
+              <w:lang w:eastAsia="es-CR"/>
+              <w14:ligatures w14:val="standardContextual"/>
+            </w:rPr>
+          </w:pPr>
+          <w:hyperlink w:anchor="_Toc236851854" w:history="1">
+            <w:r>
+              <w:rPr>
+                <w:rStyle w:val="Hipervnculo"/>
+                <w:rFonts w:cstheme="minorHAnsi"/>
+                <w:bCs/>
+                <w:noProof/>
+              </w:rPr>
+              <w:t>5.2.12.</w:t>
+            </w:r>
+            <w:r>
+              <w:rPr>
+                <w:rFonts w:eastAsiaTheme="minorEastAsia"/>
+                <w:noProof/>
+                <w:kern w:val="2"/>
+                <w:sz w:val="24"/>
+                <w:szCs w:val="24"/>
+                <w:lang w:eastAsia="es-CR"/>
+                <w14:ligatures w14:val="standardContextual"/>
+              </w:rPr>
+              <w:tab/>
+            </w:r>
+            <w:r>
+              <w:rPr>
+                <w:rStyle w:val="Hipervnculo"/>
+                <w:noProof/>
+              </w:rPr>
+              <w:t>Google OAuth 2.0</w:t>
+            </w:r>
+            <w:r>
+              <w:rPr>
+                <w:noProof/>
+                <w:webHidden/>
+              </w:rPr>
+              <w:tab/>
+            </w:r>
+            <w:r>
+              <w:rPr>
+                <w:noProof/>
+                <w:webHidden/>
+              </w:rPr>
+              <w:fldChar w:fldCharType="begin"/>
+            </w:r>
+            <w:r>
+              <w:rPr>
+                <w:noProof/>
+                <w:webHidden/>
+              </w:rPr>
+              <w:instrText xml:space="preserve"> PAGEREF _Toc236851854 \h </w:instrText>
+            </w:r>
+            <w:r>
+              <w:rPr>
+                <w:noProof/>
+                <w:webHidden/>
+              </w:rPr>
+            </w:r>
+            <w:r>
+              <w:rPr>
+                <w:noProof/>
+                <w:webHidden/>
+              </w:rPr>
+              <w:fldChar w:fldCharType="separate"/>
+            </w:r>
+            <w:r>
+              <w:rPr>
+                <w:noProof/>
+                <w:webHidden/>
+              </w:rPr>
+              <w:t>6</w:t>
+            </w:r>
+            <w:r>
+              <w:rPr>
+                <w:noProof/>
+                <w:webHidden/>
+              </w:rPr>
+              <w:fldChar w:fldCharType="end"/>
+            </w:r>
+          </w:hyperlink>
+        </w:p>
+        <w:p>
+          <w:pPr>
+            <w:pStyle w:val="TDC2"/>
+            <w:tabs>
+              <w:tab w:val="left" w:pos="1200"/>
+              <w:tab w:val="right" w:leader="dot" w:pos="9962"/>
+            </w:tabs>
+            <w:rPr>
+              <w:rFonts w:eastAsiaTheme="minorEastAsia"/>
+              <w:noProof/>
+              <w:kern w:val="2"/>
+              <w:sz w:val="24"/>
+              <w:szCs w:val="24"/>
+              <w:lang w:eastAsia="es-CR"/>
+              <w14:ligatures w14:val="standardContextual"/>
+            </w:rPr>
+          </w:pPr>
+          <w:hyperlink w:anchor="_Toc236851855" w:history="1">
+            <w:r>
+              <w:rPr>
+                <w:rStyle w:val="Hipervnculo"/>
+                <w:rFonts w:cstheme="minorHAnsi"/>
+                <w:bCs/>
+                <w:noProof/>
+              </w:rPr>
+              <w:t>5.2.13.</w:t>
+            </w:r>
+            <w:r>
+              <w:rPr>
+                <w:rFonts w:eastAsiaTheme="minorEastAsia"/>
+                <w:noProof/>
+                <w:kern w:val="2"/>
+                <w:sz w:val="24"/>
+                <w:szCs w:val="24"/>
+                <w:lang w:eastAsia="es-CR"/>
+                <w14:ligatures w14:val="standardContextual"/>
+              </w:rPr>
+              <w:tab/>
+            </w:r>
+            <w:r>
+              <w:rPr>
+                <w:rStyle w:val="Hipervnculo"/>
+                <w:noProof/>
+              </w:rPr>
+              <w:t>DataTables y Tabulator</w:t>
+            </w:r>
+            <w:r>
+              <w:rPr>
+                <w:noProof/>
+                <w:webHidden/>
+              </w:rPr>
+              <w:tab/>
+            </w:r>
+            <w:r>
+              <w:rPr>
+                <w:noProof/>
+                <w:webHidden/>
+              </w:rPr>
+              <w:fldChar w:fldCharType="begin"/>
+            </w:r>
+            <w:r>
+              <w:rPr>
+                <w:noProof/>
+                <w:webHidden/>
+              </w:rPr>
+              <w:instrText xml:space="preserve"> PAGEREF _Toc236851855 \h </w:instrText>
+            </w:r>
+            <w:r>
+              <w:rPr>
+                <w:noProof/>
+                <w:webHidden/>
+              </w:rPr>
+            </w:r>
+            <w:r>
+              <w:rPr>
+                <w:noProof/>
+                <w:webHidden/>
+              </w:rPr>
+              <w:fldChar w:fldCharType="separate"/>
+            </w:r>
+            <w:r>
+              <w:rPr>
+                <w:noProof/>
+                <w:webHidden/>
+              </w:rPr>
+              <w:t>7</w:t>
             </w:r>
             <w:r>
               <w:rPr>
@@ -752,7 +1924,7 @@
               <w14:ligatures w14:val="standardContextual"/>
             </w:rPr>
           </w:pPr>
-          <w:hyperlink w:anchor="_Toc233567768" w:history="1">
+          <w:hyperlink w:anchor="_Toc236851856" w:history="1">
             <w:r>
               <w:rPr>
                 <w:rStyle w:val="Hipervnculo"/>
@@ -799,7 +1971,7 @@
                 <w:noProof/>
                 <w:webHidden/>
               </w:rPr>
-              <w:instrText xml:space="preserve"> PAGEREF _Toc233567768 \h </w:instrText>
+              <w:instrText xml:space="preserve"> PAGEREF _Toc236851856 \h </w:instrText>
             </w:r>
             <w:r>
               <w:rPr>
@@ -819,7 +1991,7 @@
                 <w:noProof/>
                 <w:webHidden/>
               </w:rPr>
-              <w:t>3</w:t>
+              <w:t>7</w:t>
             </w:r>
             <w:r>
               <w:rPr>
@@ -847,7 +2019,7 @@
               <w14:ligatures w14:val="standardContextual"/>
             </w:rPr>
           </w:pPr>
-          <w:hyperlink w:anchor="_Toc233567769" w:history="1">
+          <w:hyperlink w:anchor="_Toc236851857" w:history="1">
             <w:r>
               <w:rPr>
                 <w:rStyle w:val="Hipervnculo"/>
@@ -894,7 +2066,7 @@
                 <w:noProof/>
                 <w:webHidden/>
               </w:rPr>
-              <w:instrText xml:space="preserve"> PAGEREF _Toc233567769 \h </w:instrText>
+              <w:instrText xml:space="preserve"> PAGEREF _Toc236851857 \h </w:instrText>
             </w:r>
             <w:r>
               <w:rPr>
@@ -914,7 +2086,7 @@
                 <w:noProof/>
                 <w:webHidden/>
               </w:rPr>
-              <w:t>3</w:t>
+              <w:t>7</w:t>
             </w:r>
             <w:r>
               <w:rPr>
@@ -942,7 +2114,7 @@
               <w14:ligatures w14:val="standardContextual"/>
             </w:rPr>
           </w:pPr>
-          <w:hyperlink w:anchor="_Toc233567770" w:history="1">
+          <w:hyperlink w:anchor="_Toc236851858" w:history="1">
             <w:r>
               <w:rPr>
                 <w:rStyle w:val="Hipervnculo"/>
@@ -989,7 +2161,7 @@
                 <w:noProof/>
                 <w:webHidden/>
               </w:rPr>
-              <w:instrText xml:space="preserve"> PAGEREF _Toc233567770 \h </w:instrText>
+              <w:instrText xml:space="preserve"> PAGEREF _Toc236851858 \h </w:instrText>
             </w:r>
             <w:r>
               <w:rPr>
@@ -1009,7 +2181,7 @@
                 <w:noProof/>
                 <w:webHidden/>
               </w:rPr>
-              <w:t>3</w:t>
+              <w:t>7</w:t>
             </w:r>
             <w:r>
               <w:rPr>
@@ -1037,7 +2209,7 @@
               <w14:ligatures w14:val="standardContextual"/>
             </w:rPr>
           </w:pPr>
-          <w:hyperlink w:anchor="_Toc233567771" w:history="1">
+          <w:hyperlink w:anchor="_Toc236851859" w:history="1">
             <w:r>
               <w:rPr>
                 <w:rStyle w:val="Hipervnculo"/>
@@ -1084,7 +2256,7 @@
                 <w:noProof/>
                 <w:webHidden/>
               </w:rPr>
-              <w:instrText xml:space="preserve"> PAGEREF _Toc233567771 \h </w:instrText>
+              <w:instrText xml:space="preserve"> PAGEREF _Toc236851859 \h </w:instrText>
             </w:r>
             <w:r>
               <w:rPr>
@@ -1104,7 +2276,7 @@
                 <w:noProof/>
                 <w:webHidden/>
               </w:rPr>
-              <w:t>3</w:t>
+              <w:t>7</w:t>
             </w:r>
             <w:r>
               <w:rPr>
@@ -1132,7 +2304,7 @@
               <w14:ligatures w14:val="standardContextual"/>
             </w:rPr>
           </w:pPr>
-          <w:hyperlink w:anchor="_Toc233567772" w:history="1">
+          <w:hyperlink w:anchor="_Toc236851860" w:history="1">
             <w:r>
               <w:rPr>
                 <w:rStyle w:val="Hipervnculo"/>
@@ -1179,7 +2351,7 @@
                 <w:noProof/>
                 <w:webHidden/>
               </w:rPr>
-              <w:instrText xml:space="preserve"> PAGEREF _Toc233567772 \h </w:instrText>
+              <w:instrText xml:space="preserve"> PAGEREF _Toc236851860 \h </w:instrText>
             </w:r>
             <w:r>
               <w:rPr>
@@ -1199,7 +2371,7 @@
                 <w:noProof/>
                 <w:webHidden/>
               </w:rPr>
-              <w:t>3</w:t>
+              <w:t>7</w:t>
             </w:r>
             <w:r>
               <w:rPr>
@@ -1227,7 +2399,7 @@
               <w14:ligatures w14:val="standardContextual"/>
             </w:rPr>
           </w:pPr>
-          <w:hyperlink w:anchor="_Toc233567773" w:history="1">
+          <w:hyperlink w:anchor="_Toc236851861" w:history="1">
             <w:r>
               <w:rPr>
                 <w:rStyle w:val="Hipervnculo"/>
@@ -1274,7 +2446,7 @@
                 <w:noProof/>
                 <w:webHidden/>
               </w:rPr>
-              <w:instrText xml:space="preserve"> PAGEREF _Toc233567773 \h </w:instrText>
+              <w:instrText xml:space="preserve"> PAGEREF _Toc236851861 \h </w:instrText>
             </w:r>
             <w:r>
               <w:rPr>
@@ -1294,7 +2466,7 @@
                 <w:noProof/>
                 <w:webHidden/>
               </w:rPr>
-              <w:t>3</w:t>
+              <w:t>7</w:t>
             </w:r>
             <w:r>
               <w:rPr>
@@ -1400,8 +2572,12 @@
       </w:pPr>
       <w:bookmarkStart w:id="14" w:name="_Toc233567405"/>
       <w:bookmarkStart w:id="15" w:name="_Toc233567760"/>
+      <w:bookmarkStart w:id="16" w:name="_Toc236833716"/>
+      <w:bookmarkStart w:id="17" w:name="_Toc236851836"/>
       <w:bookmarkEnd w:id="14"/>
       <w:bookmarkEnd w:id="15"/>
+      <w:bookmarkEnd w:id="16"/>
+      <w:bookmarkEnd w:id="17"/>
     </w:p>
     <w:p>
       <w:pPr>
@@ -1428,10 +2604,14 @@
           <w:szCs w:val="24"/>
         </w:rPr>
       </w:pPr>
-      <w:bookmarkStart w:id="16" w:name="_Toc233567406"/>
-      <w:bookmarkStart w:id="17" w:name="_Toc233567761"/>
-      <w:bookmarkEnd w:id="16"/>
-      <w:bookmarkEnd w:id="17"/>
+      <w:bookmarkStart w:id="18" w:name="_Toc233567406"/>
+      <w:bookmarkStart w:id="19" w:name="_Toc233567761"/>
+      <w:bookmarkStart w:id="20" w:name="_Toc236833717"/>
+      <w:bookmarkStart w:id="21" w:name="_Toc236851837"/>
+      <w:bookmarkEnd w:id="18"/>
+      <w:bookmarkEnd w:id="19"/>
+      <w:bookmarkEnd w:id="20"/>
+      <w:bookmarkEnd w:id="21"/>
     </w:p>
     <w:p>
       <w:pPr>
@@ -1458,10 +2638,14 @@
           <w:szCs w:val="24"/>
         </w:rPr>
       </w:pPr>
-      <w:bookmarkStart w:id="18" w:name="_Toc233567407"/>
-      <w:bookmarkStart w:id="19" w:name="_Toc233567762"/>
-      <w:bookmarkEnd w:id="18"/>
-      <w:bookmarkEnd w:id="19"/>
+      <w:bookmarkStart w:id="22" w:name="_Toc233567407"/>
+      <w:bookmarkStart w:id="23" w:name="_Toc233567762"/>
+      <w:bookmarkStart w:id="24" w:name="_Toc236833718"/>
+      <w:bookmarkStart w:id="25" w:name="_Toc236851838"/>
+      <w:bookmarkEnd w:id="22"/>
+      <w:bookmarkEnd w:id="23"/>
+      <w:bookmarkEnd w:id="24"/>
+      <w:bookmarkEnd w:id="25"/>
     </w:p>
     <w:p>
       <w:pPr>
@@ -1488,10 +2672,14 @@
           <w:szCs w:val="24"/>
         </w:rPr>
       </w:pPr>
-      <w:bookmarkStart w:id="20" w:name="_Toc233567408"/>
-      <w:bookmarkStart w:id="21" w:name="_Toc233567763"/>
-      <w:bookmarkEnd w:id="20"/>
-      <w:bookmarkEnd w:id="21"/>
+      <w:bookmarkStart w:id="26" w:name="_Toc233567408"/>
+      <w:bookmarkStart w:id="27" w:name="_Toc233567763"/>
+      <w:bookmarkStart w:id="28" w:name="_Toc236833719"/>
+      <w:bookmarkStart w:id="29" w:name="_Toc236851839"/>
+      <w:bookmarkEnd w:id="26"/>
+      <w:bookmarkEnd w:id="27"/>
+      <w:bookmarkEnd w:id="28"/>
+      <w:bookmarkEnd w:id="29"/>
     </w:p>
     <w:p>
       <w:pPr>
@@ -1518,10 +2706,14 @@
           <w:szCs w:val="24"/>
         </w:rPr>
       </w:pPr>
-      <w:bookmarkStart w:id="22" w:name="_Toc233567409"/>
-      <w:bookmarkStart w:id="23" w:name="_Toc233567764"/>
-      <w:bookmarkEnd w:id="22"/>
-      <w:bookmarkEnd w:id="23"/>
+      <w:bookmarkStart w:id="30" w:name="_Toc233567409"/>
+      <w:bookmarkStart w:id="31" w:name="_Toc233567764"/>
+      <w:bookmarkStart w:id="32" w:name="_Toc236833720"/>
+      <w:bookmarkStart w:id="33" w:name="_Toc236851840"/>
+      <w:bookmarkEnd w:id="30"/>
+      <w:bookmarkEnd w:id="31"/>
+      <w:bookmarkEnd w:id="32"/>
+      <w:bookmarkEnd w:id="33"/>
     </w:p>
     <w:p>
       <w:pPr>
@@ -1535,7 +2727,7 @@
           <w:szCs w:val="24"/>
         </w:rPr>
       </w:pPr>
-      <w:bookmarkStart w:id="24" w:name="_Toc233567765"/>
+      <w:bookmarkStart w:id="34" w:name="_Toc236851841"/>
       <w:r>
         <w:rPr>
           <w:rFonts w:cstheme="minorHAnsi"/>
@@ -1546,13 +2738,12 @@
         </w:rPr>
         <w:t>INTRODUCCIÓN</w:t>
       </w:r>
-      <w:bookmarkEnd w:id="24"/>
+      <w:bookmarkEnd w:id="34"/>
     </w:p>
     <w:p/>
     <w:p>
       <w:pPr>
         <w:pStyle w:val="PARRAFOENTREGABLES"/>
-        <w:ind w:firstLine="360"/>
         <w:rPr>
           <w:rStyle w:val="Referenciaintensa"/>
           <w:b w:val="0"/>
@@ -1571,7 +2762,7 @@
           <w:color w:val="auto"/>
           <w:spacing w:val="0"/>
         </w:rPr>
-        <w:t>El presente documento corresponde al Entregable #5 del Proyecto Profesional Informático, denominado Desarrollo del Sistema y Puesta en Marcha, en el cual se documenta el proceso de implementación del sistema SIGEPAN (Sistema Integral de Gestión para Panaderías) desarrollado para la empresa La Pana.</w:t>
+        <w:t>El presente entregable corresponde a la fase de desarrollo del sistema y puesta en marcha del proyecto SIGEPAN, un sistema de información diseñado para apoyar la gestión operativa y administrativa de La Pana, cubriendo procesos como ventas, inventario, compras, clientes, proveedores, control de mermas, gastos operativos y seguridad de acceso. Esta etapa del proyecto tiene como propósito construir el software a partir del diseño funcional y de base de datos definidos previamente, así como comprobar mediante pruebas que el sistema cumple con los requerimientos establecidos.</w:t>
       </w:r>
     </w:p>
     <w:p>
@@ -1608,12 +2799,9 @@
           <w:color w:val="auto"/>
           <w:spacing w:val="0"/>
         </w:rPr>
-        <w:t>Luego de completar las etapas de levantamiento de requerimientos, análisis de factibilidad y diseño del sistema, se procede al desarrollo de la solución informática utilizando las tecnologías previamente seleccionadas. Durante esta etapa se implementan los módulos funcionales definidos en los requerimientos del proyecto, siguiendo una arquitectura por capas y aplicando buenas prácticas de desarrollo de software que favorecen la mantenibilidad, escalabilidad y seguridad de la aplicación.</w:t>
-      </w:r>
-    </w:p>
-    <w:p>
-      <w:pPr>
-        <w:pStyle w:val="PARRAFOENTREGABLES"/>
+        <w:t xml:space="preserve">En esta fase se llevo a cabo la codificación de los distintos </w:t>
+      </w:r>
+      <w:r>
         <w:rPr>
           <w:rStyle w:val="Referenciaintensa"/>
           <w:b w:val="0"/>
@@ -1622,11 +2810,9 @@
           <w:color w:val="auto"/>
           <w:spacing w:val="0"/>
         </w:rPr>
-      </w:pPr>
-    </w:p>
-    <w:p>
-      <w:pPr>
-        <w:pStyle w:val="PARRAFOENTREGABLES"/>
+        <w:t>módulos</w:t>
+      </w:r>
+      <w:r>
         <w:rPr>
           <w:rStyle w:val="Referenciaintensa"/>
           <w:b w:val="0"/>
@@ -1635,7 +2821,8 @@
           <w:color w:val="auto"/>
           <w:spacing w:val="0"/>
         </w:rPr>
-      </w:pPr>
+        <w:t xml:space="preserve"> del sistema utilizando las herramientas y tecnologías sel</w:t>
+      </w:r>
       <w:r>
         <w:rPr>
           <w:rStyle w:val="Referenciaintensa"/>
@@ -1645,9 +2832,8 @@
           <w:color w:val="auto"/>
           <w:spacing w:val="0"/>
         </w:rPr>
-        <w:t xml:space="preserve">El desarrollo de SIGEPAN se realizó utilizando Python como lenguaje de programación, Django como </w:t>
-      </w:r>
-      <w:proofErr w:type="spellStart"/>
+        <w:t>e</w:t>
+      </w:r>
       <w:r>
         <w:rPr>
           <w:rStyle w:val="Referenciaintensa"/>
@@ -1657,9 +2843,8 @@
           <w:color w:val="auto"/>
           <w:spacing w:val="0"/>
         </w:rPr>
-        <w:t>framework</w:t>
-      </w:r>
-      <w:proofErr w:type="spellEnd"/>
+        <w:t xml:space="preserve">ccionadas para el proyecto, </w:t>
+      </w:r>
       <w:r>
         <w:rPr>
           <w:rStyle w:val="Referenciaintensa"/>
@@ -1669,12 +2854,9 @@
           <w:color w:val="auto"/>
           <w:spacing w:val="0"/>
         </w:rPr>
-        <w:t xml:space="preserve"> para el desarrollo web y MySQL como sistema gestor de bases de datos. Asimismo, se incorporaron herramientas complementarias que facilitaron el control de versiones, la generación de reportes, la administración del código fuente y la ejecución de pruebas funcionales y de seguridad, conforme a los requerimientos definidos en etapas anteriores. Esto mantiene coherencia con las decisiones técnicas documentadas en los entregables de levantamiento de requerimientos y análisis de factibilidad.</w:t>
-      </w:r>
-    </w:p>
-    <w:p>
-      <w:pPr>
-        <w:pStyle w:val="PARRAFOENTREGABLES"/>
+        <w:t>así</w:t>
+      </w:r>
+      <w:r>
         <w:rPr>
           <w:rStyle w:val="Referenciaintensa"/>
           <w:b w:val="0"/>
@@ -1683,11 +2865,9 @@
           <w:color w:val="auto"/>
           <w:spacing w:val="0"/>
         </w:rPr>
-      </w:pPr>
-    </w:p>
-    <w:p>
-      <w:pPr>
-        <w:pStyle w:val="PARRAFOENTREGABLES"/>
+        <w:t xml:space="preserve"> como la ejecución de pruebas orientadas </w:t>
+      </w:r>
+      <w:r>
         <w:rPr>
           <w:rStyle w:val="Referenciaintensa"/>
           <w:b w:val="0"/>
@@ -1696,8 +2876,12 @@
           <w:color w:val="auto"/>
           <w:spacing w:val="0"/>
         </w:rPr>
-      </w:pPr>
-      <w:r>
+        <w:t>a validar el correcto funcionamiento del software antes de su puesta en marcha. Estas pruebas abarcaron la validación de datos ingresados por el usuario, el control de acceso según los distintos roles definidos en el sistema, el funcionamiento de los procesos principales de cada módulo, la correcta carga y consulta de la información almacenada en la base de datos, y los mecanismos de seguridad implementados para proteger el acceso y la información de los usuarios.</w:t>
+      </w:r>
+    </w:p>
+    <w:p>
+      <w:pPr>
+        <w:pStyle w:val="PARRAFOENTREGABLES"/>
         <w:rPr>
           <w:rStyle w:val="Referenciaintensa"/>
           <w:b w:val="0"/>
@@ -1706,8 +2890,7 @@
           <w:color w:val="auto"/>
           <w:spacing w:val="0"/>
         </w:rPr>
-        <w:t>Durante el proceso de desarrollo se implementaron funcionalidades orientadas a la administración de usuarios, control de roles y permisos, gestión de productos, inventario, ventas, aperturas y cierres de caja, registro de mermas, gastos operativos, clientes, compras, generación de reportes operativos y gerenciales, bitácoras de auditoría e integración con servicios de Google, permitiendo construir una plataforma integral para apoyar la gestión operativa y administrativa de la empresa.</w:t>
-      </w:r>
+      </w:pPr>
     </w:p>
     <w:p>
       <w:pPr>
@@ -1721,10 +2904,7 @@
           <w:spacing w:val="0"/>
         </w:rPr>
       </w:pPr>
-    </w:p>
-    <w:p>
-      <w:pPr>
-        <w:pStyle w:val="PARRAFOENTREGABLES"/>
+      <w:r>
         <w:rPr>
           <w:rStyle w:val="Referenciaintensa"/>
           <w:b w:val="0"/>
@@ -1733,8 +2913,12 @@
           <w:color w:val="auto"/>
           <w:spacing w:val="0"/>
         </w:rPr>
-      </w:pPr>
-      <w:r>
+        <w:t>El presente documento se organiza de la siguiente manera: en el apartado 5.2 se describen los lenguajes de programación, herramientas de software y aplicaciones utilizadas en el desarrollo del sistema; en el apartado 5.3 se presenta el código fuente correspondiente a los módulos implementados; en el apartado 5.4 se detallan las pruebas realizadas del sistema, clasificadas en validación de datos, control de acceso, pruebas funcionales, carga de datos y seguridad; y finalmente, en los apartados 5.5 a 5.8 se incluye la bitácora de programación y pruebas, la bibliografía consultada, el glosario de términos y los anexos correspondientes.</w:t>
+      </w:r>
+    </w:p>
+    <w:p>
+      <w:pPr>
+        <w:pStyle w:val="PARRAFOENTREGABLES"/>
         <w:rPr>
           <w:rStyle w:val="Referenciaintensa"/>
           <w:b w:val="0"/>
@@ -1743,9 +2927,11 @@
           <w:color w:val="auto"/>
           <w:spacing w:val="0"/>
         </w:rPr>
-        <w:t xml:space="preserve">Como parte de este entregable también se documentan las herramientas utilizadas durante el desarrollo, la estructura general del código fuente, las pruebas realizadas para verificar el correcto </w:t>
-      </w:r>
-      <w:r>
+      </w:pPr>
+    </w:p>
+    <w:p>
+      <w:pPr>
+        <w:pStyle w:val="PARRAFOENTREGABLES"/>
         <w:rPr>
           <w:rStyle w:val="Referenciaintensa"/>
           <w:b w:val="0"/>
@@ -1754,13 +2940,39 @@
           <w:color w:val="auto"/>
           <w:spacing w:val="0"/>
         </w:rPr>
+      </w:pPr>
+    </w:p>
+    <w:p>
+      <w:pPr>
+        <w:rPr>
+          <w:rFonts w:eastAsiaTheme="majorEastAsia" w:cstheme="majorBidi"/>
+          <w:b/>
+          <w:i/>
+          <w:color w:val="000000" w:themeColor="text1"/>
+          <w:sz w:val="24"/>
+          <w:szCs w:val="32"/>
+        </w:rPr>
+      </w:pPr>
+      <w:r>
+        <w:br w:type="page"/>
+      </w:r>
+    </w:p>
+    <w:p>
+      <w:pPr>
+        <w:pStyle w:val="Ttulo1"/>
+      </w:pPr>
+      <w:bookmarkStart w:id="35" w:name="_Toc236851842"/>
+      <w:r>
         <w:lastRenderedPageBreak/>
-        <w:t>funcionamiento del sistema y una bitácora que registra las principales actividades ejecutadas durante la fase de programación y validación.</w:t>
-      </w:r>
-    </w:p>
-    <w:p>
-      <w:pPr>
-        <w:pStyle w:val="PARRAFOENTREGABLES"/>
+        <w:t>LENGUAJE DE PROGRAMACION, HERRAMIENTAS DE SOFTWARE Y APLICACIONES</w:t>
+      </w:r>
+      <w:bookmarkEnd w:id="35"/>
+    </w:p>
+    <w:p/>
+    <w:p>
+      <w:pPr>
+        <w:spacing w:line="360" w:lineRule="auto"/>
+        <w:ind w:firstLine="360"/>
         <w:rPr>
           <w:rStyle w:val="Referenciaintensa"/>
           <w:b w:val="0"/>
@@ -1768,12 +2980,11 @@
           <w:smallCaps w:val="0"/>
           <w:color w:val="auto"/>
           <w:spacing w:val="0"/>
-        </w:rPr>
-      </w:pPr>
-    </w:p>
-    <w:p>
-      <w:pPr>
-        <w:pStyle w:val="PARRAFOENTREGABLES"/>
+          <w:sz w:val="24"/>
+          <w:szCs w:val="24"/>
+        </w:rPr>
+      </w:pPr>
+      <w:r>
         <w:rPr>
           <w:rStyle w:val="Referenciaintensa"/>
           <w:b w:val="0"/>
@@ -1781,9 +2992,27 @@
           <w:smallCaps w:val="0"/>
           <w:color w:val="auto"/>
           <w:spacing w:val="0"/>
-        </w:rPr>
-      </w:pPr>
-      <w:r>
+          <w:sz w:val="24"/>
+          <w:szCs w:val="24"/>
+        </w:rPr>
+        <w:t>En este apartado se describen los lenguajes de programación, frameworks, librerías y herramientas de software utilizados durante el desarrollo del sistema SIGEPAN. Para cada uno se indica brevemente su función dentro del proyecto y el motivo por el cual fue seleccionado, con el fin de dar contexto técnico al lector antes de presentar el código fuente y las pruebas realizadas en los apartados siguientes.</w:t>
+      </w:r>
+    </w:p>
+    <w:p/>
+    <w:p>
+      <w:pPr>
+        <w:pStyle w:val="Ttulo2"/>
+      </w:pPr>
+      <w:bookmarkStart w:id="36" w:name="_Toc236851843"/>
+      <w:r>
+        <w:t>Python</w:t>
+      </w:r>
+      <w:bookmarkEnd w:id="36"/>
+    </w:p>
+    <w:p/>
+    <w:p>
+      <w:pPr>
+        <w:pStyle w:val="PARRAFOENTREGABLES"/>
         <w:rPr>
           <w:rStyle w:val="Referenciaintensa"/>
           <w:b w:val="0"/>
@@ -1792,12 +3021,8 @@
           <w:color w:val="auto"/>
           <w:spacing w:val="0"/>
         </w:rPr>
-        <w:t>Finalmente, este documento evidencia que el desarrollo de SIGEPAN cumple con los requerimientos funcionales y no funcionales establecidos para el proyecto, constituyendo una solución informática capaz de mejorar el control de la información, optimizar los procesos de la empresa y servir como base para las etapas de implementación, capacitación y puesta en producción.</w:t>
-      </w:r>
-    </w:p>
-    <w:p>
-      <w:pPr>
-        <w:pStyle w:val="PARRAFOENTREGABLES"/>
+      </w:pPr>
+      <w:r>
         <w:rPr>
           <w:rStyle w:val="Referenciaintensa"/>
           <w:b w:val="0"/>
@@ -1806,93 +3031,4981 @@
           <w:color w:val="auto"/>
           <w:spacing w:val="0"/>
         </w:rPr>
-      </w:pPr>
-    </w:p>
+        <w:t xml:space="preserve">Python es el lenguaje de programación utilizado para el desarrollo de la </w:t>
+      </w:r>
+      <w:r>
+        <w:rPr>
+          <w:rStyle w:val="Referenciaintensa"/>
+          <w:b w:val="0"/>
+          <w:bCs w:val="0"/>
+          <w:smallCaps w:val="0"/>
+          <w:color w:val="auto"/>
+          <w:spacing w:val="0"/>
+        </w:rPr>
+        <w:t>lógica</w:t>
+      </w:r>
+      <w:r>
+        <w:rPr>
+          <w:rStyle w:val="Referenciaintensa"/>
+          <w:b w:val="0"/>
+          <w:bCs w:val="0"/>
+          <w:smallCaps w:val="0"/>
+          <w:color w:val="auto"/>
+          <w:spacing w:val="0"/>
+        </w:rPr>
+        <w:t xml:space="preserve"> de negocio del sistema SIGEPAN. Se elegio por su sintaxis clara, su amplio soporte de librerías y</w:t>
+      </w:r>
+      <w:r>
+        <w:rPr>
+          <w:rStyle w:val="Referenciaintensa"/>
+          <w:b w:val="0"/>
+          <w:bCs w:val="0"/>
+          <w:smallCaps w:val="0"/>
+          <w:color w:val="auto"/>
+          <w:spacing w:val="0"/>
+        </w:rPr>
+        <w:t xml:space="preserve"> su integración directa con el framework Django, lo que permitió construir de forma ordenada los distintos módulos del sistema (ventas, inventario, compras, clientes, proveedores, seguridad, reportes, entre otros).</w:t>
+      </w:r>
+    </w:p>
+    <w:p>
+      <w:pPr>
+        <w:pStyle w:val="PARRAFOENTREGABLES"/>
+        <w:rPr>
+          <w:rStyle w:val="Referenciaintensa"/>
+          <w:b w:val="0"/>
+          <w:bCs w:val="0"/>
+          <w:smallCaps w:val="0"/>
+          <w:color w:val="auto"/>
+          <w:spacing w:val="0"/>
+        </w:rPr>
+      </w:pPr>
+    </w:p>
+    <w:p>
+      <w:pPr>
+        <w:pStyle w:val="Ttulo2"/>
+      </w:pPr>
+      <w:bookmarkStart w:id="37" w:name="_Toc236851844"/>
+      <w:r>
+        <w:t>Django</w:t>
+      </w:r>
+      <w:bookmarkEnd w:id="37"/>
+    </w:p>
+    <w:p/>
+    <w:p>
+      <w:pPr>
+        <w:pStyle w:val="PARRAFOENTREGABLES"/>
+      </w:pPr>
+      <w:r>
+        <w:t>Django es el framework web utilizado para estructurar el sistema bajo el patrón Modelo-Vista-Plantilla (MVT). Se aprovecharon sus componentes principales como el ORM para el manejo de la base de datos, el sistema de plantilla para la generación de las vistas, el manejo de formularios y el sistema de autenticación y permisos, lo que permitió mantener una arquitectura ordenada y escalable a lo largo de todos los módulos del proyecto.</w:t>
+      </w:r>
+    </w:p>
+    <w:p>
+      <w:pPr>
+        <w:pStyle w:val="PARRAFOENTREGABLES"/>
+        <w:rPr>
+          <w:rStyle w:val="Referenciaintensa"/>
+          <w:b w:val="0"/>
+          <w:bCs w:val="0"/>
+          <w:smallCaps w:val="0"/>
+          <w:color w:val="auto"/>
+          <w:spacing w:val="0"/>
+        </w:rPr>
+      </w:pPr>
+      <w:r>
+        <w:rPr>
+          <w:rStyle w:val="Referenciaintensa"/>
+          <w:b w:val="0"/>
+          <w:bCs w:val="0"/>
+          <w:smallCaps w:val="0"/>
+          <w:color w:val="auto"/>
+          <w:spacing w:val="0"/>
+        </w:rPr>
+        <w:t>Python es el lenguaje de programación utilizado para el desarrollo de la lógica de negocio del sistema SIGEPAN. Se elegio por su sintaxis clara, su amplio soporte de librerías y su integración directa con el framework Django, lo que permitió construir de forma ordenada los distintos módulos del sistema (ventas, inventario, compras, clientes, proveedores, seguridad, reportes, entre otros).</w:t>
+      </w:r>
+    </w:p>
+    <w:p/>
+    <w:p>
+      <w:pPr>
+        <w:pStyle w:val="Ttulo2"/>
+      </w:pPr>
+      <w:bookmarkStart w:id="38" w:name="_Toc236851845"/>
+      <w:r>
+        <w:t>MySQL</w:t>
+      </w:r>
+      <w:bookmarkEnd w:id="38"/>
+    </w:p>
+    <w:p/>
+    <w:p>
+      <w:pPr>
+        <w:pStyle w:val="PARRAFOENTREGABLES"/>
+      </w:pPr>
+      <w:r>
+        <w:rPr>
+          <w:szCs w:val="24"/>
+        </w:rPr>
+        <w:lastRenderedPageBreak/>
+        <w:t>MySQL es el motor de base de datos relacional utilizado para el almacenamiento de la información del sistema. Se trabajó bajo un enfoque “Database First”, en el que la base de datos fue diseñada previamente y el sistema se conecta a sus tablas ya existentes</w:t>
+      </w:r>
+      <w:r>
+        <w:rPr>
+          <w:szCs w:val="24"/>
+        </w:rPr>
+        <w:t>, garantizando la integridad y consistencia de la información de ventas, inventario, usuarios y demás procesos del negocio.</w:t>
+      </w:r>
+    </w:p>
+    <w:p>
+      <w:pPr>
+        <w:rPr>
+          <w:rFonts w:eastAsiaTheme="majorEastAsia" w:cstheme="majorBidi"/>
+          <w:b/>
+          <w:i/>
+          <w:color w:val="000000" w:themeColor="text1"/>
+          <w:sz w:val="24"/>
+          <w:szCs w:val="26"/>
+        </w:rPr>
+      </w:pPr>
+    </w:p>
+    <w:p>
+      <w:pPr>
+        <w:pStyle w:val="Ttulo2"/>
+      </w:pPr>
+      <w:bookmarkStart w:id="39" w:name="_Toc236851846"/>
+      <w:r>
+        <w:t>Visual Studio Code</w:t>
+      </w:r>
+      <w:bookmarkEnd w:id="39"/>
+    </w:p>
+    <w:p/>
+    <w:p>
+      <w:pPr>
+        <w:pStyle w:val="PARRAFOENTREGABLES"/>
+      </w:pPr>
+      <w:r>
+        <w:t>Visual Studio Code fue el editor de código utilizado durante todo el desarrollo del sistema, debido a su compatibilidad con Python y Django, sus extensiones para control de versiones y depuración, y sus herramientas integradas de línea de comandos.</w:t>
+      </w:r>
+    </w:p>
+    <w:p/>
+    <w:p>
+      <w:pPr>
+        <w:pStyle w:val="Ttulo2"/>
+      </w:pPr>
+      <w:bookmarkStart w:id="40" w:name="_Toc236851847"/>
+      <w:r>
+        <w:t>Git y GitHub</w:t>
+      </w:r>
+      <w:bookmarkEnd w:id="40"/>
+    </w:p>
+    <w:p/>
+    <w:p>
+      <w:pPr>
+        <w:pStyle w:val="PARRAFOENTREGABLES"/>
+      </w:pPr>
+      <w:r>
+        <w:t>Git se utilizó como sistema de control de versiones para gestionar los cambios realizados por los integrantes del equipo a lo largo del desarrollo, mientras que GitHub sirvió como repositorio remoto para el trabajo colaborativo, permitiendo el uso de ramas individuales y su posterior integración a la rama principal del proyecto.</w:t>
+      </w:r>
+    </w:p>
+    <w:p/>
+    <w:p>
+      <w:pPr>
+        <w:pStyle w:val="Ttulo2"/>
+      </w:pPr>
+      <w:bookmarkStart w:id="41" w:name="_Toc236851848"/>
+      <w:r>
+        <w:t>Docker</w:t>
+      </w:r>
+      <w:bookmarkEnd w:id="41"/>
+    </w:p>
+    <w:p/>
+    <w:p>
+      <w:pPr>
+        <w:pStyle w:val="PARRAFOENTREGABLES"/>
+      </w:pPr>
+      <w:r>
+        <w:t>Docker se utilizó para la contenerización de los servicios del sistema, facilitando que el entorno de desarrollo y despliegue se mantenga consistente entre los distintos integrantes del equipo y evitando problemas de configuración entre máquinas.</w:t>
+      </w:r>
+    </w:p>
+    <w:p/>
+    <w:p>
+      <w:pPr>
+        <w:pStyle w:val="Ttulo2"/>
+      </w:pPr>
+      <w:bookmarkStart w:id="42" w:name="_Toc236851849"/>
+      <w:r>
+        <w:t>Cloudflare Tunnel</w:t>
+      </w:r>
+      <w:bookmarkEnd w:id="42"/>
+    </w:p>
+    <w:p/>
+    <w:p>
+      <w:pPr>
+        <w:pStyle w:val="PARRAFOENTREGABLES"/>
+      </w:pPr>
+      <w:r>
+        <w:t>Cloudflare Tunnel se utilizó para exponer de forma segura el sistema en desarrollo hacia internet sin necesidad de abrir puertos públicos en el servidor, permitiendo realizar pruebas y demostraciones del sistema de manera remota.</w:t>
+      </w:r>
+    </w:p>
+    <w:p/>
+    <w:p>
+      <w:pPr>
+        <w:pStyle w:val="Ttulo2"/>
+      </w:pPr>
+      <w:bookmarkStart w:id="43" w:name="_Toc236851850"/>
+      <w:r>
+        <w:t>Bootstrap 5 y Crispy Forms</w:t>
+      </w:r>
+      <w:bookmarkEnd w:id="43"/>
+    </w:p>
+    <w:p/>
+    <w:p>
+      <w:pPr>
+        <w:pStyle w:val="PARRAFOENTREGABLES"/>
+      </w:pPr>
+      <w:r>
+        <w:t>Bootstrap 5 se utilizó como framework de diseño para la interfaz gráfica del sistema, brindando un diseño responsivo y consistente en todas las pantallas. Crispy Forms se integró junto con Django para el renderizado y estilizado automático de los formularios del sistema, manteniendo coherencia visual en los procesos de ingreso de datos.</w:t>
+      </w:r>
+    </w:p>
+    <w:p/>
+    <w:p>
+      <w:pPr>
+        <w:pStyle w:val="Ttulo2"/>
+      </w:pPr>
+      <w:bookmarkStart w:id="44" w:name="_Toc236851851"/>
+      <w:r>
+        <w:t>ReportLab</w:t>
+      </w:r>
+      <w:bookmarkEnd w:id="44"/>
+    </w:p>
+    <w:p/>
+    <w:p>
+      <w:pPr>
+        <w:pStyle w:val="PARRAFOENTREGABLES"/>
+      </w:pPr>
+      <w:r>
+        <w:t>ReportLab es la librería utilizada para la generación de reportes en formato PDF dentro del sistema, como los reportes de ventas, inventario, tributarios y de utilidad.</w:t>
+      </w:r>
+    </w:p>
+    <w:p/>
+    <w:p>
+      <w:pPr>
+        <w:pStyle w:val="Ttulo2"/>
+      </w:pPr>
+      <w:bookmarkStart w:id="45" w:name="_Toc236851852"/>
+      <w:r>
+        <w:t>OpenPyXL</w:t>
+      </w:r>
+      <w:bookmarkEnd w:id="45"/>
+    </w:p>
+    <w:p/>
+    <w:p>
+      <w:pPr>
+        <w:pStyle w:val="PARRAFOENTREGABLES"/>
+      </w:pPr>
+      <w:r>
+        <w:t>OpenPyXL se utilizó para la generación de reportes y exportación de datos en formato Excel, permitiendo a los usuarios del sistema descargar información en hojas de cálculo para su análisis externo.</w:t>
+      </w:r>
+    </w:p>
+    <w:p/>
+    <w:p>
+      <w:pPr>
+        <w:pStyle w:val="Ttulo2"/>
+      </w:pPr>
+      <w:r>
+        <w:t xml:space="preserve"> </w:t>
+      </w:r>
+      <w:bookmarkStart w:id="46" w:name="_Toc236851853"/>
+      <w:r>
+        <w:t>Pandas</w:t>
+      </w:r>
+      <w:bookmarkEnd w:id="46"/>
+    </w:p>
+    <w:p/>
+    <w:p>
+      <w:pPr>
+        <w:pStyle w:val="PARRAFOENTREGABLES"/>
+      </w:pPr>
+      <w:r>
+        <w:t>Pandas se utilizó para el procesamiento y manipulación de datos dentro de los módulos de reportes, facilitando el cálculo de totales, agrupaciones y resúmenes de información antes de presentarla al usuario o exportarla.</w:t>
+      </w:r>
+    </w:p>
+    <w:p/>
+    <w:p/>
+    <w:p/>
+    <w:p/>
+    <w:p>
+      <w:pPr>
+        <w:pStyle w:val="Ttulo2"/>
+      </w:pPr>
+      <w:r>
+        <w:lastRenderedPageBreak/>
+        <w:t xml:space="preserve"> </w:t>
+      </w:r>
+      <w:bookmarkStart w:id="47" w:name="_Toc236851854"/>
+      <w:r>
+        <w:t>Google OAuth 2.0</w:t>
+      </w:r>
+      <w:bookmarkEnd w:id="47"/>
+    </w:p>
+    <w:p/>
+    <w:p>
+      <w:pPr>
+        <w:pStyle w:val="PARRAFOENTREGABLES"/>
+      </w:pPr>
+      <w:r>
+        <w:t>Google OAuth 2.0 se integró como mecanismo alternativo de autenticación, permitiendo a los usuarios iniciar sesión en el sistema mediante su cuenta de Google, además de reforzar la seguridad de acceso.</w:t>
+      </w:r>
+      <w:r>
+        <w:t xml:space="preserve"> </w:t>
+      </w:r>
+    </w:p>
+    <w:p>
+      <w:pPr>
+        <w:rPr>
+          <w:rFonts w:eastAsiaTheme="majorEastAsia" w:cstheme="majorBidi"/>
+          <w:b/>
+          <w:i/>
+          <w:color w:val="000000" w:themeColor="text1"/>
+          <w:sz w:val="24"/>
+          <w:szCs w:val="26"/>
+        </w:rPr>
+      </w:pPr>
+    </w:p>
+    <w:p>
+      <w:pPr>
+        <w:pStyle w:val="Ttulo2"/>
+      </w:pPr>
+      <w:bookmarkStart w:id="48" w:name="_Toc236851855"/>
+      <w:r>
+        <w:t>DataTables y Tabulator</w:t>
+      </w:r>
+      <w:bookmarkEnd w:id="48"/>
+    </w:p>
+    <w:p/>
+    <w:p>
+      <w:pPr>
+        <w:pStyle w:val="PARRAFOENTREGABLES"/>
+      </w:pPr>
+      <w:r>
+        <w:t>DataTables y Tabulator se utilizaron como librerías de JavaScript para la presentación de listados de información dentro del sistema, agregando funcionalidades de búsqueda, ordenamiento y paginación en las tablas de módulos como productos, inventario y ventas.</w:t>
+      </w:r>
+    </w:p>
+    <w:p/>
     <w:p>
       <w:pPr>
         <w:pStyle w:val="Ttulo1"/>
       </w:pPr>
-      <w:bookmarkStart w:id="25" w:name="_Toc233567766"/>
-      <w:r>
-        <w:t>LENGUAJE DE PROGRAMACION, HERRAMIENTAS DE SOFTWARE Y APLICACIONES</w:t>
-      </w:r>
-      <w:bookmarkEnd w:id="25"/>
+      <w:bookmarkStart w:id="49" w:name="_Toc236851856"/>
+      <w:r>
+        <w:t>CODIFICACIÓN O LENGUAJE FUENTE</w:t>
+      </w:r>
+      <w:bookmarkEnd w:id="49"/>
     </w:p>
     <w:p/>
     <w:p>
       <w:pPr>
+        <w:pStyle w:val="PARRAFOENTREGABLES"/>
+      </w:pPr>
+      <w:r>
+        <w:t xml:space="preserve">El código fuente de los </w:t>
+      </w:r>
+      <w:r>
+        <w:t>módulos</w:t>
+      </w:r>
+      <w:r>
+        <w:t xml:space="preserve"> desarrollados se presenta a </w:t>
+      </w:r>
+      <w:r>
+        <w:t>continuación</w:t>
+      </w:r>
+      <w:r>
+        <w:t xml:space="preserve"> mediante una tabla que identifica cada proceso, el archivo correspondiente y una breve descripción de su función. Los archivos de código de fuente </w:t>
+      </w:r>
+      <w:r>
+        <w:t>se adjuntan como anexo a este documento.</w:t>
+      </w:r>
+    </w:p>
+    <w:p>
+      <w:pPr>
+        <w:pStyle w:val="PARRAFOENTREGABLES"/>
+      </w:pPr>
+    </w:p>
+    <w:tbl>
+      <w:tblPr>
+        <w:tblStyle w:val="Tablaconcuadrcula"/>
+        <w:tblW w:w="0" w:type="auto"/>
+        <w:tblLook w:val="04A0" w:firstRow="1" w:lastRow="0" w:firstColumn="1" w:lastColumn="0" w:noHBand="0" w:noVBand="1"/>
+      </w:tblPr>
+      <w:tblGrid>
+        <w:gridCol w:w="1838"/>
+        <w:gridCol w:w="2835"/>
+        <w:gridCol w:w="5289"/>
+      </w:tblGrid>
+      <w:tr>
+        <w:trPr>
+          <w:tblHeader/>
+        </w:trPr>
+        <w:tc>
+          <w:tcPr>
+            <w:tcW w:w="1838" w:type="dxa"/>
+          </w:tcPr>
+          <w:p>
+            <w:pPr>
+              <w:pStyle w:val="PARRAFOENTREGABLES"/>
+              <w:ind w:firstLine="0"/>
+              <w:jc w:val="center"/>
+              <w:rPr>
+                <w:b/>
+                <w:bCs/>
+              </w:rPr>
+            </w:pPr>
+            <w:r>
+              <w:rPr>
+                <w:b/>
+                <w:bCs/>
+              </w:rPr>
+              <w:t>Módulo</w:t>
+            </w:r>
+          </w:p>
+        </w:tc>
+        <w:tc>
+          <w:tcPr>
+            <w:tcW w:w="2835" w:type="dxa"/>
+          </w:tcPr>
+          <w:p>
+            <w:pPr>
+              <w:pStyle w:val="PARRAFOENTREGABLES"/>
+              <w:ind w:firstLine="0"/>
+              <w:jc w:val="center"/>
+              <w:rPr>
+                <w:b/>
+                <w:bCs/>
+              </w:rPr>
+            </w:pPr>
+            <w:r>
+              <w:rPr>
+                <w:b/>
+                <w:bCs/>
+              </w:rPr>
+              <w:t>Archivo</w:t>
+            </w:r>
+          </w:p>
+        </w:tc>
+        <w:tc>
+          <w:tcPr>
+            <w:tcW w:w="5289" w:type="dxa"/>
+          </w:tcPr>
+          <w:p>
+            <w:pPr>
+              <w:pStyle w:val="PARRAFOENTREGABLES"/>
+              <w:ind w:firstLine="0"/>
+              <w:jc w:val="center"/>
+              <w:rPr>
+                <w:b/>
+                <w:bCs/>
+              </w:rPr>
+            </w:pPr>
+            <w:r>
+              <w:rPr>
+                <w:b/>
+                <w:bCs/>
+              </w:rPr>
+              <w:t>Descripción</w:t>
+            </w:r>
+          </w:p>
+        </w:tc>
+      </w:tr>
+      <w:tr>
+        <w:tc>
+          <w:tcPr>
+            <w:tcW w:w="1838" w:type="dxa"/>
+          </w:tcPr>
+          <w:p>
+            <w:pPr>
+              <w:pStyle w:val="PARRAFOENTREGABLES"/>
+              <w:ind w:firstLine="0"/>
+            </w:pPr>
+            <w:r>
+              <w:t>Seguridad</w:t>
+            </w:r>
+          </w:p>
+        </w:tc>
+        <w:tc>
+          <w:tcPr>
+            <w:tcW w:w="2835" w:type="dxa"/>
+          </w:tcPr>
+          <w:p>
+            <w:pPr>
+              <w:pStyle w:val="PARRAFOENTREGABLES"/>
+              <w:ind w:firstLine="0"/>
+              <w:jc w:val="center"/>
+            </w:pPr>
+            <w:r>
+              <w:object w:dxaOrig="871" w:dyaOrig="831" w14:anchorId="3338E248">
+                <v:shapetype id="_x0000_t75" coordsize="21600,21600" o:spt="75" o:preferrelative="t" path="m@4@5l@4@11@9@11@9@5xe" filled="f" stroked="f">
+                  <v:stroke joinstyle="miter"/>
+                  <v:formulas>
+                    <v:f eqn="if lineDrawn pixelLineWidth 0"/>
+                    <v:f eqn="sum @0 1 0"/>
+                    <v:f eqn="sum 0 0 @1"/>
+                    <v:f eqn="prod @2 1 2"/>
+                    <v:f eqn="prod @3 21600 pixelWidth"/>
+                    <v:f eqn="prod @3 21600 pixelHeight"/>
+                    <v:f eqn="sum @0 0 1"/>
+                    <v:f eqn="prod @6 1 2"/>
+                    <v:f eqn="prod @7 21600 pixelWidth"/>
+                    <v:f eqn="sum @8 21600 0"/>
+                    <v:f eqn="prod @7 21600 pixelHeight"/>
+                    <v:f eqn="sum @10 21600 0"/>
+                  </v:formulas>
+                  <v:path o:extrusionok="f" gradientshapeok="t" o:connecttype="rect"/>
+                  <o:lock v:ext="edit" aspectratio="t"/>
+                </v:shapetype>
+                <v:shape id="_x0000_i2103" type="#_x0000_t75" style="width:43.75pt;height:41.45pt" o:ole="">
+                  <v:imagedata r:id="rId8" o:title=""/>
+                </v:shape>
+                <o:OLEObject Type="Embed" ProgID="Package" ShapeID="_x0000_i2103" DrawAspect="Content" ObjectID="_1847509284" r:id="rId9"/>
+              </w:object>
+            </w:r>
+          </w:p>
+        </w:tc>
+        <w:tc>
+          <w:tcPr>
+            <w:tcW w:w="5289" w:type="dxa"/>
+          </w:tcPr>
+          <w:p>
+            <w:pPr>
+              <w:pStyle w:val="PARRAFOENTREGABLES"/>
+              <w:ind w:firstLine="0"/>
+            </w:pPr>
+            <w:r>
+              <w:t>Define la estructura del menú del sistema y los permisos</w:t>
+            </w:r>
+          </w:p>
+        </w:tc>
+      </w:tr>
+      <w:tr>
+        <w:tc>
+          <w:tcPr>
+            <w:tcW w:w="1838" w:type="dxa"/>
+          </w:tcPr>
+          <w:p>
+            <w:pPr>
+              <w:pStyle w:val="PARRAFOENTREGABLES"/>
+              <w:ind w:firstLine="0"/>
+            </w:pPr>
+            <w:r>
+              <w:t>Seguridad</w:t>
+            </w:r>
+          </w:p>
+        </w:tc>
+        <w:tc>
+          <w:tcPr>
+            <w:tcW w:w="2835" w:type="dxa"/>
+          </w:tcPr>
+          <w:p>
+            <w:pPr>
+              <w:pStyle w:val="PARRAFOENTREGABLES"/>
+              <w:ind w:firstLine="0"/>
+              <w:jc w:val="center"/>
+            </w:pPr>
+            <w:r>
+              <w:object w:dxaOrig="1071" w:dyaOrig="831" w14:anchorId="1CED6BA8">
+                <v:shape id="_x0000_i2104" type="#_x0000_t75" style="width:53.75pt;height:41.45pt" o:ole="">
+                  <v:imagedata r:id="rId10" o:title=""/>
+                </v:shape>
+                <o:OLEObject Type="Embed" ProgID="Package" ShapeID="_x0000_i2104" DrawAspect="Content" ObjectID="_1847509285" r:id="rId11"/>
+              </w:object>
+            </w:r>
+          </w:p>
+        </w:tc>
+        <w:tc>
+          <w:tcPr>
+            <w:tcW w:w="5289" w:type="dxa"/>
+          </w:tcPr>
+          <w:p>
+            <w:pPr>
+              <w:pStyle w:val="PARRAFOENTREGABLES"/>
+              <w:ind w:firstLine="0"/>
+            </w:pPr>
+            <w:r>
+              <w:t>Contiene la lógica de negocio: construcción del menú por usuario, validación de permisos, gestión de roles y usuarios.</w:t>
+            </w:r>
+          </w:p>
+        </w:tc>
+      </w:tr>
+      <w:tr>
+        <w:tc>
+          <w:tcPr>
+            <w:tcW w:w="1838" w:type="dxa"/>
+          </w:tcPr>
+          <w:p>
+            <w:pPr>
+              <w:pStyle w:val="PARRAFOENTREGABLES"/>
+              <w:ind w:firstLine="0"/>
+            </w:pPr>
+            <w:r>
+              <w:t>Seguridad</w:t>
+            </w:r>
+          </w:p>
+        </w:tc>
+        <w:tc>
+          <w:tcPr>
+            <w:tcW w:w="2835" w:type="dxa"/>
+          </w:tcPr>
+          <w:p>
+            <w:pPr>
+              <w:pStyle w:val="PARRAFOENTREGABLES"/>
+              <w:ind w:firstLine="0"/>
+              <w:jc w:val="center"/>
+            </w:pPr>
+            <w:r>
+              <w:object w:dxaOrig="1501" w:dyaOrig="831" w14:anchorId="05C4C841">
+                <v:shape id="_x0000_i2105" type="#_x0000_t75" style="width:75.2pt;height:41.45pt" o:ole="">
+                  <v:imagedata r:id="rId12" o:title=""/>
+                </v:shape>
+                <o:OLEObject Type="Embed" ProgID="Package" ShapeID="_x0000_i2105" DrawAspect="Content" ObjectID="_1847509286" r:id="rId13"/>
+              </w:object>
+            </w:r>
+          </w:p>
+        </w:tc>
+        <w:tc>
+          <w:tcPr>
+            <w:tcW w:w="5289" w:type="dxa"/>
+          </w:tcPr>
+          <w:p>
+            <w:pPr>
+              <w:pStyle w:val="PARRAFOENTREGABLES"/>
+              <w:ind w:firstLine="0"/>
+            </w:pPr>
+            <w:r>
+              <w:t>Define las reglas de control de acceso por rol y módulo.</w:t>
+            </w:r>
+          </w:p>
+        </w:tc>
+      </w:tr>
+      <w:tr>
+        <w:tc>
+          <w:tcPr>
+            <w:tcW w:w="1838" w:type="dxa"/>
+          </w:tcPr>
+          <w:p>
+            <w:pPr>
+              <w:pStyle w:val="PARRAFOENTREGABLES"/>
+              <w:ind w:firstLine="0"/>
+            </w:pPr>
+            <w:r>
+              <w:t>Seguridad</w:t>
+            </w:r>
+          </w:p>
+        </w:tc>
+        <w:tc>
+          <w:tcPr>
+            <w:tcW w:w="2835" w:type="dxa"/>
+          </w:tcPr>
+          <w:p>
+            <w:pPr>
+              <w:pStyle w:val="PARRAFOENTREGABLES"/>
+              <w:ind w:firstLine="0"/>
+              <w:jc w:val="center"/>
+            </w:pPr>
+            <w:r>
+              <w:object w:dxaOrig="1051" w:dyaOrig="831" w14:anchorId="4DFC63F2">
+                <v:shape id="_x0000_i2106" type="#_x0000_t75" style="width:52.4pt;height:41.45pt" o:ole="">
+                  <v:imagedata r:id="rId14" o:title=""/>
+                </v:shape>
+                <o:OLEObject Type="Embed" ProgID="Package" ShapeID="_x0000_i2106" DrawAspect="Content" ObjectID="_1847509287" r:id="rId15"/>
+              </w:object>
+            </w:r>
+          </w:p>
+        </w:tc>
+        <w:tc>
+          <w:tcPr>
+            <w:tcW w:w="5289" w:type="dxa"/>
+          </w:tcPr>
+          <w:p>
+            <w:pPr>
+              <w:pStyle w:val="PARRAFOENTREGABLES"/>
+              <w:ind w:firstLine="0"/>
+            </w:pPr>
+            <w:r>
+              <w:t>Modelos de usuario</w:t>
+            </w:r>
+            <w:r>
+              <w:t xml:space="preserve">, rol, permiso, modulo y </w:t>
+            </w:r>
+            <w:proofErr w:type="spellStart"/>
+            <w:r>
+              <w:t>rolpermiso</w:t>
+            </w:r>
+            <w:proofErr w:type="spellEnd"/>
+            <w:r>
+              <w:t>.</w:t>
+            </w:r>
+          </w:p>
+        </w:tc>
+      </w:tr>
+      <w:tr>
+        <w:tc>
+          <w:tcPr>
+            <w:tcW w:w="1838" w:type="dxa"/>
+          </w:tcPr>
+          <w:p>
+            <w:pPr>
+              <w:pStyle w:val="PARRAFOENTREGABLES"/>
+              <w:ind w:firstLine="0"/>
+            </w:pPr>
+            <w:r>
+              <w:lastRenderedPageBreak/>
+              <w:t>Seguridad</w:t>
+            </w:r>
+          </w:p>
+        </w:tc>
+        <w:tc>
+          <w:tcPr>
+            <w:tcW w:w="2835" w:type="dxa"/>
+          </w:tcPr>
+          <w:p>
+            <w:pPr>
+              <w:pStyle w:val="PARRAFOENTREGABLES"/>
+              <w:ind w:firstLine="0"/>
+              <w:jc w:val="center"/>
+            </w:pPr>
+            <w:r>
+              <w:object w:dxaOrig="850" w:dyaOrig="831" w14:anchorId="34A88E4E">
+                <v:shape id="_x0000_i2107" type="#_x0000_t75" style="width:42.4pt;height:41.45pt" o:ole="">
+                  <v:imagedata r:id="rId16" o:title=""/>
+                </v:shape>
+                <o:OLEObject Type="Embed" ProgID="Package" ShapeID="_x0000_i2107" DrawAspect="Content" ObjectID="_1847509288" r:id="rId17"/>
+              </w:object>
+            </w:r>
+          </w:p>
+        </w:tc>
+        <w:tc>
+          <w:tcPr>
+            <w:tcW w:w="5289" w:type="dxa"/>
+          </w:tcPr>
+          <w:p>
+            <w:pPr>
+              <w:pStyle w:val="PARRAFOENTREGABLES"/>
+              <w:ind w:firstLine="0"/>
+            </w:pPr>
+            <w:r>
+              <w:t>Vistas de autenticación (login), gestión de usuarios, roles y asignación de permisos.</w:t>
+            </w:r>
+          </w:p>
+        </w:tc>
+      </w:tr>
+      <w:tr>
+        <w:tc>
+          <w:tcPr>
+            <w:tcW w:w="1838" w:type="dxa"/>
+          </w:tcPr>
+          <w:p>
+            <w:pPr>
+              <w:pStyle w:val="PARRAFOENTREGABLES"/>
+              <w:ind w:firstLine="0"/>
+            </w:pPr>
+            <w:r>
+              <w:t>Seguridad</w:t>
+            </w:r>
+          </w:p>
+        </w:tc>
+        <w:tc>
+          <w:tcPr>
+            <w:tcW w:w="2835" w:type="dxa"/>
+          </w:tcPr>
+          <w:p>
+            <w:pPr>
+              <w:pStyle w:val="PARRAFOENTREGABLES"/>
+              <w:ind w:firstLine="0"/>
+              <w:jc w:val="center"/>
+            </w:pPr>
+            <w:r>
+              <w:object w:dxaOrig="1371" w:dyaOrig="831" w14:anchorId="3CCB83FB">
+                <v:shape id="_x0000_i2108" type="#_x0000_t75" style="width:68.35pt;height:41.45pt" o:ole="">
+                  <v:imagedata r:id="rId18" o:title=""/>
+                </v:shape>
+                <o:OLEObject Type="Embed" ProgID="Package" ShapeID="_x0000_i2108" DrawAspect="Content" ObjectID="_1847509289" r:id="rId19"/>
+              </w:object>
+            </w:r>
+          </w:p>
+        </w:tc>
+        <w:tc>
+          <w:tcPr>
+            <w:tcW w:w="5289" w:type="dxa"/>
+          </w:tcPr>
+          <w:p>
+            <w:pPr>
+              <w:pStyle w:val="PARRAFOENTREGABLES"/>
+              <w:ind w:firstLine="0"/>
+            </w:pPr>
+            <w:r>
+              <w:t>Decoradores para restringir el acceso a vistas según el permiso del usuario.</w:t>
+            </w:r>
+          </w:p>
+        </w:tc>
+      </w:tr>
+      <w:tr>
+        <w:tc>
+          <w:tcPr>
+            <w:tcW w:w="1838" w:type="dxa"/>
+          </w:tcPr>
+          <w:p>
+            <w:pPr>
+              <w:pStyle w:val="PARRAFOENTREGABLES"/>
+              <w:ind w:firstLine="0"/>
+            </w:pPr>
+            <w:r>
+              <w:t>Dashboard</w:t>
+            </w:r>
+          </w:p>
+        </w:tc>
+        <w:tc>
+          <w:tcPr>
+            <w:tcW w:w="2835" w:type="dxa"/>
+          </w:tcPr>
+          <w:p>
+            <w:pPr>
+              <w:pStyle w:val="PARRAFOENTREGABLES"/>
+              <w:ind w:firstLine="0"/>
+              <w:jc w:val="center"/>
+            </w:pPr>
+            <w:r>
+              <w:object w:dxaOrig="1071" w:dyaOrig="831" w14:anchorId="5D641809">
+                <v:shape id="_x0000_i2109" type="#_x0000_t75" style="width:53.75pt;height:41.45pt" o:ole="">
+                  <v:imagedata r:id="rId10" o:title=""/>
+                </v:shape>
+                <o:OLEObject Type="Embed" ProgID="Package" ShapeID="_x0000_i2109" DrawAspect="Content" ObjectID="_1847509290" r:id="rId20"/>
+              </w:object>
+            </w:r>
+          </w:p>
+        </w:tc>
+        <w:tc>
+          <w:tcPr>
+            <w:tcW w:w="5289" w:type="dxa"/>
+          </w:tcPr>
+          <w:p>
+            <w:pPr>
+              <w:pStyle w:val="PARRAFOENTREGABLES"/>
+              <w:ind w:firstLine="0"/>
+            </w:pPr>
+            <w:r>
+              <w:t>Construye los indicadores (</w:t>
+            </w:r>
+            <w:proofErr w:type="spellStart"/>
+            <w:r>
+              <w:t>KPIs</w:t>
+            </w:r>
+            <w:proofErr w:type="spellEnd"/>
+            <w:r>
+              <w:t>), accesos rápidos y datos mostrados en el panel principal.</w:t>
+            </w:r>
+          </w:p>
+        </w:tc>
+      </w:tr>
+      <w:tr>
+        <w:tc>
+          <w:tcPr>
+            <w:tcW w:w="1838" w:type="dxa"/>
+          </w:tcPr>
+          <w:p>
+            <w:pPr>
+              <w:pStyle w:val="PARRAFOENTREGABLES"/>
+              <w:ind w:firstLine="0"/>
+            </w:pPr>
+            <w:r>
+              <w:t>Dashboard</w:t>
+            </w:r>
+          </w:p>
+        </w:tc>
+        <w:tc>
+          <w:tcPr>
+            <w:tcW w:w="2835" w:type="dxa"/>
+          </w:tcPr>
+          <w:p>
+            <w:pPr>
+              <w:pStyle w:val="PARRAFOENTREGABLES"/>
+              <w:ind w:firstLine="0"/>
+              <w:jc w:val="center"/>
+            </w:pPr>
+            <w:r>
+              <w:object w:dxaOrig="850" w:dyaOrig="831" w14:anchorId="3C360055">
+                <v:shape id="_x0000_i2110" type="#_x0000_t75" style="width:42.4pt;height:41.45pt" o:ole="">
+                  <v:imagedata r:id="rId16" o:title=""/>
+                </v:shape>
+                <o:OLEObject Type="Embed" ProgID="Package" ShapeID="_x0000_i2110" DrawAspect="Content" ObjectID="_1847509291" r:id="rId21"/>
+              </w:object>
+            </w:r>
+          </w:p>
+        </w:tc>
+        <w:tc>
+          <w:tcPr>
+            <w:tcW w:w="5289" w:type="dxa"/>
+          </w:tcPr>
+          <w:p>
+            <w:pPr>
+              <w:pStyle w:val="PARRAFOENTREGABLES"/>
+              <w:ind w:firstLine="0"/>
+            </w:pPr>
+            <w:r>
+              <w:t>Vista principal del Dashboard.</w:t>
+            </w:r>
+          </w:p>
+        </w:tc>
+      </w:tr>
+      <w:tr>
+        <w:tc>
+          <w:tcPr>
+            <w:tcW w:w="1838" w:type="dxa"/>
+          </w:tcPr>
+          <w:p>
+            <w:pPr>
+              <w:pStyle w:val="PARRAFOENTREGABLES"/>
+              <w:ind w:firstLine="0"/>
+            </w:pPr>
+            <w:r>
+              <w:t>Dashboard</w:t>
+            </w:r>
+          </w:p>
+        </w:tc>
+        <w:tc>
+          <w:tcPr>
+            <w:tcW w:w="2835" w:type="dxa"/>
+          </w:tcPr>
+          <w:p>
+            <w:pPr>
+              <w:pStyle w:val="PARRAFOENTREGABLES"/>
+              <w:ind w:firstLine="0"/>
+              <w:jc w:val="center"/>
+            </w:pPr>
+            <w:r>
+              <w:object w:dxaOrig="1581" w:dyaOrig="831" w14:anchorId="23521969">
+                <v:shape id="_x0000_i2111" type="#_x0000_t75" style="width:78.85pt;height:41.45pt" o:ole="">
+                  <v:imagedata r:id="rId22" o:title=""/>
+                </v:shape>
+                <o:OLEObject Type="Embed" ProgID="Package" ShapeID="_x0000_i2111" DrawAspect="Content" ObjectID="_1847509292" r:id="rId23"/>
+              </w:object>
+            </w:r>
+          </w:p>
+        </w:tc>
+        <w:tc>
+          <w:tcPr>
+            <w:tcW w:w="5289" w:type="dxa"/>
+          </w:tcPr>
+          <w:p>
+            <w:pPr>
+              <w:pStyle w:val="PARRAFOENTREGABLES"/>
+              <w:ind w:firstLine="0"/>
+            </w:pPr>
+            <w:r>
+              <w:t>Plantilla principal del panel de control.</w:t>
+            </w:r>
+          </w:p>
+        </w:tc>
+      </w:tr>
+      <w:tr>
+        <w:tc>
+          <w:tcPr>
+            <w:tcW w:w="1838" w:type="dxa"/>
+          </w:tcPr>
+          <w:p>
+            <w:pPr>
+              <w:pStyle w:val="PARRAFOENTREGABLES"/>
+              <w:ind w:firstLine="0"/>
+            </w:pPr>
+            <w:r>
+              <w:t>Ayuda</w:t>
+            </w:r>
+          </w:p>
+        </w:tc>
+        <w:tc>
+          <w:tcPr>
+            <w:tcW w:w="2835" w:type="dxa"/>
+          </w:tcPr>
+          <w:p>
+            <w:pPr>
+              <w:pStyle w:val="PARRAFOENTREGABLES"/>
+              <w:ind w:firstLine="0"/>
+              <w:jc w:val="center"/>
+            </w:pPr>
+            <w:r>
+              <w:object w:dxaOrig="1051" w:dyaOrig="831" w14:anchorId="098E4A8A">
+                <v:shape id="_x0000_i2112" type="#_x0000_t75" style="width:52.4pt;height:41.45pt" o:ole="">
+                  <v:imagedata r:id="rId14" o:title=""/>
+                </v:shape>
+                <o:OLEObject Type="Embed" ProgID="Package" ShapeID="_x0000_i2112" DrawAspect="Content" ObjectID="_1847509293" r:id="rId24"/>
+              </w:object>
+            </w:r>
+          </w:p>
+        </w:tc>
+        <w:tc>
+          <w:tcPr>
+            <w:tcW w:w="5289" w:type="dxa"/>
+          </w:tcPr>
+          <w:p>
+            <w:pPr>
+              <w:pStyle w:val="PARRAFOENTREGABLES"/>
+              <w:ind w:firstLine="0"/>
+            </w:pPr>
+            <w:r>
+              <w:t>Modelo de ayuda (titulo, contenido, modulo, pantalla asociada).</w:t>
+            </w:r>
+          </w:p>
+        </w:tc>
+      </w:tr>
+      <w:tr>
+        <w:tc>
+          <w:tcPr>
+            <w:tcW w:w="1838" w:type="dxa"/>
+          </w:tcPr>
+          <w:p>
+            <w:pPr>
+              <w:pStyle w:val="PARRAFOENTREGABLES"/>
+              <w:ind w:firstLine="0"/>
+            </w:pPr>
+            <w:r>
+              <w:t>Ayuda</w:t>
+            </w:r>
+          </w:p>
+        </w:tc>
+        <w:tc>
+          <w:tcPr>
+            <w:tcW w:w="2835" w:type="dxa"/>
+          </w:tcPr>
+          <w:p>
+            <w:pPr>
+              <w:pStyle w:val="PARRAFOENTREGABLES"/>
+              <w:ind w:firstLine="0"/>
+              <w:jc w:val="center"/>
+            </w:pPr>
+            <w:r>
+              <w:object w:dxaOrig="1071" w:dyaOrig="831" w14:anchorId="7971BF61">
+                <v:shape id="_x0000_i2113" type="#_x0000_t75" style="width:53.75pt;height:41.45pt" o:ole="">
+                  <v:imagedata r:id="rId10" o:title=""/>
+                </v:shape>
+                <o:OLEObject Type="Embed" ProgID="Package" ShapeID="_x0000_i2113" DrawAspect="Content" ObjectID="_1847509294" r:id="rId25"/>
+              </w:object>
+            </w:r>
+            <w:r>
+              <w:object w:dxaOrig="1471" w:dyaOrig="831" w14:anchorId="7D2FD6BC">
+                <v:shape id="_x0000_i2114" type="#_x0000_t75" style="width:73.35pt;height:41.45pt" o:ole="">
+                  <v:imagedata r:id="rId26" o:title=""/>
+                </v:shape>
+                <o:OLEObject Type="Embed" ProgID="Package" ShapeID="_x0000_i2114" DrawAspect="Content" ObjectID="_1847509295" r:id="rId27"/>
+              </w:object>
+            </w:r>
+          </w:p>
+        </w:tc>
+        <w:tc>
+          <w:tcPr>
+            <w:tcW w:w="5289" w:type="dxa"/>
+          </w:tcPr>
+          <w:p>
+            <w:pPr>
+              <w:pStyle w:val="PARRAFOENTREGABLES"/>
+              <w:ind w:firstLine="0"/>
+            </w:pPr>
+            <w:r>
+              <w:t>Lógica y acceso a datos para la gestión de las ayudas contextuales.</w:t>
+            </w:r>
+          </w:p>
+        </w:tc>
+      </w:tr>
+      <w:tr>
+        <w:tc>
+          <w:tcPr>
+            <w:tcW w:w="1838" w:type="dxa"/>
+          </w:tcPr>
+          <w:p>
+            <w:pPr>
+              <w:pStyle w:val="PARRAFOENTREGABLES"/>
+              <w:ind w:firstLine="0"/>
+            </w:pPr>
+            <w:r>
+              <w:t>Ayuda</w:t>
+            </w:r>
+          </w:p>
+        </w:tc>
+        <w:tc>
+          <w:tcPr>
+            <w:tcW w:w="2835" w:type="dxa"/>
+          </w:tcPr>
+          <w:p>
+            <w:pPr>
+              <w:pStyle w:val="PARRAFOENTREGABLES"/>
+              <w:ind w:firstLine="0"/>
+              <w:jc w:val="center"/>
+            </w:pPr>
+            <w:r>
+              <w:object w:dxaOrig="850" w:dyaOrig="831" w14:anchorId="20146A9B">
+                <v:shape id="_x0000_i2127" type="#_x0000_t75" style="width:42.4pt;height:41.45pt" o:ole="">
+                  <v:imagedata r:id="rId16" o:title=""/>
+                </v:shape>
+                <o:OLEObject Type="Embed" ProgID="Package" ShapeID="_x0000_i2127" DrawAspect="Content" ObjectID="_1847509296" r:id="rId28"/>
+              </w:object>
+            </w:r>
+          </w:p>
+        </w:tc>
+        <w:tc>
+          <w:tcPr>
+            <w:tcW w:w="5289" w:type="dxa"/>
+          </w:tcPr>
+          <w:p>
+            <w:pPr>
+              <w:pStyle w:val="PARRAFOENTREGABLES"/>
+              <w:ind w:firstLine="0"/>
+            </w:pPr>
+            <w:r>
+              <w:t>Vistas de administración de contenidos de ayudas.</w:t>
+            </w:r>
+          </w:p>
+        </w:tc>
+      </w:tr>
+      <w:tr>
+        <w:tc>
+          <w:tcPr>
+            <w:tcW w:w="1838" w:type="dxa"/>
+          </w:tcPr>
+          <w:p>
+            <w:pPr>
+              <w:pStyle w:val="PARRAFOENTREGABLES"/>
+              <w:ind w:firstLine="0"/>
+            </w:pPr>
+            <w:r>
+              <w:t>Ayuda</w:t>
+            </w:r>
+          </w:p>
+        </w:tc>
+        <w:tc>
+          <w:tcPr>
+            <w:tcW w:w="2835" w:type="dxa"/>
+          </w:tcPr>
+          <w:p>
+            <w:pPr>
+              <w:pStyle w:val="PARRAFOENTREGABLES"/>
+              <w:ind w:firstLine="0"/>
+              <w:jc w:val="center"/>
+            </w:pPr>
+            <w:r>
+              <w:object w:dxaOrig="1421" w:dyaOrig="831" w14:anchorId="62BC3A3E">
+                <v:shape id="_x0000_i2128" type="#_x0000_t75" style="width:71.1pt;height:41.45pt" o:ole="">
+                  <v:imagedata r:id="rId29" o:title=""/>
+                </v:shape>
+                <o:OLEObject Type="Embed" ProgID="Package" ShapeID="_x0000_i2128" DrawAspect="Content" ObjectID="_1847509297" r:id="rId30"/>
+              </w:object>
+            </w:r>
+          </w:p>
+        </w:tc>
+        <w:tc>
+          <w:tcPr>
+            <w:tcW w:w="5289" w:type="dxa"/>
+          </w:tcPr>
+          <w:p>
+            <w:pPr>
+              <w:pStyle w:val="PARRAFOENTREGABLES"/>
+              <w:ind w:firstLine="0"/>
+            </w:pPr>
+            <w:r>
+              <w:t>Templatetag botón_ayuda que renderiza el botón de ayuda contextual en cada pantalla.</w:t>
+            </w:r>
+          </w:p>
+        </w:tc>
+      </w:tr>
+      <w:tr>
+        <w:tc>
+          <w:tcPr>
+            <w:tcW w:w="1838" w:type="dxa"/>
+          </w:tcPr>
+          <w:p>
+            <w:pPr>
+              <w:pStyle w:val="PARRAFOENTREGABLES"/>
+              <w:ind w:firstLine="0"/>
+            </w:pPr>
+            <w:r>
+              <w:t>Ayuda</w:t>
+            </w:r>
+          </w:p>
+        </w:tc>
+        <w:tc>
+          <w:tcPr>
+            <w:tcW w:w="2835" w:type="dxa"/>
+          </w:tcPr>
+          <w:p>
+            <w:pPr>
+              <w:pStyle w:val="PARRAFOENTREGABLES"/>
+              <w:ind w:firstLine="0"/>
+              <w:jc w:val="center"/>
+            </w:pPr>
+            <w:r>
+              <w:object w:dxaOrig="2221" w:dyaOrig="831" w14:anchorId="6CB79F1E">
+                <v:shape id="_x0000_i2129" type="#_x0000_t75" style="width:111.2pt;height:41.45pt" o:ole="">
+                  <v:imagedata r:id="rId31" o:title=""/>
+                </v:shape>
+                <o:OLEObject Type="Embed" ProgID="Package" ShapeID="_x0000_i2129" DrawAspect="Content" ObjectID="_1847509298" r:id="rId32"/>
+              </w:object>
+            </w:r>
+          </w:p>
+        </w:tc>
+        <w:tc>
+          <w:tcPr>
+            <w:tcW w:w="5289" w:type="dxa"/>
+          </w:tcPr>
+          <w:p>
+            <w:pPr>
+              <w:pStyle w:val="PARRAFOENTREGABLES"/>
+              <w:ind w:firstLine="0"/>
+            </w:pPr>
+            <w:r>
+              <w:t>Plantilla del botón/modal de ayuda contextual.</w:t>
+            </w:r>
+          </w:p>
+        </w:tc>
+      </w:tr>
+      <w:tr>
+        <w:tc>
+          <w:tcPr>
+            <w:tcW w:w="1838" w:type="dxa"/>
+          </w:tcPr>
+          <w:p>
+            <w:pPr>
+              <w:pStyle w:val="PARRAFOENTREGABLES"/>
+              <w:ind w:firstLine="0"/>
+            </w:pPr>
+            <w:r>
+              <w:t>Ayuda</w:t>
+            </w:r>
+          </w:p>
+        </w:tc>
+        <w:tc>
+          <w:tcPr>
+            <w:tcW w:w="2835" w:type="dxa"/>
+          </w:tcPr>
+          <w:p>
+            <w:pPr>
+              <w:pStyle w:val="PARRAFOENTREGABLES"/>
+              <w:ind w:firstLine="0"/>
+              <w:jc w:val="center"/>
+            </w:pPr>
+            <w:r>
+              <w:object w:dxaOrig="1561" w:dyaOrig="831" w14:anchorId="13AF0538">
+                <v:shape id="_x0000_i2130" type="#_x0000_t75" style="width:77.9pt;height:41.45pt" o:ole="">
+                  <v:imagedata r:id="rId33" o:title=""/>
+                </v:shape>
+                <o:OLEObject Type="Embed" ProgID="Package" ShapeID="_x0000_i2130" DrawAspect="Content" ObjectID="_1847509299" r:id="rId34"/>
+              </w:object>
+            </w:r>
+          </w:p>
+        </w:tc>
+        <w:tc>
+          <w:tcPr>
+            <w:tcW w:w="5289" w:type="dxa"/>
+          </w:tcPr>
+          <w:p>
+            <w:pPr>
+              <w:pStyle w:val="PARRAFOENTREGABLES"/>
+              <w:ind w:firstLine="0"/>
+            </w:pPr>
+            <w:r>
+              <w:t>Comando de gestión que precarga el contenido de ayuda para cada pantalla del sistema.</w:t>
+            </w:r>
+          </w:p>
+        </w:tc>
+      </w:tr>
+      <w:tr>
+        <w:tc>
+          <w:tcPr>
+            <w:tcW w:w="1838" w:type="dxa"/>
+          </w:tcPr>
+          <w:p>
+            <w:pPr>
+              <w:pStyle w:val="PARRAFOENTREGABLES"/>
+              <w:ind w:firstLine="0"/>
+            </w:pPr>
+            <w:r>
+              <w:t>Reportes</w:t>
+            </w:r>
+          </w:p>
+        </w:tc>
+        <w:tc>
+          <w:tcPr>
+            <w:tcW w:w="2835" w:type="dxa"/>
+          </w:tcPr>
+          <w:p>
+            <w:pPr>
+              <w:pStyle w:val="PARRAFOENTREGABLES"/>
+              <w:ind w:firstLine="0"/>
+              <w:jc w:val="center"/>
+            </w:pPr>
+            <w:r>
+              <w:object w:dxaOrig="1071" w:dyaOrig="831" w14:anchorId="67F5741A">
+                <v:shape id="_x0000_i2131" type="#_x0000_t75" style="width:53.75pt;height:41.45pt" o:ole="">
+                  <v:imagedata r:id="rId10" o:title=""/>
+                </v:shape>
+                <o:OLEObject Type="Embed" ProgID="Package" ShapeID="_x0000_i2131" DrawAspect="Content" ObjectID="_1847509300" r:id="rId35"/>
+              </w:object>
+            </w:r>
+          </w:p>
+        </w:tc>
+        <w:tc>
+          <w:tcPr>
+            <w:tcW w:w="5289" w:type="dxa"/>
+          </w:tcPr>
+          <w:p>
+            <w:pPr>
+              <w:pStyle w:val="PARRAFOENTREGABLES"/>
+              <w:ind w:firstLine="0"/>
+            </w:pPr>
+            <w:r>
+              <w:t>Lógica de generación de los reportes de ventas, inventario, tributario y utilidad.</w:t>
+            </w:r>
+          </w:p>
+        </w:tc>
+      </w:tr>
+      <w:tr>
+        <w:tc>
+          <w:tcPr>
+            <w:tcW w:w="1838" w:type="dxa"/>
+          </w:tcPr>
+          <w:p>
+            <w:pPr>
+              <w:pStyle w:val="PARRAFOENTREGABLES"/>
+              <w:ind w:firstLine="0"/>
+            </w:pPr>
+            <w:r>
+              <w:lastRenderedPageBreak/>
+              <w:t>Reportes</w:t>
+            </w:r>
+          </w:p>
+        </w:tc>
+        <w:tc>
+          <w:tcPr>
+            <w:tcW w:w="2835" w:type="dxa"/>
+          </w:tcPr>
+          <w:p>
+            <w:pPr>
+              <w:pStyle w:val="PARRAFOENTREGABLES"/>
+              <w:ind w:firstLine="0"/>
+              <w:jc w:val="center"/>
+            </w:pPr>
+            <w:r>
+              <w:object w:dxaOrig="850" w:dyaOrig="831" w14:anchorId="2EB6AB17">
+                <v:shape id="_x0000_i2132" type="#_x0000_t75" style="width:42.4pt;height:41.45pt" o:ole="">
+                  <v:imagedata r:id="rId16" o:title=""/>
+                </v:shape>
+                <o:OLEObject Type="Embed" ProgID="Package" ShapeID="_x0000_i2132" DrawAspect="Content" ObjectID="_1847509301" r:id="rId36"/>
+              </w:object>
+            </w:r>
+          </w:p>
+        </w:tc>
+        <w:tc>
+          <w:tcPr>
+            <w:tcW w:w="5289" w:type="dxa"/>
+          </w:tcPr>
+          <w:p>
+            <w:pPr>
+              <w:pStyle w:val="PARRAFOENTREGABLES"/>
+              <w:ind w:firstLine="0"/>
+            </w:pPr>
+            <w:r>
+              <w:t>Vista de los distintos reportes del sistema.</w:t>
+            </w:r>
+          </w:p>
+        </w:tc>
+      </w:tr>
+      <w:tr>
+        <w:tc>
+          <w:tcPr>
+            <w:tcW w:w="1838" w:type="dxa"/>
+          </w:tcPr>
+          <w:p>
+            <w:pPr>
+              <w:pStyle w:val="PARRAFOENTREGABLES"/>
+              <w:ind w:firstLine="0"/>
+            </w:pPr>
+            <w:r>
+              <w:t>Reportes</w:t>
+            </w:r>
+          </w:p>
+        </w:tc>
+        <w:tc>
+          <w:tcPr>
+            <w:tcW w:w="2835" w:type="dxa"/>
+          </w:tcPr>
+          <w:p>
+            <w:pPr>
+              <w:pStyle w:val="PARRAFOENTREGABLES"/>
+              <w:ind w:firstLine="0"/>
+              <w:jc w:val="center"/>
+            </w:pPr>
+            <w:r>
+              <w:object w:dxaOrig="1051" w:dyaOrig="831" w14:anchorId="02C46772">
+                <v:shape id="_x0000_i2133" type="#_x0000_t75" style="width:52.4pt;height:41.45pt" o:ole="">
+                  <v:imagedata r:id="rId37" o:title=""/>
+                </v:shape>
+                <o:OLEObject Type="Embed" ProgID="Package" ShapeID="_x0000_i2133" DrawAspect="Content" ObjectID="_1847509302" r:id="rId38"/>
+              </w:object>
+            </w:r>
+          </w:p>
+        </w:tc>
+        <w:tc>
+          <w:tcPr>
+            <w:tcW w:w="5289" w:type="dxa"/>
+          </w:tcPr>
+          <w:p>
+            <w:pPr>
+              <w:pStyle w:val="PARRAFOENTREGABLES"/>
+              <w:ind w:firstLine="0"/>
+            </w:pPr>
+            <w:r>
+              <w:t>Generación de reportes en PDF y Excel.</w:t>
+            </w:r>
+          </w:p>
+        </w:tc>
+      </w:tr>
+      <w:tr>
+        <w:tc>
+          <w:tcPr>
+            <w:tcW w:w="1838" w:type="dxa"/>
+          </w:tcPr>
+          <w:p>
+            <w:pPr>
+              <w:pStyle w:val="PARRAFOENTREGABLES"/>
+              <w:ind w:firstLine="0"/>
+            </w:pPr>
+            <w:r>
+              <w:t>Reportes</w:t>
+            </w:r>
+          </w:p>
+        </w:tc>
+        <w:tc>
+          <w:tcPr>
+            <w:tcW w:w="2835" w:type="dxa"/>
+          </w:tcPr>
+          <w:p>
+            <w:pPr>
+              <w:pStyle w:val="PARRAFOENTREGABLES"/>
+              <w:ind w:firstLine="0"/>
+              <w:jc w:val="center"/>
+            </w:pPr>
+            <w:r>
+              <w:object w:dxaOrig="1731" w:dyaOrig="831" w14:anchorId="39278267">
+                <v:shape id="_x0000_i2134" type="#_x0000_t75" style="width:86.6pt;height:41.45pt" o:ole="">
+                  <v:imagedata r:id="rId39" o:title=""/>
+                </v:shape>
+                <o:OLEObject Type="Embed" ProgID="Package" ShapeID="_x0000_i2134" DrawAspect="Content" ObjectID="_1847509303" r:id="rId40"/>
+              </w:object>
+            </w:r>
+          </w:p>
+        </w:tc>
+        <w:tc>
+          <w:tcPr>
+            <w:tcW w:w="5289" w:type="dxa"/>
+          </w:tcPr>
+          <w:p>
+            <w:pPr>
+              <w:pStyle w:val="PARRAFOENTREGABLES"/>
+              <w:ind w:firstLine="0"/>
+            </w:pPr>
+            <w:r>
+              <w:t>Integración para exportación/sincronización con Google sheets.</w:t>
+            </w:r>
+          </w:p>
+        </w:tc>
+      </w:tr>
+      <w:tr>
+        <w:tc>
+          <w:tcPr>
+            <w:tcW w:w="1838" w:type="dxa"/>
+          </w:tcPr>
+          <w:p>
+            <w:pPr>
+              <w:pStyle w:val="PARRAFOENTREGABLES"/>
+              <w:ind w:firstLine="0"/>
+            </w:pPr>
+            <w:r>
+              <w:t>Configuración</w:t>
+            </w:r>
+          </w:p>
+        </w:tc>
+        <w:tc>
+          <w:tcPr>
+            <w:tcW w:w="2835" w:type="dxa"/>
+          </w:tcPr>
+          <w:p>
+            <w:pPr>
+              <w:pStyle w:val="PARRAFOENTREGABLES"/>
+              <w:ind w:firstLine="0"/>
+              <w:jc w:val="center"/>
+            </w:pPr>
+            <w:r>
+              <w:object w:dxaOrig="1051" w:dyaOrig="831" w14:anchorId="5364B7E3">
+                <v:shape id="_x0000_i2135" type="#_x0000_t75" style="width:52.4pt;height:41.45pt" o:ole="">
+                  <v:imagedata r:id="rId14" o:title=""/>
+                </v:shape>
+                <o:OLEObject Type="Embed" ProgID="Package" ShapeID="_x0000_i2135" DrawAspect="Content" ObjectID="_1847509304" r:id="rId41"/>
+              </w:object>
+            </w:r>
+          </w:p>
+        </w:tc>
+        <w:tc>
+          <w:tcPr>
+            <w:tcW w:w="5289" w:type="dxa"/>
+          </w:tcPr>
+          <w:p>
+            <w:pPr>
+              <w:pStyle w:val="PARRAFOENTREGABLES"/>
+              <w:ind w:firstLine="0"/>
+            </w:pPr>
+            <w:r>
+              <w:t>Modelos de configuración: datos de empresa, sucursales, tributaria, métodos de pago.</w:t>
+            </w:r>
+          </w:p>
+        </w:tc>
+      </w:tr>
+      <w:tr>
+        <w:tc>
+          <w:tcPr>
+            <w:tcW w:w="1838" w:type="dxa"/>
+          </w:tcPr>
+          <w:p>
+            <w:pPr>
+              <w:pStyle w:val="PARRAFOENTREGABLES"/>
+              <w:ind w:firstLine="0"/>
+            </w:pPr>
+            <w:r>
+              <w:t>Configuración</w:t>
+            </w:r>
+          </w:p>
+        </w:tc>
+        <w:tc>
+          <w:tcPr>
+            <w:tcW w:w="2835" w:type="dxa"/>
+          </w:tcPr>
+          <w:p>
+            <w:pPr>
+              <w:pStyle w:val="PARRAFOENTREGABLES"/>
+              <w:ind w:firstLine="0"/>
+              <w:jc w:val="center"/>
+            </w:pPr>
+            <w:r>
+              <w:object w:dxaOrig="1071" w:dyaOrig="831" w14:anchorId="5584828A">
+                <v:shape id="_x0000_i2136" type="#_x0000_t75" style="width:53.75pt;height:41.45pt" o:ole="">
+                  <v:imagedata r:id="rId10" o:title=""/>
+                </v:shape>
+                <o:OLEObject Type="Embed" ProgID="Package" ShapeID="_x0000_i2136" DrawAspect="Content" ObjectID="_1847509305" r:id="rId42"/>
+              </w:object>
+            </w:r>
+            <w:r>
+              <w:object w:dxaOrig="850" w:dyaOrig="831" w14:anchorId="39156021">
+                <v:shape id="_x0000_i2137" type="#_x0000_t75" style="width:42.4pt;height:41.45pt" o:ole="">
+                  <v:imagedata r:id="rId16" o:title=""/>
+                </v:shape>
+                <o:OLEObject Type="Embed" ProgID="Package" ShapeID="_x0000_i2137" DrawAspect="Content" ObjectID="_1847509306" r:id="rId43"/>
+              </w:object>
+            </w:r>
+          </w:p>
+        </w:tc>
+        <w:tc>
+          <w:tcPr>
+            <w:tcW w:w="5289" w:type="dxa"/>
+          </w:tcPr>
+          <w:p>
+            <w:pPr>
+              <w:pStyle w:val="PARRAFOENTREGABLES"/>
+              <w:ind w:firstLine="0"/>
+            </w:pPr>
+            <w:r>
+              <w:t>Lógica y vistas de las pantallas de configuración.</w:t>
+            </w:r>
+          </w:p>
+        </w:tc>
+      </w:tr>
+      <w:tr>
+        <w:tc>
+          <w:tcPr>
+            <w:tcW w:w="1838" w:type="dxa"/>
+          </w:tcPr>
+          <w:p>
+            <w:pPr>
+              <w:pStyle w:val="PARRAFOENTREGABLES"/>
+              <w:ind w:firstLine="0"/>
+            </w:pPr>
+            <w:r>
+              <w:t>Configuración</w:t>
+            </w:r>
+          </w:p>
+        </w:tc>
+        <w:tc>
+          <w:tcPr>
+            <w:tcW w:w="2835" w:type="dxa"/>
+          </w:tcPr>
+          <w:p>
+            <w:pPr>
+              <w:pStyle w:val="PARRAFOENTREGABLES"/>
+              <w:ind w:firstLine="0"/>
+              <w:jc w:val="center"/>
+            </w:pPr>
+            <w:r>
+              <w:object w:dxaOrig="781" w:dyaOrig="831" w14:anchorId="28832606">
+                <v:shape id="_x0000_i2138" type="#_x0000_t75" style="width:39.2pt;height:41.45pt" o:ole="">
+                  <v:imagedata r:id="rId44" o:title=""/>
+                </v:shape>
+                <o:OLEObject Type="Embed" ProgID="Package" ShapeID="_x0000_i2138" DrawAspect="Content" ObjectID="_1847509307" r:id="rId45"/>
+              </w:object>
+            </w:r>
+          </w:p>
+        </w:tc>
+        <w:tc>
+          <w:tcPr>
+            <w:tcW w:w="5289" w:type="dxa"/>
+          </w:tcPr>
+          <w:p>
+            <w:pPr>
+              <w:pStyle w:val="PARRAFOENTREGABLES"/>
+              <w:ind w:firstLine="0"/>
+            </w:pPr>
+            <w:r>
+              <w:t>Plantilla de listado de configuración tributaria.</w:t>
+            </w:r>
+          </w:p>
+        </w:tc>
+      </w:tr>
+    </w:tbl>
+    <w:p/>
+    <w:p>
+      <w:r>
+        <w:br w:type="page"/>
+      </w:r>
+    </w:p>
+    <w:p>
+      <w:pPr>
+        <w:pStyle w:val="Ttulo1"/>
+      </w:pPr>
+      <w:bookmarkStart w:id="50" w:name="_Toc236851857"/>
+      <w:r>
+        <w:lastRenderedPageBreak/>
+        <w:t>PRUEBAS</w:t>
+      </w:r>
+      <w:bookmarkEnd w:id="50"/>
+    </w:p>
+    <w:p/>
+    <w:p>
+      <w:pPr>
+        <w:pStyle w:val="PARRAFOENTREGABLES"/>
+      </w:pPr>
+      <w:r>
+        <w:t>En este apartado se documentan las pruebas realizadas al sistema SIGEPAN para verificar su correcto funcionamiento antes de la puesta en marcha. Las pruebas se agrupan en cinco categorías: validación de datos, control de acceso, pruebas funcionales, carga de datos y seguridad. Para cada una se presenta evidencia mediante capturas de pantalla del sistema en funcionamiento.</w:t>
+      </w:r>
+    </w:p>
+    <w:p>
+      <w:pPr>
+        <w:pStyle w:val="PARRAFOENTREGABLES"/>
+      </w:pPr>
+    </w:p>
+    <w:p>
+      <w:pPr>
         <w:pStyle w:val="Ttulo2"/>
       </w:pPr>
-      <w:bookmarkStart w:id="26" w:name="_Toc233567767"/>
-      <w:bookmarkEnd w:id="26"/>
+      <w:r>
+        <w:t>Validación de datos</w:t>
+      </w:r>
     </w:p>
     <w:p/>
     <w:p>
       <w:pPr>
+        <w:pStyle w:val="PARRAFOENTREGABLES"/>
+      </w:pPr>
+      <w:r>
+        <w:t>Estas pruebas verifican que el sistema rechace datos incorrectos o incompletos antes de guardarlos, mostrando al usuario un mensaje de error claro, y que acepte y almacene correctamente los datos cuando son corregidos. Se probaron formularios de distintos módulos del sistema.</w:t>
+      </w:r>
+    </w:p>
+    <w:p>
+      <w:pPr>
+        <w:pStyle w:val="PARRAFOENTREGABLES"/>
+      </w:pPr>
+    </w:p>
+    <w:p>
+      <w:pPr>
+        <w:pStyle w:val="PARRAFOENTREGABLES"/>
+      </w:pPr>
+      <w:r>
+        <w:rPr>
+          <w:b/>
+          <w:bCs/>
+        </w:rPr>
+        <w:t>Prueba 1:</w:t>
+      </w:r>
+      <w:r>
+        <w:t xml:space="preserve"> Error de validación al ingresar un correo electrónico con formato invalido en datos de la empresa.</w:t>
+      </w:r>
+    </w:p>
+    <w:p>
+      <w:pPr>
+        <w:pStyle w:val="PARRAFOENTREGABLES"/>
+        <w:keepNext/>
+      </w:pPr>
+      <w:r>
+        <w:rPr>
+          <w:noProof/>
+        </w:rPr>
+        <w:drawing>
+          <wp:inline distT="0" distB="0" distL="0" distR="0" wp14:anchorId="6F58C4B8" wp14:editId="7251A342">
+            <wp:extent cx="5573210" cy="2745724"/>
+            <wp:effectExtent l="0" t="0" r="0" b="0"/>
+            <wp:docPr id="1414363135" name="Imagen 1"/>
+            <wp:cNvGraphicFramePr>
+              <a:graphicFrameLocks xmlns:a="http://schemas.openxmlformats.org/drawingml/2006/main" noChangeAspect="1"/>
+            </wp:cNvGraphicFramePr>
+            <a:graphic xmlns:a="http://schemas.openxmlformats.org/drawingml/2006/main">
+              <a:graphicData uri="http://schemas.openxmlformats.org/drawingml/2006/picture">
+                <pic:pic xmlns:pic="http://schemas.openxmlformats.org/drawingml/2006/picture">
+                  <pic:nvPicPr>
+                    <pic:cNvPr id="0" name="Picture 1115"/>
+                    <pic:cNvPicPr>
+                      <a:picLocks noChangeAspect="1" noChangeArrowheads="1"/>
+                    </pic:cNvPicPr>
+                  </pic:nvPicPr>
+                  <pic:blipFill>
+                    <a:blip r:embed="rId46" cstate="print">
+                      <a:extLst>
+                        <a:ext uri="{28A0092B-C50C-407E-A947-70E740481C1C}">
+                          <a14:useLocalDpi xmlns:a14="http://schemas.microsoft.com/office/drawing/2010/main" val="0"/>
+                        </a:ext>
+                      </a:extLst>
+                    </a:blip>
+                    <a:srcRect/>
+                    <a:stretch>
+                      <a:fillRect/>
+                    </a:stretch>
+                  </pic:blipFill>
+                  <pic:spPr bwMode="auto">
+                    <a:xfrm>
+                      <a:off x="0" y="0"/>
+                      <a:ext cx="5611303" cy="2764491"/>
+                    </a:xfrm>
+                    <a:prstGeom prst="rect">
+                      <a:avLst/>
+                    </a:prstGeom>
+                    <a:noFill/>
+                    <a:ln>
+                      <a:noFill/>
+                    </a:ln>
+                  </pic:spPr>
+                </pic:pic>
+              </a:graphicData>
+            </a:graphic>
+          </wp:inline>
+        </w:drawing>
+      </w:r>
+    </w:p>
+    <w:p>
+      <w:pPr>
+        <w:pStyle w:val="Descripcin"/>
+        <w:jc w:val="both"/>
+      </w:pPr>
+      <w:r>
+        <w:t xml:space="preserve">Ilustración </w:t>
+      </w:r>
+      <w:r>
+        <w:fldChar w:fldCharType="begin"/>
+      </w:r>
+      <w:r>
+        <w:instrText xml:space="preserve"> SEQ Ilustración \* ARABIC </w:instrText>
+      </w:r>
+      <w:r>
+        <w:fldChar w:fldCharType="separate"/>
+      </w:r>
+      <w:r>
+        <w:rPr>
+          <w:noProof/>
+        </w:rPr>
+        <w:t>1</w:t>
+      </w:r>
+      <w:r>
+        <w:fldChar w:fldCharType="end"/>
+      </w:r>
+    </w:p>
+    <w:p/>
+    <w:p>
+      <w:pPr>
+        <w:rPr>
+          <w:b/>
+          <w:bCs/>
+        </w:rPr>
+      </w:pPr>
+      <w:r>
+        <w:rPr>
+          <w:b/>
+          <w:bCs/>
+        </w:rPr>
+        <w:br w:type="page"/>
+      </w:r>
+    </w:p>
+    <w:p>
+      <w:r>
+        <w:rPr>
+          <w:b/>
+          <w:bCs/>
+        </w:rPr>
+        <w:lastRenderedPageBreak/>
+        <w:t>Prueba 2:</w:t>
+      </w:r>
+      <w:r>
+        <w:rPr>
+          <w:b/>
+          <w:bCs/>
+        </w:rPr>
+        <w:t xml:space="preserve"> </w:t>
+      </w:r>
+      <w:r>
+        <w:t>Corrección del correo electrónico y guardado exitoso.</w:t>
+      </w:r>
+    </w:p>
+    <w:p>
+      <w:pPr>
+        <w:keepNext/>
+      </w:pPr>
+      <w:r>
+        <w:rPr>
+          <w:noProof/>
+        </w:rPr>
+        <w:drawing>
+          <wp:inline distT="0" distB="0" distL="0" distR="0" wp14:anchorId="572114AE" wp14:editId="5C7E3F5C">
+            <wp:extent cx="6018836" cy="2965269"/>
+            <wp:effectExtent l="0" t="0" r="1270" b="6985"/>
+            <wp:docPr id="1102922564" name="Imagen 2"/>
+            <wp:cNvGraphicFramePr>
+              <a:graphicFrameLocks xmlns:a="http://schemas.openxmlformats.org/drawingml/2006/main" noChangeAspect="1"/>
+            </wp:cNvGraphicFramePr>
+            <a:graphic xmlns:a="http://schemas.openxmlformats.org/drawingml/2006/main">
+              <a:graphicData uri="http://schemas.openxmlformats.org/drawingml/2006/picture">
+                <pic:pic xmlns:pic="http://schemas.openxmlformats.org/drawingml/2006/picture">
+                  <pic:nvPicPr>
+                    <pic:cNvPr id="0" name="Picture 1116"/>
+                    <pic:cNvPicPr>
+                      <a:picLocks noChangeAspect="1" noChangeArrowheads="1"/>
+                    </pic:cNvPicPr>
+                  </pic:nvPicPr>
+                  <pic:blipFill>
+                    <a:blip r:embed="rId47" cstate="print">
+                      <a:extLst>
+                        <a:ext uri="{28A0092B-C50C-407E-A947-70E740481C1C}">
+                          <a14:useLocalDpi xmlns:a14="http://schemas.microsoft.com/office/drawing/2010/main" val="0"/>
+                        </a:ext>
+                      </a:extLst>
+                    </a:blip>
+                    <a:srcRect/>
+                    <a:stretch>
+                      <a:fillRect/>
+                    </a:stretch>
+                  </pic:blipFill>
+                  <pic:spPr bwMode="auto">
+                    <a:xfrm>
+                      <a:off x="0" y="0"/>
+                      <a:ext cx="6023739" cy="2967684"/>
+                    </a:xfrm>
+                    <a:prstGeom prst="rect">
+                      <a:avLst/>
+                    </a:prstGeom>
+                    <a:noFill/>
+                    <a:ln>
+                      <a:noFill/>
+                    </a:ln>
+                  </pic:spPr>
+                </pic:pic>
+              </a:graphicData>
+            </a:graphic>
+          </wp:inline>
+        </w:drawing>
+      </w:r>
+    </w:p>
+    <w:p>
+      <w:pPr>
+        <w:pStyle w:val="Descripcin"/>
+      </w:pPr>
+      <w:r>
+        <w:t xml:space="preserve">Ilustración </w:t>
+      </w:r>
+      <w:r>
+        <w:fldChar w:fldCharType="begin"/>
+      </w:r>
+      <w:r>
+        <w:instrText xml:space="preserve"> SEQ Ilustración \* ARABIC </w:instrText>
+      </w:r>
+      <w:r>
+        <w:fldChar w:fldCharType="separate"/>
+      </w:r>
+      <w:r>
+        <w:rPr>
+          <w:noProof/>
+        </w:rPr>
+        <w:t>2</w:t>
+      </w:r>
+      <w:r>
+        <w:fldChar w:fldCharType="end"/>
+      </w:r>
+    </w:p>
+    <w:p/>
+    <w:p>
+      <w:r>
+        <w:rPr>
+          <w:b/>
+          <w:bCs/>
+        </w:rPr>
+        <w:t>Prueba 3:</w:t>
+      </w:r>
+      <w:r>
+        <w:t xml:space="preserve"> Error de validación al dejar vacío el campo obligatorio Nombre en nuevo método de pago.</w:t>
+      </w:r>
+    </w:p>
+    <w:p>
+      <w:pPr>
+        <w:keepNext/>
+      </w:pPr>
+      <w:r>
+        <w:rPr>
+          <w:noProof/>
+        </w:rPr>
+        <w:drawing>
+          <wp:inline distT="0" distB="0" distL="0" distR="0" wp14:anchorId="3D4DA317" wp14:editId="0051C84F">
+            <wp:extent cx="5937813" cy="2925351"/>
+            <wp:effectExtent l="0" t="0" r="6350" b="8890"/>
+            <wp:docPr id="318264717" name="Imagen 3"/>
+            <wp:cNvGraphicFramePr>
+              <a:graphicFrameLocks xmlns:a="http://schemas.openxmlformats.org/drawingml/2006/main" noChangeAspect="1"/>
+            </wp:cNvGraphicFramePr>
+            <a:graphic xmlns:a="http://schemas.openxmlformats.org/drawingml/2006/main">
+              <a:graphicData uri="http://schemas.openxmlformats.org/drawingml/2006/picture">
+                <pic:pic xmlns:pic="http://schemas.openxmlformats.org/drawingml/2006/picture">
+                  <pic:nvPicPr>
+                    <pic:cNvPr id="0" name="Picture 1117"/>
+                    <pic:cNvPicPr>
+                      <a:picLocks noChangeAspect="1" noChangeArrowheads="1"/>
+                    </pic:cNvPicPr>
+                  </pic:nvPicPr>
+                  <pic:blipFill>
+                    <a:blip r:embed="rId48" cstate="print">
+                      <a:extLst>
+                        <a:ext uri="{28A0092B-C50C-407E-A947-70E740481C1C}">
+                          <a14:useLocalDpi xmlns:a14="http://schemas.microsoft.com/office/drawing/2010/main" val="0"/>
+                        </a:ext>
+                      </a:extLst>
+                    </a:blip>
+                    <a:srcRect/>
+                    <a:stretch>
+                      <a:fillRect/>
+                    </a:stretch>
+                  </pic:blipFill>
+                  <pic:spPr bwMode="auto">
+                    <a:xfrm>
+                      <a:off x="0" y="0"/>
+                      <a:ext cx="5944021" cy="2928410"/>
+                    </a:xfrm>
+                    <a:prstGeom prst="rect">
+                      <a:avLst/>
+                    </a:prstGeom>
+                    <a:noFill/>
+                    <a:ln>
+                      <a:noFill/>
+                    </a:ln>
+                  </pic:spPr>
+                </pic:pic>
+              </a:graphicData>
+            </a:graphic>
+          </wp:inline>
+        </w:drawing>
+      </w:r>
+    </w:p>
+    <w:p>
+      <w:pPr>
+        <w:pStyle w:val="Descripcin"/>
+      </w:pPr>
+      <w:r>
+        <w:t xml:space="preserve">Ilustración </w:t>
+      </w:r>
+      <w:r>
+        <w:fldChar w:fldCharType="begin"/>
+      </w:r>
+      <w:r>
+        <w:instrText xml:space="preserve"> SEQ Ilustración \* ARABIC </w:instrText>
+      </w:r>
+      <w:r>
+        <w:fldChar w:fldCharType="separate"/>
+      </w:r>
+      <w:r>
+        <w:rPr>
+          <w:noProof/>
+        </w:rPr>
+        <w:t>3</w:t>
+      </w:r>
+      <w:r>
+        <w:fldChar w:fldCharType="end"/>
+      </w:r>
+    </w:p>
+    <w:p/>
+    <w:p/>
+    <w:p>
+      <w:r>
+        <w:rPr>
+          <w:b/>
+          <w:bCs/>
+        </w:rPr>
+        <w:lastRenderedPageBreak/>
+        <w:t>Prueba 4:</w:t>
+      </w:r>
+      <w:r>
+        <w:t xml:space="preserve"> Método de pago creado correctamente tras completar el campo obligatorio.</w:t>
+      </w:r>
+    </w:p>
+    <w:p>
+      <w:pPr>
+        <w:keepNext/>
+      </w:pPr>
+      <w:r>
+        <w:rPr>
+          <w:noProof/>
+        </w:rPr>
+        <w:drawing>
+          <wp:inline distT="0" distB="0" distL="0" distR="0" wp14:anchorId="542D7D46" wp14:editId="3E1D2CF0">
+            <wp:extent cx="5903089" cy="2908244"/>
+            <wp:effectExtent l="0" t="0" r="2540" b="6985"/>
+            <wp:docPr id="1873612886" name="Imagen 4"/>
+            <wp:cNvGraphicFramePr>
+              <a:graphicFrameLocks xmlns:a="http://schemas.openxmlformats.org/drawingml/2006/main" noChangeAspect="1"/>
+            </wp:cNvGraphicFramePr>
+            <a:graphic xmlns:a="http://schemas.openxmlformats.org/drawingml/2006/main">
+              <a:graphicData uri="http://schemas.openxmlformats.org/drawingml/2006/picture">
+                <pic:pic xmlns:pic="http://schemas.openxmlformats.org/drawingml/2006/picture">
+                  <pic:nvPicPr>
+                    <pic:cNvPr id="0" name="Picture 1118"/>
+                    <pic:cNvPicPr>
+                      <a:picLocks noChangeAspect="1" noChangeArrowheads="1"/>
+                    </pic:cNvPicPr>
+                  </pic:nvPicPr>
+                  <pic:blipFill>
+                    <a:blip r:embed="rId49" cstate="print">
+                      <a:extLst>
+                        <a:ext uri="{28A0092B-C50C-407E-A947-70E740481C1C}">
+                          <a14:useLocalDpi xmlns:a14="http://schemas.microsoft.com/office/drawing/2010/main" val="0"/>
+                        </a:ext>
+                      </a:extLst>
+                    </a:blip>
+                    <a:srcRect/>
+                    <a:stretch>
+                      <a:fillRect/>
+                    </a:stretch>
+                  </pic:blipFill>
+                  <pic:spPr bwMode="auto">
+                    <a:xfrm>
+                      <a:off x="0" y="0"/>
+                      <a:ext cx="5914442" cy="2913837"/>
+                    </a:xfrm>
+                    <a:prstGeom prst="rect">
+                      <a:avLst/>
+                    </a:prstGeom>
+                    <a:noFill/>
+                    <a:ln>
+                      <a:noFill/>
+                    </a:ln>
+                  </pic:spPr>
+                </pic:pic>
+              </a:graphicData>
+            </a:graphic>
+          </wp:inline>
+        </w:drawing>
+      </w:r>
+    </w:p>
+    <w:p>
+      <w:pPr>
+        <w:pStyle w:val="Descripcin"/>
+      </w:pPr>
+      <w:r>
+        <w:t xml:space="preserve">Ilustración </w:t>
+      </w:r>
+      <w:r>
+        <w:fldChar w:fldCharType="begin"/>
+      </w:r>
+      <w:r>
+        <w:instrText xml:space="preserve"> SEQ Ilustración \* ARABIC </w:instrText>
+      </w:r>
+      <w:r>
+        <w:fldChar w:fldCharType="separate"/>
+      </w:r>
+      <w:r>
+        <w:rPr>
+          <w:noProof/>
+        </w:rPr>
+        <w:t>4</w:t>
+      </w:r>
+      <w:r>
+        <w:fldChar w:fldCharType="end"/>
+      </w:r>
+    </w:p>
+    <w:p/>
+    <w:p>
+      <w:r>
+        <w:rPr>
+          <w:b/>
+          <w:bCs/>
+        </w:rPr>
+        <w:t>Prueba 5:</w:t>
+      </w:r>
+      <w:r>
+        <w:t xml:space="preserve"> Error de validación al dejar vacío el campo obligatorio dirección en nueva sucursal.</w:t>
+      </w:r>
+    </w:p>
+    <w:p>
+      <w:pPr>
+        <w:keepNext/>
+      </w:pPr>
+      <w:r>
+        <w:rPr>
+          <w:noProof/>
+        </w:rPr>
+        <w:drawing>
+          <wp:inline distT="0" distB="0" distL="0" distR="0" wp14:anchorId="2FE5FC78" wp14:editId="1BDE66DF">
+            <wp:extent cx="5978324" cy="2945309"/>
+            <wp:effectExtent l="0" t="0" r="3810" b="7620"/>
+            <wp:docPr id="1564779611" name="Imagen 5"/>
+            <wp:cNvGraphicFramePr>
+              <a:graphicFrameLocks xmlns:a="http://schemas.openxmlformats.org/drawingml/2006/main" noChangeAspect="1"/>
+            </wp:cNvGraphicFramePr>
+            <a:graphic xmlns:a="http://schemas.openxmlformats.org/drawingml/2006/main">
+              <a:graphicData uri="http://schemas.openxmlformats.org/drawingml/2006/picture">
+                <pic:pic xmlns:pic="http://schemas.openxmlformats.org/drawingml/2006/picture">
+                  <pic:nvPicPr>
+                    <pic:cNvPr id="0" name="Picture 1119"/>
+                    <pic:cNvPicPr>
+                      <a:picLocks noChangeAspect="1" noChangeArrowheads="1"/>
+                    </pic:cNvPicPr>
+                  </pic:nvPicPr>
+                  <pic:blipFill>
+                    <a:blip r:embed="rId50" cstate="print">
+                      <a:extLst>
+                        <a:ext uri="{28A0092B-C50C-407E-A947-70E740481C1C}">
+                          <a14:useLocalDpi xmlns:a14="http://schemas.microsoft.com/office/drawing/2010/main" val="0"/>
+                        </a:ext>
+                      </a:extLst>
+                    </a:blip>
+                    <a:srcRect/>
+                    <a:stretch>
+                      <a:fillRect/>
+                    </a:stretch>
+                  </pic:blipFill>
+                  <pic:spPr bwMode="auto">
+                    <a:xfrm>
+                      <a:off x="0" y="0"/>
+                      <a:ext cx="5988716" cy="2950429"/>
+                    </a:xfrm>
+                    <a:prstGeom prst="rect">
+                      <a:avLst/>
+                    </a:prstGeom>
+                    <a:noFill/>
+                    <a:ln>
+                      <a:noFill/>
+                    </a:ln>
+                  </pic:spPr>
+                </pic:pic>
+              </a:graphicData>
+            </a:graphic>
+          </wp:inline>
+        </w:drawing>
+      </w:r>
+    </w:p>
+    <w:p>
+      <w:pPr>
+        <w:pStyle w:val="Descripcin"/>
+      </w:pPr>
+      <w:r>
+        <w:t xml:space="preserve">Ilustración </w:t>
+      </w:r>
+      <w:r>
+        <w:fldChar w:fldCharType="begin"/>
+      </w:r>
+      <w:r>
+        <w:instrText xml:space="preserve"> SEQ Ilustración \* ARABIC </w:instrText>
+      </w:r>
+      <w:r>
+        <w:fldChar w:fldCharType="separate"/>
+      </w:r>
+      <w:r>
+        <w:rPr>
+          <w:noProof/>
+        </w:rPr>
+        <w:t>5</w:t>
+      </w:r>
+      <w:r>
+        <w:fldChar w:fldCharType="end"/>
+      </w:r>
+    </w:p>
+    <w:p/>
+    <w:p/>
+    <w:p>
+      <w:pPr>
+        <w:pStyle w:val="Ttulo2"/>
+      </w:pPr>
+      <w:r>
+        <w:lastRenderedPageBreak/>
+        <w:t>Pruebas de Control de acceso</w:t>
+      </w:r>
+    </w:p>
+    <w:p/>
+    <w:p>
+      <w:pPr>
+        <w:pStyle w:val="PARRAFOENTREGABLES"/>
+      </w:pPr>
+      <w:r>
+        <w:t>Estas pruebas comprueban que el sistema muestre únicamente las opciones de menú correspondientes al rol del usuario autenticado, restringiendo el acceso a módulos no autorizados según los permisos asignados.</w:t>
+      </w:r>
+    </w:p>
+    <w:p>
+      <w:pPr>
+        <w:pStyle w:val="PARRAFOENTREGABLES"/>
+      </w:pPr>
+    </w:p>
+    <w:p>
+      <w:pPr>
+        <w:pStyle w:val="PARRAFOENTREGABLES"/>
+      </w:pPr>
+      <w:r>
+        <w:rPr>
+          <w:b/>
+          <w:bCs/>
+        </w:rPr>
+        <w:t>Prueba 1:</w:t>
+      </w:r>
+      <w:r>
+        <w:t xml:space="preserve"> </w:t>
+      </w:r>
+      <w:r>
+        <w:t>Menú del sistema para el rol administrador, con acceso a todos los módulos.</w:t>
+      </w:r>
+    </w:p>
+    <w:p>
+      <w:pPr>
+        <w:pStyle w:val="PARRAFOENTREGABLES"/>
+      </w:pPr>
+      <w:r>
+        <w:rPr>
+          <w:noProof/>
+        </w:rPr>
+        <w:drawing>
+          <wp:inline distT="0" distB="0" distL="0" distR="0" wp14:anchorId="2FBD4170" wp14:editId="33493E0E">
+            <wp:extent cx="5723681" cy="2819856"/>
+            <wp:effectExtent l="0" t="0" r="0" b="0"/>
+            <wp:docPr id="1219651955" name="Imagen 6"/>
+            <wp:cNvGraphicFramePr>
+              <a:graphicFrameLocks xmlns:a="http://schemas.openxmlformats.org/drawingml/2006/main" noChangeAspect="1"/>
+            </wp:cNvGraphicFramePr>
+            <a:graphic xmlns:a="http://schemas.openxmlformats.org/drawingml/2006/main">
+              <a:graphicData uri="http://schemas.openxmlformats.org/drawingml/2006/picture">
+                <pic:pic xmlns:pic="http://schemas.openxmlformats.org/drawingml/2006/picture">
+                  <pic:nvPicPr>
+                    <pic:cNvPr id="0" name="Picture 1120"/>
+                    <pic:cNvPicPr>
+                      <a:picLocks noChangeAspect="1" noChangeArrowheads="1"/>
+                    </pic:cNvPicPr>
+                  </pic:nvPicPr>
+                  <pic:blipFill>
+                    <a:blip r:embed="rId51" cstate="print">
+                      <a:extLst>
+                        <a:ext uri="{28A0092B-C50C-407E-A947-70E740481C1C}">
+                          <a14:useLocalDpi xmlns:a14="http://schemas.microsoft.com/office/drawing/2010/main" val="0"/>
+                        </a:ext>
+                      </a:extLst>
+                    </a:blip>
+                    <a:srcRect/>
+                    <a:stretch>
+                      <a:fillRect/>
+                    </a:stretch>
+                  </pic:blipFill>
+                  <pic:spPr bwMode="auto">
+                    <a:xfrm>
+                      <a:off x="0" y="0"/>
+                      <a:ext cx="5738653" cy="2827232"/>
+                    </a:xfrm>
+                    <a:prstGeom prst="rect">
+                      <a:avLst/>
+                    </a:prstGeom>
+                    <a:noFill/>
+                    <a:ln>
+                      <a:noFill/>
+                    </a:ln>
+                  </pic:spPr>
+                </pic:pic>
+              </a:graphicData>
+            </a:graphic>
+          </wp:inline>
+        </w:drawing>
+      </w:r>
+    </w:p>
+    <w:p>
+      <w:pPr>
+        <w:pStyle w:val="PARRAFOENTREGABLES"/>
+      </w:pPr>
+    </w:p>
+    <w:p>
+      <w:pPr>
+        <w:rPr>
+          <w:b/>
+          <w:bCs/>
+          <w:sz w:val="24"/>
+        </w:rPr>
+      </w:pPr>
+      <w:r>
+        <w:rPr>
+          <w:b/>
+          <w:bCs/>
+        </w:rPr>
+        <w:br w:type="page"/>
+      </w:r>
+    </w:p>
+    <w:p>
+      <w:pPr>
+        <w:pStyle w:val="PARRAFOENTREGABLES"/>
+      </w:pPr>
+      <w:r>
+        <w:rPr>
+          <w:b/>
+          <w:bCs/>
+        </w:rPr>
+        <w:lastRenderedPageBreak/>
+        <w:t>Prueba 2:</w:t>
+      </w:r>
+      <w:r>
+        <w:t xml:space="preserve"> </w:t>
+      </w:r>
+      <w:r>
+        <w:t>Menú del sistema para el rol Cajero, restringido a catálogos y operaciones.</w:t>
+      </w:r>
+    </w:p>
+    <w:p>
+      <w:pPr>
+        <w:pStyle w:val="PARRAFOENTREGABLES"/>
+      </w:pPr>
+      <w:r>
+        <w:rPr>
+          <w:noProof/>
+        </w:rPr>
+        <w:drawing>
+          <wp:inline distT="0" distB="0" distL="0" distR="0" wp14:anchorId="5DA69D45" wp14:editId="1C06286A">
+            <wp:extent cx="5937813" cy="2925351"/>
+            <wp:effectExtent l="0" t="0" r="6350" b="8890"/>
+            <wp:docPr id="1012142530" name="Imagen 7"/>
+            <wp:cNvGraphicFramePr>
+              <a:graphicFrameLocks xmlns:a="http://schemas.openxmlformats.org/drawingml/2006/main" noChangeAspect="1"/>
+            </wp:cNvGraphicFramePr>
+            <a:graphic xmlns:a="http://schemas.openxmlformats.org/drawingml/2006/main">
+              <a:graphicData uri="http://schemas.openxmlformats.org/drawingml/2006/picture">
+                <pic:pic xmlns:pic="http://schemas.openxmlformats.org/drawingml/2006/picture">
+                  <pic:nvPicPr>
+                    <pic:cNvPr id="0" name="Picture 1121"/>
+                    <pic:cNvPicPr>
+                      <a:picLocks noChangeAspect="1" noChangeArrowheads="1"/>
+                    </pic:cNvPicPr>
+                  </pic:nvPicPr>
+                  <pic:blipFill>
+                    <a:blip r:embed="rId52" cstate="print">
+                      <a:extLst>
+                        <a:ext uri="{28A0092B-C50C-407E-A947-70E740481C1C}">
+                          <a14:useLocalDpi xmlns:a14="http://schemas.microsoft.com/office/drawing/2010/main" val="0"/>
+                        </a:ext>
+                      </a:extLst>
+                    </a:blip>
+                    <a:srcRect/>
+                    <a:stretch>
+                      <a:fillRect/>
+                    </a:stretch>
+                  </pic:blipFill>
+                  <pic:spPr bwMode="auto">
+                    <a:xfrm>
+                      <a:off x="0" y="0"/>
+                      <a:ext cx="5941551" cy="2927192"/>
+                    </a:xfrm>
+                    <a:prstGeom prst="rect">
+                      <a:avLst/>
+                    </a:prstGeom>
+                    <a:noFill/>
+                    <a:ln>
+                      <a:noFill/>
+                    </a:ln>
+                  </pic:spPr>
+                </pic:pic>
+              </a:graphicData>
+            </a:graphic>
+          </wp:inline>
+        </w:drawing>
+      </w:r>
+    </w:p>
+    <w:p/>
+    <w:p>
+      <w:pPr>
+        <w:pStyle w:val="Ttulo2"/>
+      </w:pPr>
+      <w:r>
+        <w:t>Pruebas funcionales</w:t>
+      </w:r>
+    </w:p>
+    <w:p/>
+    <w:p>
+      <w:pPr>
+        <w:pStyle w:val="PARRAFOENTREGABLES"/>
+      </w:pPr>
+      <w:r>
+        <w:t>Estas pruebas verifican el funcionamiento correcto de las operaciones principales del sistema (consultar, crear, modificar, eliminar) en un recorrido desde el inicio de sesión hasta las pantallas de cada módulo.</w:t>
+      </w:r>
+    </w:p>
+    <w:p>
+      <w:pPr>
+        <w:pStyle w:val="PARRAFOENTREGABLES"/>
+      </w:pPr>
+    </w:p>
+    <w:p>
+      <w:pPr>
+        <w:pStyle w:val="PARRAFOENTREGABLES"/>
+      </w:pPr>
+      <w:r>
+        <w:rPr>
+          <w:b/>
+          <w:bCs/>
+        </w:rPr>
+        <w:t>Prueba 1:</w:t>
+      </w:r>
+      <w:r>
+        <w:t xml:space="preserve"> Consulta del listado de usuario del sistema.</w:t>
+      </w:r>
+    </w:p>
+    <w:p>
+      <w:pPr>
+        <w:pStyle w:val="PARRAFOENTREGABLES"/>
+        <w:keepNext/>
+      </w:pPr>
+      <w:r>
+        <w:rPr>
+          <w:noProof/>
+        </w:rPr>
+        <w:drawing>
+          <wp:inline distT="0" distB="0" distL="0" distR="0" wp14:anchorId="002DD627" wp14:editId="24FF8578">
+            <wp:extent cx="4710552" cy="2320724"/>
+            <wp:effectExtent l="0" t="0" r="0" b="3810"/>
+            <wp:docPr id="96298346" name="Imagen 9"/>
+            <wp:cNvGraphicFramePr>
+              <a:graphicFrameLocks xmlns:a="http://schemas.openxmlformats.org/drawingml/2006/main" noChangeAspect="1"/>
+            </wp:cNvGraphicFramePr>
+            <a:graphic xmlns:a="http://schemas.openxmlformats.org/drawingml/2006/main">
+              <a:graphicData uri="http://schemas.openxmlformats.org/drawingml/2006/picture">
+                <pic:pic xmlns:pic="http://schemas.openxmlformats.org/drawingml/2006/picture">
+                  <pic:nvPicPr>
+                    <pic:cNvPr id="0" name="Picture 1123"/>
+                    <pic:cNvPicPr>
+                      <a:picLocks noChangeAspect="1" noChangeArrowheads="1"/>
+                    </pic:cNvPicPr>
+                  </pic:nvPicPr>
+                  <pic:blipFill>
+                    <a:blip r:embed="rId53" cstate="print">
+                      <a:extLst>
+                        <a:ext uri="{28A0092B-C50C-407E-A947-70E740481C1C}">
+                          <a14:useLocalDpi xmlns:a14="http://schemas.microsoft.com/office/drawing/2010/main" val="0"/>
+                        </a:ext>
+                      </a:extLst>
+                    </a:blip>
+                    <a:srcRect/>
+                    <a:stretch>
+                      <a:fillRect/>
+                    </a:stretch>
+                  </pic:blipFill>
+                  <pic:spPr bwMode="auto">
+                    <a:xfrm>
+                      <a:off x="0" y="0"/>
+                      <a:ext cx="4749722" cy="2340022"/>
+                    </a:xfrm>
+                    <a:prstGeom prst="rect">
+                      <a:avLst/>
+                    </a:prstGeom>
+                    <a:noFill/>
+                    <a:ln>
+                      <a:noFill/>
+                    </a:ln>
+                  </pic:spPr>
+                </pic:pic>
+              </a:graphicData>
+            </a:graphic>
+          </wp:inline>
+        </w:drawing>
+      </w:r>
+    </w:p>
+    <w:p>
+      <w:pPr>
+        <w:pStyle w:val="Descripcin"/>
+        <w:jc w:val="both"/>
+      </w:pPr>
+      <w:r>
+        <w:t xml:space="preserve">Ilustración </w:t>
+      </w:r>
+      <w:r>
+        <w:fldChar w:fldCharType="begin"/>
+      </w:r>
+      <w:r>
+        <w:instrText xml:space="preserve"> SEQ Ilustración \* ARABIC </w:instrText>
+      </w:r>
+      <w:r>
+        <w:fldChar w:fldCharType="separate"/>
+      </w:r>
+      <w:r>
+        <w:rPr>
+          <w:noProof/>
+        </w:rPr>
+        <w:t>6</w:t>
+      </w:r>
+      <w:r>
+        <w:fldChar w:fldCharType="end"/>
+      </w:r>
+    </w:p>
+    <w:p>
+      <w:pPr>
+        <w:pStyle w:val="PARRAFOENTREGABLES"/>
+      </w:pPr>
+      <w:r>
+        <w:rPr>
+          <w:b/>
+          <w:bCs/>
+        </w:rPr>
+        <w:lastRenderedPageBreak/>
+        <w:t>Prueba 2:</w:t>
+      </w:r>
+      <w:r>
+        <w:t xml:space="preserve"> Modificación de un usuario existente.</w:t>
+      </w:r>
+    </w:p>
+    <w:p>
+      <w:pPr>
+        <w:pStyle w:val="PARRAFOENTREGABLES"/>
+        <w:keepNext/>
+      </w:pPr>
+      <w:r>
+        <w:rPr>
+          <w:noProof/>
+        </w:rPr>
+        <w:drawing>
+          <wp:inline distT="0" distB="0" distL="0" distR="0" wp14:anchorId="3049E3F1" wp14:editId="3D774E31">
+            <wp:extent cx="5121798" cy="2523330"/>
+            <wp:effectExtent l="0" t="0" r="3175" b="0"/>
+            <wp:docPr id="306066052" name="Imagen 10"/>
+            <wp:cNvGraphicFramePr>
+              <a:graphicFrameLocks xmlns:a="http://schemas.openxmlformats.org/drawingml/2006/main" noChangeAspect="1"/>
+            </wp:cNvGraphicFramePr>
+            <a:graphic xmlns:a="http://schemas.openxmlformats.org/drawingml/2006/main">
+              <a:graphicData uri="http://schemas.openxmlformats.org/drawingml/2006/picture">
+                <pic:pic xmlns:pic="http://schemas.openxmlformats.org/drawingml/2006/picture">
+                  <pic:nvPicPr>
+                    <pic:cNvPr id="0" name="Picture 1124"/>
+                    <pic:cNvPicPr>
+                      <a:picLocks noChangeAspect="1" noChangeArrowheads="1"/>
+                    </pic:cNvPicPr>
+                  </pic:nvPicPr>
+                  <pic:blipFill>
+                    <a:blip r:embed="rId54" cstate="print">
+                      <a:extLst>
+                        <a:ext uri="{28A0092B-C50C-407E-A947-70E740481C1C}">
+                          <a14:useLocalDpi xmlns:a14="http://schemas.microsoft.com/office/drawing/2010/main" val="0"/>
+                        </a:ext>
+                      </a:extLst>
+                    </a:blip>
+                    <a:srcRect/>
+                    <a:stretch>
+                      <a:fillRect/>
+                    </a:stretch>
+                  </pic:blipFill>
+                  <pic:spPr bwMode="auto">
+                    <a:xfrm>
+                      <a:off x="0" y="0"/>
+                      <a:ext cx="5126037" cy="2525418"/>
+                    </a:xfrm>
+                    <a:prstGeom prst="rect">
+                      <a:avLst/>
+                    </a:prstGeom>
+                    <a:noFill/>
+                    <a:ln>
+                      <a:noFill/>
+                    </a:ln>
+                  </pic:spPr>
+                </pic:pic>
+              </a:graphicData>
+            </a:graphic>
+          </wp:inline>
+        </w:drawing>
+      </w:r>
+    </w:p>
+    <w:p>
+      <w:pPr>
+        <w:pStyle w:val="Descripcin"/>
+        <w:jc w:val="both"/>
+      </w:pPr>
+      <w:r>
+        <w:t xml:space="preserve">Ilustración </w:t>
+      </w:r>
+      <w:r>
+        <w:fldChar w:fldCharType="begin"/>
+      </w:r>
+      <w:r>
+        <w:instrText xml:space="preserve"> SEQ Ilustración \* ARABIC </w:instrText>
+      </w:r>
+      <w:r>
+        <w:fldChar w:fldCharType="separate"/>
+      </w:r>
+      <w:r>
+        <w:rPr>
+          <w:noProof/>
+        </w:rPr>
+        <w:t>7</w:t>
+      </w:r>
+      <w:r>
+        <w:fldChar w:fldCharType="end"/>
+      </w:r>
+    </w:p>
+    <w:p>
+      <w:pPr>
+        <w:pStyle w:val="PARRAFOENTREGABLES"/>
+      </w:pPr>
+      <w:r>
+        <w:rPr>
+          <w:b/>
+          <w:bCs/>
+        </w:rPr>
+        <w:t>Prueba 3:</w:t>
+      </w:r>
+      <w:r>
+        <w:t xml:space="preserve"> Consulta de la asignación de permisos por rol.</w:t>
+      </w:r>
+    </w:p>
+    <w:p>
+      <w:pPr>
+        <w:pStyle w:val="PARRAFOENTREGABLES"/>
+        <w:keepNext/>
+      </w:pPr>
+      <w:r>
+        <w:rPr>
+          <w:noProof/>
+        </w:rPr>
+        <w:drawing>
+          <wp:inline distT="0" distB="0" distL="0" distR="0" wp14:anchorId="3A3EF449" wp14:editId="448856D0">
+            <wp:extent cx="5192183" cy="2558006"/>
+            <wp:effectExtent l="0" t="0" r="8890" b="0"/>
+            <wp:docPr id="1629444803" name="Imagen 11"/>
+            <wp:cNvGraphicFramePr>
+              <a:graphicFrameLocks xmlns:a="http://schemas.openxmlformats.org/drawingml/2006/main" noChangeAspect="1"/>
+            </wp:cNvGraphicFramePr>
+            <a:graphic xmlns:a="http://schemas.openxmlformats.org/drawingml/2006/main">
+              <a:graphicData uri="http://schemas.openxmlformats.org/drawingml/2006/picture">
+                <pic:pic xmlns:pic="http://schemas.openxmlformats.org/drawingml/2006/picture">
+                  <pic:nvPicPr>
+                    <pic:cNvPr id="0" name="Picture 1125"/>
+                    <pic:cNvPicPr>
+                      <a:picLocks noChangeAspect="1" noChangeArrowheads="1"/>
+                    </pic:cNvPicPr>
+                  </pic:nvPicPr>
+                  <pic:blipFill>
+                    <a:blip r:embed="rId55" cstate="print">
+                      <a:extLst>
+                        <a:ext uri="{28A0092B-C50C-407E-A947-70E740481C1C}">
+                          <a14:useLocalDpi xmlns:a14="http://schemas.microsoft.com/office/drawing/2010/main" val="0"/>
+                        </a:ext>
+                      </a:extLst>
+                    </a:blip>
+                    <a:srcRect/>
+                    <a:stretch>
+                      <a:fillRect/>
+                    </a:stretch>
+                  </pic:blipFill>
+                  <pic:spPr bwMode="auto">
+                    <a:xfrm>
+                      <a:off x="0" y="0"/>
+                      <a:ext cx="5199462" cy="2561592"/>
+                    </a:xfrm>
+                    <a:prstGeom prst="rect">
+                      <a:avLst/>
+                    </a:prstGeom>
+                    <a:noFill/>
+                    <a:ln>
+                      <a:noFill/>
+                    </a:ln>
+                  </pic:spPr>
+                </pic:pic>
+              </a:graphicData>
+            </a:graphic>
+          </wp:inline>
+        </w:drawing>
+      </w:r>
+    </w:p>
+    <w:p>
+      <w:pPr>
+        <w:pStyle w:val="Descripcin"/>
+        <w:jc w:val="both"/>
+      </w:pPr>
+      <w:r>
+        <w:t xml:space="preserve">Ilustración </w:t>
+      </w:r>
+      <w:r>
+        <w:fldChar w:fldCharType="begin"/>
+      </w:r>
+      <w:r>
+        <w:instrText xml:space="preserve"> SEQ Ilustración \* ARABIC </w:instrText>
+      </w:r>
+      <w:r>
+        <w:fldChar w:fldCharType="separate"/>
+      </w:r>
+      <w:r>
+        <w:rPr>
+          <w:noProof/>
+        </w:rPr>
+        <w:t>8</w:t>
+      </w:r>
+      <w:r>
+        <w:fldChar w:fldCharType="end"/>
+      </w:r>
+    </w:p>
+    <w:p>
+      <w:pPr>
+        <w:rPr>
+          <w:b/>
+          <w:bCs/>
+          <w:sz w:val="24"/>
+        </w:rPr>
+      </w:pPr>
+      <w:r>
+        <w:rPr>
+          <w:b/>
+          <w:bCs/>
+        </w:rPr>
+        <w:br w:type="page"/>
+      </w:r>
+    </w:p>
+    <w:p>
+      <w:pPr>
+        <w:pStyle w:val="PARRAFOENTREGABLES"/>
+      </w:pPr>
+      <w:r>
+        <w:rPr>
+          <w:b/>
+          <w:bCs/>
+        </w:rPr>
+        <w:lastRenderedPageBreak/>
+        <w:t>Prueba 4:</w:t>
+      </w:r>
+      <w:r>
+        <w:t xml:space="preserve"> Consulta del listado de ayudas contextuales.</w:t>
+      </w:r>
+    </w:p>
+    <w:p>
+      <w:pPr>
+        <w:pStyle w:val="PARRAFOENTREGABLES"/>
+        <w:keepNext/>
+      </w:pPr>
+      <w:r>
+        <w:rPr>
+          <w:noProof/>
+        </w:rPr>
+        <w:drawing>
+          <wp:inline distT="0" distB="0" distL="0" distR="0" wp14:anchorId="11B44020" wp14:editId="7D33BA8B">
+            <wp:extent cx="5388015" cy="2654485"/>
+            <wp:effectExtent l="0" t="0" r="3175" b="0"/>
+            <wp:docPr id="699447593" name="Imagen 12"/>
+            <wp:cNvGraphicFramePr>
+              <a:graphicFrameLocks xmlns:a="http://schemas.openxmlformats.org/drawingml/2006/main" noChangeAspect="1"/>
+            </wp:cNvGraphicFramePr>
+            <a:graphic xmlns:a="http://schemas.openxmlformats.org/drawingml/2006/main">
+              <a:graphicData uri="http://schemas.openxmlformats.org/drawingml/2006/picture">
+                <pic:pic xmlns:pic="http://schemas.openxmlformats.org/drawingml/2006/picture">
+                  <pic:nvPicPr>
+                    <pic:cNvPr id="0" name="Picture 1126"/>
+                    <pic:cNvPicPr>
+                      <a:picLocks noChangeAspect="1" noChangeArrowheads="1"/>
+                    </pic:cNvPicPr>
+                  </pic:nvPicPr>
+                  <pic:blipFill>
+                    <a:blip r:embed="rId56" cstate="print">
+                      <a:extLst>
+                        <a:ext uri="{28A0092B-C50C-407E-A947-70E740481C1C}">
+                          <a14:useLocalDpi xmlns:a14="http://schemas.microsoft.com/office/drawing/2010/main" val="0"/>
+                        </a:ext>
+                      </a:extLst>
+                    </a:blip>
+                    <a:srcRect/>
+                    <a:stretch>
+                      <a:fillRect/>
+                    </a:stretch>
+                  </pic:blipFill>
+                  <pic:spPr bwMode="auto">
+                    <a:xfrm>
+                      <a:off x="0" y="0"/>
+                      <a:ext cx="5391768" cy="2656334"/>
+                    </a:xfrm>
+                    <a:prstGeom prst="rect">
+                      <a:avLst/>
+                    </a:prstGeom>
+                    <a:noFill/>
+                    <a:ln>
+                      <a:noFill/>
+                    </a:ln>
+                  </pic:spPr>
+                </pic:pic>
+              </a:graphicData>
+            </a:graphic>
+          </wp:inline>
+        </w:drawing>
+      </w:r>
+    </w:p>
+    <w:p>
+      <w:pPr>
+        <w:pStyle w:val="Descripcin"/>
+        <w:jc w:val="both"/>
+      </w:pPr>
+      <w:r>
+        <w:t xml:space="preserve">Ilustración </w:t>
+      </w:r>
+      <w:r>
+        <w:fldChar w:fldCharType="begin"/>
+      </w:r>
+      <w:r>
+        <w:instrText xml:space="preserve"> SEQ Ilustración \* ARABIC </w:instrText>
+      </w:r>
+      <w:r>
+        <w:fldChar w:fldCharType="separate"/>
+      </w:r>
+      <w:r>
+        <w:rPr>
+          <w:noProof/>
+        </w:rPr>
+        <w:t>9</w:t>
+      </w:r>
+      <w:r>
+        <w:fldChar w:fldCharType="end"/>
+      </w:r>
+    </w:p>
+    <w:p>
+      <w:pPr>
+        <w:pStyle w:val="PARRAFOENTREGABLES"/>
+      </w:pPr>
+      <w:r>
+        <w:rPr>
+          <w:b/>
+          <w:bCs/>
+        </w:rPr>
+        <w:t>Prueba 5:</w:t>
+      </w:r>
+      <w:r>
+        <w:t xml:space="preserve"> Eliminación lógica (deshabilitar) de un registro de ayuda.</w:t>
+      </w:r>
+    </w:p>
+    <w:p>
+      <w:pPr>
+        <w:keepNext/>
+      </w:pPr>
+      <w:r>
+        <w:rPr>
+          <w:noProof/>
+        </w:rPr>
+        <w:drawing>
+          <wp:inline distT="0" distB="0" distL="0" distR="0" wp14:anchorId="3435070E" wp14:editId="568D8D15">
+            <wp:extent cx="5578998" cy="2748576"/>
+            <wp:effectExtent l="0" t="0" r="3175" b="0"/>
+            <wp:docPr id="1411725248" name="Imagen 13"/>
+            <wp:cNvGraphicFramePr>
+              <a:graphicFrameLocks xmlns:a="http://schemas.openxmlformats.org/drawingml/2006/main" noChangeAspect="1"/>
+            </wp:cNvGraphicFramePr>
+            <a:graphic xmlns:a="http://schemas.openxmlformats.org/drawingml/2006/main">
+              <a:graphicData uri="http://schemas.openxmlformats.org/drawingml/2006/picture">
+                <pic:pic xmlns:pic="http://schemas.openxmlformats.org/drawingml/2006/picture">
+                  <pic:nvPicPr>
+                    <pic:cNvPr id="0" name="Picture 1127"/>
+                    <pic:cNvPicPr>
+                      <a:picLocks noChangeAspect="1" noChangeArrowheads="1"/>
+                    </pic:cNvPicPr>
+                  </pic:nvPicPr>
+                  <pic:blipFill>
+                    <a:blip r:embed="rId57" cstate="print">
+                      <a:extLst>
+                        <a:ext uri="{28A0092B-C50C-407E-A947-70E740481C1C}">
+                          <a14:useLocalDpi xmlns:a14="http://schemas.microsoft.com/office/drawing/2010/main" val="0"/>
+                        </a:ext>
+                      </a:extLst>
+                    </a:blip>
+                    <a:srcRect/>
+                    <a:stretch>
+                      <a:fillRect/>
+                    </a:stretch>
+                  </pic:blipFill>
+                  <pic:spPr bwMode="auto">
+                    <a:xfrm>
+                      <a:off x="0" y="0"/>
+                      <a:ext cx="5598567" cy="2758217"/>
+                    </a:xfrm>
+                    <a:prstGeom prst="rect">
+                      <a:avLst/>
+                    </a:prstGeom>
+                    <a:noFill/>
+                    <a:ln>
+                      <a:noFill/>
+                    </a:ln>
+                  </pic:spPr>
+                </pic:pic>
+              </a:graphicData>
+            </a:graphic>
+          </wp:inline>
+        </w:drawing>
+      </w:r>
+    </w:p>
+    <w:p>
+      <w:pPr>
+        <w:pStyle w:val="Descripcin"/>
+      </w:pPr>
+      <w:r>
+        <w:t xml:space="preserve">Ilustración </w:t>
+      </w:r>
+      <w:r>
+        <w:fldChar w:fldCharType="begin"/>
+      </w:r>
+      <w:r>
+        <w:instrText xml:space="preserve"> SEQ Ilustración \* ARABIC </w:instrText>
+      </w:r>
+      <w:r>
+        <w:fldChar w:fldCharType="separate"/>
+      </w:r>
+      <w:r>
+        <w:rPr>
+          <w:noProof/>
+        </w:rPr>
+        <w:t>10</w:t>
+      </w:r>
+      <w:r>
+        <w:fldChar w:fldCharType="end"/>
+      </w:r>
+    </w:p>
+    <w:p>
+      <w:pPr>
+        <w:rPr>
+          <w:rFonts w:eastAsiaTheme="majorEastAsia" w:cstheme="majorBidi"/>
+          <w:b/>
+          <w:i/>
+          <w:color w:val="000000" w:themeColor="text1"/>
+          <w:sz w:val="24"/>
+          <w:szCs w:val="26"/>
+        </w:rPr>
+      </w:pPr>
+      <w:r>
+        <w:br w:type="page"/>
+      </w:r>
+    </w:p>
+    <w:p>
+      <w:pPr>
+        <w:pStyle w:val="Ttulo2"/>
+      </w:pPr>
+      <w:r>
+        <w:lastRenderedPageBreak/>
+        <w:t>Pruebas de Carga de datos</w:t>
+      </w:r>
+    </w:p>
+    <w:p/>
+    <w:p>
+      <w:pPr>
+        <w:pStyle w:val="PARRAFOENTREGABLES"/>
+      </w:pPr>
+      <w:r>
+        <w:t xml:space="preserve">Estas pruebas verifican </w:t>
+      </w:r>
+      <w:r>
+        <w:t>que la información mostrada en las pantallas del sistema corresponda exactamente con los datos almacenados en la base de datos, comparando cada pantalla con su consulta SQL equivalente.</w:t>
+      </w:r>
+    </w:p>
+    <w:p>
+      <w:pPr>
+        <w:pStyle w:val="PARRAFOENTREGABLES"/>
+      </w:pPr>
+    </w:p>
+    <w:p>
+      <w:pPr>
+        <w:pStyle w:val="PARRAFOENTREGABLES"/>
+      </w:pPr>
+      <w:r>
+        <w:rPr>
+          <w:b/>
+          <w:bCs/>
+        </w:rPr>
+        <w:t>Prueba 1:</w:t>
+      </w:r>
+      <w:r>
+        <w:rPr>
+          <w:b/>
+          <w:bCs/>
+        </w:rPr>
+        <w:t xml:space="preserve"> </w:t>
+      </w:r>
+      <w:r>
+        <w:t>Listado de métodos de pago en el sistema y consultas SQL “SELECT *FROM</w:t>
+      </w:r>
+      <w:r>
+        <w:t xml:space="preserve"> </w:t>
+      </w:r>
+      <w:proofErr w:type="spellStart"/>
+      <w:r>
+        <w:t>método_pago</w:t>
+      </w:r>
+      <w:proofErr w:type="spellEnd"/>
+      <w:r>
+        <w:t>”</w:t>
+      </w:r>
+      <w:r>
+        <w:t>.</w:t>
+      </w:r>
+    </w:p>
+    <w:p>
+      <w:pPr>
+        <w:pStyle w:val="PARRAFOENTREGABLES"/>
+        <w:keepNext/>
+      </w:pPr>
+      <w:r>
+        <w:rPr>
+          <w:noProof/>
+        </w:rPr>
+        <w:drawing>
+          <wp:inline distT="0" distB="0" distL="0" distR="0" wp14:anchorId="3F8CC8A5" wp14:editId="59D4155D">
+            <wp:extent cx="3379808" cy="2414741"/>
+            <wp:effectExtent l="0" t="0" r="0" b="5080"/>
+            <wp:docPr id="1319690839" name="Imagen 14"/>
+            <wp:cNvGraphicFramePr>
+              <a:graphicFrameLocks xmlns:a="http://schemas.openxmlformats.org/drawingml/2006/main" noChangeAspect="1"/>
+            </wp:cNvGraphicFramePr>
+            <a:graphic xmlns:a="http://schemas.openxmlformats.org/drawingml/2006/main">
+              <a:graphicData uri="http://schemas.openxmlformats.org/drawingml/2006/picture">
+                <pic:pic xmlns:pic="http://schemas.openxmlformats.org/drawingml/2006/picture">
+                  <pic:nvPicPr>
+                    <pic:cNvPr id="0" name="Picture 1128"/>
+                    <pic:cNvPicPr>
+                      <a:picLocks noChangeAspect="1" noChangeArrowheads="1"/>
+                    </pic:cNvPicPr>
+                  </pic:nvPicPr>
+                  <pic:blipFill rotWithShape="1">
+                    <a:blip r:embed="rId58" cstate="print">
+                      <a:extLst>
+                        <a:ext uri="{28A0092B-C50C-407E-A947-70E740481C1C}">
+                          <a14:useLocalDpi xmlns:a14="http://schemas.microsoft.com/office/drawing/2010/main" val="0"/>
+                        </a:ext>
+                      </a:extLst>
+                    </a:blip>
+                    <a:srcRect l="29250" b="19107"/>
+                    <a:stretch>
+                      <a:fillRect/>
+                    </a:stretch>
+                  </pic:blipFill>
+                  <pic:spPr bwMode="auto">
+                    <a:xfrm>
+                      <a:off x="0" y="0"/>
+                      <a:ext cx="3411906" cy="2437673"/>
+                    </a:xfrm>
+                    <a:prstGeom prst="rect">
+                      <a:avLst/>
+                    </a:prstGeom>
+                    <a:noFill/>
+                    <a:ln>
+                      <a:noFill/>
+                    </a:ln>
+                    <a:extLst>
+                      <a:ext uri="{53640926-AAD7-44D8-BBD7-CCE9431645EC}">
+                        <a14:shadowObscured xmlns:a14="http://schemas.microsoft.com/office/drawing/2010/main"/>
+                      </a:ext>
+                    </a:extLst>
+                  </pic:spPr>
+                </pic:pic>
+              </a:graphicData>
+            </a:graphic>
+          </wp:inline>
+        </w:drawing>
+      </w:r>
+    </w:p>
+    <w:p>
+      <w:pPr>
+        <w:pStyle w:val="Descripcin"/>
+        <w:jc w:val="both"/>
+      </w:pPr>
+      <w:r>
+        <w:t xml:space="preserve">Ilustración </w:t>
+      </w:r>
+      <w:r>
+        <w:fldChar w:fldCharType="begin"/>
+      </w:r>
+      <w:r>
+        <w:instrText xml:space="preserve"> SEQ Ilustración \* ARABIC </w:instrText>
+      </w:r>
+      <w:r>
+        <w:fldChar w:fldCharType="separate"/>
+      </w:r>
+      <w:r>
+        <w:rPr>
+          <w:noProof/>
+        </w:rPr>
+        <w:t>11</w:t>
+      </w:r>
+      <w:r>
+        <w:fldChar w:fldCharType="end"/>
+      </w:r>
+    </w:p>
+    <w:p>
+      <w:pPr>
+        <w:pStyle w:val="PARRAFOENTREGABLES"/>
+        <w:keepNext/>
+      </w:pPr>
+      <w:r>
+        <w:rPr>
+          <w:noProof/>
+        </w:rPr>
+        <w:drawing>
+          <wp:inline distT="0" distB="0" distL="0" distR="0" wp14:anchorId="16D6DC01" wp14:editId="16767786">
+            <wp:extent cx="5162309" cy="2543288"/>
+            <wp:effectExtent l="0" t="0" r="635" b="0"/>
+            <wp:docPr id="1456840530" name="Imagen 15"/>
+            <wp:cNvGraphicFramePr>
+              <a:graphicFrameLocks xmlns:a="http://schemas.openxmlformats.org/drawingml/2006/main" noChangeAspect="1"/>
+            </wp:cNvGraphicFramePr>
+            <a:graphic xmlns:a="http://schemas.openxmlformats.org/drawingml/2006/main">
+              <a:graphicData uri="http://schemas.openxmlformats.org/drawingml/2006/picture">
+                <pic:pic xmlns:pic="http://schemas.openxmlformats.org/drawingml/2006/picture">
+                  <pic:nvPicPr>
+                    <pic:cNvPr id="0" name="Picture 1129"/>
+                    <pic:cNvPicPr>
+                      <a:picLocks noChangeAspect="1" noChangeArrowheads="1"/>
+                    </pic:cNvPicPr>
+                  </pic:nvPicPr>
+                  <pic:blipFill>
+                    <a:blip r:embed="rId59" cstate="print">
+                      <a:extLst>
+                        <a:ext uri="{28A0092B-C50C-407E-A947-70E740481C1C}">
+                          <a14:useLocalDpi xmlns:a14="http://schemas.microsoft.com/office/drawing/2010/main" val="0"/>
+                        </a:ext>
+                      </a:extLst>
+                    </a:blip>
+                    <a:srcRect/>
+                    <a:stretch>
+                      <a:fillRect/>
+                    </a:stretch>
+                  </pic:blipFill>
+                  <pic:spPr bwMode="auto">
+                    <a:xfrm>
+                      <a:off x="0" y="0"/>
+                      <a:ext cx="5203850" cy="2563754"/>
+                    </a:xfrm>
+                    <a:prstGeom prst="rect">
+                      <a:avLst/>
+                    </a:prstGeom>
+                    <a:noFill/>
+                    <a:ln>
+                      <a:noFill/>
+                    </a:ln>
+                  </pic:spPr>
+                </pic:pic>
+              </a:graphicData>
+            </a:graphic>
+          </wp:inline>
+        </w:drawing>
+      </w:r>
+    </w:p>
+    <w:p>
+      <w:pPr>
+        <w:pStyle w:val="Descripcin"/>
+        <w:jc w:val="both"/>
+      </w:pPr>
+      <w:r>
+        <w:t xml:space="preserve">Ilustración </w:t>
+      </w:r>
+      <w:r>
+        <w:fldChar w:fldCharType="begin"/>
+      </w:r>
+      <w:r>
+        <w:instrText xml:space="preserve"> SEQ Ilustración \* ARABIC </w:instrText>
+      </w:r>
+      <w:r>
+        <w:fldChar w:fldCharType="separate"/>
+      </w:r>
+      <w:r>
+        <w:rPr>
+          <w:noProof/>
+        </w:rPr>
+        <w:t>12</w:t>
+      </w:r>
+      <w:r>
+        <w:fldChar w:fldCharType="end"/>
+      </w:r>
+    </w:p>
+    <w:p>
+      <w:pPr>
+        <w:pStyle w:val="PARRAFOENTREGABLES"/>
+      </w:pPr>
+    </w:p>
+    <w:p>
+      <w:pPr>
+        <w:pStyle w:val="PARRAFOENTREGABLES"/>
+      </w:pPr>
+      <w:r>
+        <w:rPr>
+          <w:b/>
+          <w:bCs/>
+        </w:rPr>
+        <w:lastRenderedPageBreak/>
+        <w:t xml:space="preserve">Prueba </w:t>
+      </w:r>
+      <w:r>
+        <w:rPr>
+          <w:b/>
+          <w:bCs/>
+        </w:rPr>
+        <w:t>2</w:t>
+      </w:r>
+      <w:r>
+        <w:rPr>
+          <w:b/>
+          <w:bCs/>
+        </w:rPr>
+        <w:t>:</w:t>
+      </w:r>
+      <w:r>
+        <w:rPr>
+          <w:b/>
+          <w:bCs/>
+        </w:rPr>
+        <w:t xml:space="preserve"> </w:t>
+      </w:r>
+      <w:r>
+        <w:t>Listado de sucursales en el sistema y consultas SQL “SELECT * FROM sucursal”.</w:t>
+      </w:r>
+    </w:p>
+    <w:p>
+      <w:pPr>
+        <w:pStyle w:val="PARRAFOENTREGABLES"/>
+        <w:keepNext/>
+      </w:pPr>
+      <w:r>
+        <w:rPr>
+          <w:noProof/>
+        </w:rPr>
+        <w:drawing>
+          <wp:inline distT="0" distB="0" distL="0" distR="0" wp14:anchorId="445B9F52" wp14:editId="74A22287">
+            <wp:extent cx="4485190" cy="3216018"/>
+            <wp:effectExtent l="0" t="0" r="0" b="3810"/>
+            <wp:docPr id="1675694712" name="Imagen 16"/>
+            <wp:cNvGraphicFramePr>
+              <a:graphicFrameLocks xmlns:a="http://schemas.openxmlformats.org/drawingml/2006/main" noChangeAspect="1"/>
+            </wp:cNvGraphicFramePr>
+            <a:graphic xmlns:a="http://schemas.openxmlformats.org/drawingml/2006/main">
+              <a:graphicData uri="http://schemas.openxmlformats.org/drawingml/2006/picture">
+                <pic:pic xmlns:pic="http://schemas.openxmlformats.org/drawingml/2006/picture">
+                  <pic:nvPicPr>
+                    <pic:cNvPr id="0" name="Picture 1130"/>
+                    <pic:cNvPicPr>
+                      <a:picLocks noChangeAspect="1" noChangeArrowheads="1"/>
+                    </pic:cNvPicPr>
+                  </pic:nvPicPr>
+                  <pic:blipFill rotWithShape="1">
+                    <a:blip r:embed="rId60">
+                      <a:extLst>
+                        <a:ext uri="{28A0092B-C50C-407E-A947-70E740481C1C}">
+                          <a14:useLocalDpi xmlns:a14="http://schemas.microsoft.com/office/drawing/2010/main" val="0"/>
+                        </a:ext>
+                      </a:extLst>
+                    </a:blip>
+                    <a:srcRect l="29825" b="19476"/>
+                    <a:stretch>
+                      <a:fillRect/>
+                    </a:stretch>
+                  </pic:blipFill>
+                  <pic:spPr bwMode="auto">
+                    <a:xfrm>
+                      <a:off x="0" y="0"/>
+                      <a:ext cx="4493376" cy="3221888"/>
+                    </a:xfrm>
+                    <a:prstGeom prst="rect">
+                      <a:avLst/>
+                    </a:prstGeom>
+                    <a:noFill/>
+                    <a:ln>
+                      <a:noFill/>
+                    </a:ln>
+                    <a:extLst>
+                      <a:ext uri="{53640926-AAD7-44D8-BBD7-CCE9431645EC}">
+                        <a14:shadowObscured xmlns:a14="http://schemas.microsoft.com/office/drawing/2010/main"/>
+                      </a:ext>
+                    </a:extLst>
+                  </pic:spPr>
+                </pic:pic>
+              </a:graphicData>
+            </a:graphic>
+          </wp:inline>
+        </w:drawing>
+      </w:r>
+    </w:p>
+    <w:p>
+      <w:pPr>
+        <w:pStyle w:val="Descripcin"/>
+        <w:jc w:val="both"/>
+      </w:pPr>
+      <w:r>
+        <w:t xml:space="preserve">Ilustración </w:t>
+      </w:r>
+      <w:r>
+        <w:fldChar w:fldCharType="begin"/>
+      </w:r>
+      <w:r>
+        <w:instrText xml:space="preserve"> SEQ Ilustración \* ARABIC </w:instrText>
+      </w:r>
+      <w:r>
+        <w:fldChar w:fldCharType="separate"/>
+      </w:r>
+      <w:r>
+        <w:rPr>
+          <w:noProof/>
+        </w:rPr>
+        <w:t>13</w:t>
+      </w:r>
+      <w:r>
+        <w:fldChar w:fldCharType="end"/>
+      </w:r>
+    </w:p>
+    <w:p>
+      <w:pPr>
+        <w:pStyle w:val="PARRAFOENTREGABLES"/>
+        <w:keepNext/>
+      </w:pPr>
+      <w:r>
+        <w:rPr>
+          <w:noProof/>
+        </w:rPr>
+        <w:drawing>
+          <wp:inline distT="0" distB="0" distL="0" distR="0" wp14:anchorId="53382059" wp14:editId="22CC661F">
+            <wp:extent cx="5579833" cy="2748987"/>
+            <wp:effectExtent l="0" t="0" r="1905" b="0"/>
+            <wp:docPr id="879965489" name="Imagen 17"/>
+            <wp:cNvGraphicFramePr>
+              <a:graphicFrameLocks xmlns:a="http://schemas.openxmlformats.org/drawingml/2006/main" noChangeAspect="1"/>
+            </wp:cNvGraphicFramePr>
+            <a:graphic xmlns:a="http://schemas.openxmlformats.org/drawingml/2006/main">
+              <a:graphicData uri="http://schemas.openxmlformats.org/drawingml/2006/picture">
+                <pic:pic xmlns:pic="http://schemas.openxmlformats.org/drawingml/2006/picture">
+                  <pic:nvPicPr>
+                    <pic:cNvPr id="0" name="Picture 1131"/>
+                    <pic:cNvPicPr>
+                      <a:picLocks noChangeAspect="1" noChangeArrowheads="1"/>
+                    </pic:cNvPicPr>
+                  </pic:nvPicPr>
+                  <pic:blipFill>
+                    <a:blip r:embed="rId61" cstate="print">
+                      <a:extLst>
+                        <a:ext uri="{28A0092B-C50C-407E-A947-70E740481C1C}">
+                          <a14:useLocalDpi xmlns:a14="http://schemas.microsoft.com/office/drawing/2010/main" val="0"/>
+                        </a:ext>
+                      </a:extLst>
+                    </a:blip>
+                    <a:srcRect/>
+                    <a:stretch>
+                      <a:fillRect/>
+                    </a:stretch>
+                  </pic:blipFill>
+                  <pic:spPr bwMode="auto">
+                    <a:xfrm>
+                      <a:off x="0" y="0"/>
+                      <a:ext cx="5585011" cy="2751538"/>
+                    </a:xfrm>
+                    <a:prstGeom prst="rect">
+                      <a:avLst/>
+                    </a:prstGeom>
+                    <a:noFill/>
+                    <a:ln>
+                      <a:noFill/>
+                    </a:ln>
+                  </pic:spPr>
+                </pic:pic>
+              </a:graphicData>
+            </a:graphic>
+          </wp:inline>
+        </w:drawing>
+      </w:r>
+    </w:p>
+    <w:p>
+      <w:pPr>
+        <w:pStyle w:val="Descripcin"/>
+        <w:jc w:val="both"/>
+      </w:pPr>
+      <w:r>
+        <w:t xml:space="preserve">Ilustración </w:t>
+      </w:r>
+      <w:r>
+        <w:fldChar w:fldCharType="begin"/>
+      </w:r>
+      <w:r>
+        <w:instrText xml:space="preserve"> SEQ Ilustración \* ARABIC </w:instrText>
+      </w:r>
+      <w:r>
+        <w:fldChar w:fldCharType="separate"/>
+      </w:r>
+      <w:r>
+        <w:rPr>
+          <w:noProof/>
+        </w:rPr>
+        <w:t>14</w:t>
+      </w:r>
+      <w:r>
+        <w:fldChar w:fldCharType="end"/>
+      </w:r>
+    </w:p>
+    <w:p>
+      <w:pPr>
+        <w:pStyle w:val="PARRAFOENTREGABLES"/>
+      </w:pPr>
+    </w:p>
+    <w:p>
+      <w:pPr>
+        <w:pStyle w:val="PARRAFOENTREGABLES"/>
+        <w:rPr>
+          <w:b/>
+          <w:bCs/>
+        </w:rPr>
+      </w:pPr>
+    </w:p>
+    <w:p>
+      <w:pPr>
+        <w:pStyle w:val="PARRAFOENTREGABLES"/>
+        <w:rPr>
+          <w:b/>
+          <w:bCs/>
+        </w:rPr>
+      </w:pPr>
+    </w:p>
+    <w:p>
+      <w:pPr>
+        <w:pStyle w:val="PARRAFOENTREGABLES"/>
+        <w:rPr>
+          <w:b/>
+          <w:bCs/>
+        </w:rPr>
+      </w:pPr>
+    </w:p>
+    <w:p>
+      <w:pPr>
+        <w:pStyle w:val="PARRAFOENTREGABLES"/>
+      </w:pPr>
+      <w:r>
+        <w:rPr>
+          <w:b/>
+          <w:bCs/>
+        </w:rPr>
+        <w:lastRenderedPageBreak/>
+        <w:t xml:space="preserve">Prueba </w:t>
+      </w:r>
+      <w:r>
+        <w:rPr>
+          <w:b/>
+          <w:bCs/>
+        </w:rPr>
+        <w:t>3</w:t>
+      </w:r>
+      <w:r>
+        <w:rPr>
+          <w:b/>
+          <w:bCs/>
+        </w:rPr>
+        <w:t>:</w:t>
+      </w:r>
+      <w:r>
+        <w:rPr>
+          <w:b/>
+          <w:bCs/>
+        </w:rPr>
+        <w:t xml:space="preserve"> </w:t>
+      </w:r>
+      <w:r>
+        <w:t>Listado de ayudas en el sistema y consultas SQL “</w:t>
+      </w:r>
+      <w:r>
+        <w:t xml:space="preserve">SELECT </w:t>
+      </w:r>
+      <w:proofErr w:type="spellStart"/>
+      <w:r>
+        <w:t>id_ayuda</w:t>
+      </w:r>
+      <w:proofErr w:type="spellEnd"/>
+      <w:r>
+        <w:t xml:space="preserve">, pantalla, titulo, estado FROM ayuda ORDER BY </w:t>
+      </w:r>
+      <w:proofErr w:type="spellStart"/>
+      <w:r>
+        <w:t>id_ayuda</w:t>
+      </w:r>
+      <w:proofErr w:type="spellEnd"/>
+      <w:r>
+        <w:t xml:space="preserve"> DESC LIMIT 10;</w:t>
+      </w:r>
+      <w:r>
+        <w:t>”.</w:t>
+      </w:r>
+    </w:p>
+    <w:p>
+      <w:pPr>
+        <w:pStyle w:val="PARRAFOENTREGABLES"/>
+        <w:keepNext/>
+      </w:pPr>
+      <w:r>
+        <w:rPr>
+          <w:noProof/>
+        </w:rPr>
+        <w:drawing>
+          <wp:inline distT="0" distB="0" distL="0" distR="0" wp14:anchorId="31CDAC6B" wp14:editId="3BBE0DF1">
+            <wp:extent cx="4554638" cy="3247999"/>
+            <wp:effectExtent l="0" t="0" r="0" b="0"/>
+            <wp:docPr id="320219395" name="Imagen 18"/>
+            <wp:cNvGraphicFramePr>
+              <a:graphicFrameLocks xmlns:a="http://schemas.openxmlformats.org/drawingml/2006/main" noChangeAspect="1"/>
+            </wp:cNvGraphicFramePr>
+            <a:graphic xmlns:a="http://schemas.openxmlformats.org/drawingml/2006/main">
+              <a:graphicData uri="http://schemas.openxmlformats.org/drawingml/2006/picture">
+                <pic:pic xmlns:pic="http://schemas.openxmlformats.org/drawingml/2006/picture">
+                  <pic:nvPicPr>
+                    <pic:cNvPr id="0" name="Picture 1132"/>
+                    <pic:cNvPicPr>
+                      <a:picLocks noChangeAspect="1" noChangeArrowheads="1"/>
+                    </pic:cNvPicPr>
+                  </pic:nvPicPr>
+                  <pic:blipFill rotWithShape="1">
+                    <a:blip r:embed="rId62">
+                      <a:extLst>
+                        <a:ext uri="{28A0092B-C50C-407E-A947-70E740481C1C}">
+                          <a14:useLocalDpi xmlns:a14="http://schemas.microsoft.com/office/drawing/2010/main" val="0"/>
+                        </a:ext>
+                      </a:extLst>
+                    </a:blip>
+                    <a:srcRect l="29825" b="19914"/>
+                    <a:stretch>
+                      <a:fillRect/>
+                    </a:stretch>
+                  </pic:blipFill>
+                  <pic:spPr bwMode="auto">
+                    <a:xfrm>
+                      <a:off x="0" y="0"/>
+                      <a:ext cx="4590233" cy="3273383"/>
+                    </a:xfrm>
+                    <a:prstGeom prst="rect">
+                      <a:avLst/>
+                    </a:prstGeom>
+                    <a:noFill/>
+                    <a:ln>
+                      <a:noFill/>
+                    </a:ln>
+                    <a:extLst>
+                      <a:ext uri="{53640926-AAD7-44D8-BBD7-CCE9431645EC}">
+                        <a14:shadowObscured xmlns:a14="http://schemas.microsoft.com/office/drawing/2010/main"/>
+                      </a:ext>
+                    </a:extLst>
+                  </pic:spPr>
+                </pic:pic>
+              </a:graphicData>
+            </a:graphic>
+          </wp:inline>
+        </w:drawing>
+      </w:r>
+    </w:p>
+    <w:p>
+      <w:pPr>
+        <w:pStyle w:val="Descripcin"/>
+        <w:jc w:val="both"/>
+      </w:pPr>
+      <w:r>
+        <w:t xml:space="preserve">Ilustración </w:t>
+      </w:r>
+      <w:r>
+        <w:fldChar w:fldCharType="begin"/>
+      </w:r>
+      <w:r>
+        <w:instrText xml:space="preserve"> SEQ Ilustración \* ARABIC </w:instrText>
+      </w:r>
+      <w:r>
+        <w:fldChar w:fldCharType="separate"/>
+      </w:r>
+      <w:r>
+        <w:rPr>
+          <w:noProof/>
+        </w:rPr>
+        <w:t>15</w:t>
+      </w:r>
+      <w:r>
+        <w:fldChar w:fldCharType="end"/>
+      </w:r>
+    </w:p>
+    <w:p>
+      <w:pPr>
+        <w:pStyle w:val="PARRAFOENTREGABLES"/>
+        <w:keepNext/>
+      </w:pPr>
+      <w:r>
+        <w:rPr>
+          <w:noProof/>
+        </w:rPr>
+        <w:drawing>
+          <wp:inline distT="0" distB="0" distL="0" distR="0" wp14:anchorId="77AEDBA2" wp14:editId="535FF1CF">
+            <wp:extent cx="5735256" cy="2825559"/>
+            <wp:effectExtent l="0" t="0" r="0" b="0"/>
+            <wp:docPr id="2047169737" name="Imagen 19"/>
+            <wp:cNvGraphicFramePr>
+              <a:graphicFrameLocks xmlns:a="http://schemas.openxmlformats.org/drawingml/2006/main" noChangeAspect="1"/>
+            </wp:cNvGraphicFramePr>
+            <a:graphic xmlns:a="http://schemas.openxmlformats.org/drawingml/2006/main">
+              <a:graphicData uri="http://schemas.openxmlformats.org/drawingml/2006/picture">
+                <pic:pic xmlns:pic="http://schemas.openxmlformats.org/drawingml/2006/picture">
+                  <pic:nvPicPr>
+                    <pic:cNvPr id="0" name="Picture 1133"/>
+                    <pic:cNvPicPr>
+                      <a:picLocks noChangeAspect="1" noChangeArrowheads="1"/>
+                    </pic:cNvPicPr>
+                  </pic:nvPicPr>
+                  <pic:blipFill>
+                    <a:blip r:embed="rId56" cstate="print">
+                      <a:extLst>
+                        <a:ext uri="{28A0092B-C50C-407E-A947-70E740481C1C}">
+                          <a14:useLocalDpi xmlns:a14="http://schemas.microsoft.com/office/drawing/2010/main" val="0"/>
+                        </a:ext>
+                      </a:extLst>
+                    </a:blip>
+                    <a:srcRect/>
+                    <a:stretch>
+                      <a:fillRect/>
+                    </a:stretch>
+                  </pic:blipFill>
+                  <pic:spPr bwMode="auto">
+                    <a:xfrm>
+                      <a:off x="0" y="0"/>
+                      <a:ext cx="5745045" cy="2830382"/>
+                    </a:xfrm>
+                    <a:prstGeom prst="rect">
+                      <a:avLst/>
+                    </a:prstGeom>
+                    <a:noFill/>
+                    <a:ln>
+                      <a:noFill/>
+                    </a:ln>
+                  </pic:spPr>
+                </pic:pic>
+              </a:graphicData>
+            </a:graphic>
+          </wp:inline>
+        </w:drawing>
+      </w:r>
+    </w:p>
+    <w:p>
+      <w:pPr>
+        <w:pStyle w:val="Descripcin"/>
+        <w:jc w:val="both"/>
+      </w:pPr>
+      <w:r>
+        <w:t xml:space="preserve">Ilustración </w:t>
+      </w:r>
+      <w:r>
+        <w:fldChar w:fldCharType="begin"/>
+      </w:r>
+      <w:r>
+        <w:instrText xml:space="preserve"> SEQ Ilustración \* ARABIC </w:instrText>
+      </w:r>
+      <w:r>
+        <w:fldChar w:fldCharType="separate"/>
+      </w:r>
+      <w:r>
+        <w:rPr>
+          <w:noProof/>
+        </w:rPr>
+        <w:t>16</w:t>
+      </w:r>
+      <w:r>
+        <w:fldChar w:fldCharType="end"/>
+      </w:r>
+    </w:p>
+    <w:p/>
+    <w:p/>
+    <w:p>
+      <w:pPr>
+        <w:pStyle w:val="Ttulo2"/>
+      </w:pPr>
+      <w:r>
+        <w:lastRenderedPageBreak/>
+        <w:t>Pruebas de Seguridad</w:t>
+      </w:r>
+    </w:p>
+    <w:p/>
+    <w:p>
+      <w:pPr>
+        <w:pStyle w:val="PARRAFOENTREGABLES"/>
+      </w:pPr>
+      <w:r>
+        <w:t xml:space="preserve">Estas pruebas verifican </w:t>
+      </w:r>
+      <w:r>
+        <w:t>los mecanismos de seguridad del sistema: control de autenticación (credenciales correctas e incorrectas), registro de auditoria de ingresos y movimientos (bitácoras), y almacenamiento seguro de contraseñas mediante encriptación.</w:t>
+      </w:r>
+    </w:p>
+    <w:p>
+      <w:r>
+        <w:rPr>
+          <w:b/>
+          <w:bCs/>
+        </w:rPr>
+        <w:t>Prueba 1:</w:t>
+      </w:r>
+      <w:r>
+        <w:t xml:space="preserve"> Error de validación al intentar iniciar sesión sin ingresar contraseña.</w:t>
+      </w:r>
+    </w:p>
+    <w:p>
+      <w:pPr>
+        <w:keepNext/>
+      </w:pPr>
+      <w:r>
+        <w:rPr>
+          <w:noProof/>
+        </w:rPr>
+        <w:drawing>
+          <wp:inline distT="0" distB="0" distL="0" distR="0" wp14:anchorId="2CD6CC2A" wp14:editId="3B19445A">
+            <wp:extent cx="5081286" cy="2682809"/>
+            <wp:effectExtent l="0" t="0" r="5080" b="3810"/>
+            <wp:docPr id="146080221" name="Imagen 22" descr="Vista previa a tamaño completo"/>
+            <wp:cNvGraphicFramePr>
+              <a:graphicFrameLocks xmlns:a="http://schemas.openxmlformats.org/drawingml/2006/main" noChangeAspect="1"/>
+            </wp:cNvGraphicFramePr>
+            <a:graphic xmlns:a="http://schemas.openxmlformats.org/drawingml/2006/main">
+              <a:graphicData uri="http://schemas.openxmlformats.org/drawingml/2006/picture">
+                <pic:pic xmlns:pic="http://schemas.openxmlformats.org/drawingml/2006/picture">
+                  <pic:nvPicPr>
+                    <pic:cNvPr id="0" name="Picture 1136" descr="Vista previa a tamaño completo"/>
+                    <pic:cNvPicPr>
+                      <a:picLocks noChangeAspect="1" noChangeArrowheads="1"/>
+                    </pic:cNvPicPr>
+                  </pic:nvPicPr>
+                  <pic:blipFill>
+                    <a:blip r:embed="rId63" cstate="print">
+                      <a:extLst>
+                        <a:ext uri="{28A0092B-C50C-407E-A947-70E740481C1C}">
+                          <a14:useLocalDpi xmlns:a14="http://schemas.microsoft.com/office/drawing/2010/main" val="0"/>
+                        </a:ext>
+                      </a:extLst>
+                    </a:blip>
+                    <a:srcRect/>
+                    <a:stretch>
+                      <a:fillRect/>
+                    </a:stretch>
+                  </pic:blipFill>
+                  <pic:spPr bwMode="auto">
+                    <a:xfrm>
+                      <a:off x="0" y="0"/>
+                      <a:ext cx="5128296" cy="2707629"/>
+                    </a:xfrm>
+                    <a:prstGeom prst="rect">
+                      <a:avLst/>
+                    </a:prstGeom>
+                    <a:noFill/>
+                    <a:ln>
+                      <a:noFill/>
+                    </a:ln>
+                  </pic:spPr>
+                </pic:pic>
+              </a:graphicData>
+            </a:graphic>
+          </wp:inline>
+        </w:drawing>
+      </w:r>
+    </w:p>
+    <w:p>
+      <w:pPr>
+        <w:pStyle w:val="Descripcin"/>
+      </w:pPr>
+      <w:r>
+        <w:t xml:space="preserve">Ilustración </w:t>
+      </w:r>
+      <w:r>
+        <w:fldChar w:fldCharType="begin"/>
+      </w:r>
+      <w:r>
+        <w:instrText xml:space="preserve"> SEQ Ilustración \* ARABIC </w:instrText>
+      </w:r>
+      <w:r>
+        <w:fldChar w:fldCharType="separate"/>
+      </w:r>
+      <w:r>
+        <w:rPr>
+          <w:noProof/>
+        </w:rPr>
+        <w:t>17</w:t>
+      </w:r>
+      <w:r>
+        <w:fldChar w:fldCharType="end"/>
+      </w:r>
+    </w:p>
+    <w:p>
+      <w:r>
+        <w:rPr>
+          <w:b/>
+          <w:bCs/>
+        </w:rPr>
+        <w:t>Prueba 2:</w:t>
+      </w:r>
+      <w:r>
+        <w:t xml:space="preserve"> Error al iniciar sesión con contraseña incorrecta.</w:t>
+      </w:r>
+    </w:p>
+    <w:p>
+      <w:pPr>
+        <w:keepNext/>
+      </w:pPr>
+      <w:r>
+        <w:rPr>
+          <w:noProof/>
+        </w:rPr>
+        <w:drawing>
+          <wp:inline distT="0" distB="0" distL="0" distR="0" wp14:anchorId="6C9F6F91" wp14:editId="7B991721">
+            <wp:extent cx="5474826" cy="2883196"/>
+            <wp:effectExtent l="0" t="0" r="0" b="0"/>
+            <wp:docPr id="1541365394" name="Imagen 23"/>
+            <wp:cNvGraphicFramePr>
+              <a:graphicFrameLocks xmlns:a="http://schemas.openxmlformats.org/drawingml/2006/main" noChangeAspect="1"/>
+            </wp:cNvGraphicFramePr>
+            <a:graphic xmlns:a="http://schemas.openxmlformats.org/drawingml/2006/main">
+              <a:graphicData uri="http://schemas.openxmlformats.org/drawingml/2006/picture">
+                <pic:pic xmlns:pic="http://schemas.openxmlformats.org/drawingml/2006/picture">
+                  <pic:nvPicPr>
+                    <pic:cNvPr id="0" name="Picture 1138"/>
+                    <pic:cNvPicPr>
+                      <a:picLocks noChangeAspect="1" noChangeArrowheads="1"/>
+                    </pic:cNvPicPr>
+                  </pic:nvPicPr>
+                  <pic:blipFill>
+                    <a:blip r:embed="rId64" cstate="print">
+                      <a:extLst>
+                        <a:ext uri="{28A0092B-C50C-407E-A947-70E740481C1C}">
+                          <a14:useLocalDpi xmlns:a14="http://schemas.microsoft.com/office/drawing/2010/main" val="0"/>
+                        </a:ext>
+                      </a:extLst>
+                    </a:blip>
+                    <a:srcRect/>
+                    <a:stretch>
+                      <a:fillRect/>
+                    </a:stretch>
+                  </pic:blipFill>
+                  <pic:spPr bwMode="auto">
+                    <a:xfrm>
+                      <a:off x="0" y="0"/>
+                      <a:ext cx="5486786" cy="2889495"/>
+                    </a:xfrm>
+                    <a:prstGeom prst="rect">
+                      <a:avLst/>
+                    </a:prstGeom>
+                    <a:noFill/>
+                    <a:ln>
+                      <a:noFill/>
+                    </a:ln>
+                  </pic:spPr>
+                </pic:pic>
+              </a:graphicData>
+            </a:graphic>
+          </wp:inline>
+        </w:drawing>
+      </w:r>
+    </w:p>
+    <w:p>
+      <w:pPr>
+        <w:pStyle w:val="Descripcin"/>
+      </w:pPr>
+      <w:r>
+        <w:t xml:space="preserve">Ilustración </w:t>
+      </w:r>
+      <w:r>
+        <w:fldChar w:fldCharType="begin"/>
+      </w:r>
+      <w:r>
+        <w:instrText xml:space="preserve"> SEQ Ilustración \* ARABIC </w:instrText>
+      </w:r>
+      <w:r>
+        <w:fldChar w:fldCharType="separate"/>
+      </w:r>
+      <w:r>
+        <w:rPr>
+          <w:noProof/>
+        </w:rPr>
+        <w:t>18</w:t>
+      </w:r>
+      <w:r>
+        <w:fldChar w:fldCharType="end"/>
+      </w:r>
+    </w:p>
+    <w:p>
+      <w:r>
+        <w:rPr>
+          <w:b/>
+          <w:bCs/>
+        </w:rPr>
+        <w:lastRenderedPageBreak/>
+        <w:t>Prueba 3:</w:t>
+      </w:r>
+      <w:r>
+        <w:t xml:space="preserve"> Bitácora de ingresos registrando los inicios de sesión de los usuarios.</w:t>
+      </w:r>
+    </w:p>
+    <w:p>
+      <w:pPr>
+        <w:keepNext/>
+      </w:pPr>
+      <w:r>
+        <w:rPr>
+          <w:noProof/>
+        </w:rPr>
+        <w:drawing>
+          <wp:inline distT="0" distB="0" distL="0" distR="0" wp14:anchorId="15A6B166" wp14:editId="6A91EF60">
+            <wp:extent cx="6249414" cy="3078866"/>
+            <wp:effectExtent l="0" t="0" r="0" b="7620"/>
+            <wp:docPr id="542771488" name="Imagen 24"/>
+            <wp:cNvGraphicFramePr>
+              <a:graphicFrameLocks xmlns:a="http://schemas.openxmlformats.org/drawingml/2006/main" noChangeAspect="1"/>
+            </wp:cNvGraphicFramePr>
+            <a:graphic xmlns:a="http://schemas.openxmlformats.org/drawingml/2006/main">
+              <a:graphicData uri="http://schemas.openxmlformats.org/drawingml/2006/picture">
+                <pic:pic xmlns:pic="http://schemas.openxmlformats.org/drawingml/2006/picture">
+                  <pic:nvPicPr>
+                    <pic:cNvPr id="0" name="Picture 1139"/>
+                    <pic:cNvPicPr>
+                      <a:picLocks noChangeAspect="1" noChangeArrowheads="1"/>
+                    </pic:cNvPicPr>
+                  </pic:nvPicPr>
+                  <pic:blipFill>
+                    <a:blip r:embed="rId51" cstate="print">
+                      <a:extLst>
+                        <a:ext uri="{28A0092B-C50C-407E-A947-70E740481C1C}">
+                          <a14:useLocalDpi xmlns:a14="http://schemas.microsoft.com/office/drawing/2010/main" val="0"/>
+                        </a:ext>
+                      </a:extLst>
+                    </a:blip>
+                    <a:srcRect/>
+                    <a:stretch>
+                      <a:fillRect/>
+                    </a:stretch>
+                  </pic:blipFill>
+                  <pic:spPr bwMode="auto">
+                    <a:xfrm>
+                      <a:off x="0" y="0"/>
+                      <a:ext cx="6264457" cy="3086277"/>
+                    </a:xfrm>
+                    <a:prstGeom prst="rect">
+                      <a:avLst/>
+                    </a:prstGeom>
+                    <a:noFill/>
+                    <a:ln>
+                      <a:noFill/>
+                    </a:ln>
+                  </pic:spPr>
+                </pic:pic>
+              </a:graphicData>
+            </a:graphic>
+          </wp:inline>
+        </w:drawing>
+      </w:r>
+    </w:p>
+    <w:p>
+      <w:pPr>
+        <w:pStyle w:val="Descripcin"/>
+      </w:pPr>
+      <w:r>
+        <w:t xml:space="preserve">Ilustración </w:t>
+      </w:r>
+      <w:r>
+        <w:fldChar w:fldCharType="begin"/>
+      </w:r>
+      <w:r>
+        <w:instrText xml:space="preserve"> SEQ Ilustración \* ARABIC </w:instrText>
+      </w:r>
+      <w:r>
+        <w:fldChar w:fldCharType="separate"/>
+      </w:r>
+      <w:r>
+        <w:rPr>
+          <w:noProof/>
+        </w:rPr>
+        <w:t>19</w:t>
+      </w:r>
+      <w:r>
+        <w:fldChar w:fldCharType="end"/>
+      </w:r>
+    </w:p>
+    <w:p>
+      <w:r>
+        <w:rPr>
+          <w:b/>
+          <w:bCs/>
+        </w:rPr>
+        <w:t>Prueba 4:</w:t>
+      </w:r>
+      <w:r>
+        <w:t xml:space="preserve"> Bitácora de movimientos registrando las acciones de los usuarios.</w:t>
+      </w:r>
+    </w:p>
+    <w:p>
+      <w:pPr>
+        <w:keepNext/>
+      </w:pPr>
+      <w:r>
+        <w:rPr>
+          <w:noProof/>
+        </w:rPr>
+        <w:drawing>
+          <wp:inline distT="0" distB="0" distL="0" distR="0" wp14:anchorId="1C8F7996" wp14:editId="6871A348">
+            <wp:extent cx="6290841" cy="3099276"/>
+            <wp:effectExtent l="0" t="0" r="0" b="6350"/>
+            <wp:docPr id="1028589689" name="Imagen 25"/>
+            <wp:cNvGraphicFramePr>
+              <a:graphicFrameLocks xmlns:a="http://schemas.openxmlformats.org/drawingml/2006/main" noChangeAspect="1"/>
+            </wp:cNvGraphicFramePr>
+            <a:graphic xmlns:a="http://schemas.openxmlformats.org/drawingml/2006/main">
+              <a:graphicData uri="http://schemas.openxmlformats.org/drawingml/2006/picture">
+                <pic:pic xmlns:pic="http://schemas.openxmlformats.org/drawingml/2006/picture">
+                  <pic:nvPicPr>
+                    <pic:cNvPr id="0" name="Picture 1140"/>
+                    <pic:cNvPicPr>
+                      <a:picLocks noChangeAspect="1" noChangeArrowheads="1"/>
+                    </pic:cNvPicPr>
+                  </pic:nvPicPr>
+                  <pic:blipFill>
+                    <a:blip r:embed="rId65" cstate="print">
+                      <a:extLst>
+                        <a:ext uri="{28A0092B-C50C-407E-A947-70E740481C1C}">
+                          <a14:useLocalDpi xmlns:a14="http://schemas.microsoft.com/office/drawing/2010/main" val="0"/>
+                        </a:ext>
+                      </a:extLst>
+                    </a:blip>
+                    <a:srcRect/>
+                    <a:stretch>
+                      <a:fillRect/>
+                    </a:stretch>
+                  </pic:blipFill>
+                  <pic:spPr bwMode="auto">
+                    <a:xfrm>
+                      <a:off x="0" y="0"/>
+                      <a:ext cx="6309699" cy="3108566"/>
+                    </a:xfrm>
+                    <a:prstGeom prst="rect">
+                      <a:avLst/>
+                    </a:prstGeom>
+                    <a:noFill/>
+                    <a:ln>
+                      <a:noFill/>
+                    </a:ln>
+                  </pic:spPr>
+                </pic:pic>
+              </a:graphicData>
+            </a:graphic>
+          </wp:inline>
+        </w:drawing>
+      </w:r>
+    </w:p>
+    <w:p>
+      <w:pPr>
+        <w:pStyle w:val="Descripcin"/>
+      </w:pPr>
+      <w:r>
+        <w:t xml:space="preserve">Ilustración </w:t>
+      </w:r>
+      <w:r>
+        <w:fldChar w:fldCharType="begin"/>
+      </w:r>
+      <w:r>
+        <w:instrText xml:space="preserve"> SEQ Ilustración \* ARABIC </w:instrText>
+      </w:r>
+      <w:r>
+        <w:fldChar w:fldCharType="separate"/>
+      </w:r>
+      <w:r>
+        <w:rPr>
+          <w:noProof/>
+        </w:rPr>
+        <w:t>20</w:t>
+      </w:r>
+      <w:r>
+        <w:fldChar w:fldCharType="end"/>
+      </w:r>
+    </w:p>
+    <w:p>
+      <w:pPr>
+        <w:rPr>
+          <w:b/>
+          <w:bCs/>
+        </w:rPr>
+      </w:pPr>
+    </w:p>
+    <w:p>
+      <w:pPr>
+        <w:rPr>
+          <w:b/>
+          <w:bCs/>
+        </w:rPr>
+      </w:pPr>
+    </w:p>
+    <w:p>
+      <w:r>
+        <w:rPr>
+          <w:b/>
+          <w:bCs/>
+        </w:rPr>
+        <w:lastRenderedPageBreak/>
+        <w:t>Prueba 5:</w:t>
+      </w:r>
+      <w:r>
+        <w:t xml:space="preserve"> Consulta SQL de la tabla usuario mostrando las contraseñas almacenadas </w:t>
+      </w:r>
+    </w:p>
+    <w:p>
+      <w:pPr>
+        <w:keepNext/>
+      </w:pPr>
+      <w:r>
+        <w:rPr>
+          <w:noProof/>
+        </w:rPr>
+        <w:drawing>
+          <wp:inline distT="0" distB="0" distL="0" distR="0" wp14:anchorId="036902BD" wp14:editId="78699E55">
+            <wp:extent cx="5868365" cy="4163133"/>
+            <wp:effectExtent l="0" t="0" r="0" b="8890"/>
+            <wp:docPr id="434667869" name="Imagen 26"/>
+            <wp:cNvGraphicFramePr>
+              <a:graphicFrameLocks xmlns:a="http://schemas.openxmlformats.org/drawingml/2006/main" noChangeAspect="1"/>
+            </wp:cNvGraphicFramePr>
+            <a:graphic xmlns:a="http://schemas.openxmlformats.org/drawingml/2006/main">
+              <a:graphicData uri="http://schemas.openxmlformats.org/drawingml/2006/picture">
+                <pic:pic xmlns:pic="http://schemas.openxmlformats.org/drawingml/2006/picture">
+                  <pic:nvPicPr>
+                    <pic:cNvPr id="0" name="Picture 1141"/>
+                    <pic:cNvPicPr>
+                      <a:picLocks noChangeAspect="1" noChangeArrowheads="1"/>
+                    </pic:cNvPicPr>
+                  </pic:nvPicPr>
+                  <pic:blipFill rotWithShape="1">
+                    <a:blip r:embed="rId66">
+                      <a:extLst>
+                        <a:ext uri="{28A0092B-C50C-407E-A947-70E740481C1C}">
+                          <a14:useLocalDpi xmlns:a14="http://schemas.microsoft.com/office/drawing/2010/main" val="0"/>
+                        </a:ext>
+                      </a:extLst>
+                    </a:blip>
+                    <a:srcRect l="29459" b="19914"/>
+                    <a:stretch>
+                      <a:fillRect/>
+                    </a:stretch>
+                  </pic:blipFill>
+                  <pic:spPr bwMode="auto">
+                    <a:xfrm>
+                      <a:off x="0" y="0"/>
+                      <a:ext cx="5884041" cy="4174254"/>
+                    </a:xfrm>
+                    <a:prstGeom prst="rect">
+                      <a:avLst/>
+                    </a:prstGeom>
+                    <a:noFill/>
+                    <a:ln>
+                      <a:noFill/>
+                    </a:ln>
+                    <a:extLst>
+                      <a:ext uri="{53640926-AAD7-44D8-BBD7-CCE9431645EC}">
+                        <a14:shadowObscured xmlns:a14="http://schemas.microsoft.com/office/drawing/2010/main"/>
+                      </a:ext>
+                    </a:extLst>
+                  </pic:spPr>
+                </pic:pic>
+              </a:graphicData>
+            </a:graphic>
+          </wp:inline>
+        </w:drawing>
+      </w:r>
+    </w:p>
+    <w:p>
+      <w:pPr>
+        <w:pStyle w:val="Descripcin"/>
+      </w:pPr>
+      <w:r>
+        <w:t xml:space="preserve">Ilustración </w:t>
+      </w:r>
+      <w:r>
+        <w:fldChar w:fldCharType="begin"/>
+      </w:r>
+      <w:r>
+        <w:instrText xml:space="preserve"> SEQ Ilustración \* ARABIC </w:instrText>
+      </w:r>
+      <w:r>
+        <w:fldChar w:fldCharType="separate"/>
+      </w:r>
+      <w:r>
+        <w:rPr>
+          <w:noProof/>
+        </w:rPr>
+        <w:t>21</w:t>
+      </w:r>
+      <w:r>
+        <w:fldChar w:fldCharType="end"/>
+      </w:r>
+    </w:p>
+    <w:p>
+      <w:pPr>
         <w:pStyle w:val="Ttulo1"/>
       </w:pPr>
-      <w:bookmarkStart w:id="27" w:name="_Toc233567768"/>
-      <w:r>
-        <w:t>CODIFICACIÓN O LENGUAJE FUENTE</w:t>
-      </w:r>
-      <w:bookmarkEnd w:id="27"/>
+      <w:bookmarkStart w:id="51" w:name="_Toc236851858"/>
+      <w:r>
+        <w:t>BITÁCORA DE PROGRAMACION Y PRUEBAS</w:t>
+      </w:r>
+      <w:bookmarkEnd w:id="51"/>
     </w:p>
     <w:p/>
+    <w:tbl>
+      <w:tblPr>
+        <w:tblStyle w:val="Tablaconcuadrcula"/>
+        <w:tblW w:w="0" w:type="auto"/>
+        <w:tblLook w:val="04A0" w:firstRow="1" w:lastRow="0" w:firstColumn="1" w:lastColumn="0" w:noHBand="0" w:noVBand="1"/>
+      </w:tblPr>
+      <w:tblGrid>
+        <w:gridCol w:w="1413"/>
+        <w:gridCol w:w="865"/>
+        <w:gridCol w:w="7684"/>
+      </w:tblGrid>
+      <w:tr>
+        <w:tc>
+          <w:tcPr>
+            <w:tcW w:w="1413" w:type="dxa"/>
+          </w:tcPr>
+          <w:p>
+            <w:pPr>
+              <w:jc w:val="center"/>
+              <w:rPr>
+                <w:b/>
+                <w:bCs/>
+              </w:rPr>
+            </w:pPr>
+            <w:r>
+              <w:rPr>
+                <w:b/>
+                <w:bCs/>
+              </w:rPr>
+              <w:t>FECHA</w:t>
+            </w:r>
+          </w:p>
+        </w:tc>
+        <w:tc>
+          <w:tcPr>
+            <w:tcW w:w="850" w:type="dxa"/>
+          </w:tcPr>
+          <w:p>
+            <w:pPr>
+              <w:jc w:val="center"/>
+              <w:rPr>
+                <w:b/>
+                <w:bCs/>
+              </w:rPr>
+            </w:pPr>
+            <w:r>
+              <w:rPr>
+                <w:b/>
+                <w:bCs/>
+              </w:rPr>
+              <w:t>HORAS</w:t>
+            </w:r>
+          </w:p>
+        </w:tc>
+        <w:tc>
+          <w:tcPr>
+            <w:tcW w:w="7699" w:type="dxa"/>
+          </w:tcPr>
+          <w:p>
+            <w:pPr>
+              <w:jc w:val="center"/>
+              <w:rPr>
+                <w:b/>
+                <w:bCs/>
+              </w:rPr>
+            </w:pPr>
+            <w:r>
+              <w:rPr>
+                <w:b/>
+                <w:bCs/>
+              </w:rPr>
+              <w:t>DETALLE</w:t>
+            </w:r>
+          </w:p>
+        </w:tc>
+      </w:tr>
+      <w:tr>
+        <w:tc>
+          <w:tcPr>
+            <w:tcW w:w="1413" w:type="dxa"/>
+          </w:tcPr>
+          <w:p>
+            <w:r>
+              <w:t>28/06/2026</w:t>
+            </w:r>
+          </w:p>
+        </w:tc>
+        <w:tc>
+          <w:tcPr>
+            <w:tcW w:w="850" w:type="dxa"/>
+          </w:tcPr>
+          <w:p/>
+        </w:tc>
+        <w:tc>
+          <w:tcPr>
+            <w:tcW w:w="7699" w:type="dxa"/>
+          </w:tcPr>
+          <w:p/>
+        </w:tc>
+      </w:tr>
+      <w:tr>
+        <w:tc>
+          <w:tcPr>
+            <w:tcW w:w="1413" w:type="dxa"/>
+          </w:tcPr>
+          <w:p>
+            <w:r>
+              <w:t>29/06/2026</w:t>
+            </w:r>
+          </w:p>
+        </w:tc>
+        <w:tc>
+          <w:tcPr>
+            <w:tcW w:w="850" w:type="dxa"/>
+          </w:tcPr>
+          <w:p/>
+        </w:tc>
+        <w:tc>
+          <w:tcPr>
+            <w:tcW w:w="7699" w:type="dxa"/>
+          </w:tcPr>
+          <w:p/>
+        </w:tc>
+      </w:tr>
+      <w:tr>
+        <w:tc>
+          <w:tcPr>
+            <w:tcW w:w="1413" w:type="dxa"/>
+          </w:tcPr>
+          <w:p>
+            <w:r>
+              <w:t>01/07/2026</w:t>
+            </w:r>
+          </w:p>
+        </w:tc>
+        <w:tc>
+          <w:tcPr>
+            <w:tcW w:w="850" w:type="dxa"/>
+          </w:tcPr>
+          <w:p/>
+        </w:tc>
+        <w:tc>
+          <w:tcPr>
+            <w:tcW w:w="7699" w:type="dxa"/>
+          </w:tcPr>
+          <w:p/>
+        </w:tc>
+      </w:tr>
+      <w:tr>
+        <w:tc>
+          <w:tcPr>
+            <w:tcW w:w="1413" w:type="dxa"/>
+          </w:tcPr>
+          <w:p>
+            <w:r>
+              <w:t>05/07/2026</w:t>
+            </w:r>
+          </w:p>
+        </w:tc>
+        <w:tc>
+          <w:tcPr>
+            <w:tcW w:w="850" w:type="dxa"/>
+          </w:tcPr>
+          <w:p/>
+        </w:tc>
+        <w:tc>
+          <w:tcPr>
+            <w:tcW w:w="7699" w:type="dxa"/>
+          </w:tcPr>
+          <w:p/>
+        </w:tc>
+      </w:tr>
+      <w:tr>
+        <w:tc>
+          <w:tcPr>
+            <w:tcW w:w="1413" w:type="dxa"/>
+          </w:tcPr>
+          <w:p>
+            <w:r>
+              <w:t>06/07/2026</w:t>
+            </w:r>
+          </w:p>
+        </w:tc>
+        <w:tc>
+          <w:tcPr>
+            <w:tcW w:w="850" w:type="dxa"/>
+          </w:tcPr>
+          <w:p/>
+        </w:tc>
+        <w:tc>
+          <w:tcPr>
+            <w:tcW w:w="7699" w:type="dxa"/>
+          </w:tcPr>
+          <w:p/>
+        </w:tc>
+      </w:tr>
+      <w:tr>
+        <w:tc>
+          <w:tcPr>
+            <w:tcW w:w="1413" w:type="dxa"/>
+          </w:tcPr>
+          <w:p>
+            <w:r>
+              <w:t>07/07/2026</w:t>
+            </w:r>
+          </w:p>
+        </w:tc>
+        <w:tc>
+          <w:tcPr>
+            <w:tcW w:w="850" w:type="dxa"/>
+          </w:tcPr>
+          <w:p/>
+        </w:tc>
+        <w:tc>
+          <w:tcPr>
+            <w:tcW w:w="7699" w:type="dxa"/>
+          </w:tcPr>
+          <w:p/>
+        </w:tc>
+      </w:tr>
+      <w:tr>
+        <w:tc>
+          <w:tcPr>
+            <w:tcW w:w="1413" w:type="dxa"/>
+          </w:tcPr>
+          <w:p>
+            <w:r>
+              <w:t>08/07/2026</w:t>
+            </w:r>
+          </w:p>
+        </w:tc>
+        <w:tc>
+          <w:tcPr>
+            <w:tcW w:w="850" w:type="dxa"/>
+          </w:tcPr>
+          <w:p/>
+        </w:tc>
+        <w:tc>
+          <w:tcPr>
+            <w:tcW w:w="7699" w:type="dxa"/>
+          </w:tcPr>
+          <w:p/>
+        </w:tc>
+      </w:tr>
+      <w:tr>
+        <w:tc>
+          <w:tcPr>
+            <w:tcW w:w="1413" w:type="dxa"/>
+          </w:tcPr>
+          <w:p>
+            <w:r>
+              <w:t>09/07/2026</w:t>
+            </w:r>
+          </w:p>
+        </w:tc>
+        <w:tc>
+          <w:tcPr>
+            <w:tcW w:w="850" w:type="dxa"/>
+          </w:tcPr>
+          <w:p/>
+        </w:tc>
+        <w:tc>
+          <w:tcPr>
+            <w:tcW w:w="7699" w:type="dxa"/>
+          </w:tcPr>
+          <w:p/>
+        </w:tc>
+      </w:tr>
+      <w:tr>
+        <w:tc>
+          <w:tcPr>
+            <w:tcW w:w="1413" w:type="dxa"/>
+          </w:tcPr>
+          <w:p>
+            <w:r>
+              <w:t>10/07/2026</w:t>
+            </w:r>
+          </w:p>
+        </w:tc>
+        <w:tc>
+          <w:tcPr>
+            <w:tcW w:w="850" w:type="dxa"/>
+          </w:tcPr>
+          <w:p/>
+        </w:tc>
+        <w:tc>
+          <w:tcPr>
+            <w:tcW w:w="7699" w:type="dxa"/>
+          </w:tcPr>
+          <w:p/>
+        </w:tc>
+      </w:tr>
+      <w:tr>
+        <w:tc>
+          <w:tcPr>
+            <w:tcW w:w="1413" w:type="dxa"/>
+          </w:tcPr>
+          <w:p>
+            <w:r>
+              <w:t>11/07/2026</w:t>
+            </w:r>
+          </w:p>
+        </w:tc>
+        <w:tc>
+          <w:tcPr>
+            <w:tcW w:w="850" w:type="dxa"/>
+          </w:tcPr>
+          <w:p/>
+        </w:tc>
+        <w:tc>
+          <w:tcPr>
+            <w:tcW w:w="7699" w:type="dxa"/>
+          </w:tcPr>
+          <w:p/>
+        </w:tc>
+      </w:tr>
+      <w:tr>
+        <w:tc>
+          <w:tcPr>
+            <w:tcW w:w="1413" w:type="dxa"/>
+          </w:tcPr>
+          <w:p>
+            <w:r>
+              <w:t>12/07/2026</w:t>
+            </w:r>
+          </w:p>
+        </w:tc>
+        <w:tc>
+          <w:tcPr>
+            <w:tcW w:w="850" w:type="dxa"/>
+          </w:tcPr>
+          <w:p/>
+        </w:tc>
+        <w:tc>
+          <w:tcPr>
+            <w:tcW w:w="7699" w:type="dxa"/>
+          </w:tcPr>
+          <w:p/>
+        </w:tc>
+      </w:tr>
+      <w:tr>
+        <w:tc>
+          <w:tcPr>
+            <w:tcW w:w="1413" w:type="dxa"/>
+          </w:tcPr>
+          <w:p>
+            <w:r>
+              <w:t>13/07/2026</w:t>
+            </w:r>
+          </w:p>
+        </w:tc>
+        <w:tc>
+          <w:tcPr>
+            <w:tcW w:w="850" w:type="dxa"/>
+          </w:tcPr>
+          <w:p/>
+        </w:tc>
+        <w:tc>
+          <w:tcPr>
+            <w:tcW w:w="7699" w:type="dxa"/>
+          </w:tcPr>
+          <w:p/>
+        </w:tc>
+      </w:tr>
+      <w:tr>
+        <w:tc>
+          <w:tcPr>
+            <w:tcW w:w="1413" w:type="dxa"/>
+          </w:tcPr>
+          <w:p>
+            <w:r>
+              <w:t>14/07/2026</w:t>
+            </w:r>
+          </w:p>
+        </w:tc>
+        <w:tc>
+          <w:tcPr>
+            <w:tcW w:w="850" w:type="dxa"/>
+          </w:tcPr>
+          <w:p/>
+        </w:tc>
+        <w:tc>
+          <w:tcPr>
+            <w:tcW w:w="7699" w:type="dxa"/>
+          </w:tcPr>
+          <w:p/>
+        </w:tc>
+      </w:tr>
+      <w:tr>
+        <w:tc>
+          <w:tcPr>
+            <w:tcW w:w="1413" w:type="dxa"/>
+          </w:tcPr>
+          <w:p>
+            <w:r>
+              <w:t>15/07/2026</w:t>
+            </w:r>
+          </w:p>
+        </w:tc>
+        <w:tc>
+          <w:tcPr>
+            <w:tcW w:w="850" w:type="dxa"/>
+          </w:tcPr>
+          <w:p/>
+        </w:tc>
+        <w:tc>
+          <w:tcPr>
+            <w:tcW w:w="7699" w:type="dxa"/>
+          </w:tcPr>
+          <w:p/>
+        </w:tc>
+      </w:tr>
+      <w:tr>
+        <w:tc>
+          <w:tcPr>
+            <w:tcW w:w="1413" w:type="dxa"/>
+          </w:tcPr>
+          <w:p>
+            <w:r>
+              <w:t>16/07/2026</w:t>
+            </w:r>
+          </w:p>
+        </w:tc>
+        <w:tc>
+          <w:tcPr>
+            <w:tcW w:w="850" w:type="dxa"/>
+          </w:tcPr>
+          <w:p/>
+        </w:tc>
+        <w:tc>
+          <w:tcPr>
+            <w:tcW w:w="7699" w:type="dxa"/>
+          </w:tcPr>
+          <w:p/>
+        </w:tc>
+      </w:tr>
+      <w:tr>
+        <w:tc>
+          <w:tcPr>
+            <w:tcW w:w="1413" w:type="dxa"/>
+          </w:tcPr>
+          <w:p>
+            <w:r>
+              <w:lastRenderedPageBreak/>
+              <w:t>18/07/2026</w:t>
+            </w:r>
+          </w:p>
+        </w:tc>
+        <w:tc>
+          <w:tcPr>
+            <w:tcW w:w="850" w:type="dxa"/>
+          </w:tcPr>
+          <w:p/>
+        </w:tc>
+        <w:tc>
+          <w:tcPr>
+            <w:tcW w:w="7699" w:type="dxa"/>
+          </w:tcPr>
+          <w:p/>
+        </w:tc>
+      </w:tr>
+      <w:tr>
+        <w:tc>
+          <w:tcPr>
+            <w:tcW w:w="1413" w:type="dxa"/>
+          </w:tcPr>
+          <w:p>
+            <w:r>
+              <w:t>19/07/2026</w:t>
+            </w:r>
+          </w:p>
+        </w:tc>
+        <w:tc>
+          <w:tcPr>
+            <w:tcW w:w="850" w:type="dxa"/>
+          </w:tcPr>
+          <w:p/>
+        </w:tc>
+        <w:tc>
+          <w:tcPr>
+            <w:tcW w:w="7699" w:type="dxa"/>
+          </w:tcPr>
+          <w:p/>
+        </w:tc>
+      </w:tr>
+      <w:tr>
+        <w:tc>
+          <w:tcPr>
+            <w:tcW w:w="1413" w:type="dxa"/>
+          </w:tcPr>
+          <w:p>
+            <w:r>
+              <w:t>21/07/2026</w:t>
+            </w:r>
+          </w:p>
+        </w:tc>
+        <w:tc>
+          <w:tcPr>
+            <w:tcW w:w="850" w:type="dxa"/>
+          </w:tcPr>
+          <w:p/>
+        </w:tc>
+        <w:tc>
+          <w:tcPr>
+            <w:tcW w:w="7699" w:type="dxa"/>
+          </w:tcPr>
+          <w:p/>
+        </w:tc>
+      </w:tr>
+      <w:tr>
+        <w:tc>
+          <w:tcPr>
+            <w:tcW w:w="1413" w:type="dxa"/>
+          </w:tcPr>
+          <w:p>
+            <w:r>
+              <w:t>23/07/2026</w:t>
+            </w:r>
+          </w:p>
+        </w:tc>
+        <w:tc>
+          <w:tcPr>
+            <w:tcW w:w="850" w:type="dxa"/>
+          </w:tcPr>
+          <w:p/>
+        </w:tc>
+        <w:tc>
+          <w:tcPr>
+            <w:tcW w:w="7699" w:type="dxa"/>
+          </w:tcPr>
+          <w:p/>
+        </w:tc>
+      </w:tr>
+      <w:tr>
+        <w:tc>
+          <w:tcPr>
+            <w:tcW w:w="1413" w:type="dxa"/>
+          </w:tcPr>
+          <w:p>
+            <w:r>
+              <w:t>28/07/2026</w:t>
+            </w:r>
+          </w:p>
+        </w:tc>
+        <w:tc>
+          <w:tcPr>
+            <w:tcW w:w="850" w:type="dxa"/>
+          </w:tcPr>
+          <w:p/>
+        </w:tc>
+        <w:tc>
+          <w:tcPr>
+            <w:tcW w:w="7699" w:type="dxa"/>
+          </w:tcPr>
+          <w:p/>
+        </w:tc>
+      </w:tr>
+      <w:tr>
+        <w:tc>
+          <w:tcPr>
+            <w:tcW w:w="1413" w:type="dxa"/>
+          </w:tcPr>
+          <w:p>
+            <w:r>
+              <w:t>29/07/2026</w:t>
+            </w:r>
+          </w:p>
+        </w:tc>
+        <w:tc>
+          <w:tcPr>
+            <w:tcW w:w="850" w:type="dxa"/>
+          </w:tcPr>
+          <w:p/>
+        </w:tc>
+        <w:tc>
+          <w:tcPr>
+            <w:tcW w:w="7699" w:type="dxa"/>
+          </w:tcPr>
+          <w:p/>
+        </w:tc>
+      </w:tr>
+      <w:tr>
+        <w:tc>
+          <w:tcPr>
+            <w:tcW w:w="1413" w:type="dxa"/>
+          </w:tcPr>
+          <w:p>
+            <w:r>
+              <w:t>01/08/2026</w:t>
+            </w:r>
+          </w:p>
+        </w:tc>
+        <w:tc>
+          <w:tcPr>
+            <w:tcW w:w="850" w:type="dxa"/>
+          </w:tcPr>
+          <w:p/>
+        </w:tc>
+        <w:tc>
+          <w:tcPr>
+            <w:tcW w:w="7699" w:type="dxa"/>
+          </w:tcPr>
+          <w:p/>
+        </w:tc>
+      </w:tr>
+      <w:tr>
+        <w:tc>
+          <w:tcPr>
+            <w:tcW w:w="1413" w:type="dxa"/>
+          </w:tcPr>
+          <w:p>
+            <w:r>
+              <w:t>02/08/2026</w:t>
+            </w:r>
+          </w:p>
+        </w:tc>
+        <w:tc>
+          <w:tcPr>
+            <w:tcW w:w="850" w:type="dxa"/>
+          </w:tcPr>
+          <w:p/>
+        </w:tc>
+        <w:tc>
+          <w:tcPr>
+            <w:tcW w:w="7699" w:type="dxa"/>
+          </w:tcPr>
+          <w:p/>
+        </w:tc>
+      </w:tr>
+      <w:tr>
+        <w:tc>
+          <w:tcPr>
+            <w:tcW w:w="1413" w:type="dxa"/>
+          </w:tcPr>
+          <w:p>
+            <w:r>
+              <w:t>04/08/2026</w:t>
+            </w:r>
+          </w:p>
+        </w:tc>
+        <w:tc>
+          <w:tcPr>
+            <w:tcW w:w="850" w:type="dxa"/>
+          </w:tcPr>
+          <w:p/>
+        </w:tc>
+        <w:tc>
+          <w:tcPr>
+            <w:tcW w:w="7699" w:type="dxa"/>
+          </w:tcPr>
+          <w:p/>
+        </w:tc>
+      </w:tr>
+      <w:tr>
+        <w:tc>
+          <w:tcPr>
+            <w:tcW w:w="1413" w:type="dxa"/>
+          </w:tcPr>
+          <w:p>
+            <w:r>
+              <w:t>05/08/2026</w:t>
+            </w:r>
+          </w:p>
+        </w:tc>
+        <w:tc>
+          <w:tcPr>
+            <w:tcW w:w="850" w:type="dxa"/>
+          </w:tcPr>
+          <w:p/>
+        </w:tc>
+        <w:tc>
+          <w:tcPr>
+            <w:tcW w:w="7699" w:type="dxa"/>
+          </w:tcPr>
+          <w:p/>
+        </w:tc>
+      </w:tr>
+      <w:tr>
+        <w:tc>
+          <w:tcPr>
+            <w:tcW w:w="1413" w:type="dxa"/>
+          </w:tcPr>
+          <w:p>
+            <w:pPr>
+              <w:rPr>
+                <w:b/>
+                <w:bCs/>
+              </w:rPr>
+            </w:pPr>
+            <w:r>
+              <w:rPr>
+                <w:b/>
+                <w:bCs/>
+              </w:rPr>
+              <w:t>TOTAL</w:t>
+            </w:r>
+          </w:p>
+        </w:tc>
+        <w:tc>
+          <w:tcPr>
+            <w:tcW w:w="850" w:type="dxa"/>
+          </w:tcPr>
+          <w:p/>
+        </w:tc>
+        <w:tc>
+          <w:tcPr>
+            <w:tcW w:w="7699" w:type="dxa"/>
+          </w:tcPr>
+          <w:p/>
+        </w:tc>
+      </w:tr>
+    </w:tbl>
+    <w:p/>
     <w:p>
       <w:pPr>
         <w:pStyle w:val="Ttulo1"/>
       </w:pPr>
-      <w:bookmarkStart w:id="28" w:name="_Toc233567769"/>
-      <w:r>
-        <w:t>PRUEBAS</w:t>
-      </w:r>
-      <w:bookmarkEnd w:id="28"/>
+      <w:bookmarkStart w:id="52" w:name="_Toc236851859"/>
+      <w:r>
+        <w:t>BIBLIOGRAFIA</w:t>
+      </w:r>
+      <w:bookmarkEnd w:id="52"/>
     </w:p>
     <w:p/>
     <w:p>
       <w:pPr>
         <w:pStyle w:val="Ttulo1"/>
       </w:pPr>
-      <w:bookmarkStart w:id="29" w:name="_Toc233567770"/>
-      <w:r>
-        <w:t>BITÁCORA DE PROGRAMACION Y PRUEBAS</w:t>
-      </w:r>
-      <w:bookmarkEnd w:id="29"/>
+      <w:bookmarkStart w:id="53" w:name="_Toc236851860"/>
+      <w:r>
+        <w:t>GLOSARIO</w:t>
+      </w:r>
+      <w:bookmarkEnd w:id="53"/>
     </w:p>
     <w:p/>
     <w:p>
       <w:pPr>
         <w:pStyle w:val="Ttulo1"/>
       </w:pPr>
-      <w:bookmarkStart w:id="30" w:name="_Toc233567771"/>
-      <w:r>
-        <w:t>BIBLIOGRAFIA</w:t>
-      </w:r>
-      <w:bookmarkEnd w:id="30"/>
-    </w:p>
-    <w:p/>
-    <w:p>
-      <w:pPr>
-        <w:pStyle w:val="Ttulo1"/>
-      </w:pPr>
-      <w:bookmarkStart w:id="31" w:name="_Toc233567772"/>
-      <w:r>
-        <w:t>GLOSARIO</w:t>
-      </w:r>
-      <w:bookmarkEnd w:id="31"/>
-    </w:p>
-    <w:p/>
-    <w:p>
-      <w:pPr>
-        <w:pStyle w:val="Ttulo1"/>
-      </w:pPr>
-      <w:bookmarkStart w:id="32" w:name="_Toc233567773"/>
+      <w:bookmarkStart w:id="54" w:name="_Toc236851861"/>
       <w:r>
         <w:t>ANEXOS</w:t>
       </w:r>
-      <w:bookmarkEnd w:id="32"/>
+      <w:bookmarkEnd w:id="54"/>
     </w:p>
     <w:sectPr>
+      <w:headerReference w:type="default" r:id="rId67"/>
+      <w:footerReference w:type="default" r:id="rId68"/>
       <w:pgSz w:w="12240" w:h="15840" w:code="1"/>
       <w:pgMar w:top="1418" w:right="1134" w:bottom="1418" w:left="1134" w:header="709" w:footer="709" w:gutter="0"/>
       <w:cols w:space="708"/>
@@ -1903,7 +8016,7 @@
 </file>
 
 <file path=word/endnotes.xml><?xml version="1.0" encoding="utf-8"?>
-<w:endnotes xmlns:wpc="http://schemas.microsoft.com/office/word/2010/wordprocessingCanvas" xmlns:cx="http://schemas.microsoft.com/office/drawing/2014/chartex" xmlns:cx1="http://schemas.microsoft.com/office/drawing/2015/9/8/chartex" xmlns:cx2="http://schemas.microsoft.com/office/drawing/2015/10/21/chartex" xmlns:cx3="http://schemas.microsoft.com/office/drawing/2016/5/9/chartex" xmlns:cx4="http://schemas.microsoft.com/office/drawing/2016/5/10/chartex" xmlns:cx5="http://schemas.microsoft.com/office/drawing/2016/5/11/chartex" xmlns:cx6="http://schemas.microsoft.com/office/drawing/2016/5/12/chartex" xmlns:cx7="http://schemas.microsoft.com/office/drawing/2016/5/13/chartex" xmlns:cx8="http://schemas.microsoft.com/office/drawing/2016/5/14/chartex" xmlns:mc="http://schemas.openxmlformats.org/markup-compatibility/2006" xmlns:aink="http://schemas.microsoft.com/office/drawing/2016/ink" xmlns:am3d="http://schemas.microsoft.com/office/drawing/2017/model3d" xmlns:o="urn:schemas-microsoft-com:office:office" xmlns:oel="http://schemas.microsoft.com/office/2019/extlst" xmlns:r="http://schemas.openxmlformats.org/officeDocument/2006/relationships" xmlns:m="http://schemas.openxmlformats.org/officeDocument/2006/math" xmlns:v="urn:schemas-microsoft-com:vml" xmlns:wp14="http://schemas.microsoft.com/office/word/2010/wordprocessingDrawing" xmlns:wp="http://schemas.openxmlformats.org/drawingml/2006/wordprocessingDrawing" xmlns:w10="urn:schemas-microsoft-com:office:word" xmlns:w="http://schemas.openxmlformats.org/wordprocessingml/2006/main" xmlns:w14="http://schemas.microsoft.com/office/word/2010/wordml" xmlns:w15="http://schemas.microsoft.com/office/word/2012/wordml" xmlns:w16cex="http://schemas.microsoft.com/office/word/2018/wordml/cex" xmlns:w16cid="http://schemas.microsoft.com/office/word/2016/wordml/cid" xmlns:w16="http://schemas.microsoft.com/office/word/2018/wordml" xmlns:w16du="http://schemas.microsoft.com/office/word/2023/wordml/word16du" xmlns:w16sdtdh="http://schemas.microsoft.com/office/word/2020/wordml/sdtdatahash" xmlns:w16sdtfl="http://schemas.microsoft.com/office/word/2024/wordml/sdtformatlock" xmlns:w16se="http://schemas.microsoft.com/office/word/2015/wordml/symex" xmlns:wpg="http://schemas.microsoft.com/office/word/2010/wordprocessingGroup" xmlns:wpi="http://schemas.microsoft.com/office/word/2010/wordprocessingInk" xmlns:wne="http://schemas.microsoft.com/office/word/2006/wordml" xmlns:wps="http://schemas.microsoft.com/office/word/2010/wordprocessingShape" mc:Ignorable="w14 w15 w16se w16cid w16 w16cex w16sdtdh w16sdtfl w16du wp14">
+<w:endnotes xmlns:wpc="http://schemas.microsoft.com/office/word/2010/wordprocessingCanvas" xmlns:cx="http://schemas.microsoft.com/office/drawing/2014/chartex" xmlns:cx1="http://schemas.microsoft.com/office/drawing/2015/9/8/chartex" xmlns:cx2="http://schemas.microsoft.com/office/drawing/2015/10/21/chartex" xmlns:cx3="http://schemas.microsoft.com/office/drawing/2016/5/9/chartex" xmlns:cx4="http://schemas.microsoft.com/office/drawing/2016/5/10/chartex" xmlns:cx5="http://schemas.microsoft.com/office/drawing/2016/5/11/chartex" xmlns:cx6="http://schemas.microsoft.com/office/drawing/2016/5/12/chartex" xmlns:cx7="http://schemas.microsoft.com/office/drawing/2016/5/13/chartex" xmlns:cx8="http://schemas.microsoft.com/office/drawing/2016/5/14/chartex" xmlns:mc="http://schemas.openxmlformats.org/markup-compatibility/2006" xmlns:aink="http://schemas.microsoft.com/office/drawing/2016/ink" xmlns:am3d="http://schemas.microsoft.com/office/drawing/2017/model3d" xmlns:o="urn:schemas-microsoft-com:office:office" xmlns:oel="http://schemas.microsoft.com/office/2019/extlst" xmlns:r="http://schemas.openxmlformats.org/officeDocument/2006/relationships" xmlns:m="http://schemas.openxmlformats.org/officeDocument/2006/math" xmlns:v="urn:schemas-microsoft-com:vml" xmlns:wp14="http://schemas.microsoft.com/office/word/2010/wordprocessingDrawing" xmlns:wp="http://schemas.openxmlformats.org/drawingml/2006/wordprocessingDrawing" xmlns:w10="urn:schemas-microsoft-com:office:word" xmlns:w="http://schemas.openxmlformats.org/wordprocessingml/2006/main" xmlns:w14="http://schemas.microsoft.com/office/word/2010/wordml" xmlns:w15="http://schemas.microsoft.com/office/word/2012/wordml" xmlns:w16cei="http://schemas.microsoft.com/office/word/2026/wordml/cei" xmlns:w16cex="http://schemas.microsoft.com/office/word/2018/wordml/cex" xmlns:w16cid="http://schemas.microsoft.com/office/word/2016/wordml/cid" xmlns:w16="http://schemas.microsoft.com/office/word/2018/wordml" xmlns:w16du="http://schemas.microsoft.com/office/word/2023/wordml/word16du" xmlns:w16sdtdh="http://schemas.microsoft.com/office/word/2020/wordml/sdtdatahash" xmlns:w16sdtfl="http://schemas.microsoft.com/office/word/2024/wordml/sdtformatlock" xmlns:w16se="http://schemas.microsoft.com/office/word/2015/wordml/symex" xmlns:wpg="http://schemas.microsoft.com/office/word/2010/wordprocessingGroup" xmlns:wpi="http://schemas.microsoft.com/office/word/2010/wordprocessingInk" xmlns:wne="http://schemas.microsoft.com/office/word/2006/wordml" xmlns:wps="http://schemas.microsoft.com/office/word/2010/wordprocessingShape" mc:Ignorable="w14 w15 w16se w16cid w16 w16cex w16sdtdh w16sdtfl w16du wp14">
   <w:endnote w:type="separator" w:id="-1">
     <w:p>
       <w:pPr>
@@ -1927,8 +8040,57 @@
 </w:endnotes>
 </file>
 
+<file path=word/footer1.xml><?xml version="1.0" encoding="utf-8"?>
+<w:ftr xmlns:wpc="http://schemas.microsoft.com/office/word/2010/wordprocessingCanvas" xmlns:cx="http://schemas.microsoft.com/office/drawing/2014/chartex" xmlns:cx1="http://schemas.microsoft.com/office/drawing/2015/9/8/chartex" xmlns:cx2="http://schemas.microsoft.com/office/drawing/2015/10/21/chartex" xmlns:cx3="http://schemas.microsoft.com/office/drawing/2016/5/9/chartex" xmlns:cx4="http://schemas.microsoft.com/office/drawing/2016/5/10/chartex" xmlns:cx5="http://schemas.microsoft.com/office/drawing/2016/5/11/chartex" xmlns:cx6="http://schemas.microsoft.com/office/drawing/2016/5/12/chartex" xmlns:cx7="http://schemas.microsoft.com/office/drawing/2016/5/13/chartex" xmlns:cx8="http://schemas.microsoft.com/office/drawing/2016/5/14/chartex" xmlns:mc="http://schemas.openxmlformats.org/markup-compatibility/2006" xmlns:aink="http://schemas.microsoft.com/office/drawing/2016/ink" xmlns:am3d="http://schemas.microsoft.com/office/drawing/2017/model3d" xmlns:o="urn:schemas-microsoft-com:office:office" xmlns:oel="http://schemas.microsoft.com/office/2019/extlst" xmlns:r="http://schemas.openxmlformats.org/officeDocument/2006/relationships" xmlns:m="http://schemas.openxmlformats.org/officeDocument/2006/math" xmlns:v="urn:schemas-microsoft-com:vml" xmlns:wp14="http://schemas.microsoft.com/office/word/2010/wordprocessingDrawing" xmlns:wp="http://schemas.openxmlformats.org/drawingml/2006/wordprocessingDrawing" xmlns:w10="urn:schemas-microsoft-com:office:word" xmlns:w="http://schemas.openxmlformats.org/wordprocessingml/2006/main" xmlns:w14="http://schemas.microsoft.com/office/word/2010/wordml" xmlns:w15="http://schemas.microsoft.com/office/word/2012/wordml" xmlns:w16cei="http://schemas.microsoft.com/office/word/2026/wordml/cei" xmlns:w16cex="http://schemas.microsoft.com/office/word/2018/wordml/cex" xmlns:w16cid="http://schemas.microsoft.com/office/word/2016/wordml/cid" xmlns:w16="http://schemas.microsoft.com/office/word/2018/wordml" xmlns:w16du="http://schemas.microsoft.com/office/word/2023/wordml/word16du" xmlns:w16sdtdh="http://schemas.microsoft.com/office/word/2020/wordml/sdtdatahash" xmlns:w16sdtfl="http://schemas.microsoft.com/office/word/2024/wordml/sdtformatlock" xmlns:w16se="http://schemas.microsoft.com/office/word/2015/wordml/symex" xmlns:wpg="http://schemas.microsoft.com/office/word/2010/wordprocessingGroup" xmlns:wpi="http://schemas.microsoft.com/office/word/2010/wordprocessingInk" xmlns:wne="http://schemas.microsoft.com/office/word/2006/wordml" xmlns:wps="http://schemas.microsoft.com/office/word/2010/wordprocessingShape" mc:Ignorable="w14 w15 w16se w16cid w16 w16cex w16sdtdh w16sdtfl w16du wp14">
+  <w:sdt>
+    <w:sdtPr>
+      <w:id w:val="-1326425404"/>
+      <w:docPartObj>
+        <w:docPartGallery w:val="Page Numbers (Bottom of Page)"/>
+        <w:docPartUnique/>
+      </w:docPartObj>
+    </w:sdtPr>
+    <w:sdtContent>
+      <w:p>
+        <w:pPr>
+          <w:pStyle w:val="Piedepgina"/>
+          <w:jc w:val="right"/>
+        </w:pPr>
+        <w:r>
+          <w:fldChar w:fldCharType="begin"/>
+        </w:r>
+        <w:r>
+          <w:instrText>PAGE   \* MERGEFORMAT</w:instrText>
+        </w:r>
+        <w:r>
+          <w:fldChar w:fldCharType="separate"/>
+        </w:r>
+        <w:r>
+          <w:rPr>
+            <w:lang w:val="es-ES"/>
+          </w:rPr>
+          <w:t>2</w:t>
+        </w:r>
+        <w:r>
+          <w:fldChar w:fldCharType="end"/>
+        </w:r>
+      </w:p>
+    </w:sdtContent>
+  </w:sdt>
+  <w:p>
+    <w:bookmarkStart w:id="57" w:name="_Hlk232362242"/>
+    <w:bookmarkStart w:id="58" w:name="_Hlk232362243"/>
+    <w:r>
+      <w:t>SIGEPAN desarrollado por Y&amp;C SYSTEMS</w:t>
+    </w:r>
+    <w:bookmarkEnd w:id="57"/>
+    <w:bookmarkEnd w:id="58"/>
+  </w:p>
+</w:ftr>
+</file>
+
 <file path=word/footnotes.xml><?xml version="1.0" encoding="utf-8"?>
-<w:footnotes xmlns:wpc="http://schemas.microsoft.com/office/word/2010/wordprocessingCanvas" xmlns:cx="http://schemas.microsoft.com/office/drawing/2014/chartex" xmlns:cx1="http://schemas.microsoft.com/office/drawing/2015/9/8/chartex" xmlns:cx2="http://schemas.microsoft.com/office/drawing/2015/10/21/chartex" xmlns:cx3="http://schemas.microsoft.com/office/drawing/2016/5/9/chartex" xmlns:cx4="http://schemas.microsoft.com/office/drawing/2016/5/10/chartex" xmlns:cx5="http://schemas.microsoft.com/office/drawing/2016/5/11/chartex" xmlns:cx6="http://schemas.microsoft.com/office/drawing/2016/5/12/chartex" xmlns:cx7="http://schemas.microsoft.com/office/drawing/2016/5/13/chartex" xmlns:cx8="http://schemas.microsoft.com/office/drawing/2016/5/14/chartex" xmlns:mc="http://schemas.openxmlformats.org/markup-compatibility/2006" xmlns:aink="http://schemas.microsoft.com/office/drawing/2016/ink" xmlns:am3d="http://schemas.microsoft.com/office/drawing/2017/model3d" xmlns:o="urn:schemas-microsoft-com:office:office" xmlns:oel="http://schemas.microsoft.com/office/2019/extlst" xmlns:r="http://schemas.openxmlformats.org/officeDocument/2006/relationships" xmlns:m="http://schemas.openxmlformats.org/officeDocument/2006/math" xmlns:v="urn:schemas-microsoft-com:vml" xmlns:wp14="http://schemas.microsoft.com/office/word/2010/wordprocessingDrawing" xmlns:wp="http://schemas.openxmlformats.org/drawingml/2006/wordprocessingDrawing" xmlns:w10="urn:schemas-microsoft-com:office:word" xmlns:w="http://schemas.openxmlformats.org/wordprocessingml/2006/main" xmlns:w14="http://schemas.microsoft.com/office/word/2010/wordml" xmlns:w15="http://schemas.microsoft.com/office/word/2012/wordml" xmlns:w16cex="http://schemas.microsoft.com/office/word/2018/wordml/cex" xmlns:w16cid="http://schemas.microsoft.com/office/word/2016/wordml/cid" xmlns:w16="http://schemas.microsoft.com/office/word/2018/wordml" xmlns:w16du="http://schemas.microsoft.com/office/word/2023/wordml/word16du" xmlns:w16sdtdh="http://schemas.microsoft.com/office/word/2020/wordml/sdtdatahash" xmlns:w16sdtfl="http://schemas.microsoft.com/office/word/2024/wordml/sdtformatlock" xmlns:w16se="http://schemas.microsoft.com/office/word/2015/wordml/symex" xmlns:wpg="http://schemas.microsoft.com/office/word/2010/wordprocessingGroup" xmlns:wpi="http://schemas.microsoft.com/office/word/2010/wordprocessingInk" xmlns:wne="http://schemas.microsoft.com/office/word/2006/wordml" xmlns:wps="http://schemas.microsoft.com/office/word/2010/wordprocessingShape" mc:Ignorable="w14 w15 w16se w16cid w16 w16cex w16sdtdh w16sdtfl w16du wp14">
+<w:footnotes xmlns:wpc="http://schemas.microsoft.com/office/word/2010/wordprocessingCanvas" xmlns:cx="http://schemas.microsoft.com/office/drawing/2014/chartex" xmlns:cx1="http://schemas.microsoft.com/office/drawing/2015/9/8/chartex" xmlns:cx2="http://schemas.microsoft.com/office/drawing/2015/10/21/chartex" xmlns:cx3="http://schemas.microsoft.com/office/drawing/2016/5/9/chartex" xmlns:cx4="http://schemas.microsoft.com/office/drawing/2016/5/10/chartex" xmlns:cx5="http://schemas.microsoft.com/office/drawing/2016/5/11/chartex" xmlns:cx6="http://schemas.microsoft.com/office/drawing/2016/5/12/chartex" xmlns:cx7="http://schemas.microsoft.com/office/drawing/2016/5/13/chartex" xmlns:cx8="http://schemas.microsoft.com/office/drawing/2016/5/14/chartex" xmlns:mc="http://schemas.openxmlformats.org/markup-compatibility/2006" xmlns:aink="http://schemas.microsoft.com/office/drawing/2016/ink" xmlns:am3d="http://schemas.microsoft.com/office/drawing/2017/model3d" xmlns:o="urn:schemas-microsoft-com:office:office" xmlns:oel="http://schemas.microsoft.com/office/2019/extlst" xmlns:r="http://schemas.openxmlformats.org/officeDocument/2006/relationships" xmlns:m="http://schemas.openxmlformats.org/officeDocument/2006/math" xmlns:v="urn:schemas-microsoft-com:vml" xmlns:wp14="http://schemas.microsoft.com/office/word/2010/wordprocessingDrawing" xmlns:wp="http://schemas.openxmlformats.org/drawingml/2006/wordprocessingDrawing" xmlns:w10="urn:schemas-microsoft-com:office:word" xmlns:w="http://schemas.openxmlformats.org/wordprocessingml/2006/main" xmlns:w14="http://schemas.microsoft.com/office/word/2010/wordml" xmlns:w15="http://schemas.microsoft.com/office/word/2012/wordml" xmlns:w16cei="http://schemas.microsoft.com/office/word/2026/wordml/cei" xmlns:w16cex="http://schemas.microsoft.com/office/word/2018/wordml/cex" xmlns:w16cid="http://schemas.microsoft.com/office/word/2016/wordml/cid" xmlns:w16="http://schemas.microsoft.com/office/word/2018/wordml" xmlns:w16du="http://schemas.microsoft.com/office/word/2023/wordml/word16du" xmlns:w16sdtdh="http://schemas.microsoft.com/office/word/2020/wordml/sdtdatahash" xmlns:w16sdtfl="http://schemas.microsoft.com/office/word/2024/wordml/sdtformatlock" xmlns:w16se="http://schemas.microsoft.com/office/word/2015/wordml/symex" xmlns:wpg="http://schemas.microsoft.com/office/word/2010/wordprocessingGroup" xmlns:wpi="http://schemas.microsoft.com/office/word/2010/wordprocessingInk" xmlns:wne="http://schemas.microsoft.com/office/word/2006/wordml" xmlns:wps="http://schemas.microsoft.com/office/word/2010/wordprocessingShape" mc:Ignorable="w14 w15 w16se w16cid w16 w16cex w16sdtdh w16sdtfl w16du wp14">
   <w:footnote w:type="separator" w:id="-1">
     <w:p>
       <w:pPr>
@@ -1952,8 +8114,22 @@
 </w:footnotes>
 </file>
 
+<file path=word/header1.xml><?xml version="1.0" encoding="utf-8"?>
+<w:hdr xmlns:wpc="http://schemas.microsoft.com/office/word/2010/wordprocessingCanvas" xmlns:cx="http://schemas.microsoft.com/office/drawing/2014/chartex" xmlns:cx1="http://schemas.microsoft.com/office/drawing/2015/9/8/chartex" xmlns:cx2="http://schemas.microsoft.com/office/drawing/2015/10/21/chartex" xmlns:cx3="http://schemas.microsoft.com/office/drawing/2016/5/9/chartex" xmlns:cx4="http://schemas.microsoft.com/office/drawing/2016/5/10/chartex" xmlns:cx5="http://schemas.microsoft.com/office/drawing/2016/5/11/chartex" xmlns:cx6="http://schemas.microsoft.com/office/drawing/2016/5/12/chartex" xmlns:cx7="http://schemas.microsoft.com/office/drawing/2016/5/13/chartex" xmlns:cx8="http://schemas.microsoft.com/office/drawing/2016/5/14/chartex" xmlns:mc="http://schemas.openxmlformats.org/markup-compatibility/2006" xmlns:aink="http://schemas.microsoft.com/office/drawing/2016/ink" xmlns:am3d="http://schemas.microsoft.com/office/drawing/2017/model3d" xmlns:o="urn:schemas-microsoft-com:office:office" xmlns:oel="http://schemas.microsoft.com/office/2019/extlst" xmlns:r="http://schemas.openxmlformats.org/officeDocument/2006/relationships" xmlns:m="http://schemas.openxmlformats.org/officeDocument/2006/math" xmlns:v="urn:schemas-microsoft-com:vml" xmlns:wp14="http://schemas.microsoft.com/office/word/2010/wordprocessingDrawing" xmlns:wp="http://schemas.openxmlformats.org/drawingml/2006/wordprocessingDrawing" xmlns:w10="urn:schemas-microsoft-com:office:word" xmlns:w="http://schemas.openxmlformats.org/wordprocessingml/2006/main" xmlns:w14="http://schemas.microsoft.com/office/word/2010/wordml" xmlns:w15="http://schemas.microsoft.com/office/word/2012/wordml" xmlns:w16cei="http://schemas.microsoft.com/office/word/2026/wordml/cei" xmlns:w16cex="http://schemas.microsoft.com/office/word/2018/wordml/cex" xmlns:w16cid="http://schemas.microsoft.com/office/word/2016/wordml/cid" xmlns:w16="http://schemas.microsoft.com/office/word/2018/wordml" xmlns:w16du="http://schemas.microsoft.com/office/word/2023/wordml/word16du" xmlns:w16sdtdh="http://schemas.microsoft.com/office/word/2020/wordml/sdtdatahash" xmlns:w16sdtfl="http://schemas.microsoft.com/office/word/2024/wordml/sdtformatlock" xmlns:w16se="http://schemas.microsoft.com/office/word/2015/wordml/symex" xmlns:wpg="http://schemas.microsoft.com/office/word/2010/wordprocessingGroup" xmlns:wpi="http://schemas.microsoft.com/office/word/2010/wordprocessingInk" xmlns:wne="http://schemas.microsoft.com/office/word/2006/wordml" xmlns:wps="http://schemas.microsoft.com/office/word/2010/wordprocessingShape" mc:Ignorable="w14 w15 w16se w16cid w16 w16cex w16sdtdh w16sdtfl w16du wp14">
+  <w:p>
+    <w:bookmarkStart w:id="55" w:name="_Hlk232362235"/>
+    <w:bookmarkStart w:id="56" w:name="_Hlk232362236"/>
+    <w:r>
+      <w:t>Proyecto Profesional Informático- Yilbert Fernández Espinoza y Cesar Campos Torres</w:t>
+    </w:r>
+    <w:bookmarkEnd w:id="55"/>
+    <w:bookmarkEnd w:id="56"/>
+  </w:p>
+</w:hdr>
+</file>
+
 <file path=word/numbering.xml><?xml version="1.0" encoding="utf-8"?>
-<w:numbering xmlns:wpc="http://schemas.microsoft.com/office/word/2010/wordprocessingCanvas" xmlns:cx="http://schemas.microsoft.com/office/drawing/2014/chartex" xmlns:cx1="http://schemas.microsoft.com/office/drawing/2015/9/8/chartex" xmlns:cx2="http://schemas.microsoft.com/office/drawing/2015/10/21/chartex" xmlns:cx3="http://schemas.microsoft.com/office/drawing/2016/5/9/chartex" xmlns:cx4="http://schemas.microsoft.com/office/drawing/2016/5/10/chartex" xmlns:cx5="http://schemas.microsoft.com/office/drawing/2016/5/11/chartex" xmlns:cx6="http://schemas.microsoft.com/office/drawing/2016/5/12/chartex" xmlns:cx7="http://schemas.microsoft.com/office/drawing/2016/5/13/chartex" xmlns:cx8="http://schemas.microsoft.com/office/drawing/2016/5/14/chartex" xmlns:mc="http://schemas.openxmlformats.org/markup-compatibility/2006" xmlns:aink="http://schemas.microsoft.com/office/drawing/2016/ink" xmlns:am3d="http://schemas.microsoft.com/office/drawing/2017/model3d" xmlns:o="urn:schemas-microsoft-com:office:office" xmlns:oel="http://schemas.microsoft.com/office/2019/extlst" xmlns:r="http://schemas.openxmlformats.org/officeDocument/2006/relationships" xmlns:m="http://schemas.openxmlformats.org/officeDocument/2006/math" xmlns:v="urn:schemas-microsoft-com:vml" xmlns:wp14="http://schemas.microsoft.com/office/word/2010/wordprocessingDrawing" xmlns:wp="http://schemas.openxmlformats.org/drawingml/2006/wordprocessingDrawing" xmlns:w10="urn:schemas-microsoft-com:office:word" xmlns:w="http://schemas.openxmlformats.org/wordprocessingml/2006/main" xmlns:w14="http://schemas.microsoft.com/office/word/2010/wordml" xmlns:w15="http://schemas.microsoft.com/office/word/2012/wordml" xmlns:w16cex="http://schemas.microsoft.com/office/word/2018/wordml/cex" xmlns:w16cid="http://schemas.microsoft.com/office/word/2016/wordml/cid" xmlns:w16="http://schemas.microsoft.com/office/word/2018/wordml" xmlns:w16du="http://schemas.microsoft.com/office/word/2023/wordml/word16du" xmlns:w16sdtdh="http://schemas.microsoft.com/office/word/2020/wordml/sdtdatahash" xmlns:w16sdtfl="http://schemas.microsoft.com/office/word/2024/wordml/sdtformatlock" xmlns:w16se="http://schemas.microsoft.com/office/word/2015/wordml/symex" xmlns:wpg="http://schemas.microsoft.com/office/word/2010/wordprocessingGroup" xmlns:wpi="http://schemas.microsoft.com/office/word/2010/wordprocessingInk" xmlns:wne="http://schemas.microsoft.com/office/word/2006/wordml" xmlns:wps="http://schemas.microsoft.com/office/word/2010/wordprocessingShape" mc:Ignorable="w14 w15 w16se w16cid w16 w16cex w16sdtdh w16sdtfl w16du wp14">
+<w:numbering xmlns:wpc="http://schemas.microsoft.com/office/word/2010/wordprocessingCanvas" xmlns:cx="http://schemas.microsoft.com/office/drawing/2014/chartex" xmlns:cx1="http://schemas.microsoft.com/office/drawing/2015/9/8/chartex" xmlns:cx2="http://schemas.microsoft.com/office/drawing/2015/10/21/chartex" xmlns:cx3="http://schemas.microsoft.com/office/drawing/2016/5/9/chartex" xmlns:cx4="http://schemas.microsoft.com/office/drawing/2016/5/10/chartex" xmlns:cx5="http://schemas.microsoft.com/office/drawing/2016/5/11/chartex" xmlns:cx6="http://schemas.microsoft.com/office/drawing/2016/5/12/chartex" xmlns:cx7="http://schemas.microsoft.com/office/drawing/2016/5/13/chartex" xmlns:cx8="http://schemas.microsoft.com/office/drawing/2016/5/14/chartex" xmlns:mc="http://schemas.openxmlformats.org/markup-compatibility/2006" xmlns:aink="http://schemas.microsoft.com/office/drawing/2016/ink" xmlns:am3d="http://schemas.microsoft.com/office/drawing/2017/model3d" xmlns:o="urn:schemas-microsoft-com:office:office" xmlns:oel="http://schemas.microsoft.com/office/2019/extlst" xmlns:r="http://schemas.openxmlformats.org/officeDocument/2006/relationships" xmlns:m="http://schemas.openxmlformats.org/officeDocument/2006/math" xmlns:v="urn:schemas-microsoft-com:vml" xmlns:wp14="http://schemas.microsoft.com/office/word/2010/wordprocessingDrawing" xmlns:wp="http://schemas.openxmlformats.org/drawingml/2006/wordprocessingDrawing" xmlns:w10="urn:schemas-microsoft-com:office:word" xmlns:w="http://schemas.openxmlformats.org/wordprocessingml/2006/main" xmlns:w14="http://schemas.microsoft.com/office/word/2010/wordml" xmlns:w15="http://schemas.microsoft.com/office/word/2012/wordml" xmlns:w16cei="http://schemas.microsoft.com/office/word/2026/wordml/cei" xmlns:w16cex="http://schemas.microsoft.com/office/word/2018/wordml/cex" xmlns:w16cid="http://schemas.microsoft.com/office/word/2016/wordml/cid" xmlns:w16="http://schemas.microsoft.com/office/word/2018/wordml" xmlns:w16du="http://schemas.microsoft.com/office/word/2023/wordml/word16du" xmlns:w16sdtdh="http://schemas.microsoft.com/office/word/2020/wordml/sdtdatahash" xmlns:w16sdtfl="http://schemas.microsoft.com/office/word/2024/wordml/sdtformatlock" xmlns:w16se="http://schemas.microsoft.com/office/word/2015/wordml/symex" xmlns:wpg="http://schemas.microsoft.com/office/word/2010/wordprocessingGroup" xmlns:wpi="http://schemas.microsoft.com/office/word/2010/wordprocessingInk" xmlns:wne="http://schemas.microsoft.com/office/word/2006/wordml" xmlns:wps="http://schemas.microsoft.com/office/word/2010/wordprocessingShape" mc:Ignorable="w14 w15 w16se w16cid w16 w16cex w16sdtdh w16sdtfl w16du wp14">
   <w:abstractNum w:abstractNumId="0" w15:restartNumberingAfterBreak="0">
     <w:nsid w:val="05B93FB6"/>
     <w:multiLevelType w:val="hybridMultilevel"/>
@@ -4598,7 +10774,6 @@
   <w:style w:type="character" w:default="1" w:styleId="Fuentedeprrafopredeter">
     <w:name w:val="Default Paragraph Font"/>
     <w:uiPriority w:val="1"/>
-    <w:semiHidden/>
     <w:unhideWhenUsed/>
   </w:style>
   <w:style w:type="table" w:default="1" w:styleId="Tablanormal">
@@ -5397,6 +11572,38 @@
       <w:spacing w:val="5"/>
     </w:rPr>
   </w:style>
+  <w:style w:type="paragraph" w:styleId="Textosinformato">
+    <w:name w:val="Plain Text"/>
+    <w:basedOn w:val="Normal"/>
+    <w:link w:val="TextosinformatoCar"/>
+    <w:uiPriority w:val="99"/>
+    <w:unhideWhenUsed/>
+    <w:rsid w:val="00567020"/>
+    <w:pPr>
+      <w:spacing w:after="0" w:line="240" w:lineRule="auto"/>
+    </w:pPr>
+    <w:rPr>
+      <w:rFonts w:ascii="Consolas" w:hAnsi="Consolas"/>
+      <w:kern w:val="2"/>
+      <w:sz w:val="21"/>
+      <w:szCs w:val="21"/>
+      <w14:ligatures w14:val="standardContextual"/>
+    </w:rPr>
+  </w:style>
+  <w:style w:type="character" w:customStyle="1" w:styleId="TextosinformatoCar">
+    <w:name w:val="Texto sin formato Car"/>
+    <w:basedOn w:val="Fuentedeprrafopredeter"/>
+    <w:link w:val="Textosinformato"/>
+    <w:uiPriority w:val="99"/>
+    <w:rsid w:val="00567020"/>
+    <w:rPr>
+      <w:rFonts w:ascii="Consolas" w:hAnsi="Consolas"/>
+      <w:kern w:val="2"/>
+      <w:sz w:val="21"/>
+      <w:szCs w:val="21"/>
+      <w14:ligatures w14:val="standardContextual"/>
+    </w:rPr>
+  </w:style>
 </w:styles>
 </file>
 

--- a/DOCUMENTACION/ENTREGABLE 5/ENTREGABLE 5.docx
+++ b/DOCUMENTACION/ENTREGABLE 5/ENTREGABLE 5.docx
@@ -3096,7 +3096,10 @@
         <w:pStyle w:val="PARRAFOENTREGABLES"/>
       </w:pPr>
       <w:r>
-        <w:t>Django es el framework web utilizado para estructurar el sistema bajo el patrón Modelo-Vista-Plantilla (MVT). Se aprovecharon sus componentes principales como el ORM para el manejo de la base de datos, el sistema de plantilla para la generación de las vistas, el manejo de formularios y el sistema de autenticación y permisos, lo que permitió mantener una arquitectura ordenada y escalable a lo largo de todos los módulos del proyecto.</w:t>
+        <w:t>E</w:t>
+      </w:r>
+      <w:r>
+        <w:t>s el framework web utilizado para estructurar el sistema bajo el patrón Modelo-Vista-Plantilla (MVT). Se aprovecharon sus componentes principales como el ORM para el manejo de la base de datos, el sistema de plantilla para la generación de las vistas, el manejo de formularios y el sistema de autenticación y permisos, lo que permitió mantener una arquitectura ordenada y escalable a lo largo de todos los módulos del proyecto.</w:t>
       </w:r>
     </w:p>
     <w:p>
@@ -3375,7 +3378,7 @@
       </w:pPr>
       <w:bookmarkStart w:id="48" w:name="_Toc236851855"/>
       <w:r>
-        <w:t>DataTables y Tabulator</w:t>
+        <w:t xml:space="preserve">DataTables </w:t>
       </w:r>
       <w:bookmarkEnd w:id="48"/>
     </w:p>
@@ -3385,7 +3388,7 @@
         <w:pStyle w:val="PARRAFOENTREGABLES"/>
       </w:pPr>
       <w:r>
-        <w:t>DataTables y Tabulator se utilizaron como librerías de JavaScript para la presentación de listados de información dentro del sistema, agregando funcionalidades de búsqueda, ordenamiento y paginación en las tablas de módulos como productos, inventario y ventas.</w:t>
+        <w:t>DataTables se utilizaron como librerías de JavaScript para la presentación de listados de información dentro del sistema, agregando funcionalidades de búsqueda, ordenamiento y paginación en las tablas de módulos como productos, inventario y ventas.</w:t>
       </w:r>
     </w:p>
     <w:p/>
@@ -3539,7 +3542,7 @@
               <w:jc w:val="center"/>
             </w:pPr>
             <w:r>
-              <w:object w:dxaOrig="871" w:dyaOrig="831" w14:anchorId="3338E248">
+              <w:object w:dxaOrig="871" w:dyaOrig="831" w14:anchorId="141BA66D">
                 <v:shapetype id="_x0000_t75" coordsize="21600,21600" o:spt="75" o:preferrelative="t" path="m@4@5l@4@11@9@11@9@5xe" filled="f" stroked="f">
                   <v:stroke joinstyle="miter"/>
                   <v:formulas>
@@ -3559,10 +3562,10 @@
                   <v:path o:extrusionok="f" gradientshapeok="t" o:connecttype="rect"/>
                   <o:lock v:ext="edit" aspectratio="t"/>
                 </v:shapetype>
-                <v:shape id="_x0000_i2103" type="#_x0000_t75" style="width:43.75pt;height:41.45pt" o:ole="">
+                <v:shape id="_x0000_i1049" type="#_x0000_t75" style="width:43.75pt;height:41.45pt" o:ole="">
                   <v:imagedata r:id="rId8" o:title=""/>
                 </v:shape>
-                <o:OLEObject Type="Embed" ProgID="Package" ShapeID="_x0000_i2103" DrawAspect="Content" ObjectID="_1847509284" r:id="rId9"/>
+                <o:OLEObject Type="Embed" ProgID="Package" ShapeID="_x0000_i1049" DrawAspect="Content" ObjectID="_1847564822" r:id="rId9"/>
               </w:object>
             </w:r>
           </w:p>
@@ -3608,11 +3611,11 @@
               <w:jc w:val="center"/>
             </w:pPr>
             <w:r>
-              <w:object w:dxaOrig="1071" w:dyaOrig="831" w14:anchorId="1CED6BA8">
-                <v:shape id="_x0000_i2104" type="#_x0000_t75" style="width:53.75pt;height:41.45pt" o:ole="">
+              <w:object w:dxaOrig="1071" w:dyaOrig="831" w14:anchorId="0B193CC1">
+                <v:shape id="_x0000_i1051" type="#_x0000_t75" style="width:53.75pt;height:41.45pt" o:ole="">
                   <v:imagedata r:id="rId10" o:title=""/>
                 </v:shape>
-                <o:OLEObject Type="Embed" ProgID="Package" ShapeID="_x0000_i2104" DrawAspect="Content" ObjectID="_1847509285" r:id="rId11"/>
+                <o:OLEObject Type="Embed" ProgID="Package" ShapeID="_x0000_i1051" DrawAspect="Content" ObjectID="_1847564823" r:id="rId11"/>
               </w:object>
             </w:r>
           </w:p>
@@ -3658,11 +3661,11 @@
               <w:jc w:val="center"/>
             </w:pPr>
             <w:r>
-              <w:object w:dxaOrig="1501" w:dyaOrig="831" w14:anchorId="05C4C841">
-                <v:shape id="_x0000_i2105" type="#_x0000_t75" style="width:75.2pt;height:41.45pt" o:ole="">
+              <w:object w:dxaOrig="1501" w:dyaOrig="831" w14:anchorId="34801BE5">
+                <v:shape id="_x0000_i1053" type="#_x0000_t75" style="width:75.2pt;height:41.45pt" o:ole="">
                   <v:imagedata r:id="rId12" o:title=""/>
                 </v:shape>
-                <o:OLEObject Type="Embed" ProgID="Package" ShapeID="_x0000_i2105" DrawAspect="Content" ObjectID="_1847509286" r:id="rId13"/>
+                <o:OLEObject Type="Embed" ProgID="Package" ShapeID="_x0000_i1053" DrawAspect="Content" ObjectID="_1847564824" r:id="rId13"/>
               </w:object>
             </w:r>
           </w:p>
@@ -3708,11 +3711,11 @@
               <w:jc w:val="center"/>
             </w:pPr>
             <w:r>
-              <w:object w:dxaOrig="1051" w:dyaOrig="831" w14:anchorId="4DFC63F2">
-                <v:shape id="_x0000_i2106" type="#_x0000_t75" style="width:52.4pt;height:41.45pt" o:ole="">
+              <w:object w:dxaOrig="1051" w:dyaOrig="831" w14:anchorId="38FE033D">
+                <v:shape id="_x0000_i1055" type="#_x0000_t75" style="width:52.4pt;height:41.45pt" o:ole="">
                   <v:imagedata r:id="rId14" o:title=""/>
                 </v:shape>
-                <o:OLEObject Type="Embed" ProgID="Package" ShapeID="_x0000_i2106" DrawAspect="Content" ObjectID="_1847509287" r:id="rId15"/>
+                <o:OLEObject Type="Embed" ProgID="Package" ShapeID="_x0000_i1055" DrawAspect="Content" ObjectID="_1847564825" r:id="rId15"/>
               </w:object>
             </w:r>
           </w:p>
@@ -3730,15 +3733,7 @@
               <w:t>Modelos de usuario</w:t>
             </w:r>
             <w:r>
-              <w:t xml:space="preserve">, rol, permiso, modulo y </w:t>
-            </w:r>
-            <w:proofErr w:type="spellStart"/>
-            <w:r>
-              <w:t>rolpermiso</w:t>
-            </w:r>
-            <w:proofErr w:type="spellEnd"/>
-            <w:r>
-              <w:t>.</w:t>
+              <w:t>, rol, permiso, modulo y rolpermiso.</w:t>
             </w:r>
           </w:p>
         </w:tc>
@@ -3770,11 +3765,11 @@
               <w:jc w:val="center"/>
             </w:pPr>
             <w:r>
-              <w:object w:dxaOrig="850" w:dyaOrig="831" w14:anchorId="34A88E4E">
-                <v:shape id="_x0000_i2107" type="#_x0000_t75" style="width:42.4pt;height:41.45pt" o:ole="">
+              <w:object w:dxaOrig="850" w:dyaOrig="831" w14:anchorId="7AFE80FC">
+                <v:shape id="_x0000_i1057" type="#_x0000_t75" style="width:42.4pt;height:41.45pt" o:ole="">
                   <v:imagedata r:id="rId16" o:title=""/>
                 </v:shape>
-                <o:OLEObject Type="Embed" ProgID="Package" ShapeID="_x0000_i2107" DrawAspect="Content" ObjectID="_1847509288" r:id="rId17"/>
+                <o:OLEObject Type="Embed" ProgID="Package" ShapeID="_x0000_i1057" DrawAspect="Content" ObjectID="_1847564826" r:id="rId17"/>
               </w:object>
             </w:r>
           </w:p>
@@ -3820,11 +3815,11 @@
               <w:jc w:val="center"/>
             </w:pPr>
             <w:r>
-              <w:object w:dxaOrig="1371" w:dyaOrig="831" w14:anchorId="3CCB83FB">
-                <v:shape id="_x0000_i2108" type="#_x0000_t75" style="width:68.35pt;height:41.45pt" o:ole="">
+              <w:object w:dxaOrig="1371" w:dyaOrig="831" w14:anchorId="61974BEA">
+                <v:shape id="_x0000_i1059" type="#_x0000_t75" style="width:68.35pt;height:41.45pt" o:ole="">
                   <v:imagedata r:id="rId18" o:title=""/>
                 </v:shape>
-                <o:OLEObject Type="Embed" ProgID="Package" ShapeID="_x0000_i2108" DrawAspect="Content" ObjectID="_1847509289" r:id="rId19"/>
+                <o:OLEObject Type="Embed" ProgID="Package" ShapeID="_x0000_i1059" DrawAspect="Content" ObjectID="_1847564827" r:id="rId19"/>
               </w:object>
             </w:r>
           </w:p>
@@ -3870,11 +3865,11 @@
               <w:jc w:val="center"/>
             </w:pPr>
             <w:r>
-              <w:object w:dxaOrig="1071" w:dyaOrig="831" w14:anchorId="5D641809">
-                <v:shape id="_x0000_i2109" type="#_x0000_t75" style="width:53.75pt;height:41.45pt" o:ole="">
+              <w:object w:dxaOrig="1071" w:dyaOrig="831" w14:anchorId="5AD932C3">
+                <v:shape id="_x0000_i1086" type="#_x0000_t75" style="width:53.75pt;height:41.45pt" o:ole="">
                   <v:imagedata r:id="rId10" o:title=""/>
                 </v:shape>
-                <o:OLEObject Type="Embed" ProgID="Package" ShapeID="_x0000_i2109" DrawAspect="Content" ObjectID="_1847509290" r:id="rId20"/>
+                <o:OLEObject Type="Embed" ProgID="Package" ShapeID="_x0000_i1086" DrawAspect="Content" ObjectID="_1847564828" r:id="rId20"/>
               </w:object>
             </w:r>
           </w:p>
@@ -3928,11 +3923,11 @@
               <w:jc w:val="center"/>
             </w:pPr>
             <w:r>
-              <w:object w:dxaOrig="850" w:dyaOrig="831" w14:anchorId="3C360055">
-                <v:shape id="_x0000_i2110" type="#_x0000_t75" style="width:42.4pt;height:41.45pt" o:ole="">
+              <w:object w:dxaOrig="850" w:dyaOrig="831" w14:anchorId="2A7F46DA">
+                <v:shape id="_x0000_i1088" type="#_x0000_t75" style="width:42.4pt;height:41.45pt" o:ole="">
                   <v:imagedata r:id="rId16" o:title=""/>
                 </v:shape>
-                <o:OLEObject Type="Embed" ProgID="Package" ShapeID="_x0000_i2110" DrawAspect="Content" ObjectID="_1847509291" r:id="rId21"/>
+                <o:OLEObject Type="Embed" ProgID="Package" ShapeID="_x0000_i1088" DrawAspect="Content" ObjectID="_1847564829" r:id="rId21"/>
               </w:object>
             </w:r>
           </w:p>
@@ -3978,11 +3973,11 @@
               <w:jc w:val="center"/>
             </w:pPr>
             <w:r>
-              <w:object w:dxaOrig="1581" w:dyaOrig="831" w14:anchorId="23521969">
-                <v:shape id="_x0000_i2111" type="#_x0000_t75" style="width:78.85pt;height:41.45pt" o:ole="">
+              <w:object w:dxaOrig="1380" w:dyaOrig="831" w14:anchorId="10369D6E">
+                <v:shape id="_x0000_i1112" type="#_x0000_t75" style="width:68.8pt;height:41.45pt" o:ole="">
                   <v:imagedata r:id="rId22" o:title=""/>
                 </v:shape>
-                <o:OLEObject Type="Embed" ProgID="Package" ShapeID="_x0000_i2111" DrawAspect="Content" ObjectID="_1847509292" r:id="rId23"/>
+                <o:OLEObject Type="Embed" ProgID="Package" ShapeID="_x0000_i1112" DrawAspect="Content" ObjectID="_1847564830" r:id="rId23"/>
               </w:object>
             </w:r>
           </w:p>
@@ -4028,11 +4023,11 @@
               <w:jc w:val="center"/>
             </w:pPr>
             <w:r>
-              <w:object w:dxaOrig="1051" w:dyaOrig="831" w14:anchorId="098E4A8A">
-                <v:shape id="_x0000_i2112" type="#_x0000_t75" style="width:52.4pt;height:41.45pt" o:ole="">
+              <w:object w:dxaOrig="1051" w:dyaOrig="831" w14:anchorId="31DC145F">
+                <v:shape id="_x0000_i1090" type="#_x0000_t75" style="width:52.4pt;height:41.45pt" o:ole="">
                   <v:imagedata r:id="rId14" o:title=""/>
                 </v:shape>
-                <o:OLEObject Type="Embed" ProgID="Package" ShapeID="_x0000_i2112" DrawAspect="Content" ObjectID="_1847509293" r:id="rId24"/>
+                <o:OLEObject Type="Embed" ProgID="Package" ShapeID="_x0000_i1090" DrawAspect="Content" ObjectID="_1847564831" r:id="rId24"/>
               </w:object>
             </w:r>
           </w:p>
@@ -4078,19 +4073,19 @@
               <w:jc w:val="center"/>
             </w:pPr>
             <w:r>
-              <w:object w:dxaOrig="1071" w:dyaOrig="831" w14:anchorId="7971BF61">
-                <v:shape id="_x0000_i2113" type="#_x0000_t75" style="width:53.75pt;height:41.45pt" o:ole="">
+              <w:object w:dxaOrig="1071" w:dyaOrig="831" w14:anchorId="4E84C03F">
+                <v:shape id="_x0000_i1092" type="#_x0000_t75" style="width:53.75pt;height:41.45pt" o:ole="">
                   <v:imagedata r:id="rId10" o:title=""/>
                 </v:shape>
-                <o:OLEObject Type="Embed" ProgID="Package" ShapeID="_x0000_i2113" DrawAspect="Content" ObjectID="_1847509294" r:id="rId25"/>
+                <o:OLEObject Type="Embed" ProgID="Package" ShapeID="_x0000_i1092" DrawAspect="Content" ObjectID="_1847564832" r:id="rId25"/>
               </w:object>
             </w:r>
             <w:r>
-              <w:object w:dxaOrig="1471" w:dyaOrig="831" w14:anchorId="7D2FD6BC">
-                <v:shape id="_x0000_i2114" type="#_x0000_t75" style="width:73.35pt;height:41.45pt" o:ole="">
+              <w:object w:dxaOrig="1471" w:dyaOrig="831" w14:anchorId="67F5E209">
+                <v:shape id="_x0000_i1093" type="#_x0000_t75" style="width:73.35pt;height:41.45pt" o:ole="">
                   <v:imagedata r:id="rId26" o:title=""/>
                 </v:shape>
-                <o:OLEObject Type="Embed" ProgID="Package" ShapeID="_x0000_i2114" DrawAspect="Content" ObjectID="_1847509295" r:id="rId27"/>
+                <o:OLEObject Type="Embed" ProgID="Package" ShapeID="_x0000_i1093" DrawAspect="Content" ObjectID="_1847564833" r:id="rId27"/>
               </w:object>
             </w:r>
           </w:p>
@@ -4136,11 +4131,11 @@
               <w:jc w:val="center"/>
             </w:pPr>
             <w:r>
-              <w:object w:dxaOrig="850" w:dyaOrig="831" w14:anchorId="20146A9B">
-                <v:shape id="_x0000_i2127" type="#_x0000_t75" style="width:42.4pt;height:41.45pt" o:ole="">
+              <w:object w:dxaOrig="850" w:dyaOrig="831" w14:anchorId="38F2E48B">
+                <v:shape id="_x0000_i1096" type="#_x0000_t75" style="width:42.4pt;height:41.45pt" o:ole="">
                   <v:imagedata r:id="rId16" o:title=""/>
                 </v:shape>
-                <o:OLEObject Type="Embed" ProgID="Package" ShapeID="_x0000_i2127" DrawAspect="Content" ObjectID="_1847509296" r:id="rId28"/>
+                <o:OLEObject Type="Embed" ProgID="Package" ShapeID="_x0000_i1096" DrawAspect="Content" ObjectID="_1847564834" r:id="rId28"/>
               </w:object>
             </w:r>
           </w:p>
@@ -4186,11 +4181,11 @@
               <w:jc w:val="center"/>
             </w:pPr>
             <w:r>
-              <w:object w:dxaOrig="1421" w:dyaOrig="831" w14:anchorId="62BC3A3E">
-                <v:shape id="_x0000_i2128" type="#_x0000_t75" style="width:71.1pt;height:41.45pt" o:ole="">
+              <w:object w:dxaOrig="1421" w:dyaOrig="831" w14:anchorId="37CD3988">
+                <v:shape id="_x0000_i1114" type="#_x0000_t75" style="width:71.1pt;height:41.45pt" o:ole="">
                   <v:imagedata r:id="rId29" o:title=""/>
                 </v:shape>
-                <o:OLEObject Type="Embed" ProgID="Package" ShapeID="_x0000_i2128" DrawAspect="Content" ObjectID="_1847509297" r:id="rId30"/>
+                <o:OLEObject Type="Embed" ProgID="Package" ShapeID="_x0000_i1114" DrawAspect="Content" ObjectID="_1847564835" r:id="rId30"/>
               </w:object>
             </w:r>
           </w:p>
@@ -4236,11 +4231,11 @@
               <w:jc w:val="center"/>
             </w:pPr>
             <w:r>
-              <w:object w:dxaOrig="2221" w:dyaOrig="831" w14:anchorId="6CB79F1E">
-                <v:shape id="_x0000_i2129" type="#_x0000_t75" style="width:111.2pt;height:41.45pt" o:ole="">
+              <w:object w:dxaOrig="2021" w:dyaOrig="831" w14:anchorId="18F43954">
+                <v:shape id="_x0000_i1116" type="#_x0000_t75" style="width:101.15pt;height:41.45pt" o:ole="">
                   <v:imagedata r:id="rId31" o:title=""/>
                 </v:shape>
-                <o:OLEObject Type="Embed" ProgID="Package" ShapeID="_x0000_i2129" DrawAspect="Content" ObjectID="_1847509298" r:id="rId32"/>
+                <o:OLEObject Type="Embed" ProgID="Package" ShapeID="_x0000_i1116" DrawAspect="Content" ObjectID="_1847564836" r:id="rId32"/>
               </w:object>
             </w:r>
           </w:p>
@@ -4286,11 +4281,11 @@
               <w:jc w:val="center"/>
             </w:pPr>
             <w:r>
-              <w:object w:dxaOrig="1561" w:dyaOrig="831" w14:anchorId="13AF0538">
-                <v:shape id="_x0000_i2130" type="#_x0000_t75" style="width:77.9pt;height:41.45pt" o:ole="">
+              <w:object w:dxaOrig="1561" w:dyaOrig="831" w14:anchorId="500A987E">
+                <v:shape id="_x0000_i1118" type="#_x0000_t75" style="width:77.9pt;height:41.45pt" o:ole="">
                   <v:imagedata r:id="rId33" o:title=""/>
                 </v:shape>
-                <o:OLEObject Type="Embed" ProgID="Package" ShapeID="_x0000_i2130" DrawAspect="Content" ObjectID="_1847509299" r:id="rId34"/>
+                <o:OLEObject Type="Embed" ProgID="Package" ShapeID="_x0000_i1118" DrawAspect="Content" ObjectID="_1847564837" r:id="rId34"/>
               </w:object>
             </w:r>
           </w:p>
@@ -4336,11 +4331,11 @@
               <w:jc w:val="center"/>
             </w:pPr>
             <w:r>
-              <w:object w:dxaOrig="1071" w:dyaOrig="831" w14:anchorId="67F5741A">
-                <v:shape id="_x0000_i2131" type="#_x0000_t75" style="width:53.75pt;height:41.45pt" o:ole="">
+              <w:object w:dxaOrig="1071" w:dyaOrig="831" w14:anchorId="1208A2F6">
+                <v:shape id="_x0000_i1098" type="#_x0000_t75" style="width:53.75pt;height:41.45pt" o:ole="">
                   <v:imagedata r:id="rId10" o:title=""/>
                 </v:shape>
-                <o:OLEObject Type="Embed" ProgID="Package" ShapeID="_x0000_i2131" DrawAspect="Content" ObjectID="_1847509300" r:id="rId35"/>
+                <o:OLEObject Type="Embed" ProgID="Package" ShapeID="_x0000_i1098" DrawAspect="Content" ObjectID="_1847564838" r:id="rId35"/>
               </w:object>
             </w:r>
           </w:p>
@@ -4387,11 +4382,11 @@
               <w:jc w:val="center"/>
             </w:pPr>
             <w:r>
-              <w:object w:dxaOrig="850" w:dyaOrig="831" w14:anchorId="2EB6AB17">
-                <v:shape id="_x0000_i2132" type="#_x0000_t75" style="width:42.4pt;height:41.45pt" o:ole="">
+              <w:object w:dxaOrig="850" w:dyaOrig="831" w14:anchorId="2B02F829">
+                <v:shape id="_x0000_i1100" type="#_x0000_t75" style="width:42.4pt;height:41.45pt" o:ole="">
                   <v:imagedata r:id="rId16" o:title=""/>
                 </v:shape>
-                <o:OLEObject Type="Embed" ProgID="Package" ShapeID="_x0000_i2132" DrawAspect="Content" ObjectID="_1847509301" r:id="rId36"/>
+                <o:OLEObject Type="Embed" ProgID="Package" ShapeID="_x0000_i1100" DrawAspect="Content" ObjectID="_1847564839" r:id="rId36"/>
               </w:object>
             </w:r>
           </w:p>
@@ -4437,11 +4432,11 @@
               <w:jc w:val="center"/>
             </w:pPr>
             <w:r>
-              <w:object w:dxaOrig="1051" w:dyaOrig="831" w14:anchorId="02C46772">
-                <v:shape id="_x0000_i2133" type="#_x0000_t75" style="width:52.4pt;height:41.45pt" o:ole="">
+              <w:object w:dxaOrig="1051" w:dyaOrig="831" w14:anchorId="7610A3F7">
+                <v:shape id="_x0000_i1101" type="#_x0000_t75" style="width:52.4pt;height:41.45pt" o:ole="">
                   <v:imagedata r:id="rId37" o:title=""/>
                 </v:shape>
-                <o:OLEObject Type="Embed" ProgID="Package" ShapeID="_x0000_i2133" DrawAspect="Content" ObjectID="_1847509302" r:id="rId38"/>
+                <o:OLEObject Type="Embed" ProgID="Package" ShapeID="_x0000_i1101" DrawAspect="Content" ObjectID="_1847564840" r:id="rId38"/>
               </w:object>
             </w:r>
           </w:p>
@@ -4487,11 +4482,11 @@
               <w:jc w:val="center"/>
             </w:pPr>
             <w:r>
-              <w:object w:dxaOrig="1731" w:dyaOrig="831" w14:anchorId="39278267">
-                <v:shape id="_x0000_i2134" type="#_x0000_t75" style="width:86.6pt;height:41.45pt" o:ole="">
+              <w:object w:dxaOrig="1731" w:dyaOrig="831" w14:anchorId="7A2C9C2F">
+                <v:shape id="_x0000_i1104" type="#_x0000_t75" style="width:86.6pt;height:41.45pt" o:ole="">
                   <v:imagedata r:id="rId39" o:title=""/>
                 </v:shape>
-                <o:OLEObject Type="Embed" ProgID="Package" ShapeID="_x0000_i2134" DrawAspect="Content" ObjectID="_1847509303" r:id="rId40"/>
+                <o:OLEObject Type="Embed" ProgID="Package" ShapeID="_x0000_i1104" DrawAspect="Content" ObjectID="_1847564841" r:id="rId40"/>
               </w:object>
             </w:r>
           </w:p>
@@ -4537,11 +4532,11 @@
               <w:jc w:val="center"/>
             </w:pPr>
             <w:r>
-              <w:object w:dxaOrig="1051" w:dyaOrig="831" w14:anchorId="5364B7E3">
-                <v:shape id="_x0000_i2135" type="#_x0000_t75" style="width:52.4pt;height:41.45pt" o:ole="">
+              <w:object w:dxaOrig="1051" w:dyaOrig="831" w14:anchorId="2579DC9D">
+                <v:shape id="_x0000_i1106" type="#_x0000_t75" style="width:52.4pt;height:41.45pt" o:ole="">
                   <v:imagedata r:id="rId14" o:title=""/>
                 </v:shape>
-                <o:OLEObject Type="Embed" ProgID="Package" ShapeID="_x0000_i2135" DrawAspect="Content" ObjectID="_1847509304" r:id="rId41"/>
+                <o:OLEObject Type="Embed" ProgID="Package" ShapeID="_x0000_i1106" DrawAspect="Content" ObjectID="_1847564842" r:id="rId41"/>
               </w:object>
             </w:r>
           </w:p>
@@ -4587,19 +4582,19 @@
               <w:jc w:val="center"/>
             </w:pPr>
             <w:r>
-              <w:object w:dxaOrig="1071" w:dyaOrig="831" w14:anchorId="5584828A">
-                <v:shape id="_x0000_i2136" type="#_x0000_t75" style="width:53.75pt;height:41.45pt" o:ole="">
+              <w:object w:dxaOrig="1071" w:dyaOrig="831" w14:anchorId="5E969F56">
+                <v:shape id="_x0000_i1107" type="#_x0000_t75" style="width:53.75pt;height:41.45pt" o:ole="">
                   <v:imagedata r:id="rId10" o:title=""/>
                 </v:shape>
-                <o:OLEObject Type="Embed" ProgID="Package" ShapeID="_x0000_i2136" DrawAspect="Content" ObjectID="_1847509305" r:id="rId42"/>
+                <o:OLEObject Type="Embed" ProgID="Package" ShapeID="_x0000_i1107" DrawAspect="Content" ObjectID="_1847564843" r:id="rId42"/>
               </w:object>
             </w:r>
             <w:r>
-              <w:object w:dxaOrig="850" w:dyaOrig="831" w14:anchorId="39156021">
-                <v:shape id="_x0000_i2137" type="#_x0000_t75" style="width:42.4pt;height:41.45pt" o:ole="">
+              <w:object w:dxaOrig="850" w:dyaOrig="831" w14:anchorId="0B2113BC">
+                <v:shape id="_x0000_i1108" type="#_x0000_t75" style="width:42.4pt;height:41.45pt" o:ole="">
                   <v:imagedata r:id="rId16" o:title=""/>
                 </v:shape>
-                <o:OLEObject Type="Embed" ProgID="Package" ShapeID="_x0000_i2137" DrawAspect="Content" ObjectID="_1847509306" r:id="rId43"/>
+                <o:OLEObject Type="Embed" ProgID="Package" ShapeID="_x0000_i1108" DrawAspect="Content" ObjectID="_1847564844" r:id="rId43"/>
               </w:object>
             </w:r>
           </w:p>
@@ -4645,11 +4640,11 @@
               <w:jc w:val="center"/>
             </w:pPr>
             <w:r>
-              <w:object w:dxaOrig="781" w:dyaOrig="831" w14:anchorId="28832606">
-                <v:shape id="_x0000_i2138" type="#_x0000_t75" style="width:39.2pt;height:41.45pt" o:ole="">
+              <w:object w:dxaOrig="600" w:dyaOrig="831" w14:anchorId="497565F8">
+                <v:shape id="_x0000_i1120" type="#_x0000_t75" style="width:30.1pt;height:41.45pt" o:ole="">
                   <v:imagedata r:id="rId44" o:title=""/>
                 </v:shape>
-                <o:OLEObject Type="Embed" ProgID="Package" ShapeID="_x0000_i2138" DrawAspect="Content" ObjectID="_1847509307" r:id="rId45"/>
+                <o:OLEObject Type="Embed" ProgID="Package" ShapeID="_x0000_i1120" DrawAspect="Content" ObjectID="_1847564845" r:id="rId45"/>
               </w:object>
             </w:r>
           </w:p>
@@ -4748,7 +4743,7 @@
           <w:noProof/>
         </w:rPr>
         <w:drawing>
-          <wp:inline distT="0" distB="0" distL="0" distR="0" wp14:anchorId="6F58C4B8" wp14:editId="7251A342">
+          <wp:inline distT="0" distB="0" distL="0" distR="0" wp14:anchorId="6F58C4B8" wp14:editId="4A16062E">
             <wp:extent cx="5573210" cy="2745724"/>
             <wp:effectExtent l="0" t="0" r="0" b="0"/>
             <wp:docPr id="1414363135" name="Imagen 1"/>
@@ -4805,24 +4800,14 @@
       <w:r>
         <w:t xml:space="preserve">Ilustración </w:t>
       </w:r>
-      <w:r>
-        <w:fldChar w:fldCharType="begin"/>
-      </w:r>
-      <w:r>
-        <w:instrText xml:space="preserve"> SEQ Ilustración \* ARABIC </w:instrText>
-      </w:r>
-      <w:r>
-        <w:fldChar w:fldCharType="separate"/>
-      </w:r>
-      <w:r>
-        <w:rPr>
-          <w:noProof/>
-        </w:rPr>
-        <w:t>1</w:t>
-      </w:r>
-      <w:r>
-        <w:fldChar w:fldCharType="end"/>
-      </w:r>
+      <w:fldSimple w:instr=" SEQ Ilustración \* ARABIC ">
+        <w:r>
+          <w:rPr>
+            <w:noProof/>
+          </w:rPr>
+          <w:t>1</w:t>
+        </w:r>
+      </w:fldSimple>
     </w:p>
     <w:p/>
     <w:p>
@@ -4869,7 +4854,7 @@
           <w:noProof/>
         </w:rPr>
         <w:drawing>
-          <wp:inline distT="0" distB="0" distL="0" distR="0" wp14:anchorId="572114AE" wp14:editId="5C7E3F5C">
+          <wp:inline distT="0" distB="0" distL="0" distR="0" wp14:anchorId="572114AE" wp14:editId="792CE339">
             <wp:extent cx="6018836" cy="2965269"/>
             <wp:effectExtent l="0" t="0" r="1270" b="6985"/>
             <wp:docPr id="1102922564" name="Imagen 2"/>
@@ -4925,24 +4910,14 @@
       <w:r>
         <w:t xml:space="preserve">Ilustración </w:t>
       </w:r>
-      <w:r>
-        <w:fldChar w:fldCharType="begin"/>
-      </w:r>
-      <w:r>
-        <w:instrText xml:space="preserve"> SEQ Ilustración \* ARABIC </w:instrText>
-      </w:r>
-      <w:r>
-        <w:fldChar w:fldCharType="separate"/>
-      </w:r>
-      <w:r>
-        <w:rPr>
-          <w:noProof/>
-        </w:rPr>
-        <w:t>2</w:t>
-      </w:r>
-      <w:r>
-        <w:fldChar w:fldCharType="end"/>
-      </w:r>
+      <w:fldSimple w:instr=" SEQ Ilustración \* ARABIC ">
+        <w:r>
+          <w:rPr>
+            <w:noProof/>
+          </w:rPr>
+          <w:t>2</w:t>
+        </w:r>
+      </w:fldSimple>
     </w:p>
     <w:p/>
     <w:p>
@@ -4966,7 +4941,7 @@
           <w:noProof/>
         </w:rPr>
         <w:drawing>
-          <wp:inline distT="0" distB="0" distL="0" distR="0" wp14:anchorId="3D4DA317" wp14:editId="0051C84F">
+          <wp:inline distT="0" distB="0" distL="0" distR="0" wp14:anchorId="3D4DA317" wp14:editId="62F8ADB5">
             <wp:extent cx="5937813" cy="2925351"/>
             <wp:effectExtent l="0" t="0" r="6350" b="8890"/>
             <wp:docPr id="318264717" name="Imagen 3"/>
@@ -5022,24 +4997,14 @@
       <w:r>
         <w:t xml:space="preserve">Ilustración </w:t>
       </w:r>
-      <w:r>
-        <w:fldChar w:fldCharType="begin"/>
-      </w:r>
-      <w:r>
-        <w:instrText xml:space="preserve"> SEQ Ilustración \* ARABIC </w:instrText>
-      </w:r>
-      <w:r>
-        <w:fldChar w:fldCharType="separate"/>
-      </w:r>
-      <w:r>
-        <w:rPr>
-          <w:noProof/>
-        </w:rPr>
-        <w:t>3</w:t>
-      </w:r>
-      <w:r>
-        <w:fldChar w:fldCharType="end"/>
-      </w:r>
+      <w:fldSimple w:instr=" SEQ Ilustración \* ARABIC ">
+        <w:r>
+          <w:rPr>
+            <w:noProof/>
+          </w:rPr>
+          <w:t>3</w:t>
+        </w:r>
+      </w:fldSimple>
     </w:p>
     <w:p/>
     <w:p/>
@@ -5065,7 +5030,7 @@
           <w:noProof/>
         </w:rPr>
         <w:drawing>
-          <wp:inline distT="0" distB="0" distL="0" distR="0" wp14:anchorId="542D7D46" wp14:editId="3E1D2CF0">
+          <wp:inline distT="0" distB="0" distL="0" distR="0" wp14:anchorId="542D7D46" wp14:editId="6EC6FD84">
             <wp:extent cx="5903089" cy="2908244"/>
             <wp:effectExtent l="0" t="0" r="2540" b="6985"/>
             <wp:docPr id="1873612886" name="Imagen 4"/>
@@ -5121,24 +5086,14 @@
       <w:r>
         <w:t xml:space="preserve">Ilustración </w:t>
       </w:r>
-      <w:r>
-        <w:fldChar w:fldCharType="begin"/>
-      </w:r>
-      <w:r>
-        <w:instrText xml:space="preserve"> SEQ Ilustración \* ARABIC </w:instrText>
-      </w:r>
-      <w:r>
-        <w:fldChar w:fldCharType="separate"/>
-      </w:r>
-      <w:r>
-        <w:rPr>
-          <w:noProof/>
-        </w:rPr>
-        <w:t>4</w:t>
-      </w:r>
-      <w:r>
-        <w:fldChar w:fldCharType="end"/>
-      </w:r>
+      <w:fldSimple w:instr=" SEQ Ilustración \* ARABIC ">
+        <w:r>
+          <w:rPr>
+            <w:noProof/>
+          </w:rPr>
+          <w:t>4</w:t>
+        </w:r>
+      </w:fldSimple>
     </w:p>
     <w:p/>
     <w:p>
@@ -5162,7 +5117,7 @@
           <w:noProof/>
         </w:rPr>
         <w:drawing>
-          <wp:inline distT="0" distB="0" distL="0" distR="0" wp14:anchorId="2FE5FC78" wp14:editId="1BDE66DF">
+          <wp:inline distT="0" distB="0" distL="0" distR="0" wp14:anchorId="2FE5FC78" wp14:editId="3F31A656">
             <wp:extent cx="5978324" cy="2945309"/>
             <wp:effectExtent l="0" t="0" r="3810" b="7620"/>
             <wp:docPr id="1564779611" name="Imagen 5"/>
@@ -5218,24 +5173,14 @@
       <w:r>
         <w:t xml:space="preserve">Ilustración </w:t>
       </w:r>
-      <w:r>
-        <w:fldChar w:fldCharType="begin"/>
-      </w:r>
-      <w:r>
-        <w:instrText xml:space="preserve"> SEQ Ilustración \* ARABIC </w:instrText>
-      </w:r>
-      <w:r>
-        <w:fldChar w:fldCharType="separate"/>
-      </w:r>
-      <w:r>
-        <w:rPr>
-          <w:noProof/>
-        </w:rPr>
-        <w:t>5</w:t>
-      </w:r>
-      <w:r>
-        <w:fldChar w:fldCharType="end"/>
-      </w:r>
+      <w:fldSimple w:instr=" SEQ Ilustración \* ARABIC ">
+        <w:r>
+          <w:rPr>
+            <w:noProof/>
+          </w:rPr>
+          <w:t>5</w:t>
+        </w:r>
+      </w:fldSimple>
     </w:p>
     <w:p/>
     <w:p/>
@@ -5289,7 +5234,7 @@
           <w:noProof/>
         </w:rPr>
         <w:drawing>
-          <wp:inline distT="0" distB="0" distL="0" distR="0" wp14:anchorId="2FBD4170" wp14:editId="33493E0E">
+          <wp:inline distT="0" distB="0" distL="0" distR="0" wp14:anchorId="2FBD4170" wp14:editId="60949554">
             <wp:extent cx="5723681" cy="2819856"/>
             <wp:effectExtent l="0" t="0" r="0" b="0"/>
             <wp:docPr id="1219651955" name="Imagen 6"/>
@@ -5387,7 +5332,7 @@
           <w:noProof/>
         </w:rPr>
         <w:drawing>
-          <wp:inline distT="0" distB="0" distL="0" distR="0" wp14:anchorId="5DA69D45" wp14:editId="1C06286A">
+          <wp:inline distT="0" distB="0" distL="0" distR="0" wp14:anchorId="5DA69D45" wp14:editId="765972C3">
             <wp:extent cx="5937813" cy="2925351"/>
             <wp:effectExtent l="0" t="0" r="6350" b="8890"/>
             <wp:docPr id="1012142530" name="Imagen 7"/>
@@ -5484,7 +5429,7 @@
           <w:noProof/>
         </w:rPr>
         <w:drawing>
-          <wp:inline distT="0" distB="0" distL="0" distR="0" wp14:anchorId="002DD627" wp14:editId="24FF8578">
+          <wp:inline distT="0" distB="0" distL="0" distR="0" wp14:anchorId="002DD627" wp14:editId="15804EBD">
             <wp:extent cx="4710552" cy="2320724"/>
             <wp:effectExtent l="0" t="0" r="0" b="3810"/>
             <wp:docPr id="96298346" name="Imagen 9"/>
@@ -5541,24 +5486,14 @@
       <w:r>
         <w:t xml:space="preserve">Ilustración </w:t>
       </w:r>
-      <w:r>
-        <w:fldChar w:fldCharType="begin"/>
-      </w:r>
-      <w:r>
-        <w:instrText xml:space="preserve"> SEQ Ilustración \* ARABIC </w:instrText>
-      </w:r>
-      <w:r>
-        <w:fldChar w:fldCharType="separate"/>
-      </w:r>
-      <w:r>
-        <w:rPr>
-          <w:noProof/>
-        </w:rPr>
-        <w:t>6</w:t>
-      </w:r>
-      <w:r>
-        <w:fldChar w:fldCharType="end"/>
-      </w:r>
+      <w:fldSimple w:instr=" SEQ Ilustración \* ARABIC ">
+        <w:r>
+          <w:rPr>
+            <w:noProof/>
+          </w:rPr>
+          <w:t>6</w:t>
+        </w:r>
+      </w:fldSimple>
     </w:p>
     <w:p>
       <w:pPr>
@@ -5586,7 +5521,7 @@
           <w:noProof/>
         </w:rPr>
         <w:drawing>
-          <wp:inline distT="0" distB="0" distL="0" distR="0" wp14:anchorId="3049E3F1" wp14:editId="3D774E31">
+          <wp:inline distT="0" distB="0" distL="0" distR="0" wp14:anchorId="3049E3F1" wp14:editId="4D035FD5">
             <wp:extent cx="5121798" cy="2523330"/>
             <wp:effectExtent l="0" t="0" r="3175" b="0"/>
             <wp:docPr id="306066052" name="Imagen 10"/>
@@ -5643,24 +5578,14 @@
       <w:r>
         <w:t xml:space="preserve">Ilustración </w:t>
       </w:r>
-      <w:r>
-        <w:fldChar w:fldCharType="begin"/>
-      </w:r>
-      <w:r>
-        <w:instrText xml:space="preserve"> SEQ Ilustración \* ARABIC </w:instrText>
-      </w:r>
-      <w:r>
-        <w:fldChar w:fldCharType="separate"/>
-      </w:r>
-      <w:r>
-        <w:rPr>
-          <w:noProof/>
-        </w:rPr>
-        <w:t>7</w:t>
-      </w:r>
-      <w:r>
-        <w:fldChar w:fldCharType="end"/>
-      </w:r>
+      <w:fldSimple w:instr=" SEQ Ilustración \* ARABIC ">
+        <w:r>
+          <w:rPr>
+            <w:noProof/>
+          </w:rPr>
+          <w:t>7</w:t>
+        </w:r>
+      </w:fldSimple>
     </w:p>
     <w:p>
       <w:pPr>
@@ -5687,7 +5612,7 @@
           <w:noProof/>
         </w:rPr>
         <w:drawing>
-          <wp:inline distT="0" distB="0" distL="0" distR="0" wp14:anchorId="3A3EF449" wp14:editId="448856D0">
+          <wp:inline distT="0" distB="0" distL="0" distR="0" wp14:anchorId="3A3EF449" wp14:editId="2CF4F90E">
             <wp:extent cx="5192183" cy="2558006"/>
             <wp:effectExtent l="0" t="0" r="8890" b="0"/>
             <wp:docPr id="1629444803" name="Imagen 11"/>
@@ -5744,24 +5669,14 @@
       <w:r>
         <w:t xml:space="preserve">Ilustración </w:t>
       </w:r>
-      <w:r>
-        <w:fldChar w:fldCharType="begin"/>
-      </w:r>
-      <w:r>
-        <w:instrText xml:space="preserve"> SEQ Ilustración \* ARABIC </w:instrText>
-      </w:r>
-      <w:r>
-        <w:fldChar w:fldCharType="separate"/>
-      </w:r>
-      <w:r>
-        <w:rPr>
-          <w:noProof/>
-        </w:rPr>
-        <w:t>8</w:t>
-      </w:r>
-      <w:r>
-        <w:fldChar w:fldCharType="end"/>
-      </w:r>
+      <w:fldSimple w:instr=" SEQ Ilustración \* ARABIC ">
+        <w:r>
+          <w:rPr>
+            <w:noProof/>
+          </w:rPr>
+          <w:t>8</w:t>
+        </w:r>
+      </w:fldSimple>
     </w:p>
     <w:p>
       <w:pPr>
@@ -5805,7 +5720,7 @@
           <w:noProof/>
         </w:rPr>
         <w:drawing>
-          <wp:inline distT="0" distB="0" distL="0" distR="0" wp14:anchorId="11B44020" wp14:editId="7D33BA8B">
+          <wp:inline distT="0" distB="0" distL="0" distR="0" wp14:anchorId="11B44020" wp14:editId="6D994B91">
             <wp:extent cx="5388015" cy="2654485"/>
             <wp:effectExtent l="0" t="0" r="3175" b="0"/>
             <wp:docPr id="699447593" name="Imagen 12"/>
@@ -5862,24 +5777,14 @@
       <w:r>
         <w:t xml:space="preserve">Ilustración </w:t>
       </w:r>
-      <w:r>
-        <w:fldChar w:fldCharType="begin"/>
-      </w:r>
-      <w:r>
-        <w:instrText xml:space="preserve"> SEQ Ilustración \* ARABIC </w:instrText>
-      </w:r>
-      <w:r>
-        <w:fldChar w:fldCharType="separate"/>
-      </w:r>
-      <w:r>
-        <w:rPr>
-          <w:noProof/>
-        </w:rPr>
-        <w:t>9</w:t>
-      </w:r>
-      <w:r>
-        <w:fldChar w:fldCharType="end"/>
-      </w:r>
+      <w:fldSimple w:instr=" SEQ Ilustración \* ARABIC ">
+        <w:r>
+          <w:rPr>
+            <w:noProof/>
+          </w:rPr>
+          <w:t>9</w:t>
+        </w:r>
+      </w:fldSimple>
     </w:p>
     <w:p>
       <w:pPr>
@@ -5905,7 +5810,7 @@
           <w:noProof/>
         </w:rPr>
         <w:drawing>
-          <wp:inline distT="0" distB="0" distL="0" distR="0" wp14:anchorId="3435070E" wp14:editId="568D8D15">
+          <wp:inline distT="0" distB="0" distL="0" distR="0" wp14:anchorId="3435070E" wp14:editId="4B008273">
             <wp:extent cx="5578998" cy="2748576"/>
             <wp:effectExtent l="0" t="0" r="3175" b="0"/>
             <wp:docPr id="1411725248" name="Imagen 13"/>
@@ -5961,24 +5866,14 @@
       <w:r>
         <w:t xml:space="preserve">Ilustración </w:t>
       </w:r>
-      <w:r>
-        <w:fldChar w:fldCharType="begin"/>
-      </w:r>
-      <w:r>
-        <w:instrText xml:space="preserve"> SEQ Ilustración \* ARABIC </w:instrText>
-      </w:r>
-      <w:r>
-        <w:fldChar w:fldCharType="separate"/>
-      </w:r>
-      <w:r>
-        <w:rPr>
-          <w:noProof/>
-        </w:rPr>
-        <w:t>10</w:t>
-      </w:r>
-      <w:r>
-        <w:fldChar w:fldCharType="end"/>
-      </w:r>
+      <w:fldSimple w:instr=" SEQ Ilustración \* ARABIC ">
+        <w:r>
+          <w:rPr>
+            <w:noProof/>
+          </w:rPr>
+          <w:t>10</w:t>
+        </w:r>
+      </w:fldSimple>
     </w:p>
     <w:p>
       <w:pPr>
@@ -6010,10 +5905,7 @@
         <w:pStyle w:val="PARRAFOENTREGABLES"/>
       </w:pPr>
       <w:r>
-        <w:t xml:space="preserve">Estas pruebas verifican </w:t>
-      </w:r>
-      <w:r>
-        <w:t>que la información mostrada en las pantallas del sistema corresponda exactamente con los datos almacenados en la base de datos, comparando cada pantalla con su consulta SQL equivalente.</w:t>
+        <w:t>Estas pruebas verifican que la información mostrada en las pantallas del sistema corresponda exactamente con los datos almacenados en la base de datos, comparando cada pantalla con su consulta SQL equivalente.</w:t>
       </w:r>
     </w:p>
     <w:p>
@@ -6067,7 +5959,7 @@
           <w:noProof/>
         </w:rPr>
         <w:drawing>
-          <wp:inline distT="0" distB="0" distL="0" distR="0" wp14:anchorId="3F8CC8A5" wp14:editId="59D4155D">
+          <wp:inline distT="0" distB="0" distL="0" distR="0" wp14:anchorId="3F8CC8A5" wp14:editId="6CB3DBB4">
             <wp:extent cx="3379808" cy="2414741"/>
             <wp:effectExtent l="0" t="0" r="0" b="5080"/>
             <wp:docPr id="1319690839" name="Imagen 14"/>
@@ -6129,24 +6021,14 @@
       <w:r>
         <w:t xml:space="preserve">Ilustración </w:t>
       </w:r>
-      <w:r>
-        <w:fldChar w:fldCharType="begin"/>
-      </w:r>
-      <w:r>
-        <w:instrText xml:space="preserve"> SEQ Ilustración \* ARABIC </w:instrText>
-      </w:r>
-      <w:r>
-        <w:fldChar w:fldCharType="separate"/>
-      </w:r>
-      <w:r>
-        <w:rPr>
-          <w:noProof/>
-        </w:rPr>
-        <w:t>11</w:t>
-      </w:r>
-      <w:r>
-        <w:fldChar w:fldCharType="end"/>
-      </w:r>
+      <w:fldSimple w:instr=" SEQ Ilustración \* ARABIC ">
+        <w:r>
+          <w:rPr>
+            <w:noProof/>
+          </w:rPr>
+          <w:t>11</w:t>
+        </w:r>
+      </w:fldSimple>
     </w:p>
     <w:p>
       <w:pPr>
@@ -6158,7 +6040,7 @@
           <w:noProof/>
         </w:rPr>
         <w:drawing>
-          <wp:inline distT="0" distB="0" distL="0" distR="0" wp14:anchorId="16D6DC01" wp14:editId="16767786">
+          <wp:inline distT="0" distB="0" distL="0" distR="0" wp14:anchorId="16D6DC01" wp14:editId="24FBD8AB">
             <wp:extent cx="5162309" cy="2543288"/>
             <wp:effectExtent l="0" t="0" r="635" b="0"/>
             <wp:docPr id="1456840530" name="Imagen 15"/>
@@ -6215,24 +6097,14 @@
       <w:r>
         <w:t xml:space="preserve">Ilustración </w:t>
       </w:r>
-      <w:r>
-        <w:fldChar w:fldCharType="begin"/>
-      </w:r>
-      <w:r>
-        <w:instrText xml:space="preserve"> SEQ Ilustración \* ARABIC </w:instrText>
-      </w:r>
-      <w:r>
-        <w:fldChar w:fldCharType="separate"/>
-      </w:r>
-      <w:r>
-        <w:rPr>
-          <w:noProof/>
-        </w:rPr>
-        <w:t>12</w:t>
-      </w:r>
-      <w:r>
-        <w:fldChar w:fldCharType="end"/>
-      </w:r>
+      <w:fldSimple w:instr=" SEQ Ilustración \* ARABIC ">
+        <w:r>
+          <w:rPr>
+            <w:noProof/>
+          </w:rPr>
+          <w:t>12</w:t>
+        </w:r>
+      </w:fldSimple>
     </w:p>
     <w:p>
       <w:pPr>
@@ -6348,24 +6220,14 @@
       <w:r>
         <w:t xml:space="preserve">Ilustración </w:t>
       </w:r>
-      <w:r>
-        <w:fldChar w:fldCharType="begin"/>
-      </w:r>
-      <w:r>
-        <w:instrText xml:space="preserve"> SEQ Ilustración \* ARABIC </w:instrText>
-      </w:r>
-      <w:r>
-        <w:fldChar w:fldCharType="separate"/>
-      </w:r>
-      <w:r>
-        <w:rPr>
-          <w:noProof/>
-        </w:rPr>
-        <w:t>13</w:t>
-      </w:r>
-      <w:r>
-        <w:fldChar w:fldCharType="end"/>
-      </w:r>
+      <w:fldSimple w:instr=" SEQ Ilustración \* ARABIC ">
+        <w:r>
+          <w:rPr>
+            <w:noProof/>
+          </w:rPr>
+          <w:t>13</w:t>
+        </w:r>
+      </w:fldSimple>
     </w:p>
     <w:p>
       <w:pPr>
@@ -6377,7 +6239,7 @@
           <w:noProof/>
         </w:rPr>
         <w:drawing>
-          <wp:inline distT="0" distB="0" distL="0" distR="0" wp14:anchorId="53382059" wp14:editId="22CC661F">
+          <wp:inline distT="0" distB="0" distL="0" distR="0" wp14:anchorId="53382059" wp14:editId="353DF564">
             <wp:extent cx="5579833" cy="2748987"/>
             <wp:effectExtent l="0" t="0" r="1905" b="0"/>
             <wp:docPr id="879965489" name="Imagen 17"/>
@@ -6434,24 +6296,14 @@
       <w:r>
         <w:t xml:space="preserve">Ilustración </w:t>
       </w:r>
-      <w:r>
-        <w:fldChar w:fldCharType="begin"/>
-      </w:r>
-      <w:r>
-        <w:instrText xml:space="preserve"> SEQ Ilustración \* ARABIC </w:instrText>
-      </w:r>
-      <w:r>
-        <w:fldChar w:fldCharType="separate"/>
-      </w:r>
-      <w:r>
-        <w:rPr>
-          <w:noProof/>
-        </w:rPr>
-        <w:t>14</w:t>
-      </w:r>
-      <w:r>
-        <w:fldChar w:fldCharType="end"/>
-      </w:r>
+      <w:fldSimple w:instr=" SEQ Ilustración \* ARABIC ">
+        <w:r>
+          <w:rPr>
+            <w:noProof/>
+          </w:rPr>
+          <w:t>14</w:t>
+        </w:r>
+      </w:fldSimple>
     </w:p>
     <w:p>
       <w:pPr>
@@ -6616,24 +6468,14 @@
       <w:r>
         <w:t xml:space="preserve">Ilustración </w:t>
       </w:r>
-      <w:r>
-        <w:fldChar w:fldCharType="begin"/>
-      </w:r>
-      <w:r>
-        <w:instrText xml:space="preserve"> SEQ Ilustración \* ARABIC </w:instrText>
-      </w:r>
-      <w:r>
-        <w:fldChar w:fldCharType="separate"/>
-      </w:r>
-      <w:r>
-        <w:rPr>
-          <w:noProof/>
-        </w:rPr>
-        <w:t>15</w:t>
-      </w:r>
-      <w:r>
-        <w:fldChar w:fldCharType="end"/>
-      </w:r>
+      <w:fldSimple w:instr=" SEQ Ilustración \* ARABIC ">
+        <w:r>
+          <w:rPr>
+            <w:noProof/>
+          </w:rPr>
+          <w:t>15</w:t>
+        </w:r>
+      </w:fldSimple>
     </w:p>
     <w:p>
       <w:pPr>
@@ -6645,7 +6487,7 @@
           <w:noProof/>
         </w:rPr>
         <w:drawing>
-          <wp:inline distT="0" distB="0" distL="0" distR="0" wp14:anchorId="77AEDBA2" wp14:editId="535FF1CF">
+          <wp:inline distT="0" distB="0" distL="0" distR="0" wp14:anchorId="77AEDBA2" wp14:editId="78AD8E6D">
             <wp:extent cx="5735256" cy="2825559"/>
             <wp:effectExtent l="0" t="0" r="0" b="0"/>
             <wp:docPr id="2047169737" name="Imagen 19"/>
@@ -6702,24 +6544,14 @@
       <w:r>
         <w:t xml:space="preserve">Ilustración </w:t>
       </w:r>
-      <w:r>
-        <w:fldChar w:fldCharType="begin"/>
-      </w:r>
-      <w:r>
-        <w:instrText xml:space="preserve"> SEQ Ilustración \* ARABIC </w:instrText>
-      </w:r>
-      <w:r>
-        <w:fldChar w:fldCharType="separate"/>
-      </w:r>
-      <w:r>
-        <w:rPr>
-          <w:noProof/>
-        </w:rPr>
-        <w:t>16</w:t>
-      </w:r>
-      <w:r>
-        <w:fldChar w:fldCharType="end"/>
-      </w:r>
+      <w:fldSimple w:instr=" SEQ Ilustración \* ARABIC ">
+        <w:r>
+          <w:rPr>
+            <w:noProof/>
+          </w:rPr>
+          <w:t>16</w:t>
+        </w:r>
+      </w:fldSimple>
     </w:p>
     <w:p/>
     <w:p/>
@@ -6738,10 +6570,7 @@
         <w:pStyle w:val="PARRAFOENTREGABLES"/>
       </w:pPr>
       <w:r>
-        <w:t xml:space="preserve">Estas pruebas verifican </w:t>
-      </w:r>
-      <w:r>
-        <w:t>los mecanismos de seguridad del sistema: control de autenticación (credenciales correctas e incorrectas), registro de auditoria de ingresos y movimientos (bitácoras), y almacenamiento seguro de contraseñas mediante encriptación.</w:t>
+        <w:t>Estas pruebas verifican los mecanismos de seguridad del sistema: control de autenticación (credenciales correctas e incorrectas), registro de auditoria de ingresos y movimientos (bitácoras), y almacenamiento seguro de contraseñas mediante encriptación.</w:t>
       </w:r>
     </w:p>
     <w:p>
@@ -6821,24 +6650,14 @@
       <w:r>
         <w:t xml:space="preserve">Ilustración </w:t>
       </w:r>
-      <w:r>
-        <w:fldChar w:fldCharType="begin"/>
-      </w:r>
-      <w:r>
-        <w:instrText xml:space="preserve"> SEQ Ilustración \* ARABIC </w:instrText>
-      </w:r>
-      <w:r>
-        <w:fldChar w:fldCharType="separate"/>
-      </w:r>
-      <w:r>
-        <w:rPr>
-          <w:noProof/>
-        </w:rPr>
-        <w:t>17</w:t>
-      </w:r>
-      <w:r>
-        <w:fldChar w:fldCharType="end"/>
-      </w:r>
+      <w:fldSimple w:instr=" SEQ Ilustración \* ARABIC ">
+        <w:r>
+          <w:rPr>
+            <w:noProof/>
+          </w:rPr>
+          <w:t>17</w:t>
+        </w:r>
+      </w:fldSimple>
     </w:p>
     <w:p>
       <w:r>
@@ -6917,24 +6736,14 @@
       <w:r>
         <w:t xml:space="preserve">Ilustración </w:t>
       </w:r>
-      <w:r>
-        <w:fldChar w:fldCharType="begin"/>
-      </w:r>
-      <w:r>
-        <w:instrText xml:space="preserve"> SEQ Ilustración \* ARABIC </w:instrText>
-      </w:r>
-      <w:r>
-        <w:fldChar w:fldCharType="separate"/>
-      </w:r>
-      <w:r>
-        <w:rPr>
-          <w:noProof/>
-        </w:rPr>
-        <w:t>18</w:t>
-      </w:r>
-      <w:r>
-        <w:fldChar w:fldCharType="end"/>
-      </w:r>
+      <w:fldSimple w:instr=" SEQ Ilustración \* ARABIC ">
+        <w:r>
+          <w:rPr>
+            <w:noProof/>
+          </w:rPr>
+          <w:t>18</w:t>
+        </w:r>
+      </w:fldSimple>
     </w:p>
     <w:p>
       <w:r>
@@ -6958,7 +6767,7 @@
           <w:noProof/>
         </w:rPr>
         <w:drawing>
-          <wp:inline distT="0" distB="0" distL="0" distR="0" wp14:anchorId="15A6B166" wp14:editId="6A91EF60">
+          <wp:inline distT="0" distB="0" distL="0" distR="0" wp14:anchorId="15A6B166" wp14:editId="6F144BD1">
             <wp:extent cx="6249414" cy="3078866"/>
             <wp:effectExtent l="0" t="0" r="0" b="7620"/>
             <wp:docPr id="542771488" name="Imagen 24"/>
@@ -7014,24 +6823,14 @@
       <w:r>
         <w:t xml:space="preserve">Ilustración </w:t>
       </w:r>
-      <w:r>
-        <w:fldChar w:fldCharType="begin"/>
-      </w:r>
-      <w:r>
-        <w:instrText xml:space="preserve"> SEQ Ilustración \* ARABIC </w:instrText>
-      </w:r>
-      <w:r>
-        <w:fldChar w:fldCharType="separate"/>
-      </w:r>
-      <w:r>
-        <w:rPr>
-          <w:noProof/>
-        </w:rPr>
-        <w:t>19</w:t>
-      </w:r>
-      <w:r>
-        <w:fldChar w:fldCharType="end"/>
-      </w:r>
+      <w:fldSimple w:instr=" SEQ Ilustración \* ARABIC ">
+        <w:r>
+          <w:rPr>
+            <w:noProof/>
+          </w:rPr>
+          <w:t>19</w:t>
+        </w:r>
+      </w:fldSimple>
     </w:p>
     <w:p>
       <w:r>
@@ -7054,7 +6853,7 @@
           <w:noProof/>
         </w:rPr>
         <w:drawing>
-          <wp:inline distT="0" distB="0" distL="0" distR="0" wp14:anchorId="1C8F7996" wp14:editId="6871A348">
+          <wp:inline distT="0" distB="0" distL="0" distR="0" wp14:anchorId="1C8F7996" wp14:editId="6E16785C">
             <wp:extent cx="6290841" cy="3099276"/>
             <wp:effectExtent l="0" t="0" r="0" b="6350"/>
             <wp:docPr id="1028589689" name="Imagen 25"/>
@@ -7110,24 +6909,14 @@
       <w:r>
         <w:t xml:space="preserve">Ilustración </w:t>
       </w:r>
-      <w:r>
-        <w:fldChar w:fldCharType="begin"/>
-      </w:r>
-      <w:r>
-        <w:instrText xml:space="preserve"> SEQ Ilustración \* ARABIC </w:instrText>
-      </w:r>
-      <w:r>
-        <w:fldChar w:fldCharType="separate"/>
-      </w:r>
-      <w:r>
-        <w:rPr>
-          <w:noProof/>
-        </w:rPr>
-        <w:t>20</w:t>
-      </w:r>
-      <w:r>
-        <w:fldChar w:fldCharType="end"/>
-      </w:r>
+      <w:fldSimple w:instr=" SEQ Ilustración \* ARABIC ">
+        <w:r>
+          <w:rPr>
+            <w:noProof/>
+          </w:rPr>
+          <w:t>20</w:t>
+        </w:r>
+      </w:fldSimple>
     </w:p>
     <w:p>
       <w:pPr>
@@ -7228,24 +7017,14 @@
       <w:r>
         <w:t xml:space="preserve">Ilustración </w:t>
       </w:r>
-      <w:r>
-        <w:fldChar w:fldCharType="begin"/>
-      </w:r>
-      <w:r>
-        <w:instrText xml:space="preserve"> SEQ Ilustración \* ARABIC </w:instrText>
-      </w:r>
-      <w:r>
-        <w:fldChar w:fldCharType="separate"/>
-      </w:r>
-      <w:r>
-        <w:rPr>
-          <w:noProof/>
-        </w:rPr>
-        <w:t>21</w:t>
-      </w:r>
-      <w:r>
-        <w:fldChar w:fldCharType="end"/>
-      </w:r>
+      <w:fldSimple w:instr=" SEQ Ilustración \* ARABIC ">
+        <w:r>
+          <w:rPr>
+            <w:noProof/>
+          </w:rPr>
+          <w:t>21</w:t>
+        </w:r>
+      </w:fldSimple>
     </w:p>
     <w:p>
       <w:pPr>
@@ -7293,7 +7072,7 @@
         </w:tc>
         <w:tc>
           <w:tcPr>
-            <w:tcW w:w="850" w:type="dxa"/>
+            <w:tcW w:w="865" w:type="dxa"/>
           </w:tcPr>
           <w:p>
             <w:pPr>
@@ -7314,7 +7093,7 @@
         </w:tc>
         <w:tc>
           <w:tcPr>
-            <w:tcW w:w="7699" w:type="dxa"/>
+            <w:tcW w:w="7684" w:type="dxa"/>
           </w:tcPr>
           <w:p>
             <w:pPr>
@@ -7347,15 +7126,32 @@
         </w:tc>
         <w:tc>
           <w:tcPr>
-            <w:tcW w:w="850" w:type="dxa"/>
-          </w:tcPr>
-          <w:p/>
-        </w:tc>
-        <w:tc>
-          <w:tcPr>
-            <w:tcW w:w="7699" w:type="dxa"/>
-          </w:tcPr>
-          <w:p/>
+            <w:tcW w:w="865" w:type="dxa"/>
+          </w:tcPr>
+          <w:p>
+            <w:pPr>
+              <w:jc w:val="center"/>
+            </w:pPr>
+            <w:r>
+              <w:t>10</w:t>
+            </w:r>
+          </w:p>
+        </w:tc>
+        <w:tc>
+          <w:tcPr>
+            <w:tcW w:w="7684" w:type="dxa"/>
+          </w:tcPr>
+          <w:p>
+            <w:r>
+              <w:t>Inicialización del framework base de SIGEPAN</w:t>
+            </w:r>
+            <w:r>
+              <w:t>,</w:t>
+            </w:r>
+            <w:r>
+              <w:t xml:space="preserve"> organización de carpetas de documentación.</w:t>
+            </w:r>
+          </w:p>
         </w:tc>
       </w:tr>
       <w:tr>
@@ -7371,15 +7167,26 @@
         </w:tc>
         <w:tc>
           <w:tcPr>
-            <w:tcW w:w="850" w:type="dxa"/>
-          </w:tcPr>
-          <w:p/>
-        </w:tc>
-        <w:tc>
-          <w:tcPr>
-            <w:tcW w:w="7699" w:type="dxa"/>
-          </w:tcPr>
-          <w:p/>
+            <w:tcW w:w="865" w:type="dxa"/>
+          </w:tcPr>
+          <w:p>
+            <w:pPr>
+              <w:jc w:val="center"/>
+            </w:pPr>
+            <w:r>
+              <w:t>2.5</w:t>
+            </w:r>
+          </w:p>
+        </w:tc>
+        <w:tc>
+          <w:tcPr>
+            <w:tcW w:w="7684" w:type="dxa"/>
+          </w:tcPr>
+          <w:p>
+            <w:r>
+              <w:t>Levantamiento del frontend base con AdminLTE; creación de las aplicaciones Django del proyecto.</w:t>
+            </w:r>
+          </w:p>
         </w:tc>
       </w:tr>
       <w:tr>
@@ -7395,15 +7202,26 @@
         </w:tc>
         <w:tc>
           <w:tcPr>
-            <w:tcW w:w="850" w:type="dxa"/>
-          </w:tcPr>
-          <w:p/>
-        </w:tc>
-        <w:tc>
-          <w:tcPr>
-            <w:tcW w:w="7699" w:type="dxa"/>
-          </w:tcPr>
-          <w:p/>
+            <w:tcW w:w="865" w:type="dxa"/>
+          </w:tcPr>
+          <w:p>
+            <w:pPr>
+              <w:jc w:val="center"/>
+            </w:pPr>
+            <w:r>
+              <w:t>4.5</w:t>
+            </w:r>
+          </w:p>
+        </w:tc>
+        <w:tc>
+          <w:tcPr>
+            <w:tcW w:w="7684" w:type="dxa"/>
+          </w:tcPr>
+          <w:p>
+            <w:r>
+              <w:t>Creación y actualización inicial de la base de datos.</w:t>
+            </w:r>
+          </w:p>
         </w:tc>
       </w:tr>
       <w:tr>
@@ -7419,15 +7237,32 @@
         </w:tc>
         <w:tc>
           <w:tcPr>
-            <w:tcW w:w="850" w:type="dxa"/>
-          </w:tcPr>
-          <w:p/>
-        </w:tc>
-        <w:tc>
-          <w:tcPr>
-            <w:tcW w:w="7699" w:type="dxa"/>
-          </w:tcPr>
-          <w:p/>
+            <w:tcW w:w="865" w:type="dxa"/>
+          </w:tcPr>
+          <w:p>
+            <w:pPr>
+              <w:jc w:val="center"/>
+            </w:pPr>
+            <w:r>
+              <w:t>10</w:t>
+            </w:r>
+          </w:p>
+        </w:tc>
+        <w:tc>
+          <w:tcPr>
+            <w:tcW w:w="7684" w:type="dxa"/>
+          </w:tcPr>
+          <w:p>
+            <w:r>
+              <w:t>Actualización de infraestructura del proyecto</w:t>
+            </w:r>
+            <w:r>
+              <w:t>,</w:t>
+            </w:r>
+            <w:r>
+              <w:t xml:space="preserve"> configuración de roles, módulos uy permisos.</w:t>
+            </w:r>
+          </w:p>
         </w:tc>
       </w:tr>
       <w:tr>
@@ -7443,15 +7278,38 @@
         </w:tc>
         <w:tc>
           <w:tcPr>
-            <w:tcW w:w="850" w:type="dxa"/>
-          </w:tcPr>
-          <w:p/>
-        </w:tc>
-        <w:tc>
-          <w:tcPr>
-            <w:tcW w:w="7699" w:type="dxa"/>
-          </w:tcPr>
-          <w:p/>
+            <w:tcW w:w="865" w:type="dxa"/>
+          </w:tcPr>
+          <w:p>
+            <w:pPr>
+              <w:jc w:val="center"/>
+            </w:pPr>
+            <w:r>
+              <w:t>2.5</w:t>
+            </w:r>
+          </w:p>
+        </w:tc>
+        <w:tc>
+          <w:tcPr>
+            <w:tcW w:w="7684" w:type="dxa"/>
+          </w:tcPr>
+          <w:p>
+            <w:r>
+              <w:t>Respaldo previo a limpieza de migraciones</w:t>
+            </w:r>
+            <w:r>
+              <w:t>,</w:t>
+            </w:r>
+            <w:r>
+              <w:t xml:space="preserve"> resolución de problemas pendientes</w:t>
+            </w:r>
+            <w:r>
+              <w:t>,</w:t>
+            </w:r>
+            <w:r>
+              <w:t xml:space="preserve"> actualización de README.</w:t>
+            </w:r>
+          </w:p>
         </w:tc>
       </w:tr>
       <w:tr>
@@ -7467,15 +7325,26 @@
         </w:tc>
         <w:tc>
           <w:tcPr>
-            <w:tcW w:w="850" w:type="dxa"/>
-          </w:tcPr>
-          <w:p/>
-        </w:tc>
-        <w:tc>
-          <w:tcPr>
-            <w:tcW w:w="7699" w:type="dxa"/>
-          </w:tcPr>
-          <w:p/>
+            <w:tcW w:w="865" w:type="dxa"/>
+          </w:tcPr>
+          <w:p>
+            <w:pPr>
+              <w:jc w:val="center"/>
+            </w:pPr>
+            <w:r>
+              <w:t>4.5</w:t>
+            </w:r>
+          </w:p>
+        </w:tc>
+        <w:tc>
+          <w:tcPr>
+            <w:tcW w:w="7684" w:type="dxa"/>
+          </w:tcPr>
+          <w:p>
+            <w:r>
+              <w:t>Actualización del módulo de seguridad.</w:t>
+            </w:r>
+          </w:p>
         </w:tc>
       </w:tr>
       <w:tr>
@@ -7491,15 +7360,45 @@
         </w:tc>
         <w:tc>
           <w:tcPr>
-            <w:tcW w:w="850" w:type="dxa"/>
-          </w:tcPr>
-          <w:p/>
-        </w:tc>
-        <w:tc>
-          <w:tcPr>
-            <w:tcW w:w="7699" w:type="dxa"/>
-          </w:tcPr>
-          <w:p/>
+            <w:tcW w:w="865" w:type="dxa"/>
+          </w:tcPr>
+          <w:p>
+            <w:pPr>
+              <w:jc w:val="center"/>
+            </w:pPr>
+            <w:r>
+              <w:t>4.5</w:t>
+            </w:r>
+          </w:p>
+        </w:tc>
+        <w:tc>
+          <w:tcPr>
+            <w:tcW w:w="7684" w:type="dxa"/>
+          </w:tcPr>
+          <w:p>
+            <w:r>
+              <w:t xml:space="preserve">Limpieza del repositorio </w:t>
+            </w:r>
+            <w:proofErr w:type="gramStart"/>
+            <w:r>
+              <w:t>y .</w:t>
+            </w:r>
+            <w:proofErr w:type="spellStart"/>
+            <w:r>
+              <w:t>gitignore</w:t>
+            </w:r>
+            <w:proofErr w:type="spellEnd"/>
+            <w:proofErr w:type="gramEnd"/>
+            <w:r>
+              <w:t>; implementación de RF-004 (seguridad, auditoria y permisos)</w:t>
+            </w:r>
+            <w:r>
+              <w:t>,</w:t>
+            </w:r>
+            <w:r>
+              <w:t xml:space="preserve"> cierre de bitácoras de inicio de sesión y movimientos.</w:t>
+            </w:r>
+          </w:p>
         </w:tc>
       </w:tr>
       <w:tr>
@@ -7515,15 +7414,26 @@
         </w:tc>
         <w:tc>
           <w:tcPr>
-            <w:tcW w:w="850" w:type="dxa"/>
-          </w:tcPr>
-          <w:p/>
-        </w:tc>
-        <w:tc>
-          <w:tcPr>
-            <w:tcW w:w="7699" w:type="dxa"/>
-          </w:tcPr>
-          <w:p/>
+            <w:tcW w:w="865" w:type="dxa"/>
+          </w:tcPr>
+          <w:p>
+            <w:pPr>
+              <w:jc w:val="center"/>
+            </w:pPr>
+            <w:r>
+              <w:t>2.5</w:t>
+            </w:r>
+          </w:p>
+        </w:tc>
+        <w:tc>
+          <w:tcPr>
+            <w:tcW w:w="7684" w:type="dxa"/>
+          </w:tcPr>
+          <w:p>
+            <w:r>
+              <w:t>Mejora de RF-004: automatización de asignación de permisos por rol.</w:t>
+            </w:r>
+          </w:p>
         </w:tc>
       </w:tr>
       <w:tr>
@@ -7539,15 +7449,26 @@
         </w:tc>
         <w:tc>
           <w:tcPr>
-            <w:tcW w:w="850" w:type="dxa"/>
-          </w:tcPr>
-          <w:p/>
-        </w:tc>
-        <w:tc>
-          <w:tcPr>
-            <w:tcW w:w="7699" w:type="dxa"/>
-          </w:tcPr>
-          <w:p/>
+            <w:tcW w:w="865" w:type="dxa"/>
+          </w:tcPr>
+          <w:p>
+            <w:pPr>
+              <w:jc w:val="center"/>
+            </w:pPr>
+            <w:r>
+              <w:t>2.5</w:t>
+            </w:r>
+          </w:p>
+        </w:tc>
+        <w:tc>
+          <w:tcPr>
+            <w:tcW w:w="7684" w:type="dxa"/>
+          </w:tcPr>
+          <w:p>
+            <w:r>
+              <w:t>Finalización de RF-008 (menú) y corrección de errores asociados.</w:t>
+            </w:r>
+          </w:p>
         </w:tc>
       </w:tr>
       <w:tr>
@@ -7557,21 +7478,53 @@
           </w:tcPr>
           <w:p>
             <w:r>
+              <w:lastRenderedPageBreak/>
               <w:t>11/07/2026</w:t>
             </w:r>
           </w:p>
         </w:tc>
         <w:tc>
           <w:tcPr>
-            <w:tcW w:w="850" w:type="dxa"/>
-          </w:tcPr>
-          <w:p/>
-        </w:tc>
-        <w:tc>
-          <w:tcPr>
-            <w:tcW w:w="7699" w:type="dxa"/>
-          </w:tcPr>
-          <w:p/>
+            <w:tcW w:w="865" w:type="dxa"/>
+          </w:tcPr>
+          <w:p>
+            <w:pPr>
+              <w:jc w:val="center"/>
+            </w:pPr>
+            <w:r>
+              <w:t>4.5</w:t>
+            </w:r>
+          </w:p>
+        </w:tc>
+        <w:tc>
+          <w:tcPr>
+            <w:tcW w:w="7684" w:type="dxa"/>
+          </w:tcPr>
+          <w:p>
+            <w:r>
+              <w:t>Nuevas interfaces de acceso a bitácoras</w:t>
+            </w:r>
+            <w:r>
+              <w:t>,</w:t>
+            </w:r>
+            <w:r>
+              <w:t xml:space="preserve"> mejoras en CRUD de roles</w:t>
+            </w:r>
+            <w:r>
+              <w:t>,</w:t>
+            </w:r>
+            <w:r>
+              <w:t xml:space="preserve"> limpieza y normalización de </w:t>
+            </w:r>
+            <w:proofErr w:type="spellStart"/>
+            <w:r>
+              <w:t>templates</w:t>
+            </w:r>
+            <w:proofErr w:type="spellEnd"/>
+            <w:r>
+              <w:t>.</w:t>
+            </w:r>
+          </w:p>
         </w:tc>
       </w:tr>
       <w:tr>
@@ -7587,15 +7540,32 @@
         </w:tc>
         <w:tc>
           <w:tcPr>
-            <w:tcW w:w="850" w:type="dxa"/>
-          </w:tcPr>
-          <w:p/>
-        </w:tc>
-        <w:tc>
-          <w:tcPr>
-            <w:tcW w:w="7699" w:type="dxa"/>
-          </w:tcPr>
-          <w:p/>
+            <w:tcW w:w="865" w:type="dxa"/>
+          </w:tcPr>
+          <w:p>
+            <w:pPr>
+              <w:jc w:val="center"/>
+            </w:pPr>
+            <w:r>
+              <w:t>10</w:t>
+            </w:r>
+          </w:p>
+        </w:tc>
+        <w:tc>
+          <w:tcPr>
+            <w:tcW w:w="7684" w:type="dxa"/>
+          </w:tcPr>
+          <w:p>
+            <w:r>
+              <w:t>Corrección de bugs en RF ya implementados</w:t>
+            </w:r>
+            <w:r>
+              <w:t>,</w:t>
+            </w:r>
+            <w:r>
+              <w:t xml:space="preserve"> normalización de migraciones.</w:t>
+            </w:r>
+          </w:p>
         </w:tc>
       </w:tr>
       <w:tr>
@@ -7611,15 +7581,26 @@
         </w:tc>
         <w:tc>
           <w:tcPr>
-            <w:tcW w:w="850" w:type="dxa"/>
-          </w:tcPr>
-          <w:p/>
-        </w:tc>
-        <w:tc>
-          <w:tcPr>
-            <w:tcW w:w="7699" w:type="dxa"/>
-          </w:tcPr>
-          <w:p/>
+            <w:tcW w:w="865" w:type="dxa"/>
+          </w:tcPr>
+          <w:p>
+            <w:pPr>
+              <w:jc w:val="center"/>
+            </w:pPr>
+            <w:r>
+              <w:t>2.5</w:t>
+            </w:r>
+          </w:p>
+        </w:tc>
+        <w:tc>
+          <w:tcPr>
+            <w:tcW w:w="7684" w:type="dxa"/>
+          </w:tcPr>
+          <w:p>
+            <w:r>
+              <w:t>Mejora de seguridad de usuarios y flujo de recuperación de contraseña.</w:t>
+            </w:r>
+          </w:p>
         </w:tc>
       </w:tr>
       <w:tr>
@@ -7635,15 +7616,40 @@
         </w:tc>
         <w:tc>
           <w:tcPr>
-            <w:tcW w:w="850" w:type="dxa"/>
-          </w:tcPr>
-          <w:p/>
-        </w:tc>
-        <w:tc>
-          <w:tcPr>
-            <w:tcW w:w="7699" w:type="dxa"/>
-          </w:tcPr>
-          <w:p/>
+            <w:tcW w:w="865" w:type="dxa"/>
+          </w:tcPr>
+          <w:p>
+            <w:pPr>
+              <w:jc w:val="center"/>
+            </w:pPr>
+            <w:r>
+              <w:t>4.5</w:t>
+            </w:r>
+          </w:p>
+        </w:tc>
+        <w:tc>
+          <w:tcPr>
+            <w:tcW w:w="7684" w:type="dxa"/>
+          </w:tcPr>
+          <w:p>
+            <w:r>
+              <w:t xml:space="preserve">Mejora del menú </w:t>
+            </w:r>
+            <w:r>
+              <w:t>dinámico</w:t>
+            </w:r>
+            <w:r>
+              <w:t xml:space="preserve"> y </w:t>
+            </w:r>
+            <w:proofErr w:type="spellStart"/>
+            <w:r>
+              <w:t>sidebar</w:t>
+            </w:r>
+            <w:proofErr w:type="spellEnd"/>
+            <w:r>
+              <w:t xml:space="preserve"> compacto.</w:t>
+            </w:r>
+          </w:p>
         </w:tc>
       </w:tr>
       <w:tr>
@@ -7659,15 +7665,26 @@
         </w:tc>
         <w:tc>
           <w:tcPr>
-            <w:tcW w:w="850" w:type="dxa"/>
-          </w:tcPr>
-          <w:p/>
-        </w:tc>
-        <w:tc>
-          <w:tcPr>
-            <w:tcW w:w="7699" w:type="dxa"/>
-          </w:tcPr>
-          <w:p/>
+            <w:tcW w:w="865" w:type="dxa"/>
+          </w:tcPr>
+          <w:p>
+            <w:pPr>
+              <w:jc w:val="center"/>
+            </w:pPr>
+            <w:r>
+              <w:t>4.5</w:t>
+            </w:r>
+          </w:p>
+        </w:tc>
+        <w:tc>
+          <w:tcPr>
+            <w:tcW w:w="7684" w:type="dxa"/>
+          </w:tcPr>
+          <w:p>
+            <w:r>
+              <w:t>RF-033: pantalla “Acerca de SIGEPAN” y configuración tributaria completa.</w:t>
+            </w:r>
+          </w:p>
         </w:tc>
       </w:tr>
       <w:tr>
@@ -7683,15 +7700,26 @@
         </w:tc>
         <w:tc>
           <w:tcPr>
-            <w:tcW w:w="850" w:type="dxa"/>
-          </w:tcPr>
-          <w:p/>
-        </w:tc>
-        <w:tc>
-          <w:tcPr>
-            <w:tcW w:w="7699" w:type="dxa"/>
-          </w:tcPr>
-          <w:p/>
+            <w:tcW w:w="865" w:type="dxa"/>
+          </w:tcPr>
+          <w:p>
+            <w:pPr>
+              <w:jc w:val="center"/>
+            </w:pPr>
+            <w:r>
+              <w:t>2.5</w:t>
+            </w:r>
+          </w:p>
+        </w:tc>
+        <w:tc>
+          <w:tcPr>
+            <w:tcW w:w="7684" w:type="dxa"/>
+          </w:tcPr>
+          <w:p>
+            <w:r>
+              <w:t>Configuración completa de recuperación de contraseña por correo HTML.</w:t>
+            </w:r>
+          </w:p>
         </w:tc>
       </w:tr>
       <w:tr>
@@ -7701,22 +7729,32 @@
           </w:tcPr>
           <w:p>
             <w:r>
-              <w:lastRenderedPageBreak/>
               <w:t>18/07/2026</w:t>
             </w:r>
           </w:p>
         </w:tc>
         <w:tc>
           <w:tcPr>
-            <w:tcW w:w="850" w:type="dxa"/>
-          </w:tcPr>
-          <w:p/>
-        </w:tc>
-        <w:tc>
-          <w:tcPr>
-            <w:tcW w:w="7699" w:type="dxa"/>
-          </w:tcPr>
-          <w:p/>
+            <w:tcW w:w="865" w:type="dxa"/>
+          </w:tcPr>
+          <w:p>
+            <w:pPr>
+              <w:jc w:val="center"/>
+            </w:pPr>
+            <w:r>
+              <w:t>4.5</w:t>
+            </w:r>
+          </w:p>
+        </w:tc>
+        <w:tc>
+          <w:tcPr>
+            <w:tcW w:w="7684" w:type="dxa"/>
+          </w:tcPr>
+          <w:p>
+            <w:r>
+              <w:t>Ajustes y mejoras en DataTables.</w:t>
+            </w:r>
+          </w:p>
         </w:tc>
       </w:tr>
       <w:tr>
@@ -7732,15 +7770,26 @@
         </w:tc>
         <w:tc>
           <w:tcPr>
-            <w:tcW w:w="850" w:type="dxa"/>
-          </w:tcPr>
-          <w:p/>
-        </w:tc>
-        <w:tc>
-          <w:tcPr>
-            <w:tcW w:w="7699" w:type="dxa"/>
-          </w:tcPr>
-          <w:p/>
+            <w:tcW w:w="865" w:type="dxa"/>
+          </w:tcPr>
+          <w:p>
+            <w:pPr>
+              <w:jc w:val="center"/>
+            </w:pPr>
+            <w:r>
+              <w:t>10</w:t>
+            </w:r>
+          </w:p>
+        </w:tc>
+        <w:tc>
+          <w:tcPr>
+            <w:tcW w:w="7684" w:type="dxa"/>
+          </w:tcPr>
+          <w:p>
+            <w:r>
+              <w:t>Migración de tablas HTML a Tabulator, normalización de migraciones iniciales.</w:t>
+            </w:r>
+          </w:p>
         </w:tc>
       </w:tr>
       <w:tr>
@@ -7756,15 +7805,26 @@
         </w:tc>
         <w:tc>
           <w:tcPr>
-            <w:tcW w:w="850" w:type="dxa"/>
-          </w:tcPr>
-          <w:p/>
-        </w:tc>
-        <w:tc>
-          <w:tcPr>
-            <w:tcW w:w="7699" w:type="dxa"/>
-          </w:tcPr>
-          <w:p/>
+            <w:tcW w:w="865" w:type="dxa"/>
+          </w:tcPr>
+          <w:p>
+            <w:pPr>
+              <w:jc w:val="center"/>
+            </w:pPr>
+            <w:r>
+              <w:t>4.5</w:t>
+            </w:r>
+          </w:p>
+        </w:tc>
+        <w:tc>
+          <w:tcPr>
+            <w:tcW w:w="7684" w:type="dxa"/>
+          </w:tcPr>
+          <w:p>
+            <w:r>
+              <w:t>Mejoras en la página principal del sistema.</w:t>
+            </w:r>
+          </w:p>
         </w:tc>
       </w:tr>
       <w:tr>
@@ -7780,15 +7840,26 @@
         </w:tc>
         <w:tc>
           <w:tcPr>
-            <w:tcW w:w="850" w:type="dxa"/>
-          </w:tcPr>
-          <w:p/>
-        </w:tc>
-        <w:tc>
-          <w:tcPr>
-            <w:tcW w:w="7699" w:type="dxa"/>
-          </w:tcPr>
-          <w:p/>
+            <w:tcW w:w="865" w:type="dxa"/>
+          </w:tcPr>
+          <w:p>
+            <w:pPr>
+              <w:jc w:val="center"/>
+            </w:pPr>
+            <w:r>
+              <w:t>2.5</w:t>
+            </w:r>
+          </w:p>
+        </w:tc>
+        <w:tc>
+          <w:tcPr>
+            <w:tcW w:w="7684" w:type="dxa"/>
+          </w:tcPr>
+          <w:p>
+            <w:r>
+              <w:t>Conexión con Google (base de vinculación OAuth de RF-023).</w:t>
+            </w:r>
+          </w:p>
         </w:tc>
       </w:tr>
       <w:tr>
@@ -7804,15 +7875,26 @@
         </w:tc>
         <w:tc>
           <w:tcPr>
-            <w:tcW w:w="850" w:type="dxa"/>
-          </w:tcPr>
-          <w:p/>
-        </w:tc>
-        <w:tc>
-          <w:tcPr>
-            <w:tcW w:w="7699" w:type="dxa"/>
-          </w:tcPr>
-          <w:p/>
+            <w:tcW w:w="865" w:type="dxa"/>
+          </w:tcPr>
+          <w:p>
+            <w:pPr>
+              <w:jc w:val="center"/>
+            </w:pPr>
+            <w:r>
+              <w:t>4.5</w:t>
+            </w:r>
+          </w:p>
+        </w:tc>
+        <w:tc>
+          <w:tcPr>
+            <w:tcW w:w="7684" w:type="dxa"/>
+          </w:tcPr>
+          <w:p>
+            <w:r>
+              <w:t>Inclusión de RF-031 (ayuda contextual).</w:t>
+            </w:r>
+          </w:p>
         </w:tc>
       </w:tr>
       <w:tr>
@@ -7828,15 +7910,26 @@
         </w:tc>
         <w:tc>
           <w:tcPr>
-            <w:tcW w:w="850" w:type="dxa"/>
-          </w:tcPr>
-          <w:p/>
-        </w:tc>
-        <w:tc>
-          <w:tcPr>
-            <w:tcW w:w="7699" w:type="dxa"/>
-          </w:tcPr>
-          <w:p/>
+            <w:tcW w:w="865" w:type="dxa"/>
+          </w:tcPr>
+          <w:p>
+            <w:pPr>
+              <w:jc w:val="center"/>
+            </w:pPr>
+            <w:r>
+              <w:t>4.5</w:t>
+            </w:r>
+          </w:p>
+        </w:tc>
+        <w:tc>
+          <w:tcPr>
+            <w:tcW w:w="7684" w:type="dxa"/>
+          </w:tcPr>
+          <w:p>
+            <w:r>
+              <w:t>Implementación funcional de RF-029 (gestión de clientes).</w:t>
+            </w:r>
+          </w:p>
         </w:tc>
       </w:tr>
       <w:tr>
@@ -7852,15 +7945,26 @@
         </w:tc>
         <w:tc>
           <w:tcPr>
-            <w:tcW w:w="850" w:type="dxa"/>
-          </w:tcPr>
-          <w:p/>
-        </w:tc>
-        <w:tc>
-          <w:tcPr>
-            <w:tcW w:w="7699" w:type="dxa"/>
-          </w:tcPr>
-          <w:p/>
+            <w:tcW w:w="865" w:type="dxa"/>
+          </w:tcPr>
+          <w:p>
+            <w:pPr>
+              <w:jc w:val="center"/>
+            </w:pPr>
+            <w:r>
+              <w:t>4.5</w:t>
+            </w:r>
+          </w:p>
+        </w:tc>
+        <w:tc>
+          <w:tcPr>
+            <w:tcW w:w="7684" w:type="dxa"/>
+          </w:tcPr>
+          <w:p>
+            <w:r>
+              <w:t>Implementación de RF-016 (parte de inventario).</w:t>
+            </w:r>
+          </w:p>
         </w:tc>
       </w:tr>
       <w:tr>
@@ -7876,15 +7980,26 @@
         </w:tc>
         <w:tc>
           <w:tcPr>
-            <w:tcW w:w="850" w:type="dxa"/>
-          </w:tcPr>
-          <w:p/>
-        </w:tc>
-        <w:tc>
-          <w:tcPr>
-            <w:tcW w:w="7699" w:type="dxa"/>
-          </w:tcPr>
-          <w:p/>
+            <w:tcW w:w="865" w:type="dxa"/>
+          </w:tcPr>
+          <w:p>
+            <w:pPr>
+              <w:jc w:val="center"/>
+            </w:pPr>
+            <w:r>
+              <w:t>10</w:t>
+            </w:r>
+          </w:p>
+        </w:tc>
+        <w:tc>
+          <w:tcPr>
+            <w:tcW w:w="7684" w:type="dxa"/>
+          </w:tcPr>
+          <w:p>
+            <w:r>
+              <w:t>Eliminación de archivos no utilizados y que generan basura.</w:t>
+            </w:r>
+          </w:p>
         </w:tc>
       </w:tr>
       <w:tr>
@@ -7900,15 +8015,26 @@
         </w:tc>
         <w:tc>
           <w:tcPr>
-            <w:tcW w:w="850" w:type="dxa"/>
-          </w:tcPr>
-          <w:p/>
-        </w:tc>
-        <w:tc>
-          <w:tcPr>
-            <w:tcW w:w="7699" w:type="dxa"/>
-          </w:tcPr>
-          <w:p/>
+            <w:tcW w:w="865" w:type="dxa"/>
+          </w:tcPr>
+          <w:p>
+            <w:pPr>
+              <w:jc w:val="center"/>
+            </w:pPr>
+            <w:r>
+              <w:t>4.5</w:t>
+            </w:r>
+          </w:p>
+        </w:tc>
+        <w:tc>
+          <w:tcPr>
+            <w:tcW w:w="7684" w:type="dxa"/>
+          </w:tcPr>
+          <w:p>
+            <w:r>
+              <w:t>Mejoras en inventario y entrada de inventario, resolución de conflicto en caja, avance de RF-030/010/011 y exportación de reportes a Google Sheets, corrección de huecos de seguridad y rediseño de login/recuperación, esquema y Docker de producción</w:t>
+            </w:r>
+          </w:p>
         </w:tc>
       </w:tr>
       <w:tr>
@@ -7924,15 +8050,26 @@
         </w:tc>
         <w:tc>
           <w:tcPr>
-            <w:tcW w:w="850" w:type="dxa"/>
-          </w:tcPr>
-          <w:p/>
-        </w:tc>
-        <w:tc>
-          <w:tcPr>
-            <w:tcW w:w="7699" w:type="dxa"/>
-          </w:tcPr>
-          <w:p/>
+            <w:tcW w:w="865" w:type="dxa"/>
+          </w:tcPr>
+          <w:p>
+            <w:pPr>
+              <w:jc w:val="center"/>
+            </w:pPr>
+            <w:r>
+              <w:t>4.5</w:t>
+            </w:r>
+          </w:p>
+        </w:tc>
+        <w:tc>
+          <w:tcPr>
+            <w:tcW w:w="7684" w:type="dxa"/>
+          </w:tcPr>
+          <w:p>
+            <w:r>
+              <w:t>Corrección general de bugs, mejoras de acceso al módulo de ventas.</w:t>
+            </w:r>
+          </w:p>
         </w:tc>
       </w:tr>
       <w:tr>
@@ -7941,6 +8078,49 @@
             <w:tcW w:w="1413" w:type="dxa"/>
           </w:tcPr>
           <w:p>
+            <w:r>
+              <w:t>06/08/2026</w:t>
+            </w:r>
+          </w:p>
+        </w:tc>
+        <w:tc>
+          <w:tcPr>
+            <w:tcW w:w="865" w:type="dxa"/>
+          </w:tcPr>
+          <w:p>
+            <w:pPr>
+              <w:jc w:val="center"/>
+            </w:pPr>
+            <w:r>
+              <w:t>6</w:t>
+            </w:r>
+          </w:p>
+        </w:tc>
+        <w:tc>
+          <w:tcPr>
+            <w:tcW w:w="7684" w:type="dxa"/>
+          </w:tcPr>
+          <w:p>
+            <w:r>
+              <w:t xml:space="preserve">Cierre de sesión de mejoras </w:t>
+            </w:r>
+            <w:proofErr w:type="spellStart"/>
+            <w:r>
+              <w:t>backend</w:t>
+            </w:r>
+            <w:proofErr w:type="spellEnd"/>
+            <w:r>
+              <w:t>: RF-010/011, RF-014/015, RF-016, RF-026, RF-029, RF-030, RF-034, RF-007, RF-012 y RF-023.</w:t>
+            </w:r>
+          </w:p>
+        </w:tc>
+      </w:tr>
+      <w:tr>
+        <w:tc>
+          <w:tcPr>
+            <w:tcW w:w="1413" w:type="dxa"/>
+          </w:tcPr>
+          <w:p>
             <w:pPr>
               <w:rPr>
                 <w:b/>
@@ -7958,13 +8138,17 @@
         </w:tc>
         <w:tc>
           <w:tcPr>
-            <w:tcW w:w="850" w:type="dxa"/>
-          </w:tcPr>
-          <w:p/>
-        </w:tc>
-        <w:tc>
-          <w:tcPr>
-            <w:tcW w:w="7699" w:type="dxa"/>
+            <w:tcW w:w="865" w:type="dxa"/>
+          </w:tcPr>
+          <w:p>
+            <w:pPr>
+              <w:jc w:val="center"/>
+            </w:pPr>
+          </w:p>
+        </w:tc>
+        <w:tc>
+          <w:tcPr>
+            <w:tcW w:w="7684" w:type="dxa"/>
           </w:tcPr>
           <w:p/>
         </w:tc>
@@ -7981,6 +8165,8 @@
       </w:r>
       <w:bookmarkEnd w:id="52"/>
     </w:p>
+    <w:p/>
+    <w:p/>
     <w:p/>
     <w:p>
       <w:pPr>
@@ -10774,6 +10960,7 @@
   <w:style w:type="character" w:default="1" w:styleId="Fuentedeprrafopredeter">
     <w:name w:val="Default Paragraph Font"/>
     <w:uiPriority w:val="1"/>
+    <w:semiHidden/>
     <w:unhideWhenUsed/>
   </w:style>
   <w:style w:type="table" w:default="1" w:styleId="Tablanormal">

--- a/DOCUMENTACION/ENTREGABLE 5/ENTREGABLE 5.docx
+++ b/DOCUMENTACION/ENTREGABLE 5/ENTREGABLE 5.docx
@@ -481,7 +481,7 @@
           <w:r>
             <w:fldChar w:fldCharType="separate"/>
           </w:r>
-          <w:hyperlink w:anchor="_Toc236851841" w:history="1">
+          <w:hyperlink w:anchor="_Toc237022968" w:history="1">
             <w:r>
               <w:rPr>
                 <w:rStyle w:val="Hipervnculo"/>
@@ -533,7 +533,7 @@
                 <w:noProof/>
                 <w:webHidden/>
               </w:rPr>
-              <w:instrText xml:space="preserve"> PAGEREF _Toc236851841 \h </w:instrText>
+              <w:instrText xml:space="preserve"> PAGEREF _Toc237022968 \h </w:instrText>
             </w:r>
             <w:r>
               <w:rPr>
@@ -581,7 +581,7 @@
               <w14:ligatures w14:val="standardContextual"/>
             </w:rPr>
           </w:pPr>
-          <w:hyperlink w:anchor="_Toc236851842" w:history="1">
+          <w:hyperlink w:anchor="_Toc237022969" w:history="1">
             <w:r>
               <w:rPr>
                 <w:rStyle w:val="Hipervnculo"/>
@@ -628,7 +628,7 @@
                 <w:noProof/>
                 <w:webHidden/>
               </w:rPr>
-              <w:instrText xml:space="preserve"> PAGEREF _Toc236851842 \h </w:instrText>
+              <w:instrText xml:space="preserve"> PAGEREF _Toc237022969 \h </w:instrText>
             </w:r>
             <w:r>
               <w:rPr>
@@ -676,7 +676,7 @@
               <w14:ligatures w14:val="standardContextual"/>
             </w:rPr>
           </w:pPr>
-          <w:hyperlink w:anchor="_Toc236851843" w:history="1">
+          <w:hyperlink w:anchor="_Toc237022970" w:history="1">
             <w:r>
               <w:rPr>
                 <w:rStyle w:val="Hipervnculo"/>
@@ -724,7 +724,7 @@
                 <w:noProof/>
                 <w:webHidden/>
               </w:rPr>
-              <w:instrText xml:space="preserve"> PAGEREF _Toc236851843 \h </w:instrText>
+              <w:instrText xml:space="preserve"> PAGEREF _Toc237022970 \h </w:instrText>
             </w:r>
             <w:r>
               <w:rPr>
@@ -772,7 +772,7 @@
               <w14:ligatures w14:val="standardContextual"/>
             </w:rPr>
           </w:pPr>
-          <w:hyperlink w:anchor="_Toc236851844" w:history="1">
+          <w:hyperlink w:anchor="_Toc237022971" w:history="1">
             <w:r>
               <w:rPr>
                 <w:rStyle w:val="Hipervnculo"/>
@@ -820,7 +820,7 @@
                 <w:noProof/>
                 <w:webHidden/>
               </w:rPr>
-              <w:instrText xml:space="preserve"> PAGEREF _Toc236851844 \h </w:instrText>
+              <w:instrText xml:space="preserve"> PAGEREF _Toc237022971 \h </w:instrText>
             </w:r>
             <w:r>
               <w:rPr>
@@ -868,7 +868,7 @@
               <w14:ligatures w14:val="standardContextual"/>
             </w:rPr>
           </w:pPr>
-          <w:hyperlink w:anchor="_Toc236851845" w:history="1">
+          <w:hyperlink w:anchor="_Toc237022972" w:history="1">
             <w:r>
               <w:rPr>
                 <w:rStyle w:val="Hipervnculo"/>
@@ -916,7 +916,7 @@
                 <w:noProof/>
                 <w:webHidden/>
               </w:rPr>
-              <w:instrText xml:space="preserve"> PAGEREF _Toc236851845 \h </w:instrText>
+              <w:instrText xml:space="preserve"> PAGEREF _Toc237022972 \h </w:instrText>
             </w:r>
             <w:r>
               <w:rPr>
@@ -964,7 +964,7 @@
               <w14:ligatures w14:val="standardContextual"/>
             </w:rPr>
           </w:pPr>
-          <w:hyperlink w:anchor="_Toc236851846" w:history="1">
+          <w:hyperlink w:anchor="_Toc237022973" w:history="1">
             <w:r>
               <w:rPr>
                 <w:rStyle w:val="Hipervnculo"/>
@@ -1012,7 +1012,7 @@
                 <w:noProof/>
                 <w:webHidden/>
               </w:rPr>
-              <w:instrText xml:space="preserve"> PAGEREF _Toc236851846 \h </w:instrText>
+              <w:instrText xml:space="preserve"> PAGEREF _Toc237022973 \h </w:instrText>
             </w:r>
             <w:r>
               <w:rPr>
@@ -1060,7 +1060,7 @@
               <w14:ligatures w14:val="standardContextual"/>
             </w:rPr>
           </w:pPr>
-          <w:hyperlink w:anchor="_Toc236851847" w:history="1">
+          <w:hyperlink w:anchor="_Toc237022974" w:history="1">
             <w:r>
               <w:rPr>
                 <w:rStyle w:val="Hipervnculo"/>
@@ -1108,7 +1108,7 @@
                 <w:noProof/>
                 <w:webHidden/>
               </w:rPr>
-              <w:instrText xml:space="preserve"> PAGEREF _Toc236851847 \h </w:instrText>
+              <w:instrText xml:space="preserve"> PAGEREF _Toc237022974 \h </w:instrText>
             </w:r>
             <w:r>
               <w:rPr>
@@ -1156,7 +1156,7 @@
               <w14:ligatures w14:val="standardContextual"/>
             </w:rPr>
           </w:pPr>
-          <w:hyperlink w:anchor="_Toc236851848" w:history="1">
+          <w:hyperlink w:anchor="_Toc237022975" w:history="1">
             <w:r>
               <w:rPr>
                 <w:rStyle w:val="Hipervnculo"/>
@@ -1204,7 +1204,7 @@
                 <w:noProof/>
                 <w:webHidden/>
               </w:rPr>
-              <w:instrText xml:space="preserve"> PAGEREF _Toc236851848 \h </w:instrText>
+              <w:instrText xml:space="preserve"> PAGEREF _Toc237022975 \h </w:instrText>
             </w:r>
             <w:r>
               <w:rPr>
@@ -1252,7 +1252,7 @@
               <w14:ligatures w14:val="standardContextual"/>
             </w:rPr>
           </w:pPr>
-          <w:hyperlink w:anchor="_Toc236851849" w:history="1">
+          <w:hyperlink w:anchor="_Toc237022976" w:history="1">
             <w:r>
               <w:rPr>
                 <w:rStyle w:val="Hipervnculo"/>
@@ -1300,7 +1300,7 @@
                 <w:noProof/>
                 <w:webHidden/>
               </w:rPr>
-              <w:instrText xml:space="preserve"> PAGEREF _Toc236851849 \h </w:instrText>
+              <w:instrText xml:space="preserve"> PAGEREF _Toc237022976 \h </w:instrText>
             </w:r>
             <w:r>
               <w:rPr>
@@ -1348,7 +1348,7 @@
               <w14:ligatures w14:val="standardContextual"/>
             </w:rPr>
           </w:pPr>
-          <w:hyperlink w:anchor="_Toc236851850" w:history="1">
+          <w:hyperlink w:anchor="_Toc237022977" w:history="1">
             <w:r>
               <w:rPr>
                 <w:rStyle w:val="Hipervnculo"/>
@@ -1396,7 +1396,7 @@
                 <w:noProof/>
                 <w:webHidden/>
               </w:rPr>
-              <w:instrText xml:space="preserve"> PAGEREF _Toc236851850 \h </w:instrText>
+              <w:instrText xml:space="preserve"> PAGEREF _Toc237022977 \h </w:instrText>
             </w:r>
             <w:r>
               <w:rPr>
@@ -1416,7 +1416,7 @@
                 <w:noProof/>
                 <w:webHidden/>
               </w:rPr>
-              <w:t>5</w:t>
+              <w:t>6</w:t>
             </w:r>
             <w:r>
               <w:rPr>
@@ -1444,7 +1444,7 @@
               <w14:ligatures w14:val="standardContextual"/>
             </w:rPr>
           </w:pPr>
-          <w:hyperlink w:anchor="_Toc236851851" w:history="1">
+          <w:hyperlink w:anchor="_Toc237022978" w:history="1">
             <w:r>
               <w:rPr>
                 <w:rStyle w:val="Hipervnculo"/>
@@ -1492,7 +1492,7 @@
                 <w:noProof/>
                 <w:webHidden/>
               </w:rPr>
-              <w:instrText xml:space="preserve"> PAGEREF _Toc236851851 \h </w:instrText>
+              <w:instrText xml:space="preserve"> PAGEREF _Toc237022978 \h </w:instrText>
             </w:r>
             <w:r>
               <w:rPr>
@@ -1540,7 +1540,7 @@
               <w14:ligatures w14:val="standardContextual"/>
             </w:rPr>
           </w:pPr>
-          <w:hyperlink w:anchor="_Toc236851852" w:history="1">
+          <w:hyperlink w:anchor="_Toc237022979" w:history="1">
             <w:r>
               <w:rPr>
                 <w:rStyle w:val="Hipervnculo"/>
@@ -1588,7 +1588,7 @@
                 <w:noProof/>
                 <w:webHidden/>
               </w:rPr>
-              <w:instrText xml:space="preserve"> PAGEREF _Toc236851852 \h </w:instrText>
+              <w:instrText xml:space="preserve"> PAGEREF _Toc237022979 \h </w:instrText>
             </w:r>
             <w:r>
               <w:rPr>
@@ -1636,7 +1636,7 @@
               <w14:ligatures w14:val="standardContextual"/>
             </w:rPr>
           </w:pPr>
-          <w:hyperlink w:anchor="_Toc236851853" w:history="1">
+          <w:hyperlink w:anchor="_Toc237022980" w:history="1">
             <w:r>
               <w:rPr>
                 <w:rStyle w:val="Hipervnculo"/>
@@ -1684,7 +1684,7 @@
                 <w:noProof/>
                 <w:webHidden/>
               </w:rPr>
-              <w:instrText xml:space="preserve"> PAGEREF _Toc236851853 \h </w:instrText>
+              <w:instrText xml:space="preserve"> PAGEREF _Toc237022980 \h </w:instrText>
             </w:r>
             <w:r>
               <w:rPr>
@@ -1732,7 +1732,7 @@
               <w14:ligatures w14:val="standardContextual"/>
             </w:rPr>
           </w:pPr>
-          <w:hyperlink w:anchor="_Toc236851854" w:history="1">
+          <w:hyperlink w:anchor="_Toc237022981" w:history="1">
             <w:r>
               <w:rPr>
                 <w:rStyle w:val="Hipervnculo"/>
@@ -1780,7 +1780,7 @@
                 <w:noProof/>
                 <w:webHidden/>
               </w:rPr>
-              <w:instrText xml:space="preserve"> PAGEREF _Toc236851854 \h </w:instrText>
+              <w:instrText xml:space="preserve"> PAGEREF _Toc237022981 \h </w:instrText>
             </w:r>
             <w:r>
               <w:rPr>
@@ -1800,7 +1800,7 @@
                 <w:noProof/>
                 <w:webHidden/>
               </w:rPr>
-              <w:t>6</w:t>
+              <w:t>7</w:t>
             </w:r>
             <w:r>
               <w:rPr>
@@ -1828,7 +1828,7 @@
               <w14:ligatures w14:val="standardContextual"/>
             </w:rPr>
           </w:pPr>
-          <w:hyperlink w:anchor="_Toc236851855" w:history="1">
+          <w:hyperlink w:anchor="_Toc237022982" w:history="1">
             <w:r>
               <w:rPr>
                 <w:rStyle w:val="Hipervnculo"/>
@@ -1855,7 +1855,7 @@
                 <w:rStyle w:val="Hipervnculo"/>
                 <w:noProof/>
               </w:rPr>
-              <w:t>DataTables y Tabulator</w:t>
+              <w:t>DataTables</w:t>
             </w:r>
             <w:r>
               <w:rPr>
@@ -1876,7 +1876,7 @@
                 <w:noProof/>
                 <w:webHidden/>
               </w:rPr>
-              <w:instrText xml:space="preserve"> PAGEREF _Toc236851855 \h </w:instrText>
+              <w:instrText xml:space="preserve"> PAGEREF _Toc237022982 \h </w:instrText>
             </w:r>
             <w:r>
               <w:rPr>
@@ -1924,7 +1924,7 @@
               <w14:ligatures w14:val="standardContextual"/>
             </w:rPr>
           </w:pPr>
-          <w:hyperlink w:anchor="_Toc236851856" w:history="1">
+          <w:hyperlink w:anchor="_Toc237022983" w:history="1">
             <w:r>
               <w:rPr>
                 <w:rStyle w:val="Hipervnculo"/>
@@ -1971,7 +1971,7 @@
                 <w:noProof/>
                 <w:webHidden/>
               </w:rPr>
-              <w:instrText xml:space="preserve"> PAGEREF _Toc236851856 \h </w:instrText>
+              <w:instrText xml:space="preserve"> PAGEREF _Toc237022983 \h </w:instrText>
             </w:r>
             <w:r>
               <w:rPr>
@@ -2019,7 +2019,7 @@
               <w14:ligatures w14:val="standardContextual"/>
             </w:rPr>
           </w:pPr>
-          <w:hyperlink w:anchor="_Toc236851857" w:history="1">
+          <w:hyperlink w:anchor="_Toc237022984" w:history="1">
             <w:r>
               <w:rPr>
                 <w:rStyle w:val="Hipervnculo"/>
@@ -2066,7 +2066,7 @@
                 <w:noProof/>
                 <w:webHidden/>
               </w:rPr>
-              <w:instrText xml:space="preserve"> PAGEREF _Toc236851857 \h </w:instrText>
+              <w:instrText xml:space="preserve"> PAGEREF _Toc237022984 \h </w:instrText>
             </w:r>
             <w:r>
               <w:rPr>
@@ -2086,7 +2086,487 @@
                 <w:noProof/>
                 <w:webHidden/>
               </w:rPr>
-              <w:t>7</w:t>
+              <w:t>10</w:t>
+            </w:r>
+            <w:r>
+              <w:rPr>
+                <w:noProof/>
+                <w:webHidden/>
+              </w:rPr>
+              <w:fldChar w:fldCharType="end"/>
+            </w:r>
+          </w:hyperlink>
+        </w:p>
+        <w:p>
+          <w:pPr>
+            <w:pStyle w:val="TDC2"/>
+            <w:tabs>
+              <w:tab w:val="left" w:pos="1200"/>
+              <w:tab w:val="right" w:leader="dot" w:pos="9962"/>
+            </w:tabs>
+            <w:rPr>
+              <w:rFonts w:eastAsiaTheme="minorEastAsia"/>
+              <w:noProof/>
+              <w:kern w:val="2"/>
+              <w:sz w:val="24"/>
+              <w:szCs w:val="24"/>
+              <w:lang w:eastAsia="es-CR"/>
+              <w14:ligatures w14:val="standardContextual"/>
+            </w:rPr>
+          </w:pPr>
+          <w:hyperlink w:anchor="_Toc237022985" w:history="1">
+            <w:r>
+              <w:rPr>
+                <w:rStyle w:val="Hipervnculo"/>
+                <w:rFonts w:cstheme="minorHAnsi"/>
+                <w:bCs/>
+                <w:noProof/>
+              </w:rPr>
+              <w:t>5.4.1.</w:t>
+            </w:r>
+            <w:r>
+              <w:rPr>
+                <w:rFonts w:eastAsiaTheme="minorEastAsia"/>
+                <w:noProof/>
+                <w:kern w:val="2"/>
+                <w:sz w:val="24"/>
+                <w:szCs w:val="24"/>
+                <w:lang w:eastAsia="es-CR"/>
+                <w14:ligatures w14:val="standardContextual"/>
+              </w:rPr>
+              <w:tab/>
+            </w:r>
+            <w:r>
+              <w:rPr>
+                <w:rStyle w:val="Hipervnculo"/>
+                <w:noProof/>
+              </w:rPr>
+              <w:t>Validación de datos</w:t>
+            </w:r>
+            <w:r>
+              <w:rPr>
+                <w:noProof/>
+                <w:webHidden/>
+              </w:rPr>
+              <w:tab/>
+            </w:r>
+            <w:r>
+              <w:rPr>
+                <w:noProof/>
+                <w:webHidden/>
+              </w:rPr>
+              <w:fldChar w:fldCharType="begin"/>
+            </w:r>
+            <w:r>
+              <w:rPr>
+                <w:noProof/>
+                <w:webHidden/>
+              </w:rPr>
+              <w:instrText xml:space="preserve"> PAGEREF _Toc237022985 \h </w:instrText>
+            </w:r>
+            <w:r>
+              <w:rPr>
+                <w:noProof/>
+                <w:webHidden/>
+              </w:rPr>
+            </w:r>
+            <w:r>
+              <w:rPr>
+                <w:noProof/>
+                <w:webHidden/>
+              </w:rPr>
+              <w:fldChar w:fldCharType="separate"/>
+            </w:r>
+            <w:r>
+              <w:rPr>
+                <w:noProof/>
+                <w:webHidden/>
+              </w:rPr>
+              <w:t>10</w:t>
+            </w:r>
+            <w:r>
+              <w:rPr>
+                <w:noProof/>
+                <w:webHidden/>
+              </w:rPr>
+              <w:fldChar w:fldCharType="end"/>
+            </w:r>
+          </w:hyperlink>
+        </w:p>
+        <w:p>
+          <w:pPr>
+            <w:pStyle w:val="TDC2"/>
+            <w:tabs>
+              <w:tab w:val="left" w:pos="1200"/>
+              <w:tab w:val="right" w:leader="dot" w:pos="9962"/>
+            </w:tabs>
+            <w:rPr>
+              <w:rFonts w:eastAsiaTheme="minorEastAsia"/>
+              <w:noProof/>
+              <w:kern w:val="2"/>
+              <w:sz w:val="24"/>
+              <w:szCs w:val="24"/>
+              <w:lang w:eastAsia="es-CR"/>
+              <w14:ligatures w14:val="standardContextual"/>
+            </w:rPr>
+          </w:pPr>
+          <w:hyperlink w:anchor="_Toc237022986" w:history="1">
+            <w:r>
+              <w:rPr>
+                <w:rStyle w:val="Hipervnculo"/>
+                <w:rFonts w:cstheme="minorHAnsi"/>
+                <w:bCs/>
+                <w:noProof/>
+              </w:rPr>
+              <w:t>5.4.2.</w:t>
+            </w:r>
+            <w:r>
+              <w:rPr>
+                <w:rFonts w:eastAsiaTheme="minorEastAsia"/>
+                <w:noProof/>
+                <w:kern w:val="2"/>
+                <w:sz w:val="24"/>
+                <w:szCs w:val="24"/>
+                <w:lang w:eastAsia="es-CR"/>
+                <w14:ligatures w14:val="standardContextual"/>
+              </w:rPr>
+              <w:tab/>
+            </w:r>
+            <w:r>
+              <w:rPr>
+                <w:rStyle w:val="Hipervnculo"/>
+                <w:noProof/>
+              </w:rPr>
+              <w:t>Pruebas de Control de acceso</w:t>
+            </w:r>
+            <w:r>
+              <w:rPr>
+                <w:noProof/>
+                <w:webHidden/>
+              </w:rPr>
+              <w:tab/>
+            </w:r>
+            <w:r>
+              <w:rPr>
+                <w:noProof/>
+                <w:webHidden/>
+              </w:rPr>
+              <w:fldChar w:fldCharType="begin"/>
+            </w:r>
+            <w:r>
+              <w:rPr>
+                <w:noProof/>
+                <w:webHidden/>
+              </w:rPr>
+              <w:instrText xml:space="preserve"> PAGEREF _Toc237022986 \h </w:instrText>
+            </w:r>
+            <w:r>
+              <w:rPr>
+                <w:noProof/>
+                <w:webHidden/>
+              </w:rPr>
+            </w:r>
+            <w:r>
+              <w:rPr>
+                <w:noProof/>
+                <w:webHidden/>
+              </w:rPr>
+              <w:fldChar w:fldCharType="separate"/>
+            </w:r>
+            <w:r>
+              <w:rPr>
+                <w:noProof/>
+                <w:webHidden/>
+              </w:rPr>
+              <w:t>13</w:t>
+            </w:r>
+            <w:r>
+              <w:rPr>
+                <w:noProof/>
+                <w:webHidden/>
+              </w:rPr>
+              <w:fldChar w:fldCharType="end"/>
+            </w:r>
+          </w:hyperlink>
+        </w:p>
+        <w:p>
+          <w:pPr>
+            <w:pStyle w:val="TDC2"/>
+            <w:tabs>
+              <w:tab w:val="left" w:pos="1200"/>
+              <w:tab w:val="right" w:leader="dot" w:pos="9962"/>
+            </w:tabs>
+            <w:rPr>
+              <w:rFonts w:eastAsiaTheme="minorEastAsia"/>
+              <w:noProof/>
+              <w:kern w:val="2"/>
+              <w:sz w:val="24"/>
+              <w:szCs w:val="24"/>
+              <w:lang w:eastAsia="es-CR"/>
+              <w14:ligatures w14:val="standardContextual"/>
+            </w:rPr>
+          </w:pPr>
+          <w:hyperlink w:anchor="_Toc237022987" w:history="1">
+            <w:r>
+              <w:rPr>
+                <w:rStyle w:val="Hipervnculo"/>
+                <w:rFonts w:cstheme="minorHAnsi"/>
+                <w:bCs/>
+                <w:noProof/>
+              </w:rPr>
+              <w:t>5.4.3.</w:t>
+            </w:r>
+            <w:r>
+              <w:rPr>
+                <w:rFonts w:eastAsiaTheme="minorEastAsia"/>
+                <w:noProof/>
+                <w:kern w:val="2"/>
+                <w:sz w:val="24"/>
+                <w:szCs w:val="24"/>
+                <w:lang w:eastAsia="es-CR"/>
+                <w14:ligatures w14:val="standardContextual"/>
+              </w:rPr>
+              <w:tab/>
+            </w:r>
+            <w:r>
+              <w:rPr>
+                <w:rStyle w:val="Hipervnculo"/>
+                <w:noProof/>
+              </w:rPr>
+              <w:t>Pruebas funcionales</w:t>
+            </w:r>
+            <w:r>
+              <w:rPr>
+                <w:noProof/>
+                <w:webHidden/>
+              </w:rPr>
+              <w:tab/>
+            </w:r>
+            <w:r>
+              <w:rPr>
+                <w:noProof/>
+                <w:webHidden/>
+              </w:rPr>
+              <w:fldChar w:fldCharType="begin"/>
+            </w:r>
+            <w:r>
+              <w:rPr>
+                <w:noProof/>
+                <w:webHidden/>
+              </w:rPr>
+              <w:instrText xml:space="preserve"> PAGEREF _Toc237022987 \h </w:instrText>
+            </w:r>
+            <w:r>
+              <w:rPr>
+                <w:noProof/>
+                <w:webHidden/>
+              </w:rPr>
+            </w:r>
+            <w:r>
+              <w:rPr>
+                <w:noProof/>
+                <w:webHidden/>
+              </w:rPr>
+              <w:fldChar w:fldCharType="separate"/>
+            </w:r>
+            <w:r>
+              <w:rPr>
+                <w:noProof/>
+                <w:webHidden/>
+              </w:rPr>
+              <w:t>14</w:t>
+            </w:r>
+            <w:r>
+              <w:rPr>
+                <w:noProof/>
+                <w:webHidden/>
+              </w:rPr>
+              <w:fldChar w:fldCharType="end"/>
+            </w:r>
+          </w:hyperlink>
+        </w:p>
+        <w:p>
+          <w:pPr>
+            <w:pStyle w:val="TDC2"/>
+            <w:tabs>
+              <w:tab w:val="left" w:pos="1200"/>
+              <w:tab w:val="right" w:leader="dot" w:pos="9962"/>
+            </w:tabs>
+            <w:rPr>
+              <w:rFonts w:eastAsiaTheme="minorEastAsia"/>
+              <w:noProof/>
+              <w:kern w:val="2"/>
+              <w:sz w:val="24"/>
+              <w:szCs w:val="24"/>
+              <w:lang w:eastAsia="es-CR"/>
+              <w14:ligatures w14:val="standardContextual"/>
+            </w:rPr>
+          </w:pPr>
+          <w:hyperlink w:anchor="_Toc237022988" w:history="1">
+            <w:r>
+              <w:rPr>
+                <w:rStyle w:val="Hipervnculo"/>
+                <w:rFonts w:cstheme="minorHAnsi"/>
+                <w:bCs/>
+                <w:noProof/>
+              </w:rPr>
+              <w:t>5.4.4.</w:t>
+            </w:r>
+            <w:r>
+              <w:rPr>
+                <w:rFonts w:eastAsiaTheme="minorEastAsia"/>
+                <w:noProof/>
+                <w:kern w:val="2"/>
+                <w:sz w:val="24"/>
+                <w:szCs w:val="24"/>
+                <w:lang w:eastAsia="es-CR"/>
+                <w14:ligatures w14:val="standardContextual"/>
+              </w:rPr>
+              <w:tab/>
+            </w:r>
+            <w:r>
+              <w:rPr>
+                <w:rStyle w:val="Hipervnculo"/>
+                <w:noProof/>
+              </w:rPr>
+              <w:t>Pruebas de Carga de datos</w:t>
+            </w:r>
+            <w:r>
+              <w:rPr>
+                <w:noProof/>
+                <w:webHidden/>
+              </w:rPr>
+              <w:tab/>
+            </w:r>
+            <w:r>
+              <w:rPr>
+                <w:noProof/>
+                <w:webHidden/>
+              </w:rPr>
+              <w:fldChar w:fldCharType="begin"/>
+            </w:r>
+            <w:r>
+              <w:rPr>
+                <w:noProof/>
+                <w:webHidden/>
+              </w:rPr>
+              <w:instrText xml:space="preserve"> PAGEREF _Toc237022988 \h </w:instrText>
+            </w:r>
+            <w:r>
+              <w:rPr>
+                <w:noProof/>
+                <w:webHidden/>
+              </w:rPr>
+            </w:r>
+            <w:r>
+              <w:rPr>
+                <w:noProof/>
+                <w:webHidden/>
+              </w:rPr>
+              <w:fldChar w:fldCharType="separate"/>
+            </w:r>
+            <w:r>
+              <w:rPr>
+                <w:noProof/>
+                <w:webHidden/>
+              </w:rPr>
+              <w:t>17</w:t>
+            </w:r>
+            <w:r>
+              <w:rPr>
+                <w:noProof/>
+                <w:webHidden/>
+              </w:rPr>
+              <w:fldChar w:fldCharType="end"/>
+            </w:r>
+          </w:hyperlink>
+        </w:p>
+        <w:p>
+          <w:pPr>
+            <w:pStyle w:val="TDC2"/>
+            <w:tabs>
+              <w:tab w:val="left" w:pos="1200"/>
+              <w:tab w:val="right" w:leader="dot" w:pos="9962"/>
+            </w:tabs>
+            <w:rPr>
+              <w:rFonts w:eastAsiaTheme="minorEastAsia"/>
+              <w:noProof/>
+              <w:kern w:val="2"/>
+              <w:sz w:val="24"/>
+              <w:szCs w:val="24"/>
+              <w:lang w:eastAsia="es-CR"/>
+              <w14:ligatures w14:val="standardContextual"/>
+            </w:rPr>
+          </w:pPr>
+          <w:hyperlink w:anchor="_Toc237022989" w:history="1">
+            <w:r>
+              <w:rPr>
+                <w:rStyle w:val="Hipervnculo"/>
+                <w:rFonts w:cstheme="minorHAnsi"/>
+                <w:bCs/>
+                <w:noProof/>
+              </w:rPr>
+              <w:t>5.4.5.</w:t>
+            </w:r>
+            <w:r>
+              <w:rPr>
+                <w:rFonts w:eastAsiaTheme="minorEastAsia"/>
+                <w:noProof/>
+                <w:kern w:val="2"/>
+                <w:sz w:val="24"/>
+                <w:szCs w:val="24"/>
+                <w:lang w:eastAsia="es-CR"/>
+                <w14:ligatures w14:val="standardContextual"/>
+              </w:rPr>
+              <w:tab/>
+            </w:r>
+            <w:r>
+              <w:rPr>
+                <w:rStyle w:val="Hipervnculo"/>
+                <w:noProof/>
+              </w:rPr>
+              <w:t>Pruebas de Seguridad</w:t>
+            </w:r>
+            <w:r>
+              <w:rPr>
+                <w:noProof/>
+                <w:webHidden/>
+              </w:rPr>
+              <w:tab/>
+            </w:r>
+            <w:r>
+              <w:rPr>
+                <w:noProof/>
+                <w:webHidden/>
+              </w:rPr>
+              <w:fldChar w:fldCharType="begin"/>
+            </w:r>
+            <w:r>
+              <w:rPr>
+                <w:noProof/>
+                <w:webHidden/>
+              </w:rPr>
+              <w:instrText xml:space="preserve"> PAGEREF _Toc237022989 \h </w:instrText>
+            </w:r>
+            <w:r>
+              <w:rPr>
+                <w:noProof/>
+                <w:webHidden/>
+              </w:rPr>
+            </w:r>
+            <w:r>
+              <w:rPr>
+                <w:noProof/>
+                <w:webHidden/>
+              </w:rPr>
+              <w:fldChar w:fldCharType="separate"/>
+            </w:r>
+            <w:r>
+              <w:rPr>
+                <w:noProof/>
+                <w:webHidden/>
+              </w:rPr>
+              <w:t>20</w:t>
             </w:r>
             <w:r>
               <w:rPr>
@@ -2114,7 +2594,7 @@
               <w14:ligatures w14:val="standardContextual"/>
             </w:rPr>
           </w:pPr>
-          <w:hyperlink w:anchor="_Toc236851858" w:history="1">
+          <w:hyperlink w:anchor="_Toc237022990" w:history="1">
             <w:r>
               <w:rPr>
                 <w:rStyle w:val="Hipervnculo"/>
@@ -2161,7 +2641,7 @@
                 <w:noProof/>
                 <w:webHidden/>
               </w:rPr>
-              <w:instrText xml:space="preserve"> PAGEREF _Toc236851858 \h </w:instrText>
+              <w:instrText xml:space="preserve"> PAGEREF _Toc237022990 \h </w:instrText>
             </w:r>
             <w:r>
               <w:rPr>
@@ -2181,7 +2661,7 @@
                 <w:noProof/>
                 <w:webHidden/>
               </w:rPr>
-              <w:t>7</w:t>
+              <w:t>22</w:t>
             </w:r>
             <w:r>
               <w:rPr>
@@ -2209,7 +2689,7 @@
               <w14:ligatures w14:val="standardContextual"/>
             </w:rPr>
           </w:pPr>
-          <w:hyperlink w:anchor="_Toc236851859" w:history="1">
+          <w:hyperlink w:anchor="_Toc237022991" w:history="1">
             <w:r>
               <w:rPr>
                 <w:rStyle w:val="Hipervnculo"/>
@@ -2256,7 +2736,7 @@
                 <w:noProof/>
                 <w:webHidden/>
               </w:rPr>
-              <w:instrText xml:space="preserve"> PAGEREF _Toc236851859 \h </w:instrText>
+              <w:instrText xml:space="preserve"> PAGEREF _Toc237022991 \h </w:instrText>
             </w:r>
             <w:r>
               <w:rPr>
@@ -2276,7 +2756,7 @@
                 <w:noProof/>
                 <w:webHidden/>
               </w:rPr>
-              <w:t>7</w:t>
+              <w:t>23</w:t>
             </w:r>
             <w:r>
               <w:rPr>
@@ -2304,7 +2784,7 @@
               <w14:ligatures w14:val="standardContextual"/>
             </w:rPr>
           </w:pPr>
-          <w:hyperlink w:anchor="_Toc236851860" w:history="1">
+          <w:hyperlink w:anchor="_Toc237022992" w:history="1">
             <w:r>
               <w:rPr>
                 <w:rStyle w:val="Hipervnculo"/>
@@ -2351,7 +2831,7 @@
                 <w:noProof/>
                 <w:webHidden/>
               </w:rPr>
-              <w:instrText xml:space="preserve"> PAGEREF _Toc236851860 \h </w:instrText>
+              <w:instrText xml:space="preserve"> PAGEREF _Toc237022992 \h </w:instrText>
             </w:r>
             <w:r>
               <w:rPr>
@@ -2371,102 +2851,7 @@
                 <w:noProof/>
                 <w:webHidden/>
               </w:rPr>
-              <w:t>7</w:t>
-            </w:r>
-            <w:r>
-              <w:rPr>
-                <w:noProof/>
-                <w:webHidden/>
-              </w:rPr>
-              <w:fldChar w:fldCharType="end"/>
-            </w:r>
-          </w:hyperlink>
-        </w:p>
-        <w:p>
-          <w:pPr>
-            <w:pStyle w:val="TDC1"/>
-            <w:tabs>
-              <w:tab w:val="left" w:pos="720"/>
-              <w:tab w:val="right" w:leader="dot" w:pos="9962"/>
-            </w:tabs>
-            <w:rPr>
-              <w:rFonts w:eastAsiaTheme="minorEastAsia"/>
-              <w:noProof/>
-              <w:kern w:val="2"/>
-              <w:sz w:val="24"/>
-              <w:szCs w:val="24"/>
-              <w:lang w:eastAsia="es-CR"/>
-              <w14:ligatures w14:val="standardContextual"/>
-            </w:rPr>
-          </w:pPr>
-          <w:hyperlink w:anchor="_Toc236851861" w:history="1">
-            <w:r>
-              <w:rPr>
-                <w:rStyle w:val="Hipervnculo"/>
-                <w:bCs/>
-                <w:noProof/>
-              </w:rPr>
-              <w:t>5.8.</w:t>
-            </w:r>
-            <w:r>
-              <w:rPr>
-                <w:rFonts w:eastAsiaTheme="minorEastAsia"/>
-                <w:noProof/>
-                <w:kern w:val="2"/>
-                <w:sz w:val="24"/>
-                <w:szCs w:val="24"/>
-                <w:lang w:eastAsia="es-CR"/>
-                <w14:ligatures w14:val="standardContextual"/>
-              </w:rPr>
-              <w:tab/>
-            </w:r>
-            <w:r>
-              <w:rPr>
-                <w:rStyle w:val="Hipervnculo"/>
-                <w:noProof/>
-              </w:rPr>
-              <w:t>ANEXOS</w:t>
-            </w:r>
-            <w:r>
-              <w:rPr>
-                <w:noProof/>
-                <w:webHidden/>
-              </w:rPr>
-              <w:tab/>
-            </w:r>
-            <w:r>
-              <w:rPr>
-                <w:noProof/>
-                <w:webHidden/>
-              </w:rPr>
-              <w:fldChar w:fldCharType="begin"/>
-            </w:r>
-            <w:r>
-              <w:rPr>
-                <w:noProof/>
-                <w:webHidden/>
-              </w:rPr>
-              <w:instrText xml:space="preserve"> PAGEREF _Toc236851861 \h </w:instrText>
-            </w:r>
-            <w:r>
-              <w:rPr>
-                <w:noProof/>
-                <w:webHidden/>
-              </w:rPr>
-            </w:r>
-            <w:r>
-              <w:rPr>
-                <w:noProof/>
-                <w:webHidden/>
-              </w:rPr>
-              <w:fldChar w:fldCharType="separate"/>
-            </w:r>
-            <w:r>
-              <w:rPr>
-                <w:noProof/>
-                <w:webHidden/>
-              </w:rPr>
-              <w:t>7</w:t>
+              <w:t>24</w:t>
             </w:r>
             <w:r>
               <w:rPr>
@@ -2574,10 +2959,12 @@
       <w:bookmarkStart w:id="15" w:name="_Toc233567760"/>
       <w:bookmarkStart w:id="16" w:name="_Toc236833716"/>
       <w:bookmarkStart w:id="17" w:name="_Toc236851836"/>
+      <w:bookmarkStart w:id="18" w:name="_Toc237022963"/>
       <w:bookmarkEnd w:id="14"/>
       <w:bookmarkEnd w:id="15"/>
       <w:bookmarkEnd w:id="16"/>
       <w:bookmarkEnd w:id="17"/>
+      <w:bookmarkEnd w:id="18"/>
     </w:p>
     <w:p>
       <w:pPr>
@@ -2604,14 +2991,16 @@
           <w:szCs w:val="24"/>
         </w:rPr>
       </w:pPr>
-      <w:bookmarkStart w:id="18" w:name="_Toc233567406"/>
-      <w:bookmarkStart w:id="19" w:name="_Toc233567761"/>
-      <w:bookmarkStart w:id="20" w:name="_Toc236833717"/>
-      <w:bookmarkStart w:id="21" w:name="_Toc236851837"/>
-      <w:bookmarkEnd w:id="18"/>
+      <w:bookmarkStart w:id="19" w:name="_Toc233567406"/>
+      <w:bookmarkStart w:id="20" w:name="_Toc233567761"/>
+      <w:bookmarkStart w:id="21" w:name="_Toc236833717"/>
+      <w:bookmarkStart w:id="22" w:name="_Toc236851837"/>
+      <w:bookmarkStart w:id="23" w:name="_Toc237022964"/>
       <w:bookmarkEnd w:id="19"/>
       <w:bookmarkEnd w:id="20"/>
       <w:bookmarkEnd w:id="21"/>
+      <w:bookmarkEnd w:id="22"/>
+      <w:bookmarkEnd w:id="23"/>
     </w:p>
     <w:p>
       <w:pPr>
@@ -2638,14 +3027,16 @@
           <w:szCs w:val="24"/>
         </w:rPr>
       </w:pPr>
-      <w:bookmarkStart w:id="22" w:name="_Toc233567407"/>
-      <w:bookmarkStart w:id="23" w:name="_Toc233567762"/>
-      <w:bookmarkStart w:id="24" w:name="_Toc236833718"/>
-      <w:bookmarkStart w:id="25" w:name="_Toc236851838"/>
-      <w:bookmarkEnd w:id="22"/>
-      <w:bookmarkEnd w:id="23"/>
+      <w:bookmarkStart w:id="24" w:name="_Toc233567407"/>
+      <w:bookmarkStart w:id="25" w:name="_Toc233567762"/>
+      <w:bookmarkStart w:id="26" w:name="_Toc236833718"/>
+      <w:bookmarkStart w:id="27" w:name="_Toc236851838"/>
+      <w:bookmarkStart w:id="28" w:name="_Toc237022965"/>
       <w:bookmarkEnd w:id="24"/>
       <w:bookmarkEnd w:id="25"/>
+      <w:bookmarkEnd w:id="26"/>
+      <w:bookmarkEnd w:id="27"/>
+      <w:bookmarkEnd w:id="28"/>
     </w:p>
     <w:p>
       <w:pPr>
@@ -2672,14 +3063,16 @@
           <w:szCs w:val="24"/>
         </w:rPr>
       </w:pPr>
-      <w:bookmarkStart w:id="26" w:name="_Toc233567408"/>
-      <w:bookmarkStart w:id="27" w:name="_Toc233567763"/>
-      <w:bookmarkStart w:id="28" w:name="_Toc236833719"/>
-      <w:bookmarkStart w:id="29" w:name="_Toc236851839"/>
-      <w:bookmarkEnd w:id="26"/>
-      <w:bookmarkEnd w:id="27"/>
-      <w:bookmarkEnd w:id="28"/>
+      <w:bookmarkStart w:id="29" w:name="_Toc233567408"/>
+      <w:bookmarkStart w:id="30" w:name="_Toc233567763"/>
+      <w:bookmarkStart w:id="31" w:name="_Toc236833719"/>
+      <w:bookmarkStart w:id="32" w:name="_Toc236851839"/>
+      <w:bookmarkStart w:id="33" w:name="_Toc237022966"/>
       <w:bookmarkEnd w:id="29"/>
+      <w:bookmarkEnd w:id="30"/>
+      <w:bookmarkEnd w:id="31"/>
+      <w:bookmarkEnd w:id="32"/>
+      <w:bookmarkEnd w:id="33"/>
     </w:p>
     <w:p>
       <w:pPr>
@@ -2706,14 +3099,16 @@
           <w:szCs w:val="24"/>
         </w:rPr>
       </w:pPr>
-      <w:bookmarkStart w:id="30" w:name="_Toc233567409"/>
-      <w:bookmarkStart w:id="31" w:name="_Toc233567764"/>
-      <w:bookmarkStart w:id="32" w:name="_Toc236833720"/>
-      <w:bookmarkStart w:id="33" w:name="_Toc236851840"/>
-      <w:bookmarkEnd w:id="30"/>
-      <w:bookmarkEnd w:id="31"/>
-      <w:bookmarkEnd w:id="32"/>
-      <w:bookmarkEnd w:id="33"/>
+      <w:bookmarkStart w:id="34" w:name="_Toc233567409"/>
+      <w:bookmarkStart w:id="35" w:name="_Toc233567764"/>
+      <w:bookmarkStart w:id="36" w:name="_Toc236833720"/>
+      <w:bookmarkStart w:id="37" w:name="_Toc236851840"/>
+      <w:bookmarkStart w:id="38" w:name="_Toc237022967"/>
+      <w:bookmarkEnd w:id="34"/>
+      <w:bookmarkEnd w:id="35"/>
+      <w:bookmarkEnd w:id="36"/>
+      <w:bookmarkEnd w:id="37"/>
+      <w:bookmarkEnd w:id="38"/>
     </w:p>
     <w:p>
       <w:pPr>
@@ -2727,7 +3122,7 @@
           <w:szCs w:val="24"/>
         </w:rPr>
       </w:pPr>
-      <w:bookmarkStart w:id="34" w:name="_Toc236851841"/>
+      <w:bookmarkStart w:id="39" w:name="_Toc237022968"/>
       <w:r>
         <w:rPr>
           <w:rFonts w:cstheme="minorHAnsi"/>
@@ -2738,7 +3133,7 @@
         </w:rPr>
         <w:t>INTRODUCCIÓN</w:t>
       </w:r>
-      <w:bookmarkEnd w:id="34"/>
+      <w:bookmarkEnd w:id="39"/>
     </w:p>
     <w:p/>
     <w:p>
@@ -2961,12 +3356,12 @@
       <w:pPr>
         <w:pStyle w:val="Ttulo1"/>
       </w:pPr>
-      <w:bookmarkStart w:id="35" w:name="_Toc236851842"/>
+      <w:bookmarkStart w:id="40" w:name="_Toc237022969"/>
       <w:r>
         <w:lastRenderedPageBreak/>
         <w:t>LENGUAJE DE PROGRAMACION, HERRAMIENTAS DE SOFTWARE Y APLICACIONES</w:t>
       </w:r>
-      <w:bookmarkEnd w:id="35"/>
+      <w:bookmarkEnd w:id="40"/>
     </w:p>
     <w:p/>
     <w:p>
@@ -3003,11 +3398,11 @@
       <w:pPr>
         <w:pStyle w:val="Ttulo2"/>
       </w:pPr>
-      <w:bookmarkStart w:id="36" w:name="_Toc236851843"/>
+      <w:bookmarkStart w:id="41" w:name="_Toc237022970"/>
       <w:r>
         <w:t>Python</w:t>
       </w:r>
-      <w:bookmarkEnd w:id="36"/>
+      <w:bookmarkEnd w:id="41"/>
     </w:p>
     <w:p/>
     <w:p>
@@ -3084,11 +3479,11 @@
       <w:pPr>
         <w:pStyle w:val="Ttulo2"/>
       </w:pPr>
-      <w:bookmarkStart w:id="37" w:name="_Toc236851844"/>
+      <w:bookmarkStart w:id="42" w:name="_Toc237022971"/>
       <w:r>
         <w:t>Django</w:t>
       </w:r>
-      <w:bookmarkEnd w:id="37"/>
+      <w:bookmarkEnd w:id="42"/>
     </w:p>
     <w:p/>
     <w:p>
@@ -3131,11 +3526,11 @@
       <w:pPr>
         <w:pStyle w:val="Ttulo2"/>
       </w:pPr>
-      <w:bookmarkStart w:id="38" w:name="_Toc236851845"/>
+      <w:bookmarkStart w:id="43" w:name="_Toc237022972"/>
       <w:r>
         <w:t>MySQL</w:t>
       </w:r>
-      <w:bookmarkEnd w:id="38"/>
+      <w:bookmarkEnd w:id="43"/>
     </w:p>
     <w:p/>
     <w:p>
@@ -3172,11 +3567,11 @@
       <w:pPr>
         <w:pStyle w:val="Ttulo2"/>
       </w:pPr>
-      <w:bookmarkStart w:id="39" w:name="_Toc236851846"/>
+      <w:bookmarkStart w:id="44" w:name="_Toc237022973"/>
       <w:r>
         <w:t>Visual Studio Code</w:t>
       </w:r>
-      <w:bookmarkEnd w:id="39"/>
+      <w:bookmarkEnd w:id="44"/>
     </w:p>
     <w:p/>
     <w:p>
@@ -3192,11 +3587,11 @@
       <w:pPr>
         <w:pStyle w:val="Ttulo2"/>
       </w:pPr>
-      <w:bookmarkStart w:id="40" w:name="_Toc236851847"/>
+      <w:bookmarkStart w:id="45" w:name="_Toc237022974"/>
       <w:r>
         <w:t>Git y GitHub</w:t>
       </w:r>
-      <w:bookmarkEnd w:id="40"/>
+      <w:bookmarkEnd w:id="45"/>
     </w:p>
     <w:p/>
     <w:p>
@@ -3212,11 +3607,11 @@
       <w:pPr>
         <w:pStyle w:val="Ttulo2"/>
       </w:pPr>
-      <w:bookmarkStart w:id="41" w:name="_Toc236851848"/>
+      <w:bookmarkStart w:id="46" w:name="_Toc237022975"/>
       <w:r>
         <w:t>Docker</w:t>
       </w:r>
-      <w:bookmarkEnd w:id="41"/>
+      <w:bookmarkEnd w:id="46"/>
     </w:p>
     <w:p/>
     <w:p>
@@ -3232,11 +3627,11 @@
       <w:pPr>
         <w:pStyle w:val="Ttulo2"/>
       </w:pPr>
-      <w:bookmarkStart w:id="42" w:name="_Toc236851849"/>
+      <w:bookmarkStart w:id="47" w:name="_Toc237022976"/>
       <w:r>
         <w:t>Cloudflare Tunnel</w:t>
       </w:r>
-      <w:bookmarkEnd w:id="42"/>
+      <w:bookmarkEnd w:id="47"/>
     </w:p>
     <w:p/>
     <w:p>
@@ -3252,11 +3647,11 @@
       <w:pPr>
         <w:pStyle w:val="Ttulo2"/>
       </w:pPr>
-      <w:bookmarkStart w:id="43" w:name="_Toc236851850"/>
+      <w:bookmarkStart w:id="48" w:name="_Toc237022977"/>
       <w:r>
         <w:t>Bootstrap 5 y Crispy Forms</w:t>
       </w:r>
-      <w:bookmarkEnd w:id="43"/>
+      <w:bookmarkEnd w:id="48"/>
     </w:p>
     <w:p/>
     <w:p>
@@ -3272,11 +3667,11 @@
       <w:pPr>
         <w:pStyle w:val="Ttulo2"/>
       </w:pPr>
-      <w:bookmarkStart w:id="44" w:name="_Toc236851851"/>
+      <w:bookmarkStart w:id="49" w:name="_Toc237022978"/>
       <w:r>
         <w:t>ReportLab</w:t>
       </w:r>
-      <w:bookmarkEnd w:id="44"/>
+      <w:bookmarkEnd w:id="49"/>
     </w:p>
     <w:p/>
     <w:p>
@@ -3292,11 +3687,11 @@
       <w:pPr>
         <w:pStyle w:val="Ttulo2"/>
       </w:pPr>
-      <w:bookmarkStart w:id="45" w:name="_Toc236851852"/>
+      <w:bookmarkStart w:id="50" w:name="_Toc237022979"/>
       <w:r>
         <w:t>OpenPyXL</w:t>
       </w:r>
-      <w:bookmarkEnd w:id="45"/>
+      <w:bookmarkEnd w:id="50"/>
     </w:p>
     <w:p/>
     <w:p>
@@ -3315,11 +3710,11 @@
       <w:r>
         <w:t xml:space="preserve"> </w:t>
       </w:r>
-      <w:bookmarkStart w:id="46" w:name="_Toc236851853"/>
+      <w:bookmarkStart w:id="51" w:name="_Toc237022980"/>
       <w:r>
         <w:t>Pandas</w:t>
       </w:r>
-      <w:bookmarkEnd w:id="46"/>
+      <w:bookmarkEnd w:id="51"/>
     </w:p>
     <w:p/>
     <w:p>
@@ -3342,11 +3737,11 @@
         <w:lastRenderedPageBreak/>
         <w:t xml:space="preserve"> </w:t>
       </w:r>
-      <w:bookmarkStart w:id="47" w:name="_Toc236851854"/>
+      <w:bookmarkStart w:id="52" w:name="_Toc237022981"/>
       <w:r>
         <w:t>Google OAuth 2.0</w:t>
       </w:r>
-      <w:bookmarkEnd w:id="47"/>
+      <w:bookmarkEnd w:id="52"/>
     </w:p>
     <w:p/>
     <w:p>
@@ -3376,11 +3771,14 @@
       <w:pPr>
         <w:pStyle w:val="Ttulo2"/>
       </w:pPr>
-      <w:bookmarkStart w:id="48" w:name="_Toc236851855"/>
-      <w:r>
-        <w:t xml:space="preserve">DataTables </w:t>
-      </w:r>
-      <w:bookmarkEnd w:id="48"/>
+      <w:bookmarkStart w:id="53" w:name="_Toc237022982"/>
+      <w:r>
+        <w:t>DataTables</w:t>
+      </w:r>
+      <w:bookmarkEnd w:id="53"/>
+      <w:r>
+        <w:t xml:space="preserve"> </w:t>
+      </w:r>
     </w:p>
     <w:p/>
     <w:p>
@@ -3396,11 +3794,11 @@
       <w:pPr>
         <w:pStyle w:val="Ttulo1"/>
       </w:pPr>
-      <w:bookmarkStart w:id="49" w:name="_Toc236851856"/>
+      <w:bookmarkStart w:id="54" w:name="_Toc237022983"/>
       <w:r>
         <w:t>CODIFICACIÓN O LENGUAJE FUENTE</w:t>
       </w:r>
-      <w:bookmarkEnd w:id="49"/>
+      <w:bookmarkEnd w:id="54"/>
     </w:p>
     <w:p/>
     <w:p>
@@ -3562,10 +3960,10 @@
                   <v:path o:extrusionok="f" gradientshapeok="t" o:connecttype="rect"/>
                   <o:lock v:ext="edit" aspectratio="t"/>
                 </v:shapetype>
-                <v:shape id="_x0000_i1049" type="#_x0000_t75" style="width:43.75pt;height:41.45pt" o:ole="">
+                <v:shape id="_x0000_i1025" type="#_x0000_t75" style="width:43.75pt;height:41.45pt" o:ole="">
                   <v:imagedata r:id="rId8" o:title=""/>
                 </v:shape>
-                <o:OLEObject Type="Embed" ProgID="Package" ShapeID="_x0000_i1049" DrawAspect="Content" ObjectID="_1847564822" r:id="rId9"/>
+                <o:OLEObject Type="Embed" ProgID="Package" ShapeID="_x0000_i1025" DrawAspect="Content" ObjectID="_1847635945" r:id="rId9"/>
               </w:object>
             </w:r>
           </w:p>
@@ -3612,10 +4010,10 @@
             </w:pPr>
             <w:r>
               <w:object w:dxaOrig="1071" w:dyaOrig="831" w14:anchorId="0B193CC1">
-                <v:shape id="_x0000_i1051" type="#_x0000_t75" style="width:53.75pt;height:41.45pt" o:ole="">
+                <v:shape id="_x0000_i1026" type="#_x0000_t75" style="width:53.75pt;height:41.45pt" o:ole="">
                   <v:imagedata r:id="rId10" o:title=""/>
                 </v:shape>
-                <o:OLEObject Type="Embed" ProgID="Package" ShapeID="_x0000_i1051" DrawAspect="Content" ObjectID="_1847564823" r:id="rId11"/>
+                <o:OLEObject Type="Embed" ProgID="Package" ShapeID="_x0000_i1026" DrawAspect="Content" ObjectID="_1847635946" r:id="rId11"/>
               </w:object>
             </w:r>
           </w:p>
@@ -3662,10 +4060,10 @@
             </w:pPr>
             <w:r>
               <w:object w:dxaOrig="1501" w:dyaOrig="831" w14:anchorId="34801BE5">
-                <v:shape id="_x0000_i1053" type="#_x0000_t75" style="width:75.2pt;height:41.45pt" o:ole="">
+                <v:shape id="_x0000_i1027" type="#_x0000_t75" style="width:75.2pt;height:41.45pt" o:ole="">
                   <v:imagedata r:id="rId12" o:title=""/>
                 </v:shape>
-                <o:OLEObject Type="Embed" ProgID="Package" ShapeID="_x0000_i1053" DrawAspect="Content" ObjectID="_1847564824" r:id="rId13"/>
+                <o:OLEObject Type="Embed" ProgID="Package" ShapeID="_x0000_i1027" DrawAspect="Content" ObjectID="_1847635947" r:id="rId13"/>
               </w:object>
             </w:r>
           </w:p>
@@ -3712,10 +4110,10 @@
             </w:pPr>
             <w:r>
               <w:object w:dxaOrig="1051" w:dyaOrig="831" w14:anchorId="38FE033D">
-                <v:shape id="_x0000_i1055" type="#_x0000_t75" style="width:52.4pt;height:41.45pt" o:ole="">
+                <v:shape id="_x0000_i1028" type="#_x0000_t75" style="width:52.4pt;height:41.45pt" o:ole="">
                   <v:imagedata r:id="rId14" o:title=""/>
                 </v:shape>
-                <o:OLEObject Type="Embed" ProgID="Package" ShapeID="_x0000_i1055" DrawAspect="Content" ObjectID="_1847564825" r:id="rId15"/>
+                <o:OLEObject Type="Embed" ProgID="Package" ShapeID="_x0000_i1028" DrawAspect="Content" ObjectID="_1847635948" r:id="rId15"/>
               </w:object>
             </w:r>
           </w:p>
@@ -3766,10 +4164,10 @@
             </w:pPr>
             <w:r>
               <w:object w:dxaOrig="850" w:dyaOrig="831" w14:anchorId="7AFE80FC">
-                <v:shape id="_x0000_i1057" type="#_x0000_t75" style="width:42.4pt;height:41.45pt" o:ole="">
+                <v:shape id="_x0000_i1029" type="#_x0000_t75" style="width:42.4pt;height:41.45pt" o:ole="">
                   <v:imagedata r:id="rId16" o:title=""/>
                 </v:shape>
-                <o:OLEObject Type="Embed" ProgID="Package" ShapeID="_x0000_i1057" DrawAspect="Content" ObjectID="_1847564826" r:id="rId17"/>
+                <o:OLEObject Type="Embed" ProgID="Package" ShapeID="_x0000_i1029" DrawAspect="Content" ObjectID="_1847635949" r:id="rId17"/>
               </w:object>
             </w:r>
           </w:p>
@@ -3816,10 +4214,10 @@
             </w:pPr>
             <w:r>
               <w:object w:dxaOrig="1371" w:dyaOrig="831" w14:anchorId="61974BEA">
-                <v:shape id="_x0000_i1059" type="#_x0000_t75" style="width:68.35pt;height:41.45pt" o:ole="">
+                <v:shape id="_x0000_i1030" type="#_x0000_t75" style="width:68.35pt;height:41.45pt" o:ole="">
                   <v:imagedata r:id="rId18" o:title=""/>
                 </v:shape>
-                <o:OLEObject Type="Embed" ProgID="Package" ShapeID="_x0000_i1059" DrawAspect="Content" ObjectID="_1847564827" r:id="rId19"/>
+                <o:OLEObject Type="Embed" ProgID="Package" ShapeID="_x0000_i1030" DrawAspect="Content" ObjectID="_1847635950" r:id="rId19"/>
               </w:object>
             </w:r>
           </w:p>
@@ -3866,10 +4264,10 @@
             </w:pPr>
             <w:r>
               <w:object w:dxaOrig="1071" w:dyaOrig="831" w14:anchorId="5AD932C3">
-                <v:shape id="_x0000_i1086" type="#_x0000_t75" style="width:53.75pt;height:41.45pt" o:ole="">
+                <v:shape id="_x0000_i1031" type="#_x0000_t75" style="width:53.75pt;height:41.45pt" o:ole="">
                   <v:imagedata r:id="rId10" o:title=""/>
                 </v:shape>
-                <o:OLEObject Type="Embed" ProgID="Package" ShapeID="_x0000_i1086" DrawAspect="Content" ObjectID="_1847564828" r:id="rId20"/>
+                <o:OLEObject Type="Embed" ProgID="Package" ShapeID="_x0000_i1031" DrawAspect="Content" ObjectID="_1847635951" r:id="rId20"/>
               </w:object>
             </w:r>
           </w:p>
@@ -3924,10 +4322,10 @@
             </w:pPr>
             <w:r>
               <w:object w:dxaOrig="850" w:dyaOrig="831" w14:anchorId="2A7F46DA">
-                <v:shape id="_x0000_i1088" type="#_x0000_t75" style="width:42.4pt;height:41.45pt" o:ole="">
+                <v:shape id="_x0000_i1032" type="#_x0000_t75" style="width:42.4pt;height:41.45pt" o:ole="">
                   <v:imagedata r:id="rId16" o:title=""/>
                 </v:shape>
-                <o:OLEObject Type="Embed" ProgID="Package" ShapeID="_x0000_i1088" DrawAspect="Content" ObjectID="_1847564829" r:id="rId21"/>
+                <o:OLEObject Type="Embed" ProgID="Package" ShapeID="_x0000_i1032" DrawAspect="Content" ObjectID="_1847635952" r:id="rId21"/>
               </w:object>
             </w:r>
           </w:p>
@@ -3974,10 +4372,10 @@
             </w:pPr>
             <w:r>
               <w:object w:dxaOrig="1380" w:dyaOrig="831" w14:anchorId="10369D6E">
-                <v:shape id="_x0000_i1112" type="#_x0000_t75" style="width:68.8pt;height:41.45pt" o:ole="">
+                <v:shape id="_x0000_i1033" type="#_x0000_t75" style="width:68.8pt;height:41.45pt" o:ole="">
                   <v:imagedata r:id="rId22" o:title=""/>
                 </v:shape>
-                <o:OLEObject Type="Embed" ProgID="Package" ShapeID="_x0000_i1112" DrawAspect="Content" ObjectID="_1847564830" r:id="rId23"/>
+                <o:OLEObject Type="Embed" ProgID="Package" ShapeID="_x0000_i1033" DrawAspect="Content" ObjectID="_1847635953" r:id="rId23"/>
               </w:object>
             </w:r>
           </w:p>
@@ -4024,10 +4422,10 @@
             </w:pPr>
             <w:r>
               <w:object w:dxaOrig="1051" w:dyaOrig="831" w14:anchorId="31DC145F">
-                <v:shape id="_x0000_i1090" type="#_x0000_t75" style="width:52.4pt;height:41.45pt" o:ole="">
+                <v:shape id="_x0000_i1034" type="#_x0000_t75" style="width:52.4pt;height:41.45pt" o:ole="">
                   <v:imagedata r:id="rId14" o:title=""/>
                 </v:shape>
-                <o:OLEObject Type="Embed" ProgID="Package" ShapeID="_x0000_i1090" DrawAspect="Content" ObjectID="_1847564831" r:id="rId24"/>
+                <o:OLEObject Type="Embed" ProgID="Package" ShapeID="_x0000_i1034" DrawAspect="Content" ObjectID="_1847635954" r:id="rId24"/>
               </w:object>
             </w:r>
           </w:p>
@@ -4074,18 +4472,18 @@
             </w:pPr>
             <w:r>
               <w:object w:dxaOrig="1071" w:dyaOrig="831" w14:anchorId="4E84C03F">
-                <v:shape id="_x0000_i1092" type="#_x0000_t75" style="width:53.75pt;height:41.45pt" o:ole="">
+                <v:shape id="_x0000_i1035" type="#_x0000_t75" style="width:53.75pt;height:41.45pt" o:ole="">
                   <v:imagedata r:id="rId10" o:title=""/>
                 </v:shape>
-                <o:OLEObject Type="Embed" ProgID="Package" ShapeID="_x0000_i1092" DrawAspect="Content" ObjectID="_1847564832" r:id="rId25"/>
+                <o:OLEObject Type="Embed" ProgID="Package" ShapeID="_x0000_i1035" DrawAspect="Content" ObjectID="_1847635955" r:id="rId25"/>
               </w:object>
             </w:r>
             <w:r>
               <w:object w:dxaOrig="1471" w:dyaOrig="831" w14:anchorId="67F5E209">
-                <v:shape id="_x0000_i1093" type="#_x0000_t75" style="width:73.35pt;height:41.45pt" o:ole="">
+                <v:shape id="_x0000_i1036" type="#_x0000_t75" style="width:73.35pt;height:41.45pt" o:ole="">
                   <v:imagedata r:id="rId26" o:title=""/>
                 </v:shape>
-                <o:OLEObject Type="Embed" ProgID="Package" ShapeID="_x0000_i1093" DrawAspect="Content" ObjectID="_1847564833" r:id="rId27"/>
+                <o:OLEObject Type="Embed" ProgID="Package" ShapeID="_x0000_i1036" DrawAspect="Content" ObjectID="_1847635956" r:id="rId27"/>
               </w:object>
             </w:r>
           </w:p>
@@ -4132,10 +4530,10 @@
             </w:pPr>
             <w:r>
               <w:object w:dxaOrig="850" w:dyaOrig="831" w14:anchorId="38F2E48B">
-                <v:shape id="_x0000_i1096" type="#_x0000_t75" style="width:42.4pt;height:41.45pt" o:ole="">
+                <v:shape id="_x0000_i1037" type="#_x0000_t75" style="width:42.4pt;height:41.45pt" o:ole="">
                   <v:imagedata r:id="rId16" o:title=""/>
                 </v:shape>
-                <o:OLEObject Type="Embed" ProgID="Package" ShapeID="_x0000_i1096" DrawAspect="Content" ObjectID="_1847564834" r:id="rId28"/>
+                <o:OLEObject Type="Embed" ProgID="Package" ShapeID="_x0000_i1037" DrawAspect="Content" ObjectID="_1847635957" r:id="rId28"/>
               </w:object>
             </w:r>
           </w:p>
@@ -4182,10 +4580,10 @@
             </w:pPr>
             <w:r>
               <w:object w:dxaOrig="1421" w:dyaOrig="831" w14:anchorId="37CD3988">
-                <v:shape id="_x0000_i1114" type="#_x0000_t75" style="width:71.1pt;height:41.45pt" o:ole="">
+                <v:shape id="_x0000_i1038" type="#_x0000_t75" style="width:71.1pt;height:41.45pt" o:ole="">
                   <v:imagedata r:id="rId29" o:title=""/>
                 </v:shape>
-                <o:OLEObject Type="Embed" ProgID="Package" ShapeID="_x0000_i1114" DrawAspect="Content" ObjectID="_1847564835" r:id="rId30"/>
+                <o:OLEObject Type="Embed" ProgID="Package" ShapeID="_x0000_i1038" DrawAspect="Content" ObjectID="_1847635958" r:id="rId30"/>
               </w:object>
             </w:r>
           </w:p>
@@ -4232,10 +4630,10 @@
             </w:pPr>
             <w:r>
               <w:object w:dxaOrig="2021" w:dyaOrig="831" w14:anchorId="18F43954">
-                <v:shape id="_x0000_i1116" type="#_x0000_t75" style="width:101.15pt;height:41.45pt" o:ole="">
+                <v:shape id="_x0000_i1039" type="#_x0000_t75" style="width:101.15pt;height:41.45pt" o:ole="">
                   <v:imagedata r:id="rId31" o:title=""/>
                 </v:shape>
-                <o:OLEObject Type="Embed" ProgID="Package" ShapeID="_x0000_i1116" DrawAspect="Content" ObjectID="_1847564836" r:id="rId32"/>
+                <o:OLEObject Type="Embed" ProgID="Package" ShapeID="_x0000_i1039" DrawAspect="Content" ObjectID="_1847635959" r:id="rId32"/>
               </w:object>
             </w:r>
           </w:p>
@@ -4282,10 +4680,10 @@
             </w:pPr>
             <w:r>
               <w:object w:dxaOrig="1561" w:dyaOrig="831" w14:anchorId="500A987E">
-                <v:shape id="_x0000_i1118" type="#_x0000_t75" style="width:77.9pt;height:41.45pt" o:ole="">
+                <v:shape id="_x0000_i1040" type="#_x0000_t75" style="width:77.9pt;height:41.45pt" o:ole="">
                   <v:imagedata r:id="rId33" o:title=""/>
                 </v:shape>
-                <o:OLEObject Type="Embed" ProgID="Package" ShapeID="_x0000_i1118" DrawAspect="Content" ObjectID="_1847564837" r:id="rId34"/>
+                <o:OLEObject Type="Embed" ProgID="Package" ShapeID="_x0000_i1040" DrawAspect="Content" ObjectID="_1847635960" r:id="rId34"/>
               </w:object>
             </w:r>
           </w:p>
@@ -4332,10 +4730,10 @@
             </w:pPr>
             <w:r>
               <w:object w:dxaOrig="1071" w:dyaOrig="831" w14:anchorId="1208A2F6">
-                <v:shape id="_x0000_i1098" type="#_x0000_t75" style="width:53.75pt;height:41.45pt" o:ole="">
+                <v:shape id="_x0000_i1041" type="#_x0000_t75" style="width:53.75pt;height:41.45pt" o:ole="">
                   <v:imagedata r:id="rId10" o:title=""/>
                 </v:shape>
-                <o:OLEObject Type="Embed" ProgID="Package" ShapeID="_x0000_i1098" DrawAspect="Content" ObjectID="_1847564838" r:id="rId35"/>
+                <o:OLEObject Type="Embed" ProgID="Package" ShapeID="_x0000_i1041" DrawAspect="Content" ObjectID="_1847635961" r:id="rId35"/>
               </w:object>
             </w:r>
           </w:p>
@@ -4383,10 +4781,10 @@
             </w:pPr>
             <w:r>
               <w:object w:dxaOrig="850" w:dyaOrig="831" w14:anchorId="2B02F829">
-                <v:shape id="_x0000_i1100" type="#_x0000_t75" style="width:42.4pt;height:41.45pt" o:ole="">
+                <v:shape id="_x0000_i1042" type="#_x0000_t75" style="width:42.4pt;height:41.45pt" o:ole="">
                   <v:imagedata r:id="rId16" o:title=""/>
                 </v:shape>
-                <o:OLEObject Type="Embed" ProgID="Package" ShapeID="_x0000_i1100" DrawAspect="Content" ObjectID="_1847564839" r:id="rId36"/>
+                <o:OLEObject Type="Embed" ProgID="Package" ShapeID="_x0000_i1042" DrawAspect="Content" ObjectID="_1847635962" r:id="rId36"/>
               </w:object>
             </w:r>
           </w:p>
@@ -4433,10 +4831,10 @@
             </w:pPr>
             <w:r>
               <w:object w:dxaOrig="1051" w:dyaOrig="831" w14:anchorId="7610A3F7">
-                <v:shape id="_x0000_i1101" type="#_x0000_t75" style="width:52.4pt;height:41.45pt" o:ole="">
+                <v:shape id="_x0000_i1043" type="#_x0000_t75" style="width:52.4pt;height:41.45pt" o:ole="">
                   <v:imagedata r:id="rId37" o:title=""/>
                 </v:shape>
-                <o:OLEObject Type="Embed" ProgID="Package" ShapeID="_x0000_i1101" DrawAspect="Content" ObjectID="_1847564840" r:id="rId38"/>
+                <o:OLEObject Type="Embed" ProgID="Package" ShapeID="_x0000_i1043" DrawAspect="Content" ObjectID="_1847635963" r:id="rId38"/>
               </w:object>
             </w:r>
           </w:p>
@@ -4483,10 +4881,10 @@
             </w:pPr>
             <w:r>
               <w:object w:dxaOrig="1731" w:dyaOrig="831" w14:anchorId="7A2C9C2F">
-                <v:shape id="_x0000_i1104" type="#_x0000_t75" style="width:86.6pt;height:41.45pt" o:ole="">
+                <v:shape id="_x0000_i1044" type="#_x0000_t75" style="width:86.6pt;height:41.45pt" o:ole="">
                   <v:imagedata r:id="rId39" o:title=""/>
                 </v:shape>
-                <o:OLEObject Type="Embed" ProgID="Package" ShapeID="_x0000_i1104" DrawAspect="Content" ObjectID="_1847564841" r:id="rId40"/>
+                <o:OLEObject Type="Embed" ProgID="Package" ShapeID="_x0000_i1044" DrawAspect="Content" ObjectID="_1847635964" r:id="rId40"/>
               </w:object>
             </w:r>
           </w:p>
@@ -4533,10 +4931,10 @@
             </w:pPr>
             <w:r>
               <w:object w:dxaOrig="1051" w:dyaOrig="831" w14:anchorId="2579DC9D">
-                <v:shape id="_x0000_i1106" type="#_x0000_t75" style="width:52.4pt;height:41.45pt" o:ole="">
+                <v:shape id="_x0000_i1045" type="#_x0000_t75" style="width:52.4pt;height:41.45pt" o:ole="">
                   <v:imagedata r:id="rId14" o:title=""/>
                 </v:shape>
-                <o:OLEObject Type="Embed" ProgID="Package" ShapeID="_x0000_i1106" DrawAspect="Content" ObjectID="_1847564842" r:id="rId41"/>
+                <o:OLEObject Type="Embed" ProgID="Package" ShapeID="_x0000_i1045" DrawAspect="Content" ObjectID="_1847635965" r:id="rId41"/>
               </w:object>
             </w:r>
           </w:p>
@@ -4583,18 +4981,18 @@
             </w:pPr>
             <w:r>
               <w:object w:dxaOrig="1071" w:dyaOrig="831" w14:anchorId="5E969F56">
-                <v:shape id="_x0000_i1107" type="#_x0000_t75" style="width:53.75pt;height:41.45pt" o:ole="">
+                <v:shape id="_x0000_i1046" type="#_x0000_t75" style="width:53.75pt;height:41.45pt" o:ole="">
                   <v:imagedata r:id="rId10" o:title=""/>
                 </v:shape>
-                <o:OLEObject Type="Embed" ProgID="Package" ShapeID="_x0000_i1107" DrawAspect="Content" ObjectID="_1847564843" r:id="rId42"/>
+                <o:OLEObject Type="Embed" ProgID="Package" ShapeID="_x0000_i1046" DrawAspect="Content" ObjectID="_1847635966" r:id="rId42"/>
               </w:object>
             </w:r>
             <w:r>
               <w:object w:dxaOrig="850" w:dyaOrig="831" w14:anchorId="0B2113BC">
-                <v:shape id="_x0000_i1108" type="#_x0000_t75" style="width:42.4pt;height:41.45pt" o:ole="">
+                <v:shape id="_x0000_i1047" type="#_x0000_t75" style="width:42.4pt;height:41.45pt" o:ole="">
                   <v:imagedata r:id="rId16" o:title=""/>
                 </v:shape>
-                <o:OLEObject Type="Embed" ProgID="Package" ShapeID="_x0000_i1108" DrawAspect="Content" ObjectID="_1847564844" r:id="rId43"/>
+                <o:OLEObject Type="Embed" ProgID="Package" ShapeID="_x0000_i1047" DrawAspect="Content" ObjectID="_1847635967" r:id="rId43"/>
               </w:object>
             </w:r>
           </w:p>
@@ -4641,10 +5039,10 @@
             </w:pPr>
             <w:r>
               <w:object w:dxaOrig="600" w:dyaOrig="831" w14:anchorId="497565F8">
-                <v:shape id="_x0000_i1120" type="#_x0000_t75" style="width:30.1pt;height:41.45pt" o:ole="">
+                <v:shape id="_x0000_i1048" type="#_x0000_t75" style="width:30.1pt;height:41.45pt" o:ole="">
                   <v:imagedata r:id="rId44" o:title=""/>
                 </v:shape>
-                <o:OLEObject Type="Embed" ProgID="Package" ShapeID="_x0000_i1120" DrawAspect="Content" ObjectID="_1847564845" r:id="rId45"/>
+                <o:OLEObject Type="Embed" ProgID="Package" ShapeID="_x0000_i1048" DrawAspect="Content" ObjectID="_1847635968" r:id="rId45"/>
               </w:object>
             </w:r>
           </w:p>
@@ -4675,12 +5073,12 @@
       <w:pPr>
         <w:pStyle w:val="Ttulo1"/>
       </w:pPr>
-      <w:bookmarkStart w:id="50" w:name="_Toc236851857"/>
+      <w:bookmarkStart w:id="55" w:name="_Toc237022984"/>
       <w:r>
         <w:lastRenderedPageBreak/>
         <w:t>PRUEBAS</w:t>
       </w:r>
-      <w:bookmarkEnd w:id="50"/>
+      <w:bookmarkEnd w:id="55"/>
     </w:p>
     <w:p/>
     <w:p>
@@ -4700,9 +5098,11 @@
       <w:pPr>
         <w:pStyle w:val="Ttulo2"/>
       </w:pPr>
+      <w:bookmarkStart w:id="56" w:name="_Toc237022985"/>
       <w:r>
         <w:t>Validación de datos</w:t>
       </w:r>
+      <w:bookmarkEnd w:id="56"/>
     </w:p>
     <w:p/>
     <w:p>
@@ -4743,7 +5143,7 @@
           <w:noProof/>
         </w:rPr>
         <w:drawing>
-          <wp:inline distT="0" distB="0" distL="0" distR="0" wp14:anchorId="6F58C4B8" wp14:editId="4A16062E">
+          <wp:inline distT="0" distB="0" distL="0" distR="0" wp14:anchorId="6F58C4B8" wp14:editId="2ED3686C">
             <wp:extent cx="5573210" cy="2745724"/>
             <wp:effectExtent l="0" t="0" r="0" b="0"/>
             <wp:docPr id="1414363135" name="Imagen 1"/>
@@ -4800,14 +5200,27 @@
       <w:r>
         <w:t xml:space="preserve">Ilustración </w:t>
       </w:r>
-      <w:fldSimple w:instr=" SEQ Ilustración \* ARABIC ">
-        <w:r>
-          <w:rPr>
-            <w:noProof/>
-          </w:rPr>
-          <w:t>1</w:t>
-        </w:r>
-      </w:fldSimple>
+      <w:r>
+        <w:fldChar w:fldCharType="begin"/>
+      </w:r>
+      <w:r>
+        <w:instrText xml:space="preserve"> SEQ Ilustración \* ARABIC </w:instrText>
+      </w:r>
+      <w:r>
+        <w:fldChar w:fldCharType="separate"/>
+      </w:r>
+      <w:r>
+        <w:rPr>
+          <w:noProof/>
+        </w:rPr>
+        <w:t>1</w:t>
+      </w:r>
+      <w:r>
+        <w:rPr>
+          <w:noProof/>
+        </w:rPr>
+        <w:fldChar w:fldCharType="end"/>
+      </w:r>
     </w:p>
     <w:p/>
     <w:p>
@@ -4854,7 +5267,7 @@
           <w:noProof/>
         </w:rPr>
         <w:drawing>
-          <wp:inline distT="0" distB="0" distL="0" distR="0" wp14:anchorId="572114AE" wp14:editId="792CE339">
+          <wp:inline distT="0" distB="0" distL="0" distR="0" wp14:anchorId="572114AE" wp14:editId="39DEAE59">
             <wp:extent cx="6018836" cy="2965269"/>
             <wp:effectExtent l="0" t="0" r="1270" b="6985"/>
             <wp:docPr id="1102922564" name="Imagen 2"/>
@@ -4910,14 +5323,27 @@
       <w:r>
         <w:t xml:space="preserve">Ilustración </w:t>
       </w:r>
-      <w:fldSimple w:instr=" SEQ Ilustración \* ARABIC ">
-        <w:r>
-          <w:rPr>
-            <w:noProof/>
-          </w:rPr>
-          <w:t>2</w:t>
-        </w:r>
-      </w:fldSimple>
+      <w:r>
+        <w:fldChar w:fldCharType="begin"/>
+      </w:r>
+      <w:r>
+        <w:instrText xml:space="preserve"> SEQ Ilustración \* ARABIC </w:instrText>
+      </w:r>
+      <w:r>
+        <w:fldChar w:fldCharType="separate"/>
+      </w:r>
+      <w:r>
+        <w:rPr>
+          <w:noProof/>
+        </w:rPr>
+        <w:t>2</w:t>
+      </w:r>
+      <w:r>
+        <w:rPr>
+          <w:noProof/>
+        </w:rPr>
+        <w:fldChar w:fldCharType="end"/>
+      </w:r>
     </w:p>
     <w:p/>
     <w:p>
@@ -4941,7 +5367,7 @@
           <w:noProof/>
         </w:rPr>
         <w:drawing>
-          <wp:inline distT="0" distB="0" distL="0" distR="0" wp14:anchorId="3D4DA317" wp14:editId="62F8ADB5">
+          <wp:inline distT="0" distB="0" distL="0" distR="0" wp14:anchorId="3D4DA317" wp14:editId="274C6C2C">
             <wp:extent cx="5937813" cy="2925351"/>
             <wp:effectExtent l="0" t="0" r="6350" b="8890"/>
             <wp:docPr id="318264717" name="Imagen 3"/>
@@ -4997,14 +5423,27 @@
       <w:r>
         <w:t xml:space="preserve">Ilustración </w:t>
       </w:r>
-      <w:fldSimple w:instr=" SEQ Ilustración \* ARABIC ">
-        <w:r>
-          <w:rPr>
-            <w:noProof/>
-          </w:rPr>
-          <w:t>3</w:t>
-        </w:r>
-      </w:fldSimple>
+      <w:r>
+        <w:fldChar w:fldCharType="begin"/>
+      </w:r>
+      <w:r>
+        <w:instrText xml:space="preserve"> SEQ Ilustración \* ARABIC </w:instrText>
+      </w:r>
+      <w:r>
+        <w:fldChar w:fldCharType="separate"/>
+      </w:r>
+      <w:r>
+        <w:rPr>
+          <w:noProof/>
+        </w:rPr>
+        <w:t>3</w:t>
+      </w:r>
+      <w:r>
+        <w:rPr>
+          <w:noProof/>
+        </w:rPr>
+        <w:fldChar w:fldCharType="end"/>
+      </w:r>
     </w:p>
     <w:p/>
     <w:p/>
@@ -5030,7 +5469,7 @@
           <w:noProof/>
         </w:rPr>
         <w:drawing>
-          <wp:inline distT="0" distB="0" distL="0" distR="0" wp14:anchorId="542D7D46" wp14:editId="6EC6FD84">
+          <wp:inline distT="0" distB="0" distL="0" distR="0" wp14:anchorId="542D7D46" wp14:editId="34E098A3">
             <wp:extent cx="5903089" cy="2908244"/>
             <wp:effectExtent l="0" t="0" r="2540" b="6985"/>
             <wp:docPr id="1873612886" name="Imagen 4"/>
@@ -5086,14 +5525,27 @@
       <w:r>
         <w:t xml:space="preserve">Ilustración </w:t>
       </w:r>
-      <w:fldSimple w:instr=" SEQ Ilustración \* ARABIC ">
-        <w:r>
-          <w:rPr>
-            <w:noProof/>
-          </w:rPr>
-          <w:t>4</w:t>
-        </w:r>
-      </w:fldSimple>
+      <w:r>
+        <w:fldChar w:fldCharType="begin"/>
+      </w:r>
+      <w:r>
+        <w:instrText xml:space="preserve"> SEQ Ilustración \* ARABIC </w:instrText>
+      </w:r>
+      <w:r>
+        <w:fldChar w:fldCharType="separate"/>
+      </w:r>
+      <w:r>
+        <w:rPr>
+          <w:noProof/>
+        </w:rPr>
+        <w:t>4</w:t>
+      </w:r>
+      <w:r>
+        <w:rPr>
+          <w:noProof/>
+        </w:rPr>
+        <w:fldChar w:fldCharType="end"/>
+      </w:r>
     </w:p>
     <w:p/>
     <w:p>
@@ -5117,7 +5569,7 @@
           <w:noProof/>
         </w:rPr>
         <w:drawing>
-          <wp:inline distT="0" distB="0" distL="0" distR="0" wp14:anchorId="2FE5FC78" wp14:editId="3F31A656">
+          <wp:inline distT="0" distB="0" distL="0" distR="0" wp14:anchorId="2FE5FC78" wp14:editId="343A1FBE">
             <wp:extent cx="5978324" cy="2945309"/>
             <wp:effectExtent l="0" t="0" r="3810" b="7620"/>
             <wp:docPr id="1564779611" name="Imagen 5"/>
@@ -5173,14 +5625,27 @@
       <w:r>
         <w:t xml:space="preserve">Ilustración </w:t>
       </w:r>
-      <w:fldSimple w:instr=" SEQ Ilustración \* ARABIC ">
-        <w:r>
-          <w:rPr>
-            <w:noProof/>
-          </w:rPr>
-          <w:t>5</w:t>
-        </w:r>
-      </w:fldSimple>
+      <w:r>
+        <w:fldChar w:fldCharType="begin"/>
+      </w:r>
+      <w:r>
+        <w:instrText xml:space="preserve"> SEQ Ilustración \* ARABIC </w:instrText>
+      </w:r>
+      <w:r>
+        <w:fldChar w:fldCharType="separate"/>
+      </w:r>
+      <w:r>
+        <w:rPr>
+          <w:noProof/>
+        </w:rPr>
+        <w:t>5</w:t>
+      </w:r>
+      <w:r>
+        <w:rPr>
+          <w:noProof/>
+        </w:rPr>
+        <w:fldChar w:fldCharType="end"/>
+      </w:r>
     </w:p>
     <w:p/>
     <w:p/>
@@ -5188,10 +5653,12 @@
       <w:pPr>
         <w:pStyle w:val="Ttulo2"/>
       </w:pPr>
+      <w:bookmarkStart w:id="57" w:name="_Toc237022986"/>
       <w:r>
         <w:lastRenderedPageBreak/>
         <w:t>Pruebas de Control de acceso</w:t>
       </w:r>
+      <w:bookmarkEnd w:id="57"/>
     </w:p>
     <w:p/>
     <w:p>
@@ -5234,7 +5701,7 @@
           <w:noProof/>
         </w:rPr>
         <w:drawing>
-          <wp:inline distT="0" distB="0" distL="0" distR="0" wp14:anchorId="2FBD4170" wp14:editId="60949554">
+          <wp:inline distT="0" distB="0" distL="0" distR="0" wp14:anchorId="2FBD4170" wp14:editId="109EB95F">
             <wp:extent cx="5723681" cy="2819856"/>
             <wp:effectExtent l="0" t="0" r="0" b="0"/>
             <wp:docPr id="1219651955" name="Imagen 6"/>
@@ -5332,7 +5799,7 @@
           <w:noProof/>
         </w:rPr>
         <w:drawing>
-          <wp:inline distT="0" distB="0" distL="0" distR="0" wp14:anchorId="5DA69D45" wp14:editId="765972C3">
+          <wp:inline distT="0" distB="0" distL="0" distR="0" wp14:anchorId="5DA69D45" wp14:editId="089D2B9C">
             <wp:extent cx="5937813" cy="2925351"/>
             <wp:effectExtent l="0" t="0" r="6350" b="8890"/>
             <wp:docPr id="1012142530" name="Imagen 7"/>
@@ -5386,9 +5853,11 @@
       <w:pPr>
         <w:pStyle w:val="Ttulo2"/>
       </w:pPr>
+      <w:bookmarkStart w:id="58" w:name="_Toc237022987"/>
       <w:r>
         <w:t>Pruebas funcionales</w:t>
       </w:r>
+      <w:bookmarkEnd w:id="58"/>
     </w:p>
     <w:p/>
     <w:p>
@@ -5429,7 +5898,7 @@
           <w:noProof/>
         </w:rPr>
         <w:drawing>
-          <wp:inline distT="0" distB="0" distL="0" distR="0" wp14:anchorId="002DD627" wp14:editId="15804EBD">
+          <wp:inline distT="0" distB="0" distL="0" distR="0" wp14:anchorId="002DD627" wp14:editId="3A6D27D0">
             <wp:extent cx="4710552" cy="2320724"/>
             <wp:effectExtent l="0" t="0" r="0" b="3810"/>
             <wp:docPr id="96298346" name="Imagen 9"/>
@@ -5486,14 +5955,27 @@
       <w:r>
         <w:t xml:space="preserve">Ilustración </w:t>
       </w:r>
-      <w:fldSimple w:instr=" SEQ Ilustración \* ARABIC ">
-        <w:r>
-          <w:rPr>
-            <w:noProof/>
-          </w:rPr>
-          <w:t>6</w:t>
-        </w:r>
-      </w:fldSimple>
+      <w:r>
+        <w:fldChar w:fldCharType="begin"/>
+      </w:r>
+      <w:r>
+        <w:instrText xml:space="preserve"> SEQ Ilustración \* ARABIC </w:instrText>
+      </w:r>
+      <w:r>
+        <w:fldChar w:fldCharType="separate"/>
+      </w:r>
+      <w:r>
+        <w:rPr>
+          <w:noProof/>
+        </w:rPr>
+        <w:t>6</w:t>
+      </w:r>
+      <w:r>
+        <w:rPr>
+          <w:noProof/>
+        </w:rPr>
+        <w:fldChar w:fldCharType="end"/>
+      </w:r>
     </w:p>
     <w:p>
       <w:pPr>
@@ -5521,7 +6003,7 @@
           <w:noProof/>
         </w:rPr>
         <w:drawing>
-          <wp:inline distT="0" distB="0" distL="0" distR="0" wp14:anchorId="3049E3F1" wp14:editId="4D035FD5">
+          <wp:inline distT="0" distB="0" distL="0" distR="0" wp14:anchorId="3049E3F1" wp14:editId="1BB2EE50">
             <wp:extent cx="5121798" cy="2523330"/>
             <wp:effectExtent l="0" t="0" r="3175" b="0"/>
             <wp:docPr id="306066052" name="Imagen 10"/>
@@ -5578,14 +6060,27 @@
       <w:r>
         <w:t xml:space="preserve">Ilustración </w:t>
       </w:r>
-      <w:fldSimple w:instr=" SEQ Ilustración \* ARABIC ">
-        <w:r>
-          <w:rPr>
-            <w:noProof/>
-          </w:rPr>
-          <w:t>7</w:t>
-        </w:r>
-      </w:fldSimple>
+      <w:r>
+        <w:fldChar w:fldCharType="begin"/>
+      </w:r>
+      <w:r>
+        <w:instrText xml:space="preserve"> SEQ Ilustración \* ARABIC </w:instrText>
+      </w:r>
+      <w:r>
+        <w:fldChar w:fldCharType="separate"/>
+      </w:r>
+      <w:r>
+        <w:rPr>
+          <w:noProof/>
+        </w:rPr>
+        <w:t>7</w:t>
+      </w:r>
+      <w:r>
+        <w:rPr>
+          <w:noProof/>
+        </w:rPr>
+        <w:fldChar w:fldCharType="end"/>
+      </w:r>
     </w:p>
     <w:p>
       <w:pPr>
@@ -5612,7 +6107,7 @@
           <w:noProof/>
         </w:rPr>
         <w:drawing>
-          <wp:inline distT="0" distB="0" distL="0" distR="0" wp14:anchorId="3A3EF449" wp14:editId="2CF4F90E">
+          <wp:inline distT="0" distB="0" distL="0" distR="0" wp14:anchorId="3A3EF449" wp14:editId="32B9C478">
             <wp:extent cx="5192183" cy="2558006"/>
             <wp:effectExtent l="0" t="0" r="8890" b="0"/>
             <wp:docPr id="1629444803" name="Imagen 11"/>
@@ -5669,14 +6164,27 @@
       <w:r>
         <w:t xml:space="preserve">Ilustración </w:t>
       </w:r>
-      <w:fldSimple w:instr=" SEQ Ilustración \* ARABIC ">
-        <w:r>
-          <w:rPr>
-            <w:noProof/>
-          </w:rPr>
-          <w:t>8</w:t>
-        </w:r>
-      </w:fldSimple>
+      <w:r>
+        <w:fldChar w:fldCharType="begin"/>
+      </w:r>
+      <w:r>
+        <w:instrText xml:space="preserve"> SEQ Ilustración \* ARABIC </w:instrText>
+      </w:r>
+      <w:r>
+        <w:fldChar w:fldCharType="separate"/>
+      </w:r>
+      <w:r>
+        <w:rPr>
+          <w:noProof/>
+        </w:rPr>
+        <w:t>8</w:t>
+      </w:r>
+      <w:r>
+        <w:rPr>
+          <w:noProof/>
+        </w:rPr>
+        <w:fldChar w:fldCharType="end"/>
+      </w:r>
     </w:p>
     <w:p>
       <w:pPr>
@@ -5720,7 +6228,7 @@
           <w:noProof/>
         </w:rPr>
         <w:drawing>
-          <wp:inline distT="0" distB="0" distL="0" distR="0" wp14:anchorId="11B44020" wp14:editId="6D994B91">
+          <wp:inline distT="0" distB="0" distL="0" distR="0" wp14:anchorId="11B44020" wp14:editId="19176CE8">
             <wp:extent cx="5388015" cy="2654485"/>
             <wp:effectExtent l="0" t="0" r="3175" b="0"/>
             <wp:docPr id="699447593" name="Imagen 12"/>
@@ -5777,14 +6285,27 @@
       <w:r>
         <w:t xml:space="preserve">Ilustración </w:t>
       </w:r>
-      <w:fldSimple w:instr=" SEQ Ilustración \* ARABIC ">
-        <w:r>
-          <w:rPr>
-            <w:noProof/>
-          </w:rPr>
-          <w:t>9</w:t>
-        </w:r>
-      </w:fldSimple>
+      <w:r>
+        <w:fldChar w:fldCharType="begin"/>
+      </w:r>
+      <w:r>
+        <w:instrText xml:space="preserve"> SEQ Ilustración \* ARABIC </w:instrText>
+      </w:r>
+      <w:r>
+        <w:fldChar w:fldCharType="separate"/>
+      </w:r>
+      <w:r>
+        <w:rPr>
+          <w:noProof/>
+        </w:rPr>
+        <w:t>9</w:t>
+      </w:r>
+      <w:r>
+        <w:rPr>
+          <w:noProof/>
+        </w:rPr>
+        <w:fldChar w:fldCharType="end"/>
+      </w:r>
     </w:p>
     <w:p>
       <w:pPr>
@@ -5810,7 +6331,7 @@
           <w:noProof/>
         </w:rPr>
         <w:drawing>
-          <wp:inline distT="0" distB="0" distL="0" distR="0" wp14:anchorId="3435070E" wp14:editId="4B008273">
+          <wp:inline distT="0" distB="0" distL="0" distR="0" wp14:anchorId="3435070E" wp14:editId="4C88043D">
             <wp:extent cx="5578998" cy="2748576"/>
             <wp:effectExtent l="0" t="0" r="3175" b="0"/>
             <wp:docPr id="1411725248" name="Imagen 13"/>
@@ -5866,14 +6387,27 @@
       <w:r>
         <w:t xml:space="preserve">Ilustración </w:t>
       </w:r>
-      <w:fldSimple w:instr=" SEQ Ilustración \* ARABIC ">
-        <w:r>
-          <w:rPr>
-            <w:noProof/>
-          </w:rPr>
-          <w:t>10</w:t>
-        </w:r>
-      </w:fldSimple>
+      <w:r>
+        <w:fldChar w:fldCharType="begin"/>
+      </w:r>
+      <w:r>
+        <w:instrText xml:space="preserve"> SEQ Ilustración \* ARABIC </w:instrText>
+      </w:r>
+      <w:r>
+        <w:fldChar w:fldCharType="separate"/>
+      </w:r>
+      <w:r>
+        <w:rPr>
+          <w:noProof/>
+        </w:rPr>
+        <w:t>10</w:t>
+      </w:r>
+      <w:r>
+        <w:rPr>
+          <w:noProof/>
+        </w:rPr>
+        <w:fldChar w:fldCharType="end"/>
+      </w:r>
     </w:p>
     <w:p>
       <w:pPr>
@@ -5894,10 +6428,12 @@
       <w:pPr>
         <w:pStyle w:val="Ttulo2"/>
       </w:pPr>
+      <w:bookmarkStart w:id="59" w:name="_Toc237022988"/>
       <w:r>
         <w:lastRenderedPageBreak/>
         <w:t>Pruebas de Carga de datos</w:t>
       </w:r>
+      <w:bookmarkEnd w:id="59"/>
     </w:p>
     <w:p/>
     <w:p>
@@ -5939,7 +6475,13 @@
       </w:r>
       <w:proofErr w:type="spellStart"/>
       <w:r>
-        <w:t>método_pago</w:t>
+        <w:t>m</w:t>
+      </w:r>
+      <w:r>
+        <w:t>e</w:t>
+      </w:r>
+      <w:r>
+        <w:t>todo_pago</w:t>
       </w:r>
       <w:proofErr w:type="spellEnd"/>
       <w:r>
@@ -5959,7 +6501,7 @@
           <w:noProof/>
         </w:rPr>
         <w:drawing>
-          <wp:inline distT="0" distB="0" distL="0" distR="0" wp14:anchorId="3F8CC8A5" wp14:editId="6CB3DBB4">
+          <wp:inline distT="0" distB="0" distL="0" distR="0" wp14:anchorId="3F8CC8A5" wp14:editId="7A8B494D">
             <wp:extent cx="3379808" cy="2414741"/>
             <wp:effectExtent l="0" t="0" r="0" b="5080"/>
             <wp:docPr id="1319690839" name="Imagen 14"/>
@@ -6021,14 +6563,27 @@
       <w:r>
         <w:t xml:space="preserve">Ilustración </w:t>
       </w:r>
-      <w:fldSimple w:instr=" SEQ Ilustración \* ARABIC ">
-        <w:r>
-          <w:rPr>
-            <w:noProof/>
-          </w:rPr>
-          <w:t>11</w:t>
-        </w:r>
-      </w:fldSimple>
+      <w:r>
+        <w:fldChar w:fldCharType="begin"/>
+      </w:r>
+      <w:r>
+        <w:instrText xml:space="preserve"> SEQ Ilustración \* ARABIC </w:instrText>
+      </w:r>
+      <w:r>
+        <w:fldChar w:fldCharType="separate"/>
+      </w:r>
+      <w:r>
+        <w:rPr>
+          <w:noProof/>
+        </w:rPr>
+        <w:t>11</w:t>
+      </w:r>
+      <w:r>
+        <w:rPr>
+          <w:noProof/>
+        </w:rPr>
+        <w:fldChar w:fldCharType="end"/>
+      </w:r>
     </w:p>
     <w:p>
       <w:pPr>
@@ -6040,7 +6595,7 @@
           <w:noProof/>
         </w:rPr>
         <w:drawing>
-          <wp:inline distT="0" distB="0" distL="0" distR="0" wp14:anchorId="16D6DC01" wp14:editId="24FBD8AB">
+          <wp:inline distT="0" distB="0" distL="0" distR="0" wp14:anchorId="16D6DC01" wp14:editId="01C1955A">
             <wp:extent cx="5162309" cy="2543288"/>
             <wp:effectExtent l="0" t="0" r="635" b="0"/>
             <wp:docPr id="1456840530" name="Imagen 15"/>
@@ -6097,14 +6652,27 @@
       <w:r>
         <w:t xml:space="preserve">Ilustración </w:t>
       </w:r>
-      <w:fldSimple w:instr=" SEQ Ilustración \* ARABIC ">
-        <w:r>
-          <w:rPr>
-            <w:noProof/>
-          </w:rPr>
-          <w:t>12</w:t>
-        </w:r>
-      </w:fldSimple>
+      <w:r>
+        <w:fldChar w:fldCharType="begin"/>
+      </w:r>
+      <w:r>
+        <w:instrText xml:space="preserve"> SEQ Ilustración \* ARABIC </w:instrText>
+      </w:r>
+      <w:r>
+        <w:fldChar w:fldCharType="separate"/>
+      </w:r>
+      <w:r>
+        <w:rPr>
+          <w:noProof/>
+        </w:rPr>
+        <w:t>12</w:t>
+      </w:r>
+      <w:r>
+        <w:rPr>
+          <w:noProof/>
+        </w:rPr>
+        <w:fldChar w:fldCharType="end"/>
+      </w:r>
     </w:p>
     <w:p>
       <w:pPr>
@@ -6220,14 +6788,27 @@
       <w:r>
         <w:t xml:space="preserve">Ilustración </w:t>
       </w:r>
-      <w:fldSimple w:instr=" SEQ Ilustración \* ARABIC ">
-        <w:r>
-          <w:rPr>
-            <w:noProof/>
-          </w:rPr>
-          <w:t>13</w:t>
-        </w:r>
-      </w:fldSimple>
+      <w:r>
+        <w:fldChar w:fldCharType="begin"/>
+      </w:r>
+      <w:r>
+        <w:instrText xml:space="preserve"> SEQ Ilustración \* ARABIC </w:instrText>
+      </w:r>
+      <w:r>
+        <w:fldChar w:fldCharType="separate"/>
+      </w:r>
+      <w:r>
+        <w:rPr>
+          <w:noProof/>
+        </w:rPr>
+        <w:t>13</w:t>
+      </w:r>
+      <w:r>
+        <w:rPr>
+          <w:noProof/>
+        </w:rPr>
+        <w:fldChar w:fldCharType="end"/>
+      </w:r>
     </w:p>
     <w:p>
       <w:pPr>
@@ -6239,7 +6820,7 @@
           <w:noProof/>
         </w:rPr>
         <w:drawing>
-          <wp:inline distT="0" distB="0" distL="0" distR="0" wp14:anchorId="53382059" wp14:editId="353DF564">
+          <wp:inline distT="0" distB="0" distL="0" distR="0" wp14:anchorId="53382059" wp14:editId="50C07126">
             <wp:extent cx="5579833" cy="2748987"/>
             <wp:effectExtent l="0" t="0" r="1905" b="0"/>
             <wp:docPr id="879965489" name="Imagen 17"/>
@@ -6296,14 +6877,27 @@
       <w:r>
         <w:t xml:space="preserve">Ilustración </w:t>
       </w:r>
-      <w:fldSimple w:instr=" SEQ Ilustración \* ARABIC ">
-        <w:r>
-          <w:rPr>
-            <w:noProof/>
-          </w:rPr>
-          <w:t>14</w:t>
-        </w:r>
-      </w:fldSimple>
+      <w:r>
+        <w:fldChar w:fldCharType="begin"/>
+      </w:r>
+      <w:r>
+        <w:instrText xml:space="preserve"> SEQ Ilustración \* ARABIC </w:instrText>
+      </w:r>
+      <w:r>
+        <w:fldChar w:fldCharType="separate"/>
+      </w:r>
+      <w:r>
+        <w:rPr>
+          <w:noProof/>
+        </w:rPr>
+        <w:t>14</w:t>
+      </w:r>
+      <w:r>
+        <w:rPr>
+          <w:noProof/>
+        </w:rPr>
+        <w:fldChar w:fldCharType="end"/>
+      </w:r>
     </w:p>
     <w:p>
       <w:pPr>
@@ -6468,14 +7062,27 @@
       <w:r>
         <w:t xml:space="preserve">Ilustración </w:t>
       </w:r>
-      <w:fldSimple w:instr=" SEQ Ilustración \* ARABIC ">
-        <w:r>
-          <w:rPr>
-            <w:noProof/>
-          </w:rPr>
-          <w:t>15</w:t>
-        </w:r>
-      </w:fldSimple>
+      <w:r>
+        <w:fldChar w:fldCharType="begin"/>
+      </w:r>
+      <w:r>
+        <w:instrText xml:space="preserve"> SEQ Ilustración \* ARABIC </w:instrText>
+      </w:r>
+      <w:r>
+        <w:fldChar w:fldCharType="separate"/>
+      </w:r>
+      <w:r>
+        <w:rPr>
+          <w:noProof/>
+        </w:rPr>
+        <w:t>15</w:t>
+      </w:r>
+      <w:r>
+        <w:rPr>
+          <w:noProof/>
+        </w:rPr>
+        <w:fldChar w:fldCharType="end"/>
+      </w:r>
     </w:p>
     <w:p>
       <w:pPr>
@@ -6487,7 +7094,7 @@
           <w:noProof/>
         </w:rPr>
         <w:drawing>
-          <wp:inline distT="0" distB="0" distL="0" distR="0" wp14:anchorId="77AEDBA2" wp14:editId="78AD8E6D">
+          <wp:inline distT="0" distB="0" distL="0" distR="0" wp14:anchorId="77AEDBA2" wp14:editId="75942E48">
             <wp:extent cx="5735256" cy="2825559"/>
             <wp:effectExtent l="0" t="0" r="0" b="0"/>
             <wp:docPr id="2047169737" name="Imagen 19"/>
@@ -6544,14 +7151,27 @@
       <w:r>
         <w:t xml:space="preserve">Ilustración </w:t>
       </w:r>
-      <w:fldSimple w:instr=" SEQ Ilustración \* ARABIC ">
-        <w:r>
-          <w:rPr>
-            <w:noProof/>
-          </w:rPr>
-          <w:t>16</w:t>
-        </w:r>
-      </w:fldSimple>
+      <w:r>
+        <w:fldChar w:fldCharType="begin"/>
+      </w:r>
+      <w:r>
+        <w:instrText xml:space="preserve"> SEQ Ilustración \* ARABIC </w:instrText>
+      </w:r>
+      <w:r>
+        <w:fldChar w:fldCharType="separate"/>
+      </w:r>
+      <w:r>
+        <w:rPr>
+          <w:noProof/>
+        </w:rPr>
+        <w:t>16</w:t>
+      </w:r>
+      <w:r>
+        <w:rPr>
+          <w:noProof/>
+        </w:rPr>
+        <w:fldChar w:fldCharType="end"/>
+      </w:r>
     </w:p>
     <w:p/>
     <w:p/>
@@ -6559,10 +7179,12 @@
       <w:pPr>
         <w:pStyle w:val="Ttulo2"/>
       </w:pPr>
+      <w:bookmarkStart w:id="60" w:name="_Toc237022989"/>
       <w:r>
         <w:lastRenderedPageBreak/>
         <w:t>Pruebas de Seguridad</w:t>
       </w:r>
+      <w:bookmarkEnd w:id="60"/>
     </w:p>
     <w:p/>
     <w:p>
@@ -6650,14 +7272,27 @@
       <w:r>
         <w:t xml:space="preserve">Ilustración </w:t>
       </w:r>
-      <w:fldSimple w:instr=" SEQ Ilustración \* ARABIC ">
-        <w:r>
-          <w:rPr>
-            <w:noProof/>
-          </w:rPr>
-          <w:t>17</w:t>
-        </w:r>
-      </w:fldSimple>
+      <w:r>
+        <w:fldChar w:fldCharType="begin"/>
+      </w:r>
+      <w:r>
+        <w:instrText xml:space="preserve"> SEQ Ilustración \* ARABIC </w:instrText>
+      </w:r>
+      <w:r>
+        <w:fldChar w:fldCharType="separate"/>
+      </w:r>
+      <w:r>
+        <w:rPr>
+          <w:noProof/>
+        </w:rPr>
+        <w:t>17</w:t>
+      </w:r>
+      <w:r>
+        <w:rPr>
+          <w:noProof/>
+        </w:rPr>
+        <w:fldChar w:fldCharType="end"/>
+      </w:r>
     </w:p>
     <w:p>
       <w:r>
@@ -6736,14 +7371,27 @@
       <w:r>
         <w:t xml:space="preserve">Ilustración </w:t>
       </w:r>
-      <w:fldSimple w:instr=" SEQ Ilustración \* ARABIC ">
-        <w:r>
-          <w:rPr>
-            <w:noProof/>
-          </w:rPr>
-          <w:t>18</w:t>
-        </w:r>
-      </w:fldSimple>
+      <w:r>
+        <w:fldChar w:fldCharType="begin"/>
+      </w:r>
+      <w:r>
+        <w:instrText xml:space="preserve"> SEQ Ilustración \* ARABIC </w:instrText>
+      </w:r>
+      <w:r>
+        <w:fldChar w:fldCharType="separate"/>
+      </w:r>
+      <w:r>
+        <w:rPr>
+          <w:noProof/>
+        </w:rPr>
+        <w:t>18</w:t>
+      </w:r>
+      <w:r>
+        <w:rPr>
+          <w:noProof/>
+        </w:rPr>
+        <w:fldChar w:fldCharType="end"/>
+      </w:r>
     </w:p>
     <w:p>
       <w:r>
@@ -6767,7 +7415,7 @@
           <w:noProof/>
         </w:rPr>
         <w:drawing>
-          <wp:inline distT="0" distB="0" distL="0" distR="0" wp14:anchorId="15A6B166" wp14:editId="6F144BD1">
+          <wp:inline distT="0" distB="0" distL="0" distR="0" wp14:anchorId="15A6B166" wp14:editId="3C35C35A">
             <wp:extent cx="6249414" cy="3078866"/>
             <wp:effectExtent l="0" t="0" r="0" b="7620"/>
             <wp:docPr id="542771488" name="Imagen 24"/>
@@ -6823,14 +7471,27 @@
       <w:r>
         <w:t xml:space="preserve">Ilustración </w:t>
       </w:r>
-      <w:fldSimple w:instr=" SEQ Ilustración \* ARABIC ">
-        <w:r>
-          <w:rPr>
-            <w:noProof/>
-          </w:rPr>
-          <w:t>19</w:t>
-        </w:r>
-      </w:fldSimple>
+      <w:r>
+        <w:fldChar w:fldCharType="begin"/>
+      </w:r>
+      <w:r>
+        <w:instrText xml:space="preserve"> SEQ Ilustración \* ARABIC </w:instrText>
+      </w:r>
+      <w:r>
+        <w:fldChar w:fldCharType="separate"/>
+      </w:r>
+      <w:r>
+        <w:rPr>
+          <w:noProof/>
+        </w:rPr>
+        <w:t>19</w:t>
+      </w:r>
+      <w:r>
+        <w:rPr>
+          <w:noProof/>
+        </w:rPr>
+        <w:fldChar w:fldCharType="end"/>
+      </w:r>
     </w:p>
     <w:p>
       <w:r>
@@ -6853,7 +7514,7 @@
           <w:noProof/>
         </w:rPr>
         <w:drawing>
-          <wp:inline distT="0" distB="0" distL="0" distR="0" wp14:anchorId="1C8F7996" wp14:editId="6E16785C">
+          <wp:inline distT="0" distB="0" distL="0" distR="0" wp14:anchorId="1C8F7996" wp14:editId="1B5F9076">
             <wp:extent cx="6290841" cy="3099276"/>
             <wp:effectExtent l="0" t="0" r="0" b="6350"/>
             <wp:docPr id="1028589689" name="Imagen 25"/>
@@ -6909,14 +7570,27 @@
       <w:r>
         <w:t xml:space="preserve">Ilustración </w:t>
       </w:r>
-      <w:fldSimple w:instr=" SEQ Ilustración \* ARABIC ">
-        <w:r>
-          <w:rPr>
-            <w:noProof/>
-          </w:rPr>
-          <w:t>20</w:t>
-        </w:r>
-      </w:fldSimple>
+      <w:r>
+        <w:fldChar w:fldCharType="begin"/>
+      </w:r>
+      <w:r>
+        <w:instrText xml:space="preserve"> SEQ Ilustración \* ARABIC </w:instrText>
+      </w:r>
+      <w:r>
+        <w:fldChar w:fldCharType="separate"/>
+      </w:r>
+      <w:r>
+        <w:rPr>
+          <w:noProof/>
+        </w:rPr>
+        <w:t>20</w:t>
+      </w:r>
+      <w:r>
+        <w:rPr>
+          <w:noProof/>
+        </w:rPr>
+        <w:fldChar w:fldCharType="end"/>
+      </w:r>
     </w:p>
     <w:p>
       <w:pPr>
@@ -7017,24 +7691,37 @@
       <w:r>
         <w:t xml:space="preserve">Ilustración </w:t>
       </w:r>
-      <w:fldSimple w:instr=" SEQ Ilustración \* ARABIC ">
-        <w:r>
-          <w:rPr>
-            <w:noProof/>
-          </w:rPr>
-          <w:t>21</w:t>
-        </w:r>
-      </w:fldSimple>
+      <w:r>
+        <w:fldChar w:fldCharType="begin"/>
+      </w:r>
+      <w:r>
+        <w:instrText xml:space="preserve"> SEQ Ilustración \* ARABIC </w:instrText>
+      </w:r>
+      <w:r>
+        <w:fldChar w:fldCharType="separate"/>
+      </w:r>
+      <w:r>
+        <w:rPr>
+          <w:noProof/>
+        </w:rPr>
+        <w:t>21</w:t>
+      </w:r>
+      <w:r>
+        <w:rPr>
+          <w:noProof/>
+        </w:rPr>
+        <w:fldChar w:fldCharType="end"/>
+      </w:r>
     </w:p>
     <w:p>
       <w:pPr>
         <w:pStyle w:val="Ttulo1"/>
       </w:pPr>
-      <w:bookmarkStart w:id="51" w:name="_Toc236851858"/>
+      <w:bookmarkStart w:id="61" w:name="_Toc237022990"/>
       <w:r>
         <w:t>BITÁCORA DE PROGRAMACION Y PRUEBAS</w:t>
       </w:r>
-      <w:bookmarkEnd w:id="51"/>
+      <w:bookmarkEnd w:id="61"/>
     </w:p>
     <w:p/>
     <w:tbl>
@@ -7377,18 +8064,13 @@
           </w:tcPr>
           <w:p>
             <w:r>
-              <w:t xml:space="preserve">Limpieza del repositorio </w:t>
-            </w:r>
-            <w:proofErr w:type="gramStart"/>
-            <w:r>
-              <w:t>y .</w:t>
+              <w:t>Limpieza del repositorio y .</w:t>
             </w:r>
             <w:proofErr w:type="spellStart"/>
             <w:r>
               <w:t>gitignore</w:t>
             </w:r>
             <w:proofErr w:type="spellEnd"/>
-            <w:proofErr w:type="gramEnd"/>
             <w:r>
               <w:t>; implementación de RF-004 (seguridad, auditoria y permisos)</w:t>
             </w:r>
@@ -8159,36 +8841,1405 @@
       <w:pPr>
         <w:pStyle w:val="Ttulo1"/>
       </w:pPr>
-      <w:bookmarkStart w:id="52" w:name="_Toc236851859"/>
+      <w:bookmarkStart w:id="62" w:name="_Toc237022991"/>
       <w:r>
         <w:t>BIBLIOGRAFIA</w:t>
       </w:r>
-      <w:bookmarkEnd w:id="52"/>
+      <w:bookmarkEnd w:id="62"/>
+    </w:p>
+    <w:p/>
+    <w:p>
+      <w:pPr>
+        <w:pStyle w:val="PARRAFOENTREGABLES"/>
+        <w:ind w:left="357" w:hanging="357"/>
+        <w:rPr>
+          <w:szCs w:val="24"/>
+        </w:rPr>
+      </w:pPr>
+      <w:r>
+        <w:rPr>
+          <w:szCs w:val="24"/>
+        </w:rPr>
+        <w:t xml:space="preserve">Bootstrap Team. (s.f.). Bootstrap </w:t>
+      </w:r>
+      <w:proofErr w:type="spellStart"/>
+      <w:r>
+        <w:rPr>
+          <w:szCs w:val="24"/>
+        </w:rPr>
+        <w:t>documentation</w:t>
+      </w:r>
+      <w:proofErr w:type="spellEnd"/>
+      <w:r>
+        <w:rPr>
+          <w:szCs w:val="24"/>
+        </w:rPr>
+        <w:t xml:space="preserve"> (v5.0). Recuperado de https://getbootstrap.com/docs/5.0/</w:t>
+      </w:r>
+    </w:p>
+    <w:p>
+      <w:pPr>
+        <w:pStyle w:val="PARRAFOENTREGABLES"/>
+        <w:ind w:left="357" w:hanging="357"/>
+        <w:rPr>
+          <w:szCs w:val="24"/>
+        </w:rPr>
+      </w:pPr>
+      <w:r>
+        <w:rPr>
+          <w:szCs w:val="24"/>
+        </w:rPr>
+        <w:t xml:space="preserve">Cloudflare, Inc. (s.f.). Cloudflare Tunnel </w:t>
+      </w:r>
+      <w:proofErr w:type="spellStart"/>
+      <w:r>
+        <w:rPr>
+          <w:szCs w:val="24"/>
+        </w:rPr>
+        <w:t>documentation</w:t>
+      </w:r>
+      <w:proofErr w:type="spellEnd"/>
+      <w:r>
+        <w:rPr>
+          <w:szCs w:val="24"/>
+        </w:rPr>
+        <w:t>. Recuperado de https://developers.cloudflare.com/cloudflare-one/connections/connect-networks/get-started/tunnel-guide/</w:t>
+      </w:r>
+    </w:p>
+    <w:p>
+      <w:pPr>
+        <w:pStyle w:val="PARRAFOENTREGABLES"/>
+        <w:ind w:left="357" w:hanging="357"/>
+        <w:rPr>
+          <w:szCs w:val="24"/>
+        </w:rPr>
+      </w:pPr>
+      <w:r>
+        <w:rPr>
+          <w:szCs w:val="24"/>
+        </w:rPr>
+        <w:t xml:space="preserve">Django Software </w:t>
+      </w:r>
+      <w:proofErr w:type="spellStart"/>
+      <w:r>
+        <w:rPr>
+          <w:szCs w:val="24"/>
+        </w:rPr>
+        <w:t>Foundation</w:t>
+      </w:r>
+      <w:proofErr w:type="spellEnd"/>
+      <w:r>
+        <w:rPr>
+          <w:szCs w:val="24"/>
+        </w:rPr>
+        <w:t xml:space="preserve">. (s.f.). Django </w:t>
+      </w:r>
+      <w:proofErr w:type="spellStart"/>
+      <w:r>
+        <w:rPr>
+          <w:szCs w:val="24"/>
+        </w:rPr>
+        <w:t>documentation</w:t>
+      </w:r>
+      <w:proofErr w:type="spellEnd"/>
+      <w:r>
+        <w:rPr>
+          <w:szCs w:val="24"/>
+        </w:rPr>
+        <w:t>. Recuperado de https://docs.djangoproject.com/</w:t>
+      </w:r>
+    </w:p>
+    <w:p>
+      <w:pPr>
+        <w:pStyle w:val="PARRAFOENTREGABLES"/>
+        <w:ind w:left="357" w:hanging="357"/>
+        <w:rPr>
+          <w:szCs w:val="24"/>
+        </w:rPr>
+      </w:pPr>
+      <w:proofErr w:type="spellStart"/>
+      <w:r>
+        <w:rPr>
+          <w:szCs w:val="24"/>
+        </w:rPr>
+        <w:t>django-crispy-forms</w:t>
+      </w:r>
+      <w:proofErr w:type="spellEnd"/>
+      <w:r>
+        <w:rPr>
+          <w:szCs w:val="24"/>
+        </w:rPr>
+        <w:t xml:space="preserve"> </w:t>
+      </w:r>
+      <w:proofErr w:type="spellStart"/>
+      <w:r>
+        <w:rPr>
+          <w:szCs w:val="24"/>
+        </w:rPr>
+        <w:t>contributors</w:t>
+      </w:r>
+      <w:proofErr w:type="spellEnd"/>
+      <w:r>
+        <w:rPr>
+          <w:szCs w:val="24"/>
+        </w:rPr>
+        <w:t xml:space="preserve">. (s.f.). </w:t>
+      </w:r>
+      <w:proofErr w:type="spellStart"/>
+      <w:r>
+        <w:rPr>
+          <w:szCs w:val="24"/>
+        </w:rPr>
+        <w:t>django-crispy-forms</w:t>
+      </w:r>
+      <w:proofErr w:type="spellEnd"/>
+      <w:r>
+        <w:rPr>
+          <w:szCs w:val="24"/>
+        </w:rPr>
+        <w:t xml:space="preserve"> </w:t>
+      </w:r>
+      <w:proofErr w:type="spellStart"/>
+      <w:r>
+        <w:rPr>
+          <w:szCs w:val="24"/>
+        </w:rPr>
+        <w:t>documentation</w:t>
+      </w:r>
+      <w:proofErr w:type="spellEnd"/>
+      <w:r>
+        <w:rPr>
+          <w:szCs w:val="24"/>
+        </w:rPr>
+        <w:t>. Recuperado de https://django-crispy-forms.readthedocs.io/</w:t>
+      </w:r>
+    </w:p>
+    <w:p>
+      <w:pPr>
+        <w:pStyle w:val="PARRAFOENTREGABLES"/>
+        <w:ind w:left="357" w:hanging="357"/>
+        <w:rPr>
+          <w:szCs w:val="24"/>
+        </w:rPr>
+      </w:pPr>
+      <w:r>
+        <w:rPr>
+          <w:szCs w:val="24"/>
+        </w:rPr>
+        <w:t>GitHub, Inc. (s.f.). GitHub Docs. Recuperado de https://docs.github.com/</w:t>
+      </w:r>
+    </w:p>
+    <w:p>
+      <w:pPr>
+        <w:pStyle w:val="PARRAFOENTREGABLES"/>
+        <w:ind w:left="357" w:hanging="357"/>
+        <w:rPr>
+          <w:szCs w:val="24"/>
+        </w:rPr>
+      </w:pPr>
+      <w:r>
+        <w:rPr>
+          <w:szCs w:val="24"/>
+        </w:rPr>
+        <w:t>Google LLC. (s.f.). OAuth 2.0 para aplicaciones web del lado del servidor. Recuperado de https://developers.google.com/identity/protocols/oauth2</w:t>
+      </w:r>
+    </w:p>
+    <w:p>
+      <w:pPr>
+        <w:pStyle w:val="PARRAFOENTREGABLES"/>
+        <w:ind w:left="357" w:hanging="357"/>
+        <w:rPr>
+          <w:szCs w:val="24"/>
+        </w:rPr>
+      </w:pPr>
+      <w:r>
+        <w:rPr>
+          <w:szCs w:val="24"/>
+        </w:rPr>
+        <w:lastRenderedPageBreak/>
+        <w:t xml:space="preserve">Microsoft </w:t>
+      </w:r>
+      <w:proofErr w:type="spellStart"/>
+      <w:r>
+        <w:rPr>
+          <w:szCs w:val="24"/>
+        </w:rPr>
+        <w:t>Corporation</w:t>
+      </w:r>
+      <w:proofErr w:type="spellEnd"/>
+      <w:r>
+        <w:rPr>
+          <w:szCs w:val="24"/>
+        </w:rPr>
+        <w:t>. (s.f.). Documentación de Visual Studio Code. Recuperado de https://code.visualstudio.com/docs</w:t>
+      </w:r>
+    </w:p>
+    <w:p>
+      <w:pPr>
+        <w:pStyle w:val="PARRAFOENTREGABLES"/>
+        <w:ind w:left="357" w:hanging="357"/>
+        <w:rPr>
+          <w:szCs w:val="24"/>
+        </w:rPr>
+      </w:pPr>
+      <w:r>
+        <w:rPr>
+          <w:szCs w:val="24"/>
+        </w:rPr>
+        <w:t xml:space="preserve">Oracle </w:t>
+      </w:r>
+      <w:proofErr w:type="spellStart"/>
+      <w:r>
+        <w:rPr>
+          <w:szCs w:val="24"/>
+        </w:rPr>
+        <w:t>Corporation</w:t>
+      </w:r>
+      <w:proofErr w:type="spellEnd"/>
+      <w:r>
+        <w:rPr>
+          <w:szCs w:val="24"/>
+        </w:rPr>
+        <w:t>. (s.f.). MySQL 8.0 Reference Manual. Recuperado de https://dev.mysql.com/doc/</w:t>
+      </w:r>
+    </w:p>
+    <w:p>
+      <w:pPr>
+        <w:pStyle w:val="PARRAFOENTREGABLES"/>
+        <w:ind w:left="357" w:hanging="357"/>
+        <w:rPr>
+          <w:szCs w:val="24"/>
+        </w:rPr>
+      </w:pPr>
+      <w:proofErr w:type="spellStart"/>
+      <w:r>
+        <w:rPr>
+          <w:szCs w:val="24"/>
+        </w:rPr>
+        <w:t>openpyxl</w:t>
+      </w:r>
+      <w:proofErr w:type="spellEnd"/>
+      <w:r>
+        <w:rPr>
+          <w:szCs w:val="24"/>
+        </w:rPr>
+        <w:t xml:space="preserve"> </w:t>
+      </w:r>
+      <w:proofErr w:type="spellStart"/>
+      <w:r>
+        <w:rPr>
+          <w:szCs w:val="24"/>
+        </w:rPr>
+        <w:t>developers</w:t>
+      </w:r>
+      <w:proofErr w:type="spellEnd"/>
+      <w:r>
+        <w:rPr>
+          <w:szCs w:val="24"/>
+        </w:rPr>
+        <w:t xml:space="preserve">. (s.f.). </w:t>
+      </w:r>
+      <w:proofErr w:type="spellStart"/>
+      <w:r>
+        <w:rPr>
+          <w:szCs w:val="24"/>
+        </w:rPr>
+        <w:t>openpyxl</w:t>
+      </w:r>
+      <w:proofErr w:type="spellEnd"/>
+      <w:r>
+        <w:rPr>
+          <w:szCs w:val="24"/>
+        </w:rPr>
+        <w:t xml:space="preserve"> </w:t>
+      </w:r>
+      <w:proofErr w:type="spellStart"/>
+      <w:r>
+        <w:rPr>
+          <w:szCs w:val="24"/>
+        </w:rPr>
+        <w:t>documentation</w:t>
+      </w:r>
+      <w:proofErr w:type="spellEnd"/>
+      <w:r>
+        <w:rPr>
+          <w:szCs w:val="24"/>
+        </w:rPr>
+        <w:t>. Recuperado de https://openpyxl.readthedocs.io/</w:t>
+      </w:r>
+    </w:p>
+    <w:p>
+      <w:pPr>
+        <w:pStyle w:val="PARRAFOENTREGABLES"/>
+        <w:ind w:left="357" w:hanging="357"/>
+        <w:rPr>
+          <w:szCs w:val="24"/>
+        </w:rPr>
+      </w:pPr>
+      <w:r>
+        <w:rPr>
+          <w:szCs w:val="24"/>
+        </w:rPr>
+        <w:t xml:space="preserve">pandas </w:t>
+      </w:r>
+      <w:proofErr w:type="spellStart"/>
+      <w:r>
+        <w:rPr>
+          <w:szCs w:val="24"/>
+        </w:rPr>
+        <w:t>development</w:t>
+      </w:r>
+      <w:proofErr w:type="spellEnd"/>
+      <w:r>
+        <w:rPr>
+          <w:szCs w:val="24"/>
+        </w:rPr>
+        <w:t xml:space="preserve"> </w:t>
+      </w:r>
+      <w:proofErr w:type="spellStart"/>
+      <w:r>
+        <w:rPr>
+          <w:szCs w:val="24"/>
+        </w:rPr>
+        <w:t>team</w:t>
+      </w:r>
+      <w:proofErr w:type="spellEnd"/>
+      <w:r>
+        <w:rPr>
+          <w:szCs w:val="24"/>
+        </w:rPr>
+        <w:t xml:space="preserve">. (s.f.). pandas </w:t>
+      </w:r>
+      <w:proofErr w:type="spellStart"/>
+      <w:r>
+        <w:rPr>
+          <w:szCs w:val="24"/>
+        </w:rPr>
+        <w:t>documentation</w:t>
+      </w:r>
+      <w:proofErr w:type="spellEnd"/>
+      <w:r>
+        <w:rPr>
+          <w:szCs w:val="24"/>
+        </w:rPr>
+        <w:t>. Recuperado de https://pandas.pydata.org/docs/</w:t>
+      </w:r>
+    </w:p>
+    <w:p>
+      <w:pPr>
+        <w:pStyle w:val="PARRAFOENTREGABLES"/>
+        <w:ind w:left="357" w:hanging="357"/>
+        <w:rPr>
+          <w:szCs w:val="24"/>
+        </w:rPr>
+      </w:pPr>
+      <w:r>
+        <w:rPr>
+          <w:szCs w:val="24"/>
+        </w:rPr>
+        <w:t xml:space="preserve">Python Software </w:t>
+      </w:r>
+      <w:proofErr w:type="spellStart"/>
+      <w:r>
+        <w:rPr>
+          <w:szCs w:val="24"/>
+        </w:rPr>
+        <w:t>Foundation</w:t>
+      </w:r>
+      <w:proofErr w:type="spellEnd"/>
+      <w:r>
+        <w:rPr>
+          <w:szCs w:val="24"/>
+        </w:rPr>
+        <w:t xml:space="preserve">. (s.f.). Python 3 </w:t>
+      </w:r>
+      <w:proofErr w:type="spellStart"/>
+      <w:r>
+        <w:rPr>
+          <w:szCs w:val="24"/>
+        </w:rPr>
+        <w:t>documentation</w:t>
+      </w:r>
+      <w:proofErr w:type="spellEnd"/>
+      <w:r>
+        <w:rPr>
+          <w:szCs w:val="24"/>
+        </w:rPr>
+        <w:t>. Recuperado de https://docs.python.org/3/</w:t>
+      </w:r>
+    </w:p>
+    <w:p>
+      <w:pPr>
+        <w:pStyle w:val="PARRAFOENTREGABLES"/>
+        <w:ind w:left="357" w:hanging="357"/>
+        <w:rPr>
+          <w:szCs w:val="24"/>
+        </w:rPr>
+      </w:pPr>
+      <w:r>
+        <w:rPr>
+          <w:szCs w:val="24"/>
+        </w:rPr>
+        <w:t xml:space="preserve">ReportLab. (s.f.). ReportLab </w:t>
+      </w:r>
+      <w:proofErr w:type="spellStart"/>
+      <w:r>
+        <w:rPr>
+          <w:szCs w:val="24"/>
+        </w:rPr>
+        <w:t>documentation</w:t>
+      </w:r>
+      <w:proofErr w:type="spellEnd"/>
+      <w:r>
+        <w:rPr>
+          <w:szCs w:val="24"/>
+        </w:rPr>
+        <w:t>. Recuperado de https://docs.reportlab.com/</w:t>
+      </w:r>
+    </w:p>
+    <w:p>
+      <w:pPr>
+        <w:pStyle w:val="PARRAFOENTREGABLES"/>
+        <w:ind w:left="357" w:hanging="357"/>
+        <w:rPr>
+          <w:szCs w:val="24"/>
+        </w:rPr>
+      </w:pPr>
+      <w:r>
+        <w:rPr>
+          <w:szCs w:val="24"/>
+        </w:rPr>
+        <w:t xml:space="preserve">Software Freedom </w:t>
+      </w:r>
+      <w:proofErr w:type="spellStart"/>
+      <w:r>
+        <w:rPr>
+          <w:szCs w:val="24"/>
+        </w:rPr>
+        <w:t>Conservancy</w:t>
+      </w:r>
+      <w:proofErr w:type="spellEnd"/>
+      <w:r>
+        <w:rPr>
+          <w:szCs w:val="24"/>
+        </w:rPr>
+        <w:t xml:space="preserve">. (s.f.). Git </w:t>
+      </w:r>
+      <w:proofErr w:type="spellStart"/>
+      <w:r>
+        <w:rPr>
+          <w:szCs w:val="24"/>
+        </w:rPr>
+        <w:t>documentation</w:t>
+      </w:r>
+      <w:proofErr w:type="spellEnd"/>
+      <w:r>
+        <w:rPr>
+          <w:szCs w:val="24"/>
+        </w:rPr>
+        <w:t>. Recuperado de https://git-scm.com/doc</w:t>
+      </w:r>
+    </w:p>
+    <w:p>
+      <w:pPr>
+        <w:pStyle w:val="PARRAFOENTREGABLES"/>
+        <w:ind w:left="357" w:hanging="357"/>
+        <w:rPr>
+          <w:szCs w:val="24"/>
+        </w:rPr>
+      </w:pPr>
+      <w:proofErr w:type="spellStart"/>
+      <w:r>
+        <w:rPr>
+          <w:szCs w:val="24"/>
+        </w:rPr>
+        <w:t>SpryMedia</w:t>
+      </w:r>
+      <w:proofErr w:type="spellEnd"/>
+      <w:r>
+        <w:rPr>
+          <w:szCs w:val="24"/>
+        </w:rPr>
+        <w:t xml:space="preserve"> Ltd. (s.f.). DataTables </w:t>
+      </w:r>
+      <w:proofErr w:type="spellStart"/>
+      <w:r>
+        <w:rPr>
+          <w:szCs w:val="24"/>
+        </w:rPr>
+        <w:t>documentation</w:t>
+      </w:r>
+      <w:proofErr w:type="spellEnd"/>
+      <w:r>
+        <w:rPr>
+          <w:szCs w:val="24"/>
+        </w:rPr>
+        <w:t>. Recuperado de https://datatables.net/</w:t>
+      </w:r>
+    </w:p>
+    <w:p>
+      <w:pPr>
+        <w:pStyle w:val="PARRAFOENTREGABLES"/>
+        <w:ind w:left="357" w:hanging="357"/>
+        <w:rPr>
+          <w:szCs w:val="24"/>
+        </w:rPr>
+      </w:pPr>
+      <w:r>
+        <w:rPr>
+          <w:szCs w:val="24"/>
+        </w:rPr>
+        <w:t xml:space="preserve">Tabulator. (s.f.). Tabulator </w:t>
+      </w:r>
+      <w:proofErr w:type="spellStart"/>
+      <w:r>
+        <w:rPr>
+          <w:szCs w:val="24"/>
+        </w:rPr>
+        <w:t>documentation</w:t>
+      </w:r>
+      <w:proofErr w:type="spellEnd"/>
+      <w:r>
+        <w:rPr>
+          <w:szCs w:val="24"/>
+        </w:rPr>
+        <w:t xml:space="preserve"> (v6.x). Recuperado de https://tabulator.info/docs/6.x</w:t>
+      </w:r>
     </w:p>
     <w:p/>
     <w:p/>
+    <w:p>
+      <w:pPr>
+        <w:pStyle w:val="Ttulo1"/>
+      </w:pPr>
+      <w:bookmarkStart w:id="63" w:name="_Toc237022992"/>
+      <w:r>
+        <w:t>GLOSARIO</w:t>
+      </w:r>
+      <w:bookmarkEnd w:id="63"/>
+    </w:p>
     <w:p/>
     <w:p>
       <w:pPr>
-        <w:pStyle w:val="Ttulo1"/>
-      </w:pPr>
-      <w:bookmarkStart w:id="53" w:name="_Toc236851860"/>
-      <w:r>
-        <w:t>GLOSARIO</w:t>
-      </w:r>
-      <w:bookmarkEnd w:id="53"/>
+        <w:spacing w:line="360" w:lineRule="auto"/>
+        <w:jc w:val="both"/>
+        <w:rPr>
+          <w:sz w:val="24"/>
+          <w:szCs w:val="24"/>
+        </w:rPr>
+      </w:pPr>
+      <w:proofErr w:type="spellStart"/>
+      <w:r>
+        <w:rPr>
+          <w:b/>
+          <w:bCs/>
+          <w:sz w:val="24"/>
+          <w:szCs w:val="24"/>
+        </w:rPr>
+        <w:t>Backend</w:t>
+      </w:r>
+      <w:proofErr w:type="spellEnd"/>
+      <w:r>
+        <w:rPr>
+          <w:b/>
+          <w:bCs/>
+          <w:sz w:val="24"/>
+          <w:szCs w:val="24"/>
+        </w:rPr>
+        <w:t>:</w:t>
+      </w:r>
+      <w:r>
+        <w:rPr>
+          <w:sz w:val="24"/>
+          <w:szCs w:val="24"/>
+        </w:rPr>
+        <w:t xml:space="preserve"> Parte del sistema que se ejecuta en el servidor y maneja la lógica de negocio, el acceso a la base de datos y la generación de las respuestas que consume el navegador.</w:t>
+      </w:r>
+    </w:p>
+    <w:p>
+      <w:pPr>
+        <w:spacing w:line="360" w:lineRule="auto"/>
+        <w:jc w:val="both"/>
+        <w:rPr>
+          <w:sz w:val="24"/>
+          <w:szCs w:val="24"/>
+        </w:rPr>
+      </w:pPr>
+      <w:r>
+        <w:rPr>
+          <w:b/>
+          <w:bCs/>
+          <w:sz w:val="24"/>
+          <w:szCs w:val="24"/>
+        </w:rPr>
+        <w:t>Bitácora:</w:t>
+      </w:r>
+      <w:r>
+        <w:rPr>
+          <w:sz w:val="24"/>
+          <w:szCs w:val="24"/>
+        </w:rPr>
+        <w:t xml:space="preserve"> Registro histórico de las acciones realizadas por los usuarios del sistema (inicios de sesión, creación, modificación, eliminación de registros, errores, exportaciones), usado para auditoría.</w:t>
+      </w:r>
+    </w:p>
+    <w:p>
+      <w:pPr>
+        <w:spacing w:line="360" w:lineRule="auto"/>
+        <w:jc w:val="both"/>
+        <w:rPr>
+          <w:sz w:val="24"/>
+          <w:szCs w:val="24"/>
+        </w:rPr>
+      </w:pPr>
+      <w:r>
+        <w:rPr>
+          <w:b/>
+          <w:bCs/>
+          <w:sz w:val="24"/>
+          <w:szCs w:val="24"/>
+        </w:rPr>
+        <w:t>CRUD:</w:t>
+      </w:r>
+      <w:r>
+        <w:rPr>
+          <w:sz w:val="24"/>
+          <w:szCs w:val="24"/>
+        </w:rPr>
+        <w:t xml:space="preserve"> Acrónimo de Crear, Leer (Read), Actualizar (</w:t>
+      </w:r>
+      <w:proofErr w:type="spellStart"/>
+      <w:r>
+        <w:rPr>
+          <w:sz w:val="24"/>
+          <w:szCs w:val="24"/>
+        </w:rPr>
+        <w:t>Update</w:t>
+      </w:r>
+      <w:proofErr w:type="spellEnd"/>
+      <w:r>
+        <w:rPr>
+          <w:sz w:val="24"/>
+          <w:szCs w:val="24"/>
+        </w:rPr>
+        <w:t>) y Eliminar (</w:t>
+      </w:r>
+      <w:proofErr w:type="spellStart"/>
+      <w:r>
+        <w:rPr>
+          <w:sz w:val="24"/>
+          <w:szCs w:val="24"/>
+        </w:rPr>
+        <w:t>Delete</w:t>
+      </w:r>
+      <w:proofErr w:type="spellEnd"/>
+      <w:r>
+        <w:rPr>
+          <w:sz w:val="24"/>
+          <w:szCs w:val="24"/>
+        </w:rPr>
+        <w:t>) — las cuatro operaciones básicas que un sistema realiza sobre los datos.</w:t>
+      </w:r>
+    </w:p>
+    <w:p>
+      <w:pPr>
+        <w:spacing w:line="360" w:lineRule="auto"/>
+        <w:jc w:val="both"/>
+        <w:rPr>
+          <w:sz w:val="24"/>
+          <w:szCs w:val="24"/>
+        </w:rPr>
+      </w:pPr>
+      <w:r>
+        <w:rPr>
+          <w:b/>
+          <w:bCs/>
+          <w:sz w:val="24"/>
+          <w:szCs w:val="24"/>
+        </w:rPr>
+        <w:t>Database First:</w:t>
+      </w:r>
+      <w:r>
+        <w:rPr>
+          <w:sz w:val="24"/>
+          <w:szCs w:val="24"/>
+        </w:rPr>
+        <w:t xml:space="preserve"> Enfoque de desarrollo en el que el esquema de la base de datos se diseña y mantiene de forma independiente al código, y el framework (Django) se conecta a las tablas ya existentes en lugar de generarlas mediante migraciones automáticas.</w:t>
+      </w:r>
+    </w:p>
+    <w:p>
+      <w:pPr>
+        <w:spacing w:line="360" w:lineRule="auto"/>
+        <w:jc w:val="both"/>
+        <w:rPr>
+          <w:sz w:val="24"/>
+          <w:szCs w:val="24"/>
+        </w:rPr>
+      </w:pPr>
+      <w:r>
+        <w:rPr>
+          <w:b/>
+          <w:bCs/>
+          <w:sz w:val="24"/>
+          <w:szCs w:val="24"/>
+        </w:rPr>
+        <w:t xml:space="preserve">DDL (Data </w:t>
+      </w:r>
+      <w:proofErr w:type="spellStart"/>
+      <w:r>
+        <w:rPr>
+          <w:b/>
+          <w:bCs/>
+          <w:sz w:val="24"/>
+          <w:szCs w:val="24"/>
+        </w:rPr>
+        <w:t>Definition</w:t>
+      </w:r>
+      <w:proofErr w:type="spellEnd"/>
+      <w:r>
+        <w:rPr>
+          <w:b/>
+          <w:bCs/>
+          <w:sz w:val="24"/>
+          <w:szCs w:val="24"/>
+        </w:rPr>
+        <w:t xml:space="preserve"> </w:t>
+      </w:r>
+      <w:proofErr w:type="spellStart"/>
+      <w:r>
+        <w:rPr>
+          <w:b/>
+          <w:bCs/>
+          <w:sz w:val="24"/>
+          <w:szCs w:val="24"/>
+        </w:rPr>
+        <w:t>Language</w:t>
+      </w:r>
+      <w:proofErr w:type="spellEnd"/>
+      <w:r>
+        <w:rPr>
+          <w:b/>
+          <w:bCs/>
+          <w:sz w:val="24"/>
+          <w:szCs w:val="24"/>
+        </w:rPr>
+        <w:t>):</w:t>
+      </w:r>
+      <w:r>
+        <w:rPr>
+          <w:sz w:val="24"/>
+          <w:szCs w:val="24"/>
+        </w:rPr>
+        <w:t xml:space="preserve"> Conjunto de sentencias SQL (CREATE TABLE, ALTER TABLE) usadas para definir y modificar la estructura de las tablas de una base de datos.</w:t>
+      </w:r>
+    </w:p>
+    <w:p>
+      <w:pPr>
+        <w:spacing w:line="360" w:lineRule="auto"/>
+        <w:jc w:val="both"/>
+        <w:rPr>
+          <w:sz w:val="24"/>
+          <w:szCs w:val="24"/>
+        </w:rPr>
+      </w:pPr>
+      <w:r>
+        <w:rPr>
+          <w:b/>
+          <w:bCs/>
+          <w:sz w:val="24"/>
+          <w:szCs w:val="24"/>
+        </w:rPr>
+        <w:lastRenderedPageBreak/>
+        <w:t>Decorador:</w:t>
+      </w:r>
+      <w:r>
+        <w:rPr>
+          <w:sz w:val="24"/>
+          <w:szCs w:val="24"/>
+        </w:rPr>
+        <w:t xml:space="preserve"> Función de Python que envuelve a otra función o vista para agregarle comportamiento adicional sin modificar su código, como validar que el usuario esté autenticado o tenga cierto permiso antes de ejecutar una vista.</w:t>
+      </w:r>
+    </w:p>
+    <w:p>
+      <w:pPr>
+        <w:spacing w:line="360" w:lineRule="auto"/>
+        <w:jc w:val="both"/>
+        <w:rPr>
+          <w:sz w:val="24"/>
+          <w:szCs w:val="24"/>
+        </w:rPr>
+      </w:pPr>
+      <w:r>
+        <w:rPr>
+          <w:b/>
+          <w:bCs/>
+          <w:sz w:val="24"/>
+          <w:szCs w:val="24"/>
+        </w:rPr>
+        <w:t>Framework:</w:t>
+      </w:r>
+      <w:r>
+        <w:rPr>
+          <w:sz w:val="24"/>
+          <w:szCs w:val="24"/>
+        </w:rPr>
+        <w:t xml:space="preserve"> Conjunto de herramientas, bibliotecas y convenciones que facilita el desarrollo de software siguiendo una estructura predefinida; en este proyecto, Django.</w:t>
+      </w:r>
+    </w:p>
+    <w:p>
+      <w:pPr>
+        <w:spacing w:line="360" w:lineRule="auto"/>
+        <w:jc w:val="both"/>
+        <w:rPr>
+          <w:sz w:val="24"/>
+          <w:szCs w:val="24"/>
+        </w:rPr>
+      </w:pPr>
+      <w:r>
+        <w:rPr>
+          <w:b/>
+          <w:bCs/>
+          <w:sz w:val="24"/>
+          <w:szCs w:val="24"/>
+        </w:rPr>
+        <w:t>Idempotente:</w:t>
+      </w:r>
+      <w:r>
+        <w:rPr>
+          <w:sz w:val="24"/>
+          <w:szCs w:val="24"/>
+        </w:rPr>
+        <w:t xml:space="preserve"> Que produce el mismo resultado sin importar cuántas veces se ejecute; los comandos de siembra de datos (</w:t>
+      </w:r>
+      <w:proofErr w:type="spellStart"/>
+      <w:r>
+        <w:rPr>
+          <w:sz w:val="24"/>
+          <w:szCs w:val="24"/>
+        </w:rPr>
+        <w:t>seed_admin</w:t>
+      </w:r>
+      <w:proofErr w:type="spellEnd"/>
+      <w:r>
+        <w:rPr>
+          <w:sz w:val="24"/>
+          <w:szCs w:val="24"/>
+        </w:rPr>
+        <w:t xml:space="preserve">, </w:t>
+      </w:r>
+      <w:proofErr w:type="spellStart"/>
+      <w:r>
+        <w:rPr>
+          <w:sz w:val="24"/>
+          <w:szCs w:val="24"/>
+        </w:rPr>
+        <w:t>seed_permisos_modulos</w:t>
+      </w:r>
+      <w:proofErr w:type="spellEnd"/>
+      <w:r>
+        <w:rPr>
+          <w:sz w:val="24"/>
+          <w:szCs w:val="24"/>
+        </w:rPr>
+        <w:t>, etc.) están diseñados para ser idempotentes, de modo que correrlos más de una vez no duplica ni daña la información existente.</w:t>
+      </w:r>
+    </w:p>
+    <w:p>
+      <w:pPr>
+        <w:spacing w:line="360" w:lineRule="auto"/>
+        <w:jc w:val="both"/>
+        <w:rPr>
+          <w:sz w:val="24"/>
+          <w:szCs w:val="24"/>
+        </w:rPr>
+      </w:pPr>
+      <w:r>
+        <w:rPr>
+          <w:b/>
+          <w:bCs/>
+          <w:sz w:val="24"/>
+          <w:szCs w:val="24"/>
+        </w:rPr>
+        <w:t xml:space="preserve">KPI (Key Performance </w:t>
+      </w:r>
+      <w:proofErr w:type="spellStart"/>
+      <w:r>
+        <w:rPr>
+          <w:b/>
+          <w:bCs/>
+          <w:sz w:val="24"/>
+          <w:szCs w:val="24"/>
+        </w:rPr>
+        <w:t>Indicator</w:t>
+      </w:r>
+      <w:proofErr w:type="spellEnd"/>
+      <w:r>
+        <w:rPr>
+          <w:b/>
+          <w:bCs/>
+          <w:sz w:val="24"/>
+          <w:szCs w:val="24"/>
+        </w:rPr>
+        <w:t>):</w:t>
+      </w:r>
+      <w:r>
+        <w:rPr>
+          <w:sz w:val="24"/>
+          <w:szCs w:val="24"/>
+        </w:rPr>
+        <w:t xml:space="preserve"> Indicador clave de desempeño; en SIGEPAN, valores como ventas del día, diferencia de caja o mermas registradas, mostrados en el </w:t>
+      </w:r>
+      <w:proofErr w:type="spellStart"/>
+      <w:r>
+        <w:rPr>
+          <w:sz w:val="24"/>
+          <w:szCs w:val="24"/>
+        </w:rPr>
+        <w:t>dashboard</w:t>
+      </w:r>
+      <w:proofErr w:type="spellEnd"/>
+      <w:r>
+        <w:rPr>
+          <w:sz w:val="24"/>
+          <w:szCs w:val="24"/>
+        </w:rPr>
+        <w:t>.</w:t>
+      </w:r>
+    </w:p>
+    <w:p>
+      <w:pPr>
+        <w:spacing w:line="360" w:lineRule="auto"/>
+        <w:jc w:val="both"/>
+        <w:rPr>
+          <w:sz w:val="24"/>
+          <w:szCs w:val="24"/>
+        </w:rPr>
+      </w:pPr>
+      <w:r>
+        <w:rPr>
+          <w:b/>
+          <w:bCs/>
+          <w:sz w:val="24"/>
+          <w:szCs w:val="24"/>
+        </w:rPr>
+        <w:t>Merma:</w:t>
+      </w:r>
+      <w:r>
+        <w:rPr>
+          <w:sz w:val="24"/>
+          <w:szCs w:val="24"/>
+        </w:rPr>
+        <w:t xml:space="preserve"> Pérdida de producto por daño, vencimiento u otra causa, que se registra en el sistema para llevar control de inventario y costos.</w:t>
+      </w:r>
+    </w:p>
+    <w:p>
+      <w:pPr>
+        <w:spacing w:line="360" w:lineRule="auto"/>
+        <w:jc w:val="both"/>
+        <w:rPr>
+          <w:sz w:val="24"/>
+          <w:szCs w:val="24"/>
+        </w:rPr>
+      </w:pPr>
+      <w:r>
+        <w:rPr>
+          <w:b/>
+          <w:bCs/>
+          <w:sz w:val="24"/>
+          <w:szCs w:val="24"/>
+        </w:rPr>
+        <w:t>Middleware:</w:t>
+      </w:r>
+      <w:r>
+        <w:rPr>
+          <w:sz w:val="24"/>
+          <w:szCs w:val="24"/>
+        </w:rPr>
+        <w:t xml:space="preserve"> Componente que procesa las solicitudes y respuestas HTTP de forma transversal a toda la aplicación, antes de que lleguen a la vista o después de que esta responde.</w:t>
+      </w:r>
+    </w:p>
+    <w:p>
+      <w:pPr>
+        <w:spacing w:line="360" w:lineRule="auto"/>
+        <w:jc w:val="both"/>
+        <w:rPr>
+          <w:sz w:val="24"/>
+          <w:szCs w:val="24"/>
+        </w:rPr>
+      </w:pPr>
+      <w:r>
+        <w:rPr>
+          <w:b/>
+          <w:bCs/>
+          <w:sz w:val="24"/>
+          <w:szCs w:val="24"/>
+        </w:rPr>
+        <w:t>Migración:</w:t>
+      </w:r>
+      <w:r>
+        <w:rPr>
+          <w:sz w:val="24"/>
+          <w:szCs w:val="24"/>
+        </w:rPr>
+        <w:t xml:space="preserve"> Mecanismo de Django para versionar y aplicar cambios al esquema de la base de datos de forma automática. En SIGEPAN no se usa para las tablas de negocio (ver Database First).</w:t>
+      </w:r>
+    </w:p>
+    <w:p>
+      <w:pPr>
+        <w:spacing w:line="360" w:lineRule="auto"/>
+        <w:jc w:val="both"/>
+        <w:rPr>
+          <w:sz w:val="24"/>
+          <w:szCs w:val="24"/>
+        </w:rPr>
+      </w:pPr>
+      <w:r>
+        <w:rPr>
+          <w:b/>
+          <w:bCs/>
+          <w:sz w:val="24"/>
+          <w:szCs w:val="24"/>
+        </w:rPr>
+        <w:t>Modelo (ORM):</w:t>
+      </w:r>
+      <w:r>
+        <w:rPr>
+          <w:sz w:val="24"/>
+          <w:szCs w:val="24"/>
+        </w:rPr>
+        <w:t xml:space="preserve"> Clase de Python que representa una tabla de la base de datos, donde cada atributo corresponde a una columna.</w:t>
+      </w:r>
+    </w:p>
+    <w:p>
+      <w:pPr>
+        <w:spacing w:line="360" w:lineRule="auto"/>
+        <w:jc w:val="both"/>
+        <w:rPr>
+          <w:sz w:val="24"/>
+          <w:szCs w:val="24"/>
+        </w:rPr>
+      </w:pPr>
+      <w:r>
+        <w:rPr>
+          <w:b/>
+          <w:bCs/>
+          <w:sz w:val="24"/>
+          <w:szCs w:val="24"/>
+        </w:rPr>
+        <w:t>MVT (Model-View-</w:t>
+      </w:r>
+      <w:proofErr w:type="spellStart"/>
+      <w:r>
+        <w:rPr>
+          <w:b/>
+          <w:bCs/>
+          <w:sz w:val="24"/>
+          <w:szCs w:val="24"/>
+        </w:rPr>
+        <w:t>Template</w:t>
+      </w:r>
+      <w:proofErr w:type="spellEnd"/>
+      <w:r>
+        <w:rPr>
+          <w:b/>
+          <w:bCs/>
+          <w:sz w:val="24"/>
+          <w:szCs w:val="24"/>
+        </w:rPr>
+        <w:t>):</w:t>
+      </w:r>
+      <w:r>
+        <w:rPr>
+          <w:sz w:val="24"/>
+          <w:szCs w:val="24"/>
+        </w:rPr>
+        <w:t xml:space="preserve"> Patrón de arquitectura de Django, variante de MVC, donde el Modelo maneja los datos, la Vista contiene la lógica de la solicitud y el </w:t>
+      </w:r>
+      <w:proofErr w:type="spellStart"/>
+      <w:r>
+        <w:rPr>
+          <w:sz w:val="24"/>
+          <w:szCs w:val="24"/>
+        </w:rPr>
+        <w:t>Template</w:t>
+      </w:r>
+      <w:proofErr w:type="spellEnd"/>
+      <w:r>
+        <w:rPr>
+          <w:sz w:val="24"/>
+          <w:szCs w:val="24"/>
+        </w:rPr>
+        <w:t xml:space="preserve"> genera la salida HTML.</w:t>
+      </w:r>
+    </w:p>
+    <w:p>
+      <w:pPr>
+        <w:spacing w:line="360" w:lineRule="auto"/>
+        <w:jc w:val="both"/>
+        <w:rPr>
+          <w:sz w:val="24"/>
+          <w:szCs w:val="24"/>
+        </w:rPr>
+      </w:pPr>
+      <w:r>
+        <w:rPr>
+          <w:b/>
+          <w:bCs/>
+          <w:sz w:val="24"/>
+          <w:szCs w:val="24"/>
+        </w:rPr>
+        <w:t>OAuth 2.0:</w:t>
+      </w:r>
+      <w:r>
+        <w:rPr>
+          <w:sz w:val="24"/>
+          <w:szCs w:val="24"/>
+        </w:rPr>
+        <w:t xml:space="preserve"> Protocolo estándar de autorización que permite a una aplicación acceder a recursos de otra (como la cuenta de Google de un usuario) sin manejar directamente su contraseña.</w:t>
+      </w:r>
+    </w:p>
+    <w:p>
+      <w:pPr>
+        <w:spacing w:line="360" w:lineRule="auto"/>
+        <w:jc w:val="both"/>
+        <w:rPr>
+          <w:sz w:val="24"/>
+          <w:szCs w:val="24"/>
+        </w:rPr>
+      </w:pPr>
+      <w:r>
+        <w:rPr>
+          <w:b/>
+          <w:bCs/>
+          <w:sz w:val="24"/>
+          <w:szCs w:val="24"/>
+        </w:rPr>
+        <w:t>ORM (</w:t>
+      </w:r>
+      <w:proofErr w:type="spellStart"/>
+      <w:r>
+        <w:rPr>
+          <w:b/>
+          <w:bCs/>
+          <w:sz w:val="24"/>
+          <w:szCs w:val="24"/>
+        </w:rPr>
+        <w:t>Object-Relational</w:t>
+      </w:r>
+      <w:proofErr w:type="spellEnd"/>
+      <w:r>
+        <w:rPr>
+          <w:b/>
+          <w:bCs/>
+          <w:sz w:val="24"/>
+          <w:szCs w:val="24"/>
+        </w:rPr>
+        <w:t xml:space="preserve"> </w:t>
+      </w:r>
+      <w:proofErr w:type="spellStart"/>
+      <w:r>
+        <w:rPr>
+          <w:b/>
+          <w:bCs/>
+          <w:sz w:val="24"/>
+          <w:szCs w:val="24"/>
+        </w:rPr>
+        <w:t>Mapping</w:t>
+      </w:r>
+      <w:proofErr w:type="spellEnd"/>
+      <w:r>
+        <w:rPr>
+          <w:b/>
+          <w:bCs/>
+          <w:sz w:val="24"/>
+          <w:szCs w:val="24"/>
+        </w:rPr>
+        <w:t>):</w:t>
+      </w:r>
+      <w:r>
+        <w:rPr>
+          <w:sz w:val="24"/>
+          <w:szCs w:val="24"/>
+        </w:rPr>
+        <w:t xml:space="preserve"> Técnica que permite interactuar con la base de datos usando objetos y clases de Python en lugar de escribir SQL directamente.</w:t>
+      </w:r>
+    </w:p>
+    <w:p>
+      <w:pPr>
+        <w:spacing w:line="360" w:lineRule="auto"/>
+        <w:jc w:val="both"/>
+        <w:rPr>
+          <w:sz w:val="24"/>
+          <w:szCs w:val="24"/>
+        </w:rPr>
+      </w:pPr>
+      <w:proofErr w:type="spellStart"/>
+      <w:r>
+        <w:rPr>
+          <w:b/>
+          <w:bCs/>
+          <w:sz w:val="24"/>
+          <w:szCs w:val="24"/>
+        </w:rPr>
+        <w:lastRenderedPageBreak/>
+        <w:t>Repository</w:t>
+      </w:r>
+      <w:proofErr w:type="spellEnd"/>
+      <w:r>
+        <w:rPr>
+          <w:b/>
+          <w:bCs/>
+          <w:sz w:val="24"/>
+          <w:szCs w:val="24"/>
+        </w:rPr>
+        <w:t xml:space="preserve"> (patrón):</w:t>
+      </w:r>
+      <w:r>
+        <w:rPr>
+          <w:sz w:val="24"/>
+          <w:szCs w:val="24"/>
+        </w:rPr>
+        <w:t xml:space="preserve"> Capa de la arquitectura del proyecto encargada exclusivamente de las consultas a la base de datos, separada de la lógica de negocio.</w:t>
+      </w:r>
+    </w:p>
+    <w:p>
+      <w:pPr>
+        <w:spacing w:line="360" w:lineRule="auto"/>
+        <w:jc w:val="both"/>
+        <w:rPr>
+          <w:sz w:val="24"/>
+          <w:szCs w:val="24"/>
+        </w:rPr>
+      </w:pPr>
+      <w:r>
+        <w:rPr>
+          <w:b/>
+          <w:bCs/>
+          <w:sz w:val="24"/>
+          <w:szCs w:val="24"/>
+        </w:rPr>
+        <w:t>RF (Requisito Funcional):</w:t>
+      </w:r>
+      <w:r>
+        <w:rPr>
+          <w:sz w:val="24"/>
+          <w:szCs w:val="24"/>
+        </w:rPr>
+        <w:t xml:space="preserve"> Requisito que describe una función o comportamiento específico que el sistema debe cumplir.</w:t>
+      </w:r>
+    </w:p>
+    <w:p>
+      <w:pPr>
+        <w:spacing w:line="360" w:lineRule="auto"/>
+        <w:jc w:val="both"/>
+        <w:rPr>
+          <w:sz w:val="24"/>
+          <w:szCs w:val="24"/>
+        </w:rPr>
+      </w:pPr>
+      <w:r>
+        <w:rPr>
+          <w:b/>
+          <w:bCs/>
+          <w:sz w:val="24"/>
+          <w:szCs w:val="24"/>
+        </w:rPr>
+        <w:t>Service (patrón):</w:t>
+      </w:r>
+      <w:r>
+        <w:rPr>
+          <w:sz w:val="24"/>
+          <w:szCs w:val="24"/>
+        </w:rPr>
+        <w:t xml:space="preserve"> Capa de la arquitectura del proyecto que concentra la lógica de negocio y las reglas de validación, entre el </w:t>
+      </w:r>
+      <w:proofErr w:type="spellStart"/>
+      <w:r>
+        <w:rPr>
+          <w:sz w:val="24"/>
+          <w:szCs w:val="24"/>
+        </w:rPr>
+        <w:t>Repository</w:t>
+      </w:r>
+      <w:proofErr w:type="spellEnd"/>
+      <w:r>
+        <w:rPr>
+          <w:sz w:val="24"/>
+          <w:szCs w:val="24"/>
+        </w:rPr>
+        <w:t xml:space="preserve"> y la Vista.</w:t>
+      </w:r>
+    </w:p>
+    <w:p>
+      <w:pPr>
+        <w:spacing w:line="360" w:lineRule="auto"/>
+        <w:jc w:val="both"/>
+        <w:rPr>
+          <w:sz w:val="24"/>
+          <w:szCs w:val="24"/>
+        </w:rPr>
+      </w:pPr>
+      <w:r>
+        <w:rPr>
+          <w:b/>
+          <w:bCs/>
+          <w:sz w:val="24"/>
+          <w:szCs w:val="24"/>
+        </w:rPr>
+        <w:t>Vinculación de cuenta:</w:t>
+      </w:r>
+      <w:r>
+        <w:rPr>
+          <w:sz w:val="24"/>
+          <w:szCs w:val="24"/>
+        </w:rPr>
+        <w:t xml:space="preserve"> Proceso mediante el cual un usuario conecta su cuenta de SIGEPAN con su cuenta de Google, usando OAuth 2.0, para habilitar funciones como el inicio de sesión con Google o la exportación de reportes a Google Sheets.</w:t>
+      </w:r>
+    </w:p>
+    <w:p>
+      <w:pPr>
+        <w:spacing w:line="360" w:lineRule="auto"/>
+        <w:jc w:val="both"/>
+        <w:rPr>
+          <w:sz w:val="24"/>
+          <w:szCs w:val="24"/>
+        </w:rPr>
+      </w:pPr>
+      <w:proofErr w:type="spellStart"/>
+      <w:r>
+        <w:rPr>
+          <w:b/>
+          <w:bCs/>
+          <w:sz w:val="24"/>
+          <w:szCs w:val="24"/>
+        </w:rPr>
+        <w:t>ValidationError</w:t>
+      </w:r>
+      <w:proofErr w:type="spellEnd"/>
+      <w:r>
+        <w:rPr>
+          <w:b/>
+          <w:bCs/>
+          <w:sz w:val="24"/>
+          <w:szCs w:val="24"/>
+        </w:rPr>
+        <w:t>:</w:t>
+      </w:r>
+      <w:r>
+        <w:rPr>
+          <w:sz w:val="24"/>
+          <w:szCs w:val="24"/>
+        </w:rPr>
+        <w:t xml:space="preserve"> Excepción de Django que se genera cuando un dato no cumple con las reglas de negocio definidas, y que el sistema captura para mostrar un mensaje de error claro al usuario en vez de fallar de forma abrupta.</w:t>
+      </w:r>
+    </w:p>
+    <w:p>
+      <w:pPr>
+        <w:rPr>
+          <w:u w:val="single"/>
+        </w:rPr>
+      </w:pPr>
     </w:p>
     <w:p/>
-    <w:p>
-      <w:pPr>
-        <w:pStyle w:val="Ttulo1"/>
-      </w:pPr>
-      <w:bookmarkStart w:id="54" w:name="_Toc236851861"/>
-      <w:r>
-        <w:t>ANEXOS</w:t>
-      </w:r>
-      <w:bookmarkEnd w:id="54"/>
-    </w:p>
     <w:sectPr>
       <w:headerReference w:type="default" r:id="rId67"/>
       <w:footerReference w:type="default" r:id="rId68"/>
@@ -8264,13 +10315,13 @@
     </w:sdtContent>
   </w:sdt>
   <w:p>
-    <w:bookmarkStart w:id="57" w:name="_Hlk232362242"/>
-    <w:bookmarkStart w:id="58" w:name="_Hlk232362243"/>
+    <w:bookmarkStart w:id="66" w:name="_Hlk232362242"/>
+    <w:bookmarkStart w:id="67" w:name="_Hlk232362243"/>
     <w:r>
       <w:t>SIGEPAN desarrollado por Y&amp;C SYSTEMS</w:t>
     </w:r>
-    <w:bookmarkEnd w:id="57"/>
-    <w:bookmarkEnd w:id="58"/>
+    <w:bookmarkEnd w:id="66"/>
+    <w:bookmarkEnd w:id="67"/>
   </w:p>
 </w:ftr>
 </file>
@@ -8303,13 +10354,13 @@
 <file path=word/header1.xml><?xml version="1.0" encoding="utf-8"?>
 <w:hdr xmlns:wpc="http://schemas.microsoft.com/office/word/2010/wordprocessingCanvas" xmlns:cx="http://schemas.microsoft.com/office/drawing/2014/chartex" xmlns:cx1="http://schemas.microsoft.com/office/drawing/2015/9/8/chartex" xmlns:cx2="http://schemas.microsoft.com/office/drawing/2015/10/21/chartex" xmlns:cx3="http://schemas.microsoft.com/office/drawing/2016/5/9/chartex" xmlns:cx4="http://schemas.microsoft.com/office/drawing/2016/5/10/chartex" xmlns:cx5="http://schemas.microsoft.com/office/drawing/2016/5/11/chartex" xmlns:cx6="http://schemas.microsoft.com/office/drawing/2016/5/12/chartex" xmlns:cx7="http://schemas.microsoft.com/office/drawing/2016/5/13/chartex" xmlns:cx8="http://schemas.microsoft.com/office/drawing/2016/5/14/chartex" xmlns:mc="http://schemas.openxmlformats.org/markup-compatibility/2006" xmlns:aink="http://schemas.microsoft.com/office/drawing/2016/ink" xmlns:am3d="http://schemas.microsoft.com/office/drawing/2017/model3d" xmlns:o="urn:schemas-microsoft-com:office:office" xmlns:oel="http://schemas.microsoft.com/office/2019/extlst" xmlns:r="http://schemas.openxmlformats.org/officeDocument/2006/relationships" xmlns:m="http://schemas.openxmlformats.org/officeDocument/2006/math" xmlns:v="urn:schemas-microsoft-com:vml" xmlns:wp14="http://schemas.microsoft.com/office/word/2010/wordprocessingDrawing" xmlns:wp="http://schemas.openxmlformats.org/drawingml/2006/wordprocessingDrawing" xmlns:w10="urn:schemas-microsoft-com:office:word" xmlns:w="http://schemas.openxmlformats.org/wordprocessingml/2006/main" xmlns:w14="http://schemas.microsoft.com/office/word/2010/wordml" xmlns:w15="http://schemas.microsoft.com/office/word/2012/wordml" xmlns:w16cei="http://schemas.microsoft.com/office/word/2026/wordml/cei" xmlns:w16cex="http://schemas.microsoft.com/office/word/2018/wordml/cex" xmlns:w16cid="http://schemas.microsoft.com/office/word/2016/wordml/cid" xmlns:w16="http://schemas.microsoft.com/office/word/2018/wordml" xmlns:w16du="http://schemas.microsoft.com/office/word/2023/wordml/word16du" xmlns:w16sdtdh="http://schemas.microsoft.com/office/word/2020/wordml/sdtdatahash" xmlns:w16sdtfl="http://schemas.microsoft.com/office/word/2024/wordml/sdtformatlock" xmlns:w16se="http://schemas.microsoft.com/office/word/2015/wordml/symex" xmlns:wpg="http://schemas.microsoft.com/office/word/2010/wordprocessingGroup" xmlns:wpi="http://schemas.microsoft.com/office/word/2010/wordprocessingInk" xmlns:wne="http://schemas.microsoft.com/office/word/2006/wordml" xmlns:wps="http://schemas.microsoft.com/office/word/2010/wordprocessingShape" mc:Ignorable="w14 w15 w16se w16cid w16 w16cex w16sdtdh w16sdtfl w16du wp14">
   <w:p>
-    <w:bookmarkStart w:id="55" w:name="_Hlk232362235"/>
-    <w:bookmarkStart w:id="56" w:name="_Hlk232362236"/>
+    <w:bookmarkStart w:id="64" w:name="_Hlk232362235"/>
+    <w:bookmarkStart w:id="65" w:name="_Hlk232362236"/>
     <w:r>
       <w:t>Proyecto Profesional Informático- Yilbert Fernández Espinoza y Cesar Campos Torres</w:t>
     </w:r>
-    <w:bookmarkEnd w:id="55"/>
-    <w:bookmarkEnd w:id="56"/>
+    <w:bookmarkEnd w:id="64"/>
+    <w:bookmarkEnd w:id="65"/>
   </w:p>
 </w:hdr>
 </file>
@@ -10960,7 +13011,6 @@
   <w:style w:type="character" w:default="1" w:styleId="Fuentedeprrafopredeter">
     <w:name w:val="Default Paragraph Font"/>
     <w:uiPriority w:val="1"/>
-    <w:semiHidden/>
     <w:unhideWhenUsed/>
   </w:style>
   <w:style w:type="table" w:default="1" w:styleId="Tablanormal">
